--- a/팀_RLCC_최종보고서.docx
+++ b/팀_RLCC_최종보고서.docx
@@ -23,6 +23,7 @@
         </w:rPr>
         <w:t xml:space="preserve">프로젝트 제목: </w:t>
       </w:r>
+      <w:proofErr w:type="gramStart"/>
       <w:r>
         <w:rPr>
           <w:rFonts w:asciiTheme="majorHAnsi" w:eastAsiaTheme="majorHAnsi" w:hAnsiTheme="majorHAnsi" w:hint="eastAsia"/>
@@ -41,18 +42,41 @@
           <w:sz w:val="28"/>
           <w:szCs w:val="32"/>
         </w:rPr>
-        <w:t>새 키우기</w:t>
-      </w:r>
-      <w:r>
-        <w:rPr>
-          <w:rFonts w:asciiTheme="majorHAnsi" w:eastAsiaTheme="majorHAnsi" w:hAnsiTheme="majorHAnsi" w:hint="eastAsia"/>
+        <w:t>새</w:t>
+      </w:r>
+      <w:proofErr w:type="gramEnd"/>
+      <w:r>
+        <w:rPr>
+          <w:rFonts w:asciiTheme="majorHAnsi" w:eastAsiaTheme="majorHAnsi" w:hAnsiTheme="majorHAnsi"/>
           <w:b/>
           <w:bCs/>
           <w:sz w:val="28"/>
           <w:szCs w:val="32"/>
         </w:rPr>
+        <w:t xml:space="preserve"> </w:t>
+      </w:r>
+      <w:proofErr w:type="gramStart"/>
+      <w:r>
+        <w:rPr>
+          <w:rFonts w:asciiTheme="majorHAnsi" w:eastAsiaTheme="majorHAnsi" w:hAnsiTheme="majorHAnsi"/>
+          <w:b/>
+          <w:bCs/>
+          <w:sz w:val="28"/>
+          <w:szCs w:val="32"/>
+        </w:rPr>
+        <w:t>키우기</w:t>
+      </w:r>
+      <w:r>
+        <w:rPr>
+          <w:rFonts w:asciiTheme="majorHAnsi" w:eastAsiaTheme="majorHAnsi" w:hAnsiTheme="majorHAnsi" w:hint="eastAsia"/>
+          <w:b/>
+          <w:bCs/>
+          <w:sz w:val="28"/>
+          <w:szCs w:val="32"/>
+        </w:rPr>
         <w:t xml:space="preserve"> ]</w:t>
       </w:r>
+      <w:proofErr w:type="gramEnd"/>
     </w:p>
     <w:p>
       <w:pPr>
@@ -64,6 +88,7 @@
           <w:rFonts w:asciiTheme="minorHAnsi" w:eastAsiaTheme="minorHAnsi"/>
         </w:rPr>
       </w:pPr>
+      <w:proofErr w:type="spellStart"/>
       <w:r>
         <w:rPr>
           <w:rFonts w:asciiTheme="minorHAnsi" w:eastAsiaTheme="minorHAnsi"/>
@@ -72,6 +97,7 @@
         </w:rPr>
         <w:t>팀명</w:t>
       </w:r>
+      <w:proofErr w:type="spellEnd"/>
       <w:r>
         <w:rPr>
           <w:rFonts w:asciiTheme="minorHAnsi" w:eastAsiaTheme="minorHAnsi"/>
@@ -109,12 +135,28 @@
         </w:rPr>
         <w:t xml:space="preserve">: </w:t>
       </w:r>
-      <w:r>
-        <w:rPr>
-          <w:rFonts w:asciiTheme="minorHAnsi" w:eastAsiaTheme="minorHAnsi" w:hint="eastAsia"/>
-        </w:rPr>
-        <w:t>유이레, 이준규, 최승민, 최연채</w:t>
-      </w:r>
+      <w:proofErr w:type="spellStart"/>
+      <w:r>
+        <w:rPr>
+          <w:rFonts w:asciiTheme="minorHAnsi" w:eastAsiaTheme="minorHAnsi" w:hint="eastAsia"/>
+        </w:rPr>
+        <w:t>유이레</w:t>
+      </w:r>
+      <w:proofErr w:type="spellEnd"/>
+      <w:r>
+        <w:rPr>
+          <w:rFonts w:asciiTheme="minorHAnsi" w:eastAsiaTheme="minorHAnsi" w:hint="eastAsia"/>
+        </w:rPr>
+        <w:t xml:space="preserve">, 이준규, 최승민, </w:t>
+      </w:r>
+      <w:proofErr w:type="spellStart"/>
+      <w:r>
+        <w:rPr>
+          <w:rFonts w:asciiTheme="minorHAnsi" w:eastAsiaTheme="minorHAnsi" w:hint="eastAsia"/>
+        </w:rPr>
+        <w:t>최연채</w:t>
+      </w:r>
+      <w:proofErr w:type="spellEnd"/>
     </w:p>
     <w:p>
       <w:pPr>
@@ -126,13 +168,23 @@
           <w:rFonts w:asciiTheme="minorHAnsi" w:eastAsiaTheme="minorHAnsi"/>
         </w:rPr>
       </w:pPr>
-      <w:r>
-        <w:rPr>
-          <w:rFonts w:asciiTheme="minorHAnsi" w:eastAsiaTheme="minorHAnsi" w:hint="eastAsia"/>
-          <w:b/>
-          <w:bCs/>
-        </w:rPr>
-        <w:t xml:space="preserve">깃허브 </w:t>
+      <w:proofErr w:type="spellStart"/>
+      <w:r>
+        <w:rPr>
+          <w:rFonts w:asciiTheme="minorHAnsi" w:eastAsiaTheme="minorHAnsi" w:hint="eastAsia"/>
+          <w:b/>
+          <w:bCs/>
+        </w:rPr>
+        <w:t>깃허브</w:t>
+      </w:r>
+      <w:proofErr w:type="spellEnd"/>
+      <w:r>
+        <w:rPr>
+          <w:rFonts w:asciiTheme="minorHAnsi" w:eastAsiaTheme="minorHAnsi" w:hint="eastAsia"/>
+          <w:b/>
+          <w:bCs/>
+        </w:rPr>
+        <w:t xml:space="preserve"> </w:t>
       </w:r>
       <w:r>
         <w:rPr>
@@ -144,9 +196,15 @@
       </w:r>
       <w:r>
         <w:rPr>
-          <w:rFonts w:asciiTheme="minorHAnsi" w:eastAsiaTheme="minorHAnsi"/>
-        </w:rPr>
-        <w:t>: https://github.com/jun9yu-527/BirdRaise/tree/ver_1.3</w:t>
+          <w:rFonts w:asciiTheme="minorHAnsi" w:eastAsiaTheme="minorHAnsi" w:hint="eastAsia"/>
+        </w:rPr>
+        <w:t xml:space="preserve">: </w:t>
+      </w:r>
+      <w:r>
+        <w:rPr>
+          <w:rFonts w:asciiTheme="minorHAnsi" w:eastAsiaTheme="minorHAnsi"/>
+        </w:rPr>
+        <w:t>https://github.com/jun9yu-527/BirdRaise</w:t>
       </w:r>
     </w:p>
     <w:p>
@@ -243,17 +301,17 @@
       </w:pPr>
       <w:r>
         <w:rPr>
-          <w:rFonts w:asciiTheme="minorHAnsi" w:eastAsiaTheme="minorHAnsi"/>
-          <w:b/>
-          <w:bCs/>
-        </w:rPr>
-        <w:t>작품주제 선정 배경</w:t>
-      </w:r>
-      <w:r>
-        <w:rPr>
-          <w:rFonts w:asciiTheme="minorHAnsi" w:eastAsiaTheme="minorHAnsi"/>
-        </w:rPr>
-        <w:t>: 길에서 알을 줍는 스토리로 시작하여, 8주 동안 알부터 성체까지 새를 정성껏 돌보아 높은 만족도를 기록하고 그에 따른 엔딩을 확인하는 육성 시뮬레이션 게임입니다.</w:t>
+          <w:rFonts w:asciiTheme="minorHAnsi" w:eastAsiaTheme="minorHAnsi" w:hint="eastAsia"/>
+          <w:b/>
+          <w:bCs/>
+        </w:rPr>
+        <w:t>프로젝트 소개</w:t>
+      </w:r>
+      <w:r>
+        <w:rPr>
+          <w:rFonts w:asciiTheme="minorHAnsi" w:eastAsiaTheme="minorHAnsi"/>
+        </w:rPr>
+        <w:t>: 길에서 알을 줍는 스토리로 시작하여, 8주 동안 알부터 성체까지 새를 정성껏 돌보아 높은 만족도를 기록하고 그에 따른 엔딩을 확인하는 육성 시뮬레이션 게임</w:t>
       </w:r>
     </w:p>
     <w:p>
@@ -471,8 +529,16 @@
               <w:rPr>
                 <w:rFonts w:asciiTheme="minorHAnsi" w:eastAsiaTheme="minorHAnsi" w:hint="eastAsia"/>
               </w:rPr>
-              <w:t>- 다마고치</w:t>
+              <w:t xml:space="preserve">- </w:t>
             </w:r>
+            <w:proofErr w:type="spellStart"/>
+            <w:r>
+              <w:rPr>
+                <w:rFonts w:asciiTheme="minorHAnsi" w:eastAsiaTheme="minorHAnsi" w:hint="eastAsia"/>
+              </w:rPr>
+              <w:t>다마고치</w:t>
+            </w:r>
+            <w:proofErr w:type="spellEnd"/>
           </w:p>
           <w:p>
             <w:pPr>
@@ -735,6 +801,8 @@
           <w:rFonts w:asciiTheme="minorHAnsi" w:eastAsiaTheme="minorHAnsi" w:hint="eastAsia"/>
           <w:b/>
           <w:bCs/>
+          <w:sz w:val="26"/>
+          <w:szCs w:val="26"/>
         </w:rPr>
         <w:t>2</w:t>
       </w:r>
@@ -743,6 +811,8 @@
           <w:rFonts w:asciiTheme="minorHAnsi" w:eastAsiaTheme="minorHAnsi"/>
           <w:b/>
           <w:bCs/>
+          <w:sz w:val="26"/>
+          <w:szCs w:val="26"/>
         </w:rPr>
         <w:t>. 개발 프로그램 설명</w:t>
       </w:r>
@@ -774,10 +844,17 @@
     </w:p>
     <w:p>
       <w:pPr>
-        <w:rPr>
-          <w:rFonts w:asciiTheme="minorHAnsi" w:eastAsiaTheme="minorHAnsi"/>
-        </w:rPr>
-      </w:pPr>
+        <w:jc w:val="center"/>
+        <w:rPr>
+          <w:rFonts w:asciiTheme="minorHAnsi" w:eastAsiaTheme="minorHAnsi"/>
+        </w:rPr>
+      </w:pPr>
+      <w:r>
+        <w:rPr>
+          <w:rFonts w:asciiTheme="minorHAnsi" w:eastAsiaTheme="minorHAnsi" w:hint="eastAsia"/>
+        </w:rPr>
+        <w:t>-</w:t>
+      </w:r>
       <w:r>
         <w:rPr>
           <w:rFonts w:asciiTheme="minorHAnsi" w:eastAsiaTheme="minorHAnsi"/>
@@ -794,969 +871,13 @@
         <w:rPr>
           <w:rFonts w:asciiTheme="minorHAnsi" w:eastAsiaTheme="minorHAnsi"/>
         </w:rPr>
-        <w:t>개의 주요 클래스로 구성되어 있습니다.</w:t>
-      </w:r>
-    </w:p>
-    <w:p>
-      <w:pPr>
-        <w:pStyle w:val="a6"/>
-        <w:numPr>
-          <w:ilvl w:val="0"/>
-          <w:numId w:val="5"/>
-        </w:numPr>
-        <w:rPr>
-          <w:rFonts w:asciiTheme="minorHAnsi" w:eastAsiaTheme="minorHAnsi"/>
-        </w:rPr>
-      </w:pPr>
-      <w:r>
-        <w:rPr>
-          <w:rFonts w:asciiTheme="minorHAnsi" w:eastAsiaTheme="minorHAnsi"/>
-          <w:b/>
-          <w:bCs/>
-        </w:rPr>
-        <w:t>GameEntity (새 객체 클래스)</w:t>
-      </w:r>
-    </w:p>
-    <w:p>
-      <w:pPr>
-        <w:numPr>
-          <w:ilvl w:val="1"/>
-          <w:numId w:val="5"/>
-        </w:numPr>
-        <w:rPr>
-          <w:rFonts w:asciiTheme="minorHAnsi" w:eastAsiaTheme="minorHAnsi"/>
-        </w:rPr>
-      </w:pPr>
-      <w:r>
-        <w:rPr>
-          <w:rFonts w:asciiTheme="minorHAnsi" w:eastAsiaTheme="minorHAnsi"/>
-          <w:b/>
-          <w:bCs/>
-        </w:rPr>
-        <w:t>주요 속성</w:t>
-      </w:r>
-      <w:r>
-        <w:rPr>
-          <w:rFonts w:asciiTheme="minorHAnsi" w:eastAsiaTheme="minorHAnsi"/>
-        </w:rPr>
-        <w:t>: 이름, 핵심 수치(포만감, 청결도, 훈련도, 스트레스), 성장 단계(알, 유아기, 유년기, 청소년기, 성체), 생존 여부.</w:t>
-      </w:r>
-    </w:p>
-    <w:p>
-      <w:pPr>
-        <w:numPr>
-          <w:ilvl w:val="1"/>
-          <w:numId w:val="5"/>
-        </w:numPr>
-        <w:rPr>
-          <w:rFonts w:asciiTheme="minorHAnsi" w:eastAsiaTheme="minorHAnsi"/>
-        </w:rPr>
-      </w:pPr>
-      <w:r>
-        <w:rPr>
-          <w:rFonts w:asciiTheme="minorHAnsi" w:eastAsiaTheme="minorHAnsi"/>
-          <w:b/>
-          <w:bCs/>
-        </w:rPr>
-        <w:t>주요 메서드</w:t>
-      </w:r>
-      <w:r>
-        <w:rPr>
-          <w:rFonts w:asciiTheme="minorHAnsi" w:eastAsiaTheme="minorHAnsi"/>
-        </w:rPr>
-        <w:t>:</w:t>
-      </w:r>
-    </w:p>
-    <w:p>
-      <w:pPr>
-        <w:ind w:left="1440"/>
-        <w:rPr>
-          <w:rFonts w:asciiTheme="minorHAnsi" w:eastAsiaTheme="minorHAnsi" w:hint="eastAsia"/>
-        </w:rPr>
-      </w:pPr>
+        <w:t>개의 주요 클래스로 구성</w:t>
+      </w:r>
       <w:r>
         <w:rPr>
           <w:rFonts w:asciiTheme="minorHAnsi" w:eastAsiaTheme="minorHAnsi" w:hint="eastAsia"/>
         </w:rPr>
         <w:t>-</w:t>
-      </w:r>
-      <w:r>
-        <w:rPr>
-          <w:rFonts w:asciiTheme="minorHAnsi" w:eastAsiaTheme="minorHAnsi"/>
-        </w:rPr>
-        <w:t>행동에 따른 수치 변화를 적용하고 범위를 제한하는 update_stats</w:t>
-      </w:r>
-      <w:r>
-        <w:rPr>
-          <w:rFonts w:asciiTheme="minorHAnsi" w:eastAsiaTheme="minorHAnsi" w:hint="eastAsia"/>
-        </w:rPr>
-        <w:t>.</w:t>
-      </w:r>
-    </w:p>
-    <w:p>
-      <w:pPr>
-        <w:ind w:left="1440"/>
-        <w:rPr>
-          <w:rFonts w:asciiTheme="minorHAnsi" w:eastAsiaTheme="minorHAnsi" w:hint="eastAsia"/>
-        </w:rPr>
-      </w:pPr>
-      <w:r>
-        <w:rPr>
-          <w:rFonts w:asciiTheme="minorHAnsi" w:eastAsiaTheme="minorHAnsi" w:hint="eastAsia"/>
-        </w:rPr>
-        <w:t>-</w:t>
-      </w:r>
-      <w:r>
-        <w:rPr>
-          <w:rFonts w:asciiTheme="minorHAnsi" w:eastAsiaTheme="minorHAnsi"/>
-        </w:rPr>
-        <w:t>질병/반항/사망/도주 상태를 체크하는 check_status</w:t>
-      </w:r>
-      <w:r>
-        <w:rPr>
-          <w:rFonts w:asciiTheme="minorHAnsi" w:eastAsiaTheme="minorHAnsi" w:hint="eastAsia"/>
-        </w:rPr>
-        <w:t>.</w:t>
-      </w:r>
-    </w:p>
-    <w:p>
-      <w:pPr>
-        <w:ind w:left="1440"/>
-        <w:rPr>
-          <w:rFonts w:asciiTheme="minorHAnsi" w:eastAsiaTheme="minorHAnsi" w:hint="eastAsia"/>
-        </w:rPr>
-      </w:pPr>
-      <w:r>
-        <w:rPr>
-          <w:rFonts w:asciiTheme="minorHAnsi" w:eastAsiaTheme="minorHAnsi" w:hint="eastAsia"/>
-        </w:rPr>
-        <w:t>-</w:t>
-      </w:r>
-      <w:r>
-        <w:rPr>
-          <w:rFonts w:asciiTheme="minorHAnsi" w:eastAsiaTheme="minorHAnsi"/>
-        </w:rPr>
-        <w:t>실시간 평균 만족도를 계산하는 get_satisfaction</w:t>
-      </w:r>
-      <w:r>
-        <w:rPr>
-          <w:rFonts w:asciiTheme="minorHAnsi" w:eastAsiaTheme="minorHAnsi" w:hint="eastAsia"/>
-        </w:rPr>
-        <w:t>.</w:t>
-      </w:r>
-    </w:p>
-    <w:p>
-      <w:pPr>
-        <w:ind w:left="1440"/>
-        <w:rPr>
-          <w:rFonts w:asciiTheme="minorHAnsi" w:eastAsiaTheme="minorHAnsi" w:hint="eastAsia"/>
-        </w:rPr>
-      </w:pPr>
-      <w:r>
-        <w:rPr>
-          <w:rFonts w:asciiTheme="minorHAnsi" w:eastAsiaTheme="minorHAnsi" w:hint="eastAsia"/>
-        </w:rPr>
-        <w:t>-</w:t>
-      </w:r>
-      <w:r>
-        <w:rPr>
-          <w:rFonts w:asciiTheme="minorHAnsi" w:eastAsiaTheme="minorHAnsi"/>
-        </w:rPr>
-        <w:t xml:space="preserve">1주차 알 단계에서 </w:t>
-      </w:r>
-      <w:r>
-        <w:rPr>
-          <w:rFonts w:asciiTheme="minorHAnsi" w:eastAsiaTheme="minorHAnsi" w:hint="eastAsia"/>
-        </w:rPr>
-        <w:t xml:space="preserve">모든 행동을 </w:t>
-      </w:r>
-      <w:r>
-        <w:rPr>
-          <w:rFonts w:asciiTheme="minorHAnsi" w:eastAsiaTheme="minorHAnsi"/>
-        </w:rPr>
-        <w:t>“방치하기”로 선택 시 abandonedEgg = true로 설정하여 화석 엔</w:t>
-      </w:r>
-      <w:r>
-        <w:rPr>
-          <w:rFonts w:asciiTheme="minorHAnsi" w:eastAsiaTheme="minorHAnsi" w:hint="eastAsia"/>
-        </w:rPr>
-        <w:t xml:space="preserve">딩 확인하는 </w:t>
-      </w:r>
-      <w:r>
-        <w:rPr>
-          <w:rFonts w:asciiTheme="minorHAnsi" w:eastAsiaTheme="minorHAnsi"/>
-        </w:rPr>
-        <w:t>recordEggAction(bool isIgnore)</w:t>
-      </w:r>
-      <w:r>
-        <w:rPr>
-          <w:rFonts w:asciiTheme="minorHAnsi" w:eastAsiaTheme="minorHAnsi" w:hint="eastAsia"/>
-        </w:rPr>
-        <w:t>.</w:t>
-      </w:r>
-    </w:p>
-    <w:p>
-      <w:pPr>
-        <w:ind w:left="1440"/>
-        <w:rPr>
-          <w:rFonts w:asciiTheme="minorHAnsi" w:eastAsiaTheme="minorHAnsi"/>
-        </w:rPr>
-      </w:pPr>
-      <w:r>
-        <w:rPr>
-          <w:rFonts w:asciiTheme="minorHAnsi" w:eastAsiaTheme="minorHAnsi" w:hint="eastAsia"/>
-        </w:rPr>
-        <w:t>-</w:t>
-      </w:r>
-      <w:r>
-        <w:rPr>
-          <w:rFonts w:asciiTheme="minorHAnsi" w:eastAsiaTheme="minorHAnsi"/>
-        </w:rPr>
-        <w:t xml:space="preserve">스트레스 50 이상 시 20% 확률로 반항 이벤트를 발동하여 스트레스 +10 </w:t>
-      </w:r>
-      <w:r>
-        <w:rPr>
-          <w:rFonts w:asciiTheme="minorHAnsi" w:eastAsiaTheme="minorHAnsi" w:hint="eastAsia"/>
-        </w:rPr>
-        <w:t xml:space="preserve">패널티 부여하는 </w:t>
-      </w:r>
-      <w:r>
-        <w:rPr>
-          <w:rFonts w:asciiTheme="minorHAnsi" w:eastAsiaTheme="minorHAnsi"/>
-        </w:rPr>
-        <w:t>is_rebellious()</w:t>
-      </w:r>
-      <w:r>
-        <w:rPr>
-          <w:rFonts w:asciiTheme="minorHAnsi" w:eastAsiaTheme="minorHAnsi" w:hint="eastAsia"/>
-        </w:rPr>
-        <w:t>.</w:t>
-      </w:r>
-    </w:p>
-    <w:p>
-      <w:pPr>
-        <w:numPr>
-          <w:ilvl w:val="1"/>
-          <w:numId w:val="5"/>
-        </w:numPr>
-        <w:rPr>
-          <w:rFonts w:asciiTheme="minorHAnsi" w:eastAsiaTheme="minorHAnsi"/>
-        </w:rPr>
-      </w:pPr>
-      <w:r>
-        <w:rPr>
-          <w:rFonts w:asciiTheme="minorHAnsi" w:eastAsiaTheme="minorHAnsi"/>
-          <w:b/>
-          <w:bCs/>
-        </w:rPr>
-        <w:t>만족도 산출 공식</w:t>
-      </w:r>
-      <w:r>
-        <w:rPr>
-          <w:rFonts w:asciiTheme="minorHAnsi" w:eastAsiaTheme="minorHAnsi"/>
-        </w:rPr>
-        <w:t>: (포만감 + 청결도 + 훈련도 + (100 − 스트레스)) ÷ 4. 엔딩 분기의 핵심 지표로 매 턴 실시간 갱신되며 0~100 범위로</w:t>
-      </w:r>
-      <w:r>
-        <w:rPr>
-          <w:rFonts w:asciiTheme="minorHAnsi" w:eastAsiaTheme="minorHAnsi" w:hint="eastAsia"/>
-        </w:rPr>
-        <w:t xml:space="preserve"> 클램프.</w:t>
-      </w:r>
-    </w:p>
-    <w:p>
-      <w:pPr>
-        <w:numPr>
-          <w:ilvl w:val="0"/>
-          <w:numId w:val="5"/>
-        </w:numPr>
-        <w:rPr>
-          <w:rFonts w:asciiTheme="minorHAnsi" w:eastAsiaTheme="minorHAnsi"/>
-        </w:rPr>
-      </w:pPr>
-      <w:r>
-        <w:rPr>
-          <w:rFonts w:asciiTheme="minorHAnsi" w:eastAsiaTheme="minorHAnsi" w:hint="eastAsia"/>
-          <w:b/>
-          <w:bCs/>
-        </w:rPr>
-        <w:t>Time</w:t>
-      </w:r>
-      <w:r>
-        <w:rPr>
-          <w:rFonts w:asciiTheme="minorHAnsi" w:eastAsiaTheme="minorHAnsi"/>
-          <w:b/>
-          <w:bCs/>
-        </w:rPr>
-        <w:t xml:space="preserve"> (게임 흐름 제어 클래스)</w:t>
-      </w:r>
-    </w:p>
-    <w:p>
-      <w:pPr>
-        <w:numPr>
-          <w:ilvl w:val="1"/>
-          <w:numId w:val="5"/>
-        </w:numPr>
-        <w:rPr>
-          <w:rFonts w:asciiTheme="minorHAnsi" w:eastAsiaTheme="minorHAnsi"/>
-        </w:rPr>
-      </w:pPr>
-      <w:r>
-        <w:rPr>
-          <w:rFonts w:asciiTheme="minorHAnsi" w:eastAsiaTheme="minorHAnsi"/>
-          <w:b/>
-          <w:bCs/>
-        </w:rPr>
-        <w:t>주요 속성</w:t>
-      </w:r>
-      <w:r>
-        <w:rPr>
-          <w:rFonts w:asciiTheme="minorHAnsi" w:eastAsiaTheme="minorHAnsi"/>
-        </w:rPr>
-        <w:t>: 8주차까지의 시간 흐름</w:t>
-      </w:r>
-      <w:r>
-        <w:rPr>
-          <w:rFonts w:asciiTheme="minorHAnsi" w:eastAsiaTheme="minorHAnsi" w:hint="eastAsia"/>
-        </w:rPr>
-        <w:t xml:space="preserve">을 기록, </w:t>
-      </w:r>
-      <w:r>
-        <w:rPr>
-          <w:rFonts w:asciiTheme="minorHAnsi" w:eastAsiaTheme="minorHAnsi"/>
-        </w:rPr>
-        <w:t>주차 내 남은 행동 횟수</w:t>
-      </w:r>
-      <w:r>
-        <w:rPr>
-          <w:rFonts w:asciiTheme="minorHAnsi" w:eastAsiaTheme="minorHAnsi" w:hint="eastAsia"/>
-        </w:rPr>
-        <w:t xml:space="preserve"> 기록, </w:t>
-      </w:r>
-      <w:r>
-        <w:rPr>
-          <w:rFonts w:asciiTheme="minorHAnsi" w:eastAsiaTheme="minorHAnsi"/>
-        </w:rPr>
-        <w:t>마지막 성장</w:t>
-      </w:r>
-      <w:r>
-        <w:rPr>
-          <w:rFonts w:asciiTheme="minorHAnsi" w:eastAsiaTheme="minorHAnsi" w:hint="eastAsia"/>
-        </w:rPr>
-        <w:t xml:space="preserve"> 처리 (</w:t>
-      </w:r>
-      <w:r>
-        <w:rPr>
-          <w:rFonts w:asciiTheme="minorHAnsi" w:eastAsiaTheme="minorHAnsi"/>
-        </w:rPr>
-        <w:t>중복 성장 방지에 사용</w:t>
-      </w:r>
-      <w:r>
-        <w:rPr>
-          <w:rFonts w:asciiTheme="minorHAnsi" w:eastAsiaTheme="minorHAnsi" w:hint="eastAsia"/>
-        </w:rPr>
-        <w:t>)</w:t>
-      </w:r>
-    </w:p>
-    <w:p>
-      <w:pPr>
-        <w:numPr>
-          <w:ilvl w:val="1"/>
-          <w:numId w:val="5"/>
-        </w:numPr>
-        <w:rPr>
-          <w:rFonts w:asciiTheme="minorHAnsi" w:eastAsiaTheme="minorHAnsi"/>
-        </w:rPr>
-      </w:pPr>
-      <w:r>
-        <w:rPr>
-          <w:rFonts w:asciiTheme="minorHAnsi" w:eastAsiaTheme="minorHAnsi"/>
-          <w:b/>
-          <w:bCs/>
-        </w:rPr>
-        <w:t>주요 메서드</w:t>
-      </w:r>
-      <w:r>
-        <w:rPr>
-          <w:rFonts w:asciiTheme="minorHAnsi" w:eastAsiaTheme="minorHAnsi"/>
-        </w:rPr>
-        <w:t xml:space="preserve">: </w:t>
-      </w:r>
-    </w:p>
-    <w:p>
-      <w:pPr>
-        <w:ind w:left="1440"/>
-        <w:rPr>
-          <w:rFonts w:asciiTheme="minorHAnsi" w:eastAsiaTheme="minorHAnsi"/>
-        </w:rPr>
-      </w:pPr>
-      <w:r>
-        <w:rPr>
-          <w:rFonts w:asciiTheme="minorHAnsi" w:eastAsiaTheme="minorHAnsi" w:hint="eastAsia"/>
-        </w:rPr>
-        <w:t>-</w:t>
-      </w:r>
-      <w:r>
-        <w:rPr>
-          <w:rFonts w:asciiTheme="minorHAnsi" w:eastAsiaTheme="minorHAnsi"/>
-        </w:rPr>
-        <w:t>전체 게임 루프를 관리하는 run_game_loop</w:t>
-      </w:r>
-    </w:p>
-    <w:p>
-      <w:pPr>
-        <w:ind w:left="1440"/>
-        <w:rPr>
-          <w:rFonts w:asciiTheme="minorHAnsi" w:eastAsiaTheme="minorHAnsi"/>
-        </w:rPr>
-      </w:pPr>
-      <w:r>
-        <w:rPr>
-          <w:rFonts w:asciiTheme="minorHAnsi" w:eastAsiaTheme="minorHAnsi" w:hint="eastAsia"/>
-        </w:rPr>
-        <w:t>-</w:t>
-      </w:r>
-      <w:r>
-        <w:rPr>
-          <w:rFonts w:asciiTheme="minorHAnsi" w:eastAsiaTheme="minorHAnsi"/>
-        </w:rPr>
-        <w:t>플레이어 선택에 따른 결과값 출력 및 스탯을 반영하는 process_action</w:t>
-      </w:r>
-    </w:p>
-    <w:p>
-      <w:pPr>
-        <w:ind w:left="1440"/>
-        <w:rPr>
-          <w:rFonts w:asciiTheme="minorHAnsi" w:eastAsiaTheme="minorHAnsi"/>
-        </w:rPr>
-      </w:pPr>
-      <w:r>
-        <w:rPr>
-          <w:rFonts w:asciiTheme="minorHAnsi" w:eastAsiaTheme="minorHAnsi" w:hint="eastAsia"/>
-        </w:rPr>
-        <w:t>-</w:t>
-      </w:r>
-      <w:r>
-        <w:rPr>
-          <w:rFonts w:asciiTheme="minorHAnsi" w:eastAsiaTheme="minorHAnsi"/>
-        </w:rPr>
-        <w:t>행동 횟수 차감 및 시간/주차 변경 로직인 next_turn</w:t>
-      </w:r>
-    </w:p>
-    <w:p>
-      <w:pPr>
-        <w:ind w:left="1440"/>
-        <w:rPr>
-          <w:rFonts w:asciiTheme="minorHAnsi" w:eastAsiaTheme="minorHAnsi" w:hint="eastAsia"/>
-        </w:rPr>
-      </w:pPr>
-      <w:r>
-        <w:rPr>
-          <w:rFonts w:asciiTheme="minorHAnsi" w:eastAsiaTheme="minorHAnsi" w:hint="eastAsia"/>
-        </w:rPr>
-        <w:t>-</w:t>
-      </w:r>
-      <w:r>
-        <w:rPr>
-          <w:rFonts w:asciiTheme="minorHAnsi" w:eastAsiaTheme="minorHAnsi"/>
-        </w:rPr>
-        <w:t xml:space="preserve">추가로 매주 포만감 -10, 청결도 -5, 스트레스 +5를 자동 </w:t>
-      </w:r>
-      <w:r>
-        <w:rPr>
-          <w:rFonts w:asciiTheme="minorHAnsi" w:eastAsiaTheme="minorHAnsi" w:hint="eastAsia"/>
-        </w:rPr>
-        <w:t xml:space="preserve">적용하는 </w:t>
-      </w:r>
-      <w:r>
-        <w:rPr>
-          <w:rFonts w:asciiTheme="minorHAnsi" w:eastAsiaTheme="minorHAnsi"/>
-        </w:rPr>
-        <w:lastRenderedPageBreak/>
-        <w:t>apply_weekly_passive와, last_grown_week로 중복 성장을 방지하는 check_growth</w:t>
-      </w:r>
-      <w:r>
-        <w:rPr>
-          <w:rFonts w:asciiTheme="minorHAnsi" w:eastAsiaTheme="minorHAnsi" w:hint="eastAsia"/>
-        </w:rPr>
-        <w:t>.</w:t>
-      </w:r>
-    </w:p>
-    <w:p>
-      <w:pPr>
-        <w:ind w:left="1440"/>
-        <w:rPr>
-          <w:rFonts w:asciiTheme="minorHAnsi" w:eastAsiaTheme="minorHAnsi"/>
-        </w:rPr>
-      </w:pPr>
-      <w:r>
-        <w:rPr>
-          <w:rFonts w:asciiTheme="minorHAnsi" w:eastAsiaTheme="minorHAnsi" w:hint="eastAsia"/>
-        </w:rPr>
-        <w:t>-</w:t>
-      </w:r>
-      <w:r>
-        <w:rPr>
-          <w:rFonts w:asciiTheme="minorHAnsi" w:eastAsiaTheme="minorHAnsi"/>
-        </w:rPr>
-        <w:t xml:space="preserve">알 단계(1주차)에서는 사망 판정을 수행하지 않는 예외 처리도 </w:t>
-      </w:r>
-      <w:r>
-        <w:rPr>
-          <w:rFonts w:asciiTheme="minorHAnsi" w:eastAsiaTheme="minorHAnsi" w:hint="eastAsia"/>
-        </w:rPr>
-        <w:t>포함.</w:t>
-      </w:r>
-    </w:p>
-    <w:p>
-      <w:pPr>
-        <w:numPr>
-          <w:ilvl w:val="0"/>
-          <w:numId w:val="5"/>
-        </w:numPr>
-        <w:rPr>
-          <w:rFonts w:asciiTheme="minorHAnsi" w:eastAsiaTheme="minorHAnsi"/>
-        </w:rPr>
-      </w:pPr>
-      <w:r>
-        <w:rPr>
-          <w:rFonts w:asciiTheme="minorHAnsi" w:eastAsiaTheme="minorHAnsi"/>
-          <w:b/>
-          <w:bCs/>
-        </w:rPr>
-        <w:t>ActionManager (행동 및 선택지 클래스)</w:t>
-      </w:r>
-    </w:p>
-    <w:p>
-      <w:pPr>
-        <w:numPr>
-          <w:ilvl w:val="1"/>
-          <w:numId w:val="5"/>
-        </w:numPr>
-        <w:rPr>
-          <w:rFonts w:asciiTheme="minorHAnsi" w:eastAsiaTheme="minorHAnsi"/>
-        </w:rPr>
-      </w:pPr>
-      <w:r>
-        <w:rPr>
-          <w:rFonts w:asciiTheme="minorHAnsi" w:eastAsiaTheme="minorHAnsi"/>
-          <w:b/>
-          <w:bCs/>
-        </w:rPr>
-        <w:t>주요 데이터 및 속성</w:t>
-      </w:r>
-      <w:r>
-        <w:rPr>
-          <w:rFonts w:asciiTheme="minorHAnsi" w:eastAsiaTheme="minorHAnsi"/>
-        </w:rPr>
-        <w:t xml:space="preserve">: 성장 단계별 행동 </w:t>
-      </w:r>
-      <w:r>
-        <w:rPr>
-          <w:rFonts w:asciiTheme="minorHAnsi" w:eastAsiaTheme="minorHAnsi" w:hint="eastAsia"/>
-        </w:rPr>
-        <w:t>메뉴</w:t>
-      </w:r>
-      <w:r>
-        <w:rPr>
-          <w:rFonts w:asciiTheme="minorHAnsi" w:eastAsiaTheme="minorHAnsi"/>
-        </w:rPr>
-        <w:t>, 선택지별 수치 변화값 테이블</w:t>
-      </w:r>
-    </w:p>
-    <w:p>
-      <w:pPr>
-        <w:numPr>
-          <w:ilvl w:val="1"/>
-          <w:numId w:val="5"/>
-        </w:numPr>
-        <w:rPr>
-          <w:rFonts w:asciiTheme="minorHAnsi" w:eastAsiaTheme="minorHAnsi"/>
-        </w:rPr>
-      </w:pPr>
-      <w:r>
-        <w:rPr>
-          <w:rFonts w:asciiTheme="minorHAnsi" w:eastAsiaTheme="minorHAnsi"/>
-          <w:b/>
-          <w:bCs/>
-        </w:rPr>
-        <w:t>주요 메서드</w:t>
-      </w:r>
-      <w:r>
-        <w:rPr>
-          <w:rFonts w:asciiTheme="minorHAnsi" w:eastAsiaTheme="minorHAnsi"/>
-        </w:rPr>
-        <w:t xml:space="preserve">: </w:t>
-      </w:r>
-    </w:p>
-    <w:p>
-      <w:pPr>
-        <w:ind w:left="1440"/>
-        <w:rPr>
-          <w:rFonts w:asciiTheme="minorHAnsi" w:eastAsiaTheme="minorHAnsi"/>
-        </w:rPr>
-      </w:pPr>
-      <w:r>
-        <w:rPr>
-          <w:rFonts w:asciiTheme="minorHAnsi" w:eastAsiaTheme="minorHAnsi" w:hint="eastAsia"/>
-        </w:rPr>
-        <w:t>-</w:t>
-      </w:r>
-      <w:r>
-        <w:rPr>
-          <w:rFonts w:asciiTheme="minorHAnsi" w:eastAsiaTheme="minorHAnsi"/>
-        </w:rPr>
-        <w:t>현재 성장 단계에 맞는 메뉴를 반환하는 get_available_actions</w:t>
-      </w:r>
-    </w:p>
-    <w:p>
-      <w:pPr>
-        <w:ind w:left="1440"/>
-        <w:rPr>
-          <w:rFonts w:asciiTheme="minorHAnsi" w:eastAsiaTheme="minorHAnsi"/>
-        </w:rPr>
-      </w:pPr>
-      <w:r>
-        <w:rPr>
-          <w:rFonts w:asciiTheme="minorHAnsi" w:eastAsiaTheme="minorHAnsi" w:hint="eastAsia"/>
-        </w:rPr>
-        <w:t>-</w:t>
-      </w:r>
-      <w:r>
-        <w:rPr>
-          <w:rFonts w:asciiTheme="minorHAnsi" w:eastAsiaTheme="minorHAnsi"/>
-        </w:rPr>
-        <w:t>훈련이나 먹이 급여 시 확률적으로 발생하는 아이템 효과를 처리하는 try_get_item</w:t>
-      </w:r>
-      <w:r>
-        <w:rPr>
-          <w:rFonts w:asciiTheme="minorHAnsi" w:eastAsiaTheme="minorHAnsi" w:hint="eastAsia"/>
-        </w:rPr>
-        <w:t xml:space="preserve"> </w:t>
-      </w:r>
-      <w:r>
-        <w:rPr>
-          <w:rFonts w:asciiTheme="minorHAnsi" w:eastAsiaTheme="minorHAnsi"/>
-        </w:rPr>
-        <w:t>(40% 확률로 견과류를 비롯한 아이템 획득 후 set&lt;string&gt; 인벤토리에 저장)</w:t>
-      </w:r>
-    </w:p>
-    <w:p>
-      <w:pPr>
-        <w:ind w:left="1440"/>
-        <w:rPr>
-          <w:rFonts w:asciiTheme="minorHAnsi" w:eastAsiaTheme="minorHAnsi"/>
-        </w:rPr>
-      </w:pPr>
-      <w:r>
-        <w:rPr>
-          <w:rFonts w:asciiTheme="minorHAnsi" w:eastAsiaTheme="minorHAnsi" w:hint="eastAsia"/>
-        </w:rPr>
-        <w:t>-</w:t>
-      </w:r>
-      <w:r>
-        <w:rPr>
-          <w:rFonts w:asciiTheme="minorHAnsi" w:eastAsiaTheme="minorHAnsi"/>
-        </w:rPr>
-        <w:t>아이템 보유 여부에 따라 먹이 선택지를 동적으로 필터링하는 get_sub_actions 포함</w:t>
-      </w:r>
-    </w:p>
-    <w:p>
-      <w:pPr>
-        <w:ind w:left="1440"/>
-        <w:rPr>
-          <w:rFonts w:asciiTheme="minorHAnsi" w:eastAsiaTheme="minorHAnsi" w:hint="eastAsia"/>
-        </w:rPr>
-      </w:pPr>
-      <w:r>
-        <w:rPr>
-          <w:rFonts w:asciiTheme="minorHAnsi" w:eastAsiaTheme="minorHAnsi" w:hint="eastAsia"/>
-        </w:rPr>
-        <w:t>-</w:t>
-      </w:r>
-      <w:r>
-        <w:rPr>
-          <w:rFonts w:asciiTheme="minorHAnsi" w:eastAsiaTheme="minorHAnsi"/>
-        </w:rPr>
-        <w:t>유아기의 “놀아주기”에서는 “산책하기” 선택지가 자동 제외되는 단계별 예외 처리</w:t>
-      </w:r>
-      <w:r>
-        <w:rPr>
-          <w:rFonts w:asciiTheme="minorHAnsi" w:eastAsiaTheme="minorHAnsi" w:hint="eastAsia"/>
-        </w:rPr>
-        <w:t xml:space="preserve"> 적용.</w:t>
-      </w:r>
-    </w:p>
-    <w:p>
-      <w:pPr>
-        <w:numPr>
-          <w:ilvl w:val="0"/>
-          <w:numId w:val="5"/>
-        </w:numPr>
-        <w:rPr>
-          <w:rFonts w:asciiTheme="minorHAnsi" w:eastAsiaTheme="minorHAnsi"/>
-        </w:rPr>
-      </w:pPr>
-      <w:r>
-        <w:rPr>
-          <w:rFonts w:asciiTheme="minorHAnsi" w:eastAsiaTheme="minorHAnsi"/>
-          <w:b/>
-          <w:bCs/>
-        </w:rPr>
-        <w:t>UIRenderer (화면 출력 클래스)</w:t>
-      </w:r>
-    </w:p>
-    <w:p>
-      <w:pPr>
-        <w:numPr>
-          <w:ilvl w:val="1"/>
-          <w:numId w:val="5"/>
-        </w:numPr>
-        <w:rPr>
-          <w:rFonts w:asciiTheme="minorHAnsi" w:eastAsiaTheme="minorHAnsi"/>
-        </w:rPr>
-      </w:pPr>
-      <w:r>
-        <w:rPr>
-          <w:rFonts w:asciiTheme="minorHAnsi" w:eastAsiaTheme="minorHAnsi"/>
-          <w:b/>
-          <w:bCs/>
-        </w:rPr>
-        <w:t>주요 메서드</w:t>
-      </w:r>
-      <w:r>
-        <w:rPr>
-          <w:rFonts w:asciiTheme="minorHAnsi" w:eastAsiaTheme="minorHAnsi"/>
-        </w:rPr>
-        <w:t>:</w:t>
-      </w:r>
-    </w:p>
-    <w:p>
-      <w:pPr>
-        <w:ind w:left="1440"/>
-        <w:rPr>
-          <w:rFonts w:asciiTheme="minorHAnsi" w:eastAsiaTheme="minorHAnsi"/>
-        </w:rPr>
-      </w:pPr>
-      <w:r>
-        <w:rPr>
-          <w:rFonts w:asciiTheme="minorHAnsi" w:eastAsiaTheme="minorHAnsi" w:hint="eastAsia"/>
-        </w:rPr>
-        <w:t>-</w:t>
-      </w:r>
-      <w:r>
-        <w:rPr>
-          <w:rFonts w:asciiTheme="minorHAnsi" w:eastAsiaTheme="minorHAnsi"/>
-        </w:rPr>
-        <w:t>현재 주차와 상태 정보를 상시 노출하는 display_status</w:t>
-      </w:r>
-    </w:p>
-    <w:p>
-      <w:pPr>
-        <w:ind w:left="1440"/>
-        <w:rPr>
-          <w:rFonts w:asciiTheme="minorHAnsi" w:eastAsiaTheme="minorHAnsi"/>
-        </w:rPr>
-      </w:pPr>
-      <w:r>
-        <w:rPr>
-          <w:rFonts w:asciiTheme="minorHAnsi" w:eastAsiaTheme="minorHAnsi" w:hint="eastAsia"/>
-        </w:rPr>
-        <w:t>-</w:t>
-      </w:r>
-      <w:r>
-        <w:rPr>
-          <w:rFonts w:asciiTheme="minorHAnsi" w:eastAsiaTheme="minorHAnsi"/>
-        </w:rPr>
-        <w:t>단계별 외형 변화를 아스키 아트로 출력하는 draw_bird</w:t>
-      </w:r>
-    </w:p>
-    <w:p>
-      <w:pPr>
-        <w:ind w:left="1440"/>
-        <w:rPr>
-          <w:rFonts w:asciiTheme="minorHAnsi" w:eastAsiaTheme="minorHAnsi"/>
-        </w:rPr>
-      </w:pPr>
-      <w:r>
-        <w:rPr>
-          <w:rFonts w:asciiTheme="minorHAnsi" w:eastAsiaTheme="minorHAnsi" w:hint="eastAsia"/>
-        </w:rPr>
-        <w:t>-</w:t>
-      </w:r>
-      <w:r>
-        <w:rPr>
-          <w:rFonts w:asciiTheme="minorHAnsi" w:eastAsiaTheme="minorHAnsi"/>
-        </w:rPr>
-        <w:t>조건에 따른 엔딩을 묘사하고 출력하는 show_ending.</w:t>
-      </w:r>
-    </w:p>
-    <w:p>
-      <w:pPr>
-        <w:numPr>
-          <w:ilvl w:val="0"/>
-          <w:numId w:val="5"/>
-        </w:numPr>
-        <w:rPr>
-          <w:rFonts w:asciiTheme="minorHAnsi" w:eastAsiaTheme="minorHAnsi"/>
-        </w:rPr>
-      </w:pPr>
-      <w:r>
-        <w:rPr>
-          <w:rFonts w:asciiTheme="minorHAnsi" w:eastAsiaTheme="minorHAnsi"/>
-          <w:b/>
-          <w:bCs/>
-        </w:rPr>
-        <w:t>GameManager (게임 통합 관리 클래스)</w:t>
-      </w:r>
-    </w:p>
-    <w:p>
-      <w:pPr>
-        <w:numPr>
-          <w:ilvl w:val="1"/>
-          <w:numId w:val="5"/>
-        </w:numPr>
-        <w:rPr>
-          <w:rFonts w:asciiTheme="minorHAnsi" w:eastAsiaTheme="minorHAnsi"/>
-        </w:rPr>
-      </w:pPr>
-      <w:r>
-        <w:rPr>
-          <w:rFonts w:asciiTheme="minorHAnsi" w:eastAsiaTheme="minorHAnsi"/>
-          <w:b/>
-          <w:bCs/>
-        </w:rPr>
-        <w:t xml:space="preserve">주요 </w:t>
-      </w:r>
-      <w:r>
-        <w:rPr>
-          <w:rFonts w:asciiTheme="minorHAnsi" w:eastAsiaTheme="minorHAnsi" w:hint="eastAsia"/>
-          <w:b/>
-          <w:bCs/>
-        </w:rPr>
-        <w:t>속성</w:t>
-      </w:r>
-      <w:r>
-        <w:rPr>
-          <w:rFonts w:asciiTheme="minorHAnsi" w:eastAsiaTheme="minorHAnsi"/>
-        </w:rPr>
-        <w:t xml:space="preserve">: GameEntity, GameEngine, ActionManager, UIRenderer </w:t>
-      </w:r>
-      <w:r>
-        <w:rPr>
-          <w:rFonts w:asciiTheme="minorHAnsi" w:eastAsiaTheme="minorHAnsi" w:hint="eastAsia"/>
-        </w:rPr>
-        <w:t xml:space="preserve">각 클래스의 </w:t>
-      </w:r>
-      <w:r>
-        <w:rPr>
-          <w:rFonts w:asciiTheme="minorHAnsi" w:eastAsiaTheme="minorHAnsi"/>
-        </w:rPr>
-        <w:t>객체</w:t>
-      </w:r>
-    </w:p>
-    <w:p>
-      <w:pPr>
-        <w:numPr>
-          <w:ilvl w:val="1"/>
-          <w:numId w:val="5"/>
-        </w:numPr>
-        <w:rPr>
-          <w:rFonts w:asciiTheme="minorHAnsi" w:eastAsiaTheme="minorHAnsi"/>
-        </w:rPr>
-      </w:pPr>
-      <w:r>
-        <w:rPr>
-          <w:rFonts w:asciiTheme="minorHAnsi" w:eastAsiaTheme="minorHAnsi"/>
-          <w:b/>
-          <w:bCs/>
-        </w:rPr>
-        <w:t>주요 메서드</w:t>
-      </w:r>
-      <w:r>
-        <w:rPr>
-          <w:rFonts w:asciiTheme="minorHAnsi" w:eastAsiaTheme="minorHAnsi"/>
-        </w:rPr>
-        <w:t>:</w:t>
-      </w:r>
-    </w:p>
-    <w:p>
-      <w:pPr>
-        <w:ind w:left="1440"/>
-        <w:rPr>
-          <w:rFonts w:asciiTheme="minorHAnsi" w:eastAsiaTheme="minorHAnsi" w:hint="eastAsia"/>
-        </w:rPr>
-      </w:pPr>
-      <w:r>
-        <w:rPr>
-          <w:rFonts w:asciiTheme="minorHAnsi" w:eastAsiaTheme="minorHAnsi" w:hint="eastAsia"/>
-        </w:rPr>
-        <w:t>-</w:t>
-      </w:r>
-      <w:r>
-        <w:rPr>
-          <w:rFonts w:asciiTheme="minorHAnsi" w:eastAsiaTheme="minorHAnsi"/>
-        </w:rPr>
-        <w:t>길에서 알을 줍는 시작 스토리 및 이름 설정 등 게임 초기화 로직을 수행하는 initializeGame</w:t>
-      </w:r>
-      <w:r>
-        <w:rPr>
-          <w:rFonts w:asciiTheme="minorHAnsi" w:eastAsiaTheme="minorHAnsi" w:hint="eastAsia"/>
-        </w:rPr>
-        <w:t>.</w:t>
-      </w:r>
-    </w:p>
-    <w:p>
-      <w:pPr>
-        <w:ind w:left="1440"/>
-        <w:rPr>
-          <w:rFonts w:asciiTheme="minorHAnsi" w:eastAsiaTheme="minorHAnsi"/>
-        </w:rPr>
-      </w:pPr>
-      <w:r>
-        <w:rPr>
-          <w:rFonts w:asciiTheme="minorHAnsi" w:eastAsiaTheme="minorHAnsi" w:hint="eastAsia"/>
-        </w:rPr>
-        <w:lastRenderedPageBreak/>
-        <w:t>-</w:t>
-      </w:r>
-      <w:r>
-        <w:rPr>
-          <w:rFonts w:asciiTheme="minorHAnsi" w:eastAsiaTheme="minorHAnsi"/>
-        </w:rPr>
-        <w:t>게임 전체 루프를 실행하고 종료 처리를 관리하는 run. calcStageInt() / calcStageName()은 현재 주차를 기반으로 성장 단계를 계산하여 GrowthStage getter 없이 주차 값만으로 단계를 판별</w:t>
-      </w:r>
-      <w:r>
-        <w:rPr>
-          <w:rFonts w:asciiTheme="minorHAnsi" w:eastAsiaTheme="minorHAnsi" w:hint="eastAsia"/>
-        </w:rPr>
-        <w:t>.</w:t>
-      </w:r>
-    </w:p>
-    <w:p>
-      <w:pPr>
-        <w:ind w:left="1440"/>
-        <w:rPr>
-          <w:rFonts w:asciiTheme="minorHAnsi" w:eastAsiaTheme="minorHAnsi" w:hint="eastAsia"/>
-        </w:rPr>
-      </w:pPr>
-      <w:r>
-        <w:rPr>
-          <w:rFonts w:asciiTheme="minorHAnsi" w:eastAsiaTheme="minorHAnsi" w:hint="eastAsia"/>
-        </w:rPr>
-        <w:t>-</w:t>
-      </w:r>
-      <w:r>
-        <w:rPr>
-          <w:rFonts w:asciiTheme="minorHAnsi" w:eastAsiaTheme="minorHAnsi"/>
-        </w:rPr>
-        <w:t>processTurn()은 UI 출력 → 메인 행동 선택 → 서브 행동 선택 → 수치 반영 → 반항 체크 → 아이템 처리 → 결과 출력의 순서로 진행</w:t>
-      </w:r>
-      <w:r>
-        <w:rPr>
-          <w:rFonts w:asciiTheme="minorHAnsi" w:eastAsiaTheme="minorHAnsi" w:hint="eastAsia"/>
-        </w:rPr>
-        <w:t>.</w:t>
       </w:r>
     </w:p>
     <w:p>
@@ -1775,13 +896,13 @@
           <w:szCs w:val="32"/>
         </w:rPr>
         <w:drawing>
-          <wp:anchor distT="0" distB="0" distL="114300" distR="114300" simplePos="0" relativeHeight="251663360" behindDoc="0" locked="0" layoutInCell="1" allowOverlap="1" wp14:anchorId="4AE942DA" wp14:editId="3D68D9A5">
+          <wp:anchor distT="0" distB="0" distL="114300" distR="114300" simplePos="0" relativeHeight="251667456" behindDoc="0" locked="0" layoutInCell="1" allowOverlap="1" wp14:anchorId="188D1B86" wp14:editId="7865A23E">
             <wp:simplePos x="0" y="0"/>
             <wp:positionH relativeFrom="margin">
-              <wp:align>right</wp:align>
+              <wp:posOffset>0</wp:posOffset>
             </wp:positionH>
             <wp:positionV relativeFrom="paragraph">
-              <wp:posOffset>424815</wp:posOffset>
+              <wp:posOffset>341630</wp:posOffset>
             </wp:positionV>
             <wp:extent cx="5946140" cy="2790825"/>
             <wp:effectExtent l="0" t="0" r="0" b="9525"/>
@@ -1842,107 +963,1369 @@
       <w:pPr>
         <w:rPr>
           <w:rFonts w:asciiTheme="minorHAnsi" w:eastAsiaTheme="minorHAnsi"/>
-          <w:b/>
-          <w:bCs/>
-        </w:rPr>
-      </w:pPr>
-    </w:p>
-    <w:p>
-      <w:pPr>
-        <w:rPr>
-          <w:rFonts w:asciiTheme="minorHAnsi" w:eastAsiaTheme="minorHAnsi"/>
-          <w:b/>
-          <w:bCs/>
-        </w:rPr>
-      </w:pPr>
-    </w:p>
-    <w:p>
-      <w:pPr>
-        <w:rPr>
-          <w:rFonts w:asciiTheme="minorHAnsi" w:eastAsiaTheme="minorHAnsi"/>
-          <w:b/>
-          <w:bCs/>
-        </w:rPr>
-      </w:pPr>
-    </w:p>
-    <w:p>
-      <w:pPr>
-        <w:rPr>
-          <w:rFonts w:asciiTheme="minorHAnsi" w:eastAsiaTheme="minorHAnsi"/>
-          <w:b/>
-          <w:bCs/>
-        </w:rPr>
-      </w:pPr>
-    </w:p>
-    <w:p>
-      <w:pPr>
-        <w:rPr>
-          <w:rFonts w:asciiTheme="minorHAnsi" w:eastAsiaTheme="minorHAnsi"/>
-          <w:b/>
-          <w:bCs/>
-        </w:rPr>
-      </w:pPr>
-    </w:p>
-    <w:p>
-      <w:pPr>
-        <w:rPr>
-          <w:rFonts w:asciiTheme="minorHAnsi" w:eastAsiaTheme="minorHAnsi"/>
-          <w:b/>
-          <w:bCs/>
-        </w:rPr>
-      </w:pPr>
-    </w:p>
-    <w:p>
-      <w:pPr>
-        <w:rPr>
-          <w:rFonts w:asciiTheme="minorHAnsi" w:eastAsiaTheme="minorHAnsi"/>
-          <w:b/>
-          <w:bCs/>
-        </w:rPr>
-      </w:pPr>
-    </w:p>
-    <w:p>
-      <w:pPr>
-        <w:rPr>
-          <w:rFonts w:asciiTheme="minorHAnsi" w:eastAsiaTheme="minorHAnsi"/>
-          <w:b/>
-          <w:bCs/>
-        </w:rPr>
-      </w:pPr>
-    </w:p>
-    <w:p>
-      <w:pPr>
-        <w:rPr>
-          <w:rFonts w:asciiTheme="minorHAnsi" w:eastAsiaTheme="minorHAnsi"/>
-          <w:b/>
-          <w:bCs/>
-        </w:rPr>
-      </w:pPr>
-    </w:p>
-    <w:p>
-      <w:pPr>
-        <w:rPr>
-          <w:rFonts w:asciiTheme="minorHAnsi" w:eastAsiaTheme="minorHAnsi" w:hint="eastAsia"/>
-          <w:b/>
-          <w:bCs/>
-        </w:rPr>
-      </w:pPr>
-    </w:p>
-    <w:p>
-      <w:pPr>
-        <w:rPr>
-          <w:rFonts w:asciiTheme="minorHAnsi" w:eastAsiaTheme="minorHAnsi"/>
-          <w:b/>
-          <w:bCs/>
-        </w:rPr>
-      </w:pPr>
-      <w:r>
-        <w:rPr>
-          <w:rFonts w:asciiTheme="minorHAnsi" w:eastAsiaTheme="minorHAnsi" w:hint="eastAsia"/>
+        </w:rPr>
+      </w:pPr>
+    </w:p>
+    <w:p>
+      <w:pPr>
+        <w:pStyle w:val="a6"/>
+        <w:numPr>
+          <w:ilvl w:val="0"/>
+          <w:numId w:val="5"/>
+        </w:numPr>
+        <w:rPr>
+          <w:rFonts w:asciiTheme="minorHAnsi" w:eastAsiaTheme="minorHAnsi"/>
+        </w:rPr>
+      </w:pPr>
+      <w:proofErr w:type="spellStart"/>
+      <w:r>
+        <w:rPr>
+          <w:rFonts w:asciiTheme="minorHAnsi" w:eastAsiaTheme="minorHAnsi"/>
+          <w:b/>
+          <w:bCs/>
+        </w:rPr>
+        <w:t>GameEntity</w:t>
+      </w:r>
+      <w:proofErr w:type="spellEnd"/>
+      <w:r>
+        <w:rPr>
+          <w:rFonts w:asciiTheme="minorHAnsi" w:eastAsiaTheme="minorHAnsi"/>
+          <w:b/>
+          <w:bCs/>
+        </w:rPr>
+        <w:t xml:space="preserve"> (새 객체 클래스)</w:t>
+      </w:r>
+    </w:p>
+    <w:p>
+      <w:pPr>
+        <w:numPr>
+          <w:ilvl w:val="1"/>
+          <w:numId w:val="5"/>
+        </w:numPr>
+        <w:rPr>
+          <w:rFonts w:asciiTheme="minorHAnsi" w:eastAsiaTheme="minorHAnsi"/>
+        </w:rPr>
+      </w:pPr>
+      <w:r>
+        <w:rPr>
+          <w:rFonts w:asciiTheme="minorHAnsi" w:eastAsiaTheme="minorHAnsi"/>
+          <w:b/>
+          <w:bCs/>
+        </w:rPr>
+        <w:t>주요 속성</w:t>
+      </w:r>
+      <w:r>
+        <w:rPr>
+          <w:rFonts w:asciiTheme="minorHAnsi" w:eastAsiaTheme="minorHAnsi"/>
+        </w:rPr>
+        <w:t>: 이름, 핵심 수치(포만감, 청결도, 훈련도, 스트레스), 성장 단계(알, 유아기, 유년기, 청소년기, 성체), 생존 여부</w:t>
+      </w:r>
+    </w:p>
+    <w:p>
+      <w:pPr>
+        <w:numPr>
+          <w:ilvl w:val="1"/>
+          <w:numId w:val="5"/>
+        </w:numPr>
+        <w:rPr>
+          <w:rFonts w:asciiTheme="minorHAnsi" w:eastAsiaTheme="minorHAnsi"/>
+        </w:rPr>
+      </w:pPr>
+      <w:r>
+        <w:rPr>
+          <w:rFonts w:asciiTheme="minorHAnsi" w:eastAsiaTheme="minorHAnsi"/>
+          <w:b/>
+          <w:bCs/>
+        </w:rPr>
+        <w:t>주요 메서드</w:t>
+      </w:r>
+      <w:r>
+        <w:rPr>
+          <w:rFonts w:asciiTheme="minorHAnsi" w:eastAsiaTheme="minorHAnsi"/>
+        </w:rPr>
+        <w:t>:</w:t>
+      </w:r>
+    </w:p>
+    <w:p>
+      <w:pPr>
+        <w:spacing w:line="180" w:lineRule="auto"/>
+        <w:ind w:left="1440"/>
+        <w:rPr>
+          <w:rFonts w:asciiTheme="minorHAnsi" w:eastAsiaTheme="minorHAnsi"/>
+        </w:rPr>
+      </w:pPr>
+      <w:r>
+        <w:rPr>
+          <w:rFonts w:asciiTheme="minorHAnsi" w:eastAsiaTheme="minorHAnsi" w:hint="eastAsia"/>
+        </w:rPr>
+        <w:t>-</w:t>
+      </w:r>
+      <w:r>
+        <w:rPr>
+          <w:rFonts w:asciiTheme="minorHAnsi" w:eastAsiaTheme="minorHAnsi"/>
+        </w:rPr>
+        <w:t xml:space="preserve">행동에 따른 수치 변화를 적용하고 범위를 제한하는 </w:t>
+      </w:r>
+      <w:proofErr w:type="spellStart"/>
+      <w:r>
+        <w:rPr>
+          <w:rFonts w:asciiTheme="minorHAnsi" w:eastAsiaTheme="minorHAnsi"/>
+        </w:rPr>
+        <w:t>update_stats</w:t>
+      </w:r>
+      <w:proofErr w:type="spellEnd"/>
+    </w:p>
+    <w:p>
+      <w:pPr>
+        <w:spacing w:line="180" w:lineRule="auto"/>
+        <w:ind w:left="1440"/>
+        <w:rPr>
+          <w:rFonts w:asciiTheme="minorHAnsi" w:eastAsiaTheme="minorHAnsi"/>
+        </w:rPr>
+      </w:pPr>
+      <w:r>
+        <w:rPr>
+          <w:rFonts w:asciiTheme="minorHAnsi" w:eastAsiaTheme="minorHAnsi" w:hint="eastAsia"/>
+        </w:rPr>
+        <w:t>-</w:t>
+      </w:r>
+      <w:r>
+        <w:rPr>
+          <w:rFonts w:asciiTheme="minorHAnsi" w:eastAsiaTheme="minorHAnsi"/>
+        </w:rPr>
+        <w:t xml:space="preserve">질병/반항/사망/도주 상태를 체크하는 </w:t>
+      </w:r>
+      <w:proofErr w:type="spellStart"/>
+      <w:r>
+        <w:rPr>
+          <w:rFonts w:asciiTheme="minorHAnsi" w:eastAsiaTheme="minorHAnsi"/>
+        </w:rPr>
+        <w:t>check_status</w:t>
+      </w:r>
+      <w:proofErr w:type="spellEnd"/>
+    </w:p>
+    <w:p>
+      <w:pPr>
+        <w:spacing w:line="180" w:lineRule="auto"/>
+        <w:ind w:left="1440"/>
+        <w:rPr>
+          <w:rFonts w:asciiTheme="minorHAnsi" w:eastAsiaTheme="minorHAnsi"/>
+        </w:rPr>
+      </w:pPr>
+      <w:r>
+        <w:rPr>
+          <w:rFonts w:asciiTheme="minorHAnsi" w:eastAsiaTheme="minorHAnsi" w:hint="eastAsia"/>
+        </w:rPr>
+        <w:t>-</w:t>
+      </w:r>
+      <w:r>
+        <w:rPr>
+          <w:rFonts w:asciiTheme="minorHAnsi" w:eastAsiaTheme="minorHAnsi"/>
+        </w:rPr>
+        <w:t xml:space="preserve">실시간 평균 만족도를 계산하는 </w:t>
+      </w:r>
+      <w:proofErr w:type="spellStart"/>
+      <w:r>
+        <w:rPr>
+          <w:rFonts w:asciiTheme="minorHAnsi" w:eastAsiaTheme="minorHAnsi"/>
+        </w:rPr>
+        <w:t>get_satisfaction</w:t>
+      </w:r>
+      <w:proofErr w:type="spellEnd"/>
+    </w:p>
+    <w:p>
+      <w:pPr>
+        <w:spacing w:line="180" w:lineRule="auto"/>
+        <w:ind w:left="1440"/>
+        <w:rPr>
+          <w:rFonts w:asciiTheme="minorHAnsi" w:eastAsiaTheme="minorHAnsi"/>
+        </w:rPr>
+      </w:pPr>
+      <w:r>
+        <w:rPr>
+          <w:rFonts w:asciiTheme="minorHAnsi" w:eastAsiaTheme="minorHAnsi" w:hint="eastAsia"/>
+        </w:rPr>
+        <w:t>-</w:t>
+      </w:r>
+      <w:r>
+        <w:rPr>
+          <w:rFonts w:asciiTheme="minorHAnsi" w:eastAsiaTheme="minorHAnsi"/>
+        </w:rPr>
+        <w:t xml:space="preserve">1주차 알 단계에서 </w:t>
+      </w:r>
+      <w:r>
+        <w:rPr>
+          <w:rFonts w:asciiTheme="minorHAnsi" w:eastAsiaTheme="minorHAnsi" w:hint="eastAsia"/>
+        </w:rPr>
+        <w:t xml:space="preserve">모든 행동을 </w:t>
+      </w:r>
+      <w:r>
+        <w:rPr>
+          <w:rFonts w:asciiTheme="minorHAnsi" w:eastAsiaTheme="minorHAnsi"/>
+        </w:rPr>
+        <w:t xml:space="preserve">“방치하기”로 선택 시 </w:t>
+      </w:r>
+      <w:proofErr w:type="spellStart"/>
+      <w:r>
+        <w:rPr>
+          <w:rFonts w:asciiTheme="minorHAnsi" w:eastAsiaTheme="minorHAnsi"/>
+        </w:rPr>
+        <w:t>abandonedEgg</w:t>
+      </w:r>
+      <w:proofErr w:type="spellEnd"/>
+      <w:r>
+        <w:rPr>
+          <w:rFonts w:asciiTheme="minorHAnsi" w:eastAsiaTheme="minorHAnsi"/>
+        </w:rPr>
+        <w:t xml:space="preserve"> = true로 설정하여 화석 엔</w:t>
+      </w:r>
+      <w:r>
+        <w:rPr>
+          <w:rFonts w:asciiTheme="minorHAnsi" w:eastAsiaTheme="minorHAnsi" w:hint="eastAsia"/>
+        </w:rPr>
+        <w:t xml:space="preserve">딩 확인하는 </w:t>
+      </w:r>
+      <w:proofErr w:type="spellStart"/>
+      <w:r>
+        <w:rPr>
+          <w:rFonts w:asciiTheme="minorHAnsi" w:eastAsiaTheme="minorHAnsi"/>
+        </w:rPr>
+        <w:t>recordEggAction</w:t>
+      </w:r>
+      <w:proofErr w:type="spellEnd"/>
+      <w:r>
+        <w:rPr>
+          <w:rFonts w:asciiTheme="minorHAnsi" w:eastAsiaTheme="minorHAnsi"/>
+        </w:rPr>
+        <w:t xml:space="preserve">(bool </w:t>
+      </w:r>
+      <w:proofErr w:type="spellStart"/>
+      <w:r>
+        <w:rPr>
+          <w:rFonts w:asciiTheme="minorHAnsi" w:eastAsiaTheme="minorHAnsi"/>
+        </w:rPr>
+        <w:t>isIgnore</w:t>
+      </w:r>
+      <w:proofErr w:type="spellEnd"/>
+      <w:r>
+        <w:rPr>
+          <w:rFonts w:asciiTheme="minorHAnsi" w:eastAsiaTheme="minorHAnsi"/>
+        </w:rPr>
+        <w:t>)</w:t>
+      </w:r>
+    </w:p>
+    <w:p>
+      <w:pPr>
+        <w:spacing w:line="180" w:lineRule="auto"/>
+        <w:ind w:left="1440"/>
+        <w:rPr>
+          <w:rFonts w:asciiTheme="minorHAnsi" w:eastAsiaTheme="minorHAnsi"/>
+        </w:rPr>
+      </w:pPr>
+      <w:r>
+        <w:rPr>
+          <w:rFonts w:asciiTheme="minorHAnsi" w:eastAsiaTheme="minorHAnsi" w:hint="eastAsia"/>
+        </w:rPr>
+        <w:t>-</w:t>
+      </w:r>
+      <w:r>
+        <w:rPr>
+          <w:rFonts w:asciiTheme="minorHAnsi" w:eastAsiaTheme="minorHAnsi"/>
+        </w:rPr>
+        <w:t xml:space="preserve">스트레스 50 이상 시 20% 확률로 반항 이벤트를 발동하여 스트레스 +10 </w:t>
+      </w:r>
+      <w:proofErr w:type="spellStart"/>
+      <w:r>
+        <w:rPr>
+          <w:rFonts w:asciiTheme="minorHAnsi" w:eastAsiaTheme="minorHAnsi" w:hint="eastAsia"/>
+        </w:rPr>
+        <w:t>패널티</w:t>
+      </w:r>
+      <w:proofErr w:type="spellEnd"/>
+      <w:r>
+        <w:rPr>
+          <w:rFonts w:asciiTheme="minorHAnsi" w:eastAsiaTheme="minorHAnsi" w:hint="eastAsia"/>
+        </w:rPr>
+        <w:t xml:space="preserve"> 부여하는 </w:t>
+      </w:r>
+      <w:proofErr w:type="spellStart"/>
+      <w:r>
+        <w:rPr>
+          <w:rFonts w:asciiTheme="minorHAnsi" w:eastAsiaTheme="minorHAnsi"/>
+        </w:rPr>
+        <w:t>is_rebellious</w:t>
+      </w:r>
+      <w:proofErr w:type="spellEnd"/>
+      <w:r>
+        <w:rPr>
+          <w:rFonts w:asciiTheme="minorHAnsi" w:eastAsiaTheme="minorHAnsi"/>
+        </w:rPr>
+        <w:t>()</w:t>
+      </w:r>
+    </w:p>
+    <w:p>
+      <w:pPr>
+        <w:numPr>
+          <w:ilvl w:val="1"/>
+          <w:numId w:val="5"/>
+        </w:numPr>
+        <w:rPr>
+          <w:rFonts w:asciiTheme="minorHAnsi" w:eastAsiaTheme="minorHAnsi"/>
+        </w:rPr>
+      </w:pPr>
+      <w:r>
+        <w:rPr>
+          <w:rFonts w:asciiTheme="minorHAnsi" w:eastAsiaTheme="minorHAnsi"/>
           <w:b/>
           <w:bCs/>
         </w:rPr>
         <w:lastRenderedPageBreak/>
+        <w:t>만족도 산출 공식</w:t>
+      </w:r>
+      <w:r>
+        <w:rPr>
+          <w:rFonts w:asciiTheme="minorHAnsi" w:eastAsiaTheme="minorHAnsi"/>
+        </w:rPr>
+        <w:t>: (포만감 + 청결도 + 훈련도 + (100 − 스트레스)) ÷ 4. 엔딩 분기의 핵심 지표로 매 턴 실시간 갱신되며 0~100 범위로</w:t>
+      </w:r>
+      <w:r>
+        <w:rPr>
+          <w:rFonts w:asciiTheme="minorHAnsi" w:eastAsiaTheme="minorHAnsi" w:hint="eastAsia"/>
+        </w:rPr>
+        <w:t xml:space="preserve"> </w:t>
+      </w:r>
+      <w:proofErr w:type="spellStart"/>
+      <w:r>
+        <w:rPr>
+          <w:rFonts w:asciiTheme="minorHAnsi" w:eastAsiaTheme="minorHAnsi" w:hint="eastAsia"/>
+        </w:rPr>
+        <w:t>클램프</w:t>
+      </w:r>
+      <w:proofErr w:type="spellEnd"/>
+    </w:p>
+    <w:p>
+      <w:pPr>
+        <w:numPr>
+          <w:ilvl w:val="0"/>
+          <w:numId w:val="5"/>
+        </w:numPr>
+        <w:rPr>
+          <w:rFonts w:asciiTheme="minorHAnsi" w:eastAsiaTheme="minorHAnsi"/>
+        </w:rPr>
+      </w:pPr>
+      <w:r>
+        <w:rPr>
+          <w:rFonts w:asciiTheme="minorHAnsi" w:eastAsiaTheme="minorHAnsi" w:hint="eastAsia"/>
+          <w:b/>
+          <w:bCs/>
+        </w:rPr>
+        <w:t>Time</w:t>
+      </w:r>
+      <w:r>
+        <w:rPr>
+          <w:rFonts w:asciiTheme="minorHAnsi" w:eastAsiaTheme="minorHAnsi"/>
+          <w:b/>
+          <w:bCs/>
+        </w:rPr>
+        <w:t xml:space="preserve"> (게임 흐름 제어 클래스)</w:t>
+      </w:r>
+    </w:p>
+    <w:p>
+      <w:pPr>
+        <w:numPr>
+          <w:ilvl w:val="1"/>
+          <w:numId w:val="5"/>
+        </w:numPr>
+        <w:rPr>
+          <w:rFonts w:asciiTheme="minorHAnsi" w:eastAsiaTheme="minorHAnsi"/>
+        </w:rPr>
+      </w:pPr>
+      <w:r>
+        <w:rPr>
+          <w:rFonts w:asciiTheme="minorHAnsi" w:eastAsiaTheme="minorHAnsi"/>
+          <w:b/>
+          <w:bCs/>
+        </w:rPr>
+        <w:t>주요 속성</w:t>
+      </w:r>
+      <w:r>
+        <w:rPr>
+          <w:rFonts w:asciiTheme="minorHAnsi" w:eastAsiaTheme="minorHAnsi"/>
+        </w:rPr>
+        <w:t>: 8주차까지의 시간 흐름</w:t>
+      </w:r>
+      <w:r>
+        <w:rPr>
+          <w:rFonts w:asciiTheme="minorHAnsi" w:eastAsiaTheme="minorHAnsi" w:hint="eastAsia"/>
+        </w:rPr>
+        <w:t xml:space="preserve">을 기록, </w:t>
+      </w:r>
+      <w:r>
+        <w:rPr>
+          <w:rFonts w:asciiTheme="minorHAnsi" w:eastAsiaTheme="minorHAnsi"/>
+        </w:rPr>
+        <w:t>주차 내 남은 행동 횟수</w:t>
+      </w:r>
+      <w:r>
+        <w:rPr>
+          <w:rFonts w:asciiTheme="minorHAnsi" w:eastAsiaTheme="minorHAnsi" w:hint="eastAsia"/>
+        </w:rPr>
+        <w:t xml:space="preserve"> 기록, </w:t>
+      </w:r>
+      <w:r>
+        <w:rPr>
+          <w:rFonts w:asciiTheme="minorHAnsi" w:eastAsiaTheme="minorHAnsi"/>
+        </w:rPr>
+        <w:t>마지막 성장</w:t>
+      </w:r>
+      <w:r>
+        <w:rPr>
+          <w:rFonts w:asciiTheme="minorHAnsi" w:eastAsiaTheme="minorHAnsi" w:hint="eastAsia"/>
+        </w:rPr>
+        <w:t xml:space="preserve"> 처리 (</w:t>
+      </w:r>
+      <w:r>
+        <w:rPr>
+          <w:rFonts w:asciiTheme="minorHAnsi" w:eastAsiaTheme="minorHAnsi"/>
+        </w:rPr>
+        <w:t>중복 성장 방지에 사용</w:t>
+      </w:r>
+      <w:r>
+        <w:rPr>
+          <w:rFonts w:asciiTheme="minorHAnsi" w:eastAsiaTheme="minorHAnsi" w:hint="eastAsia"/>
+        </w:rPr>
+        <w:t>)</w:t>
+      </w:r>
+    </w:p>
+    <w:p>
+      <w:pPr>
+        <w:numPr>
+          <w:ilvl w:val="1"/>
+          <w:numId w:val="5"/>
+        </w:numPr>
+        <w:rPr>
+          <w:rFonts w:asciiTheme="minorHAnsi" w:eastAsiaTheme="minorHAnsi"/>
+        </w:rPr>
+      </w:pPr>
+      <w:r>
+        <w:rPr>
+          <w:rFonts w:asciiTheme="minorHAnsi" w:eastAsiaTheme="minorHAnsi"/>
+          <w:b/>
+          <w:bCs/>
+        </w:rPr>
+        <w:t>주요 메서드</w:t>
+      </w:r>
+      <w:r>
+        <w:rPr>
+          <w:rFonts w:asciiTheme="minorHAnsi" w:eastAsiaTheme="minorHAnsi"/>
+        </w:rPr>
+        <w:t xml:space="preserve">: </w:t>
+      </w:r>
+    </w:p>
+    <w:p>
+      <w:pPr>
+        <w:spacing w:line="180" w:lineRule="auto"/>
+        <w:ind w:left="1440"/>
+        <w:rPr>
+          <w:rFonts w:asciiTheme="minorHAnsi" w:eastAsiaTheme="minorHAnsi"/>
+        </w:rPr>
+      </w:pPr>
+      <w:r>
+        <w:rPr>
+          <w:rFonts w:asciiTheme="minorHAnsi" w:eastAsiaTheme="minorHAnsi" w:hint="eastAsia"/>
+        </w:rPr>
+        <w:t>-</w:t>
+      </w:r>
+      <w:r>
+        <w:rPr>
+          <w:rFonts w:asciiTheme="minorHAnsi" w:eastAsiaTheme="minorHAnsi"/>
+        </w:rPr>
+        <w:t xml:space="preserve">전체 게임 루프를 관리하는 </w:t>
+      </w:r>
+      <w:proofErr w:type="spellStart"/>
+      <w:r>
+        <w:rPr>
+          <w:rFonts w:asciiTheme="minorHAnsi" w:eastAsiaTheme="minorHAnsi"/>
+        </w:rPr>
+        <w:t>run_game_loop</w:t>
+      </w:r>
+      <w:proofErr w:type="spellEnd"/>
+    </w:p>
+    <w:p>
+      <w:pPr>
+        <w:spacing w:line="180" w:lineRule="auto"/>
+        <w:ind w:left="1440"/>
+        <w:rPr>
+          <w:rFonts w:asciiTheme="minorHAnsi" w:eastAsiaTheme="minorHAnsi"/>
+        </w:rPr>
+      </w:pPr>
+      <w:r>
+        <w:rPr>
+          <w:rFonts w:asciiTheme="minorHAnsi" w:eastAsiaTheme="minorHAnsi" w:hint="eastAsia"/>
+        </w:rPr>
+        <w:t>-</w:t>
+      </w:r>
+      <w:r>
+        <w:rPr>
+          <w:rFonts w:asciiTheme="minorHAnsi" w:eastAsiaTheme="minorHAnsi"/>
+        </w:rPr>
+        <w:t xml:space="preserve">플레이어 선택에 따른 결과값 출력 및 </w:t>
+      </w:r>
+      <w:proofErr w:type="spellStart"/>
+      <w:r>
+        <w:rPr>
+          <w:rFonts w:asciiTheme="minorHAnsi" w:eastAsiaTheme="minorHAnsi"/>
+        </w:rPr>
+        <w:t>스탯을</w:t>
+      </w:r>
+      <w:proofErr w:type="spellEnd"/>
+      <w:r>
+        <w:rPr>
+          <w:rFonts w:asciiTheme="minorHAnsi" w:eastAsiaTheme="minorHAnsi"/>
+        </w:rPr>
+        <w:t xml:space="preserve"> 반영하는 </w:t>
+      </w:r>
+      <w:proofErr w:type="spellStart"/>
+      <w:r>
+        <w:rPr>
+          <w:rFonts w:asciiTheme="minorHAnsi" w:eastAsiaTheme="minorHAnsi"/>
+        </w:rPr>
+        <w:t>process_action</w:t>
+      </w:r>
+      <w:proofErr w:type="spellEnd"/>
+    </w:p>
+    <w:p>
+      <w:pPr>
+        <w:spacing w:line="180" w:lineRule="auto"/>
+        <w:ind w:left="1440"/>
+        <w:rPr>
+          <w:rFonts w:asciiTheme="minorHAnsi" w:eastAsiaTheme="minorHAnsi"/>
+        </w:rPr>
+      </w:pPr>
+      <w:r>
+        <w:rPr>
+          <w:rFonts w:asciiTheme="minorHAnsi" w:eastAsiaTheme="minorHAnsi" w:hint="eastAsia"/>
+        </w:rPr>
+        <w:t>-</w:t>
+      </w:r>
+      <w:r>
+        <w:rPr>
+          <w:rFonts w:asciiTheme="minorHAnsi" w:eastAsiaTheme="minorHAnsi"/>
+        </w:rPr>
+        <w:t xml:space="preserve">행동 횟수 차감 및 시간/주차 변경 로직인 </w:t>
+      </w:r>
+      <w:proofErr w:type="spellStart"/>
+      <w:r>
+        <w:rPr>
+          <w:rFonts w:asciiTheme="minorHAnsi" w:eastAsiaTheme="minorHAnsi"/>
+        </w:rPr>
+        <w:t>next_turn</w:t>
+      </w:r>
+      <w:proofErr w:type="spellEnd"/>
+    </w:p>
+    <w:p>
+      <w:pPr>
+        <w:spacing w:line="180" w:lineRule="auto"/>
+        <w:ind w:left="1440"/>
+        <w:rPr>
+          <w:rFonts w:asciiTheme="minorHAnsi" w:eastAsiaTheme="minorHAnsi"/>
+        </w:rPr>
+      </w:pPr>
+      <w:r>
+        <w:rPr>
+          <w:rFonts w:asciiTheme="minorHAnsi" w:eastAsiaTheme="minorHAnsi" w:hint="eastAsia"/>
+        </w:rPr>
+        <w:t>-</w:t>
+      </w:r>
+      <w:r>
+        <w:rPr>
+          <w:rFonts w:asciiTheme="minorHAnsi" w:eastAsiaTheme="minorHAnsi"/>
+        </w:rPr>
+        <w:t xml:space="preserve">추가로 매주 포만감 -10, 청결도 -5, 스트레스 +5를 자동 </w:t>
+      </w:r>
+      <w:r>
+        <w:rPr>
+          <w:rFonts w:asciiTheme="minorHAnsi" w:eastAsiaTheme="minorHAnsi" w:hint="eastAsia"/>
+        </w:rPr>
+        <w:t xml:space="preserve">적용하는 </w:t>
+      </w:r>
+      <w:proofErr w:type="spellStart"/>
+      <w:r>
+        <w:rPr>
+          <w:rFonts w:asciiTheme="minorHAnsi" w:eastAsiaTheme="minorHAnsi"/>
+        </w:rPr>
+        <w:t>apply_weekly_passive</w:t>
+      </w:r>
+      <w:proofErr w:type="spellEnd"/>
+      <w:r>
+        <w:rPr>
+          <w:rFonts w:asciiTheme="minorHAnsi" w:eastAsiaTheme="minorHAnsi"/>
+        </w:rPr>
+        <w:t xml:space="preserve">와, </w:t>
+      </w:r>
+      <w:proofErr w:type="spellStart"/>
+      <w:r>
+        <w:rPr>
+          <w:rFonts w:asciiTheme="minorHAnsi" w:eastAsiaTheme="minorHAnsi"/>
+        </w:rPr>
+        <w:t>last_grown_week</w:t>
+      </w:r>
+      <w:proofErr w:type="spellEnd"/>
+      <w:r>
+        <w:rPr>
+          <w:rFonts w:asciiTheme="minorHAnsi" w:eastAsiaTheme="minorHAnsi"/>
+        </w:rPr>
+        <w:t xml:space="preserve">로 중복 성장을 방지하는 </w:t>
+      </w:r>
+      <w:proofErr w:type="spellStart"/>
+      <w:r>
+        <w:rPr>
+          <w:rFonts w:asciiTheme="minorHAnsi" w:eastAsiaTheme="minorHAnsi"/>
+        </w:rPr>
+        <w:t>check_growth</w:t>
+      </w:r>
+      <w:proofErr w:type="spellEnd"/>
+    </w:p>
+    <w:p>
+      <w:pPr>
+        <w:spacing w:line="180" w:lineRule="auto"/>
+        <w:ind w:left="1440"/>
+        <w:rPr>
+          <w:rFonts w:asciiTheme="minorHAnsi" w:eastAsiaTheme="minorHAnsi"/>
+        </w:rPr>
+      </w:pPr>
+      <w:r>
+        <w:rPr>
+          <w:rFonts w:asciiTheme="minorHAnsi" w:eastAsiaTheme="minorHAnsi" w:hint="eastAsia"/>
+        </w:rPr>
+        <w:t>-</w:t>
+      </w:r>
+      <w:r>
+        <w:rPr>
+          <w:rFonts w:asciiTheme="minorHAnsi" w:eastAsiaTheme="minorHAnsi"/>
+        </w:rPr>
+        <w:t xml:space="preserve">알 단계(1주차)에서는 사망 판정을 수행하지 않는 예외 처리도 </w:t>
+      </w:r>
+      <w:r>
+        <w:rPr>
+          <w:rFonts w:asciiTheme="minorHAnsi" w:eastAsiaTheme="minorHAnsi" w:hint="eastAsia"/>
+        </w:rPr>
+        <w:t>포함</w:t>
+      </w:r>
+    </w:p>
+    <w:p>
+      <w:pPr>
+        <w:numPr>
+          <w:ilvl w:val="0"/>
+          <w:numId w:val="5"/>
+        </w:numPr>
+        <w:rPr>
+          <w:rFonts w:asciiTheme="minorHAnsi" w:eastAsiaTheme="minorHAnsi"/>
+        </w:rPr>
+      </w:pPr>
+      <w:proofErr w:type="spellStart"/>
+      <w:r>
+        <w:rPr>
+          <w:rFonts w:asciiTheme="minorHAnsi" w:eastAsiaTheme="minorHAnsi"/>
+          <w:b/>
+          <w:bCs/>
+        </w:rPr>
+        <w:t>ActionManager</w:t>
+      </w:r>
+      <w:proofErr w:type="spellEnd"/>
+      <w:r>
+        <w:rPr>
+          <w:rFonts w:asciiTheme="minorHAnsi" w:eastAsiaTheme="minorHAnsi"/>
+          <w:b/>
+          <w:bCs/>
+        </w:rPr>
+        <w:t xml:space="preserve"> (행동 및 선택지 클래스)</w:t>
+      </w:r>
+    </w:p>
+    <w:p>
+      <w:pPr>
+        <w:numPr>
+          <w:ilvl w:val="1"/>
+          <w:numId w:val="5"/>
+        </w:numPr>
+        <w:rPr>
+          <w:rFonts w:asciiTheme="minorHAnsi" w:eastAsiaTheme="minorHAnsi"/>
+        </w:rPr>
+      </w:pPr>
+      <w:r>
+        <w:rPr>
+          <w:rFonts w:asciiTheme="minorHAnsi" w:eastAsiaTheme="minorHAnsi"/>
+          <w:b/>
+          <w:bCs/>
+        </w:rPr>
+        <w:t>주요 데이터 및 속성</w:t>
+      </w:r>
+      <w:r>
+        <w:rPr>
+          <w:rFonts w:asciiTheme="minorHAnsi" w:eastAsiaTheme="minorHAnsi"/>
+        </w:rPr>
+        <w:t xml:space="preserve">: 성장 단계별 행동 </w:t>
+      </w:r>
+      <w:r>
+        <w:rPr>
+          <w:rFonts w:asciiTheme="minorHAnsi" w:eastAsiaTheme="minorHAnsi" w:hint="eastAsia"/>
+        </w:rPr>
+        <w:t>메뉴</w:t>
+      </w:r>
+      <w:r>
+        <w:rPr>
+          <w:rFonts w:asciiTheme="minorHAnsi" w:eastAsiaTheme="minorHAnsi"/>
+        </w:rPr>
+        <w:t xml:space="preserve">, 선택지별 수치 </w:t>
+      </w:r>
+      <w:proofErr w:type="spellStart"/>
+      <w:r>
+        <w:rPr>
+          <w:rFonts w:asciiTheme="minorHAnsi" w:eastAsiaTheme="minorHAnsi"/>
+        </w:rPr>
+        <w:t>변화값</w:t>
+      </w:r>
+      <w:proofErr w:type="spellEnd"/>
+      <w:r>
+        <w:rPr>
+          <w:rFonts w:asciiTheme="minorHAnsi" w:eastAsiaTheme="minorHAnsi"/>
+        </w:rPr>
+        <w:t xml:space="preserve"> 테이블</w:t>
+      </w:r>
+    </w:p>
+    <w:p>
+      <w:pPr>
+        <w:numPr>
+          <w:ilvl w:val="1"/>
+          <w:numId w:val="5"/>
+        </w:numPr>
+        <w:rPr>
+          <w:rFonts w:asciiTheme="minorHAnsi" w:eastAsiaTheme="minorHAnsi"/>
+        </w:rPr>
+      </w:pPr>
+      <w:r>
+        <w:rPr>
+          <w:rFonts w:asciiTheme="minorHAnsi" w:eastAsiaTheme="minorHAnsi"/>
+          <w:b/>
+          <w:bCs/>
+        </w:rPr>
+        <w:t>주요 메서드</w:t>
+      </w:r>
+      <w:r>
+        <w:rPr>
+          <w:rFonts w:asciiTheme="minorHAnsi" w:eastAsiaTheme="minorHAnsi"/>
+        </w:rPr>
+        <w:t xml:space="preserve">: </w:t>
+      </w:r>
+    </w:p>
+    <w:p>
+      <w:pPr>
+        <w:spacing w:line="180" w:lineRule="auto"/>
+        <w:ind w:left="1440"/>
+        <w:rPr>
+          <w:rFonts w:asciiTheme="minorHAnsi" w:eastAsiaTheme="minorHAnsi"/>
+        </w:rPr>
+      </w:pPr>
+      <w:r>
+        <w:rPr>
+          <w:rFonts w:asciiTheme="minorHAnsi" w:eastAsiaTheme="minorHAnsi" w:hint="eastAsia"/>
+        </w:rPr>
+        <w:t>-</w:t>
+      </w:r>
+      <w:r>
+        <w:rPr>
+          <w:rFonts w:asciiTheme="minorHAnsi" w:eastAsiaTheme="minorHAnsi"/>
+        </w:rPr>
+        <w:t xml:space="preserve">현재 성장 단계에 맞는 메뉴를 반환하는 </w:t>
+      </w:r>
+      <w:proofErr w:type="spellStart"/>
+      <w:r>
+        <w:rPr>
+          <w:rFonts w:asciiTheme="minorHAnsi" w:eastAsiaTheme="minorHAnsi"/>
+        </w:rPr>
+        <w:t>get_available_actions</w:t>
+      </w:r>
+      <w:proofErr w:type="spellEnd"/>
+    </w:p>
+    <w:p>
+      <w:pPr>
+        <w:spacing w:line="180" w:lineRule="auto"/>
+        <w:ind w:left="1440"/>
+        <w:rPr>
+          <w:rFonts w:asciiTheme="minorHAnsi" w:eastAsiaTheme="minorHAnsi"/>
+        </w:rPr>
+      </w:pPr>
+      <w:r>
+        <w:rPr>
+          <w:rFonts w:asciiTheme="minorHAnsi" w:eastAsiaTheme="minorHAnsi" w:hint="eastAsia"/>
+        </w:rPr>
+        <w:t>-</w:t>
+      </w:r>
+      <w:r>
+        <w:rPr>
+          <w:rFonts w:asciiTheme="minorHAnsi" w:eastAsiaTheme="minorHAnsi"/>
+        </w:rPr>
+        <w:t xml:space="preserve">훈련이나 먹이 급여 시 확률적으로 발생하는 아이템 효과를 처리하는 </w:t>
+      </w:r>
+      <w:proofErr w:type="spellStart"/>
+      <w:r>
+        <w:rPr>
+          <w:rFonts w:asciiTheme="minorHAnsi" w:eastAsiaTheme="minorHAnsi"/>
+        </w:rPr>
+        <w:t>try_get_item</w:t>
+      </w:r>
+      <w:proofErr w:type="spellEnd"/>
+      <w:r>
+        <w:rPr>
+          <w:rFonts w:asciiTheme="minorHAnsi" w:eastAsiaTheme="minorHAnsi" w:hint="eastAsia"/>
+        </w:rPr>
+        <w:t xml:space="preserve"> </w:t>
+      </w:r>
+      <w:r>
+        <w:rPr>
+          <w:rFonts w:asciiTheme="minorHAnsi" w:eastAsiaTheme="minorHAnsi"/>
+        </w:rPr>
+        <w:t xml:space="preserve">(40% 확률로 견과류를 비롯한 아이템 획득 후 set&lt;string&gt; </w:t>
+      </w:r>
+      <w:r>
+        <w:rPr>
+          <w:rFonts w:asciiTheme="minorHAnsi" w:eastAsiaTheme="minorHAnsi" w:hint="eastAsia"/>
+        </w:rPr>
+        <w:t xml:space="preserve">    </w:t>
+      </w:r>
+      <w:r>
+        <w:rPr>
+          <w:rFonts w:asciiTheme="minorHAnsi" w:eastAsiaTheme="minorHAnsi"/>
+        </w:rPr>
+        <w:t>인벤토리에 저장)</w:t>
+      </w:r>
+    </w:p>
+    <w:p>
+      <w:pPr>
+        <w:spacing w:line="180" w:lineRule="auto"/>
+        <w:ind w:left="1440"/>
+        <w:rPr>
+          <w:rFonts w:asciiTheme="minorHAnsi" w:eastAsiaTheme="minorHAnsi"/>
+        </w:rPr>
+      </w:pPr>
+      <w:r>
+        <w:rPr>
+          <w:rFonts w:asciiTheme="minorHAnsi" w:eastAsiaTheme="minorHAnsi" w:hint="eastAsia"/>
+        </w:rPr>
+        <w:t>-</w:t>
+      </w:r>
+      <w:r>
+        <w:rPr>
+          <w:rFonts w:asciiTheme="minorHAnsi" w:eastAsiaTheme="minorHAnsi"/>
+        </w:rPr>
+        <w:t xml:space="preserve">아이템 보유 여부에 따라 먹이 선택지를 동적으로 필터링하는 </w:t>
+      </w:r>
+      <w:proofErr w:type="spellStart"/>
+      <w:r>
+        <w:rPr>
+          <w:rFonts w:asciiTheme="minorHAnsi" w:eastAsiaTheme="minorHAnsi"/>
+        </w:rPr>
+        <w:t>get_sub_actions</w:t>
+      </w:r>
+      <w:proofErr w:type="spellEnd"/>
+      <w:r>
+        <w:rPr>
+          <w:rFonts w:asciiTheme="minorHAnsi" w:eastAsiaTheme="minorHAnsi"/>
+        </w:rPr>
+        <w:t xml:space="preserve"> 포함</w:t>
+      </w:r>
+    </w:p>
+    <w:p>
+      <w:pPr>
+        <w:spacing w:line="180" w:lineRule="auto"/>
+        <w:ind w:left="1440"/>
+        <w:rPr>
+          <w:rFonts w:asciiTheme="minorHAnsi" w:eastAsiaTheme="minorHAnsi"/>
+        </w:rPr>
+      </w:pPr>
+      <w:r>
+        <w:rPr>
+          <w:rFonts w:asciiTheme="minorHAnsi" w:eastAsiaTheme="minorHAnsi" w:hint="eastAsia"/>
+        </w:rPr>
+        <w:t>-</w:t>
+      </w:r>
+      <w:r>
+        <w:rPr>
+          <w:rFonts w:asciiTheme="minorHAnsi" w:eastAsiaTheme="minorHAnsi"/>
+        </w:rPr>
+        <w:t>유아기의 “놀아주기”에서는 “산책하기” 선택지가 자동 제외되는 단계별 예외 처리</w:t>
+      </w:r>
+      <w:r>
+        <w:rPr>
+          <w:rFonts w:asciiTheme="minorHAnsi" w:eastAsiaTheme="minorHAnsi" w:hint="eastAsia"/>
+        </w:rPr>
+        <w:t xml:space="preserve"> 적용</w:t>
+      </w:r>
+    </w:p>
+    <w:p>
+      <w:pPr>
+        <w:numPr>
+          <w:ilvl w:val="0"/>
+          <w:numId w:val="5"/>
+        </w:numPr>
+        <w:rPr>
+          <w:rFonts w:asciiTheme="minorHAnsi" w:eastAsiaTheme="minorHAnsi"/>
+        </w:rPr>
+      </w:pPr>
+      <w:proofErr w:type="spellStart"/>
+      <w:r>
+        <w:rPr>
+          <w:rFonts w:asciiTheme="minorHAnsi" w:eastAsiaTheme="minorHAnsi"/>
+          <w:b/>
+          <w:bCs/>
+        </w:rPr>
+        <w:t>UIRenderer</w:t>
+      </w:r>
+      <w:proofErr w:type="spellEnd"/>
+      <w:r>
+        <w:rPr>
+          <w:rFonts w:asciiTheme="minorHAnsi" w:eastAsiaTheme="minorHAnsi"/>
+          <w:b/>
+          <w:bCs/>
+        </w:rPr>
+        <w:t xml:space="preserve"> (화면 출력 클래스)</w:t>
+      </w:r>
+    </w:p>
+    <w:p>
+      <w:pPr>
+        <w:numPr>
+          <w:ilvl w:val="1"/>
+          <w:numId w:val="5"/>
+        </w:numPr>
+        <w:rPr>
+          <w:rFonts w:asciiTheme="minorHAnsi" w:eastAsiaTheme="minorHAnsi"/>
+        </w:rPr>
+      </w:pPr>
+      <w:r>
+        <w:rPr>
+          <w:rFonts w:asciiTheme="minorHAnsi" w:eastAsiaTheme="minorHAnsi"/>
+          <w:b/>
+          <w:bCs/>
+        </w:rPr>
+        <w:t>주요 메서드</w:t>
+      </w:r>
+      <w:r>
+        <w:rPr>
+          <w:rFonts w:asciiTheme="minorHAnsi" w:eastAsiaTheme="minorHAnsi"/>
+        </w:rPr>
+        <w:t>:</w:t>
+      </w:r>
+    </w:p>
+    <w:p>
+      <w:pPr>
+        <w:spacing w:line="180" w:lineRule="auto"/>
+        <w:ind w:left="1440"/>
+        <w:rPr>
+          <w:rFonts w:asciiTheme="minorHAnsi" w:eastAsiaTheme="minorHAnsi"/>
+        </w:rPr>
+      </w:pPr>
+      <w:r>
+        <w:rPr>
+          <w:rFonts w:asciiTheme="minorHAnsi" w:eastAsiaTheme="minorHAnsi" w:hint="eastAsia"/>
+        </w:rPr>
+        <w:t>-</w:t>
+      </w:r>
+      <w:r>
+        <w:rPr>
+          <w:rFonts w:asciiTheme="minorHAnsi" w:eastAsiaTheme="minorHAnsi"/>
+        </w:rPr>
+        <w:t xml:space="preserve">현재 주차와 상태 정보를 상시 노출하는 </w:t>
+      </w:r>
+      <w:proofErr w:type="spellStart"/>
+      <w:r>
+        <w:rPr>
+          <w:rFonts w:asciiTheme="minorHAnsi" w:eastAsiaTheme="minorHAnsi"/>
+        </w:rPr>
+        <w:t>display_status</w:t>
+      </w:r>
+      <w:proofErr w:type="spellEnd"/>
+    </w:p>
+    <w:p>
+      <w:pPr>
+        <w:spacing w:line="180" w:lineRule="auto"/>
+        <w:ind w:left="1440"/>
+        <w:rPr>
+          <w:rFonts w:asciiTheme="minorHAnsi" w:eastAsiaTheme="minorHAnsi"/>
+        </w:rPr>
+      </w:pPr>
+      <w:r>
+        <w:rPr>
+          <w:rFonts w:asciiTheme="minorHAnsi" w:eastAsiaTheme="minorHAnsi" w:hint="eastAsia"/>
+        </w:rPr>
+        <w:t>-</w:t>
+      </w:r>
+      <w:r>
+        <w:rPr>
+          <w:rFonts w:asciiTheme="minorHAnsi" w:eastAsiaTheme="minorHAnsi"/>
+        </w:rPr>
+        <w:t xml:space="preserve">단계별 외형 변화를 아스키 아트로 출력하는 </w:t>
+      </w:r>
+      <w:proofErr w:type="spellStart"/>
+      <w:r>
+        <w:rPr>
+          <w:rFonts w:asciiTheme="minorHAnsi" w:eastAsiaTheme="minorHAnsi"/>
+        </w:rPr>
+        <w:t>draw_bird</w:t>
+      </w:r>
+      <w:proofErr w:type="spellEnd"/>
+    </w:p>
+    <w:p>
+      <w:pPr>
+        <w:spacing w:line="180" w:lineRule="auto"/>
+        <w:ind w:left="1440"/>
+        <w:rPr>
+          <w:rFonts w:asciiTheme="minorHAnsi" w:eastAsiaTheme="minorHAnsi"/>
+        </w:rPr>
+      </w:pPr>
+      <w:r>
+        <w:rPr>
+          <w:rFonts w:asciiTheme="minorHAnsi" w:eastAsiaTheme="minorHAnsi" w:hint="eastAsia"/>
+        </w:rPr>
+        <w:t>-</w:t>
+      </w:r>
+      <w:r>
+        <w:rPr>
+          <w:rFonts w:asciiTheme="minorHAnsi" w:eastAsiaTheme="minorHAnsi"/>
+        </w:rPr>
+        <w:t xml:space="preserve">조건에 따른 엔딩을 묘사하고 출력하는 </w:t>
+      </w:r>
+      <w:proofErr w:type="spellStart"/>
+      <w:r>
+        <w:rPr>
+          <w:rFonts w:asciiTheme="minorHAnsi" w:eastAsiaTheme="minorHAnsi"/>
+        </w:rPr>
+        <w:t>show_ending</w:t>
+      </w:r>
+      <w:proofErr w:type="spellEnd"/>
+    </w:p>
+    <w:p>
+      <w:pPr>
+        <w:numPr>
+          <w:ilvl w:val="0"/>
+          <w:numId w:val="5"/>
+        </w:numPr>
+        <w:rPr>
+          <w:rFonts w:asciiTheme="minorHAnsi" w:eastAsiaTheme="minorHAnsi"/>
+        </w:rPr>
+      </w:pPr>
+      <w:proofErr w:type="spellStart"/>
+      <w:r>
+        <w:rPr>
+          <w:rFonts w:asciiTheme="minorHAnsi" w:eastAsiaTheme="minorHAnsi"/>
+          <w:b/>
+          <w:bCs/>
+        </w:rPr>
+        <w:lastRenderedPageBreak/>
+        <w:t>GameManager</w:t>
+      </w:r>
+      <w:proofErr w:type="spellEnd"/>
+      <w:r>
+        <w:rPr>
+          <w:rFonts w:asciiTheme="minorHAnsi" w:eastAsiaTheme="minorHAnsi"/>
+          <w:b/>
+          <w:bCs/>
+        </w:rPr>
+        <w:t xml:space="preserve"> (게임 통합 관리 클래스)</w:t>
+      </w:r>
+    </w:p>
+    <w:p>
+      <w:pPr>
+        <w:numPr>
+          <w:ilvl w:val="1"/>
+          <w:numId w:val="5"/>
+        </w:numPr>
+        <w:rPr>
+          <w:rFonts w:asciiTheme="minorHAnsi" w:eastAsiaTheme="minorHAnsi"/>
+        </w:rPr>
+      </w:pPr>
+      <w:r>
+        <w:rPr>
+          <w:rFonts w:asciiTheme="minorHAnsi" w:eastAsiaTheme="minorHAnsi"/>
+          <w:b/>
+          <w:bCs/>
+        </w:rPr>
+        <w:t xml:space="preserve">주요 </w:t>
+      </w:r>
+      <w:r>
+        <w:rPr>
+          <w:rFonts w:asciiTheme="minorHAnsi" w:eastAsiaTheme="minorHAnsi" w:hint="eastAsia"/>
+          <w:b/>
+          <w:bCs/>
+        </w:rPr>
+        <w:t>속성</w:t>
+      </w:r>
+      <w:r>
+        <w:rPr>
+          <w:rFonts w:asciiTheme="minorHAnsi" w:eastAsiaTheme="minorHAnsi"/>
+        </w:rPr>
+        <w:t xml:space="preserve">: </w:t>
+      </w:r>
+      <w:proofErr w:type="spellStart"/>
+      <w:r>
+        <w:rPr>
+          <w:rFonts w:asciiTheme="minorHAnsi" w:eastAsiaTheme="minorHAnsi"/>
+        </w:rPr>
+        <w:t>GameEntity</w:t>
+      </w:r>
+      <w:proofErr w:type="spellEnd"/>
+      <w:r>
+        <w:rPr>
+          <w:rFonts w:asciiTheme="minorHAnsi" w:eastAsiaTheme="minorHAnsi"/>
+        </w:rPr>
+        <w:t xml:space="preserve">, </w:t>
+      </w:r>
+      <w:proofErr w:type="spellStart"/>
+      <w:r>
+        <w:rPr>
+          <w:rFonts w:asciiTheme="minorHAnsi" w:eastAsiaTheme="minorHAnsi"/>
+        </w:rPr>
+        <w:t>GameEngine</w:t>
+      </w:r>
+      <w:proofErr w:type="spellEnd"/>
+      <w:r>
+        <w:rPr>
+          <w:rFonts w:asciiTheme="minorHAnsi" w:eastAsiaTheme="minorHAnsi"/>
+        </w:rPr>
+        <w:t xml:space="preserve">, </w:t>
+      </w:r>
+      <w:proofErr w:type="spellStart"/>
+      <w:r>
+        <w:rPr>
+          <w:rFonts w:asciiTheme="minorHAnsi" w:eastAsiaTheme="minorHAnsi"/>
+        </w:rPr>
+        <w:t>ActionManager</w:t>
+      </w:r>
+      <w:proofErr w:type="spellEnd"/>
+      <w:r>
+        <w:rPr>
+          <w:rFonts w:asciiTheme="minorHAnsi" w:eastAsiaTheme="minorHAnsi"/>
+        </w:rPr>
+        <w:t xml:space="preserve">, </w:t>
+      </w:r>
+      <w:proofErr w:type="spellStart"/>
+      <w:r>
+        <w:rPr>
+          <w:rFonts w:asciiTheme="minorHAnsi" w:eastAsiaTheme="minorHAnsi"/>
+        </w:rPr>
+        <w:t>UIRenderer</w:t>
+      </w:r>
+      <w:proofErr w:type="spellEnd"/>
+      <w:r>
+        <w:rPr>
+          <w:rFonts w:asciiTheme="minorHAnsi" w:eastAsiaTheme="minorHAnsi"/>
+        </w:rPr>
+        <w:t xml:space="preserve"> </w:t>
+      </w:r>
+      <w:r>
+        <w:rPr>
+          <w:rFonts w:asciiTheme="minorHAnsi" w:eastAsiaTheme="minorHAnsi" w:hint="eastAsia"/>
+        </w:rPr>
+        <w:t xml:space="preserve">각 클래스의 </w:t>
+      </w:r>
+      <w:r>
+        <w:rPr>
+          <w:rFonts w:asciiTheme="minorHAnsi" w:eastAsiaTheme="minorHAnsi"/>
+        </w:rPr>
+        <w:t>객체</w:t>
+      </w:r>
+    </w:p>
+    <w:p>
+      <w:pPr>
+        <w:numPr>
+          <w:ilvl w:val="1"/>
+          <w:numId w:val="5"/>
+        </w:numPr>
+        <w:rPr>
+          <w:rFonts w:asciiTheme="minorHAnsi" w:eastAsiaTheme="minorHAnsi"/>
+        </w:rPr>
+      </w:pPr>
+      <w:r>
+        <w:rPr>
+          <w:rFonts w:asciiTheme="minorHAnsi" w:eastAsiaTheme="minorHAnsi"/>
+          <w:b/>
+          <w:bCs/>
+        </w:rPr>
+        <w:t>주요 메서드</w:t>
+      </w:r>
+      <w:r>
+        <w:rPr>
+          <w:rFonts w:asciiTheme="minorHAnsi" w:eastAsiaTheme="minorHAnsi"/>
+        </w:rPr>
+        <w:t>:</w:t>
+      </w:r>
+    </w:p>
+    <w:p>
+      <w:pPr>
+        <w:spacing w:line="180" w:lineRule="auto"/>
+        <w:ind w:left="1440"/>
+        <w:rPr>
+          <w:rFonts w:asciiTheme="minorHAnsi" w:eastAsiaTheme="minorHAnsi"/>
+        </w:rPr>
+      </w:pPr>
+      <w:r>
+        <w:rPr>
+          <w:rFonts w:asciiTheme="minorHAnsi" w:eastAsiaTheme="minorHAnsi" w:hint="eastAsia"/>
+        </w:rPr>
+        <w:t>-</w:t>
+      </w:r>
+      <w:r>
+        <w:rPr>
+          <w:rFonts w:asciiTheme="minorHAnsi" w:eastAsiaTheme="minorHAnsi"/>
+        </w:rPr>
+        <w:t xml:space="preserve">길에서 알을 줍는 시작 스토리 및 이름 설정 등 게임 초기화 로직을 수행하는 </w:t>
+      </w:r>
+      <w:proofErr w:type="spellStart"/>
+      <w:r>
+        <w:rPr>
+          <w:rFonts w:asciiTheme="minorHAnsi" w:eastAsiaTheme="minorHAnsi"/>
+        </w:rPr>
+        <w:t>initializeGame</w:t>
+      </w:r>
+      <w:proofErr w:type="spellEnd"/>
+    </w:p>
+    <w:p>
+      <w:pPr>
+        <w:spacing w:line="180" w:lineRule="auto"/>
+        <w:ind w:left="1440"/>
+        <w:rPr>
+          <w:rFonts w:asciiTheme="minorHAnsi" w:eastAsiaTheme="minorHAnsi"/>
+        </w:rPr>
+      </w:pPr>
+      <w:r>
+        <w:rPr>
+          <w:rFonts w:asciiTheme="minorHAnsi" w:eastAsiaTheme="minorHAnsi" w:hint="eastAsia"/>
+        </w:rPr>
+        <w:t>-</w:t>
+      </w:r>
+      <w:r>
+        <w:rPr>
+          <w:rFonts w:asciiTheme="minorHAnsi" w:eastAsiaTheme="minorHAnsi"/>
+        </w:rPr>
+        <w:t xml:space="preserve">게임 전체 루프를 실행하고 종료 처리를 관리하는 run. </w:t>
+      </w:r>
+      <w:proofErr w:type="spellStart"/>
+      <w:r>
+        <w:rPr>
+          <w:rFonts w:asciiTheme="minorHAnsi" w:eastAsiaTheme="minorHAnsi"/>
+        </w:rPr>
+        <w:t>calcStageInt</w:t>
+      </w:r>
+      <w:proofErr w:type="spellEnd"/>
+      <w:r>
+        <w:rPr>
+          <w:rFonts w:asciiTheme="minorHAnsi" w:eastAsiaTheme="minorHAnsi"/>
+        </w:rPr>
+        <w:t>(</w:t>
+      </w:r>
+      <w:proofErr w:type="gramStart"/>
+      <w:r>
+        <w:rPr>
+          <w:rFonts w:asciiTheme="minorHAnsi" w:eastAsiaTheme="minorHAnsi"/>
+        </w:rPr>
+        <w:t>) /</w:t>
+      </w:r>
+      <w:proofErr w:type="gramEnd"/>
+      <w:r>
+        <w:rPr>
+          <w:rFonts w:asciiTheme="minorHAnsi" w:eastAsiaTheme="minorHAnsi"/>
+        </w:rPr>
+        <w:t xml:space="preserve"> </w:t>
+      </w:r>
+      <w:proofErr w:type="spellStart"/>
+      <w:r>
+        <w:rPr>
+          <w:rFonts w:asciiTheme="minorHAnsi" w:eastAsiaTheme="minorHAnsi"/>
+        </w:rPr>
+        <w:t>calcStageName</w:t>
+      </w:r>
+      <w:proofErr w:type="spellEnd"/>
+      <w:r>
+        <w:rPr>
+          <w:rFonts w:asciiTheme="minorHAnsi" w:eastAsiaTheme="minorHAnsi"/>
+        </w:rPr>
+        <w:t xml:space="preserve">()은 현재 주차를 기반으로 성장 단계를 계산하여 </w:t>
+      </w:r>
+      <w:proofErr w:type="spellStart"/>
+      <w:r>
+        <w:rPr>
+          <w:rFonts w:asciiTheme="minorHAnsi" w:eastAsiaTheme="minorHAnsi"/>
+        </w:rPr>
+        <w:t>GrowthStage</w:t>
+      </w:r>
+      <w:proofErr w:type="spellEnd"/>
+      <w:r>
+        <w:rPr>
+          <w:rFonts w:asciiTheme="minorHAnsi" w:eastAsiaTheme="minorHAnsi"/>
+        </w:rPr>
+        <w:t xml:space="preserve"> getter 없이 주차 값만으로 단계를 판별</w:t>
+      </w:r>
+    </w:p>
+    <w:p>
+      <w:pPr>
+        <w:spacing w:line="180" w:lineRule="auto"/>
+        <w:ind w:left="1440"/>
+        <w:rPr>
+          <w:rFonts w:asciiTheme="minorHAnsi" w:eastAsiaTheme="minorHAnsi"/>
+        </w:rPr>
+      </w:pPr>
+      <w:r>
+        <w:rPr>
+          <w:rFonts w:asciiTheme="minorHAnsi" w:eastAsiaTheme="minorHAnsi" w:hint="eastAsia"/>
+        </w:rPr>
+        <w:t>-</w:t>
+      </w:r>
+      <w:proofErr w:type="spellStart"/>
+      <w:r>
+        <w:rPr>
+          <w:rFonts w:asciiTheme="minorHAnsi" w:eastAsiaTheme="minorHAnsi"/>
+        </w:rPr>
+        <w:t>processTurn</w:t>
+      </w:r>
+      <w:proofErr w:type="spellEnd"/>
+      <w:r>
+        <w:rPr>
+          <w:rFonts w:asciiTheme="minorHAnsi" w:eastAsiaTheme="minorHAnsi"/>
+        </w:rPr>
+        <w:t>()은 UI 출력 → 메인 행동 선택 → 서브 행동 선택 → 수치 반영 → 반항 체크 → 아이템 처리 → 결과 출력의 순서로 진행</w:t>
+      </w:r>
+    </w:p>
+    <w:p>
+      <w:pPr>
+        <w:spacing w:line="180" w:lineRule="auto"/>
+        <w:ind w:left="1440"/>
+        <w:rPr>
+          <w:rFonts w:asciiTheme="minorHAnsi" w:eastAsiaTheme="minorHAnsi"/>
+        </w:rPr>
+      </w:pPr>
+    </w:p>
+    <w:p>
+      <w:pPr>
+        <w:spacing w:line="180" w:lineRule="auto"/>
+        <w:ind w:left="1440"/>
+        <w:rPr>
+          <w:rFonts w:asciiTheme="minorHAnsi" w:eastAsiaTheme="minorHAnsi"/>
+        </w:rPr>
+      </w:pPr>
+    </w:p>
+    <w:p>
+      <w:pPr>
+        <w:rPr>
+          <w:rFonts w:asciiTheme="minorHAnsi" w:eastAsiaTheme="minorHAnsi"/>
+          <w:b/>
+          <w:bCs/>
+        </w:rPr>
+      </w:pPr>
+      <w:r>
+        <w:rPr>
+          <w:rFonts w:asciiTheme="minorHAnsi" w:eastAsiaTheme="minorHAnsi" w:hint="eastAsia"/>
+          <w:b/>
+          <w:bCs/>
+        </w:rPr>
         <w:t>2</w:t>
       </w:r>
       <w:r>
@@ -1972,23 +2355,35 @@
     </w:p>
     <w:p>
       <w:pPr>
-        <w:rPr>
-          <w:rFonts w:asciiTheme="minorHAnsi" w:eastAsiaTheme="minorHAnsi"/>
-          <w:b/>
-          <w:bCs/>
-        </w:rPr>
-      </w:pPr>
-      <w:r>
-        <w:rPr>
-          <w:rFonts w:asciiTheme="minorHAnsi" w:eastAsiaTheme="minorHAnsi"/>
-          <w:b/>
-          <w:bCs/>
-        </w:rPr>
-        <w:t>BirdRaise/</w:t>
-      </w:r>
-    </w:p>
-    <w:p>
-      <w:pPr>
+        <w:spacing w:line="180" w:lineRule="auto"/>
+        <w:rPr>
+          <w:rFonts w:asciiTheme="minorHAnsi" w:eastAsiaTheme="minorHAnsi"/>
+          <w:b/>
+          <w:bCs/>
+        </w:rPr>
+      </w:pPr>
+      <w:proofErr w:type="spellStart"/>
+      <w:r>
+        <w:rPr>
+          <w:rFonts w:asciiTheme="minorHAnsi" w:eastAsiaTheme="minorHAnsi"/>
+          <w:b/>
+          <w:bCs/>
+        </w:rPr>
+        <w:t>BirdRaise</w:t>
+      </w:r>
+      <w:proofErr w:type="spellEnd"/>
+      <w:r>
+        <w:rPr>
+          <w:rFonts w:asciiTheme="minorHAnsi" w:eastAsiaTheme="minorHAnsi"/>
+          <w:b/>
+          <w:bCs/>
+        </w:rPr>
+        <w:t>/</w:t>
+      </w:r>
+    </w:p>
+    <w:p>
+      <w:pPr>
+        <w:spacing w:line="180" w:lineRule="auto"/>
         <w:rPr>
           <w:rFonts w:asciiTheme="minorHAnsi" w:eastAsiaTheme="minorHAnsi"/>
           <w:b/>
@@ -2009,11 +2404,30 @@
           <w:b/>
           <w:bCs/>
         </w:rPr>
-        <w:t xml:space="preserve"> src/</w:t>
-      </w:r>
-    </w:p>
-    <w:p>
-      <w:pPr>
+        <w:t xml:space="preserve"> </w:t>
+      </w:r>
+      <w:proofErr w:type="spellStart"/>
+      <w:r>
+        <w:rPr>
+          <w:rFonts w:asciiTheme="minorHAnsi" w:eastAsiaTheme="minorHAnsi"/>
+          <w:b/>
+          <w:bCs/>
+        </w:rPr>
+        <w:t>src</w:t>
+      </w:r>
+      <w:proofErr w:type="spellEnd"/>
+      <w:r>
+        <w:rPr>
+          <w:rFonts w:asciiTheme="minorHAnsi" w:eastAsiaTheme="minorHAnsi"/>
+          <w:b/>
+          <w:bCs/>
+        </w:rPr>
+        <w:t>/</w:t>
+      </w:r>
+    </w:p>
+    <w:p>
+      <w:pPr>
+        <w:spacing w:line="180" w:lineRule="auto"/>
         <w:rPr>
           <w:rFonts w:asciiTheme="minorHAnsi" w:eastAsiaTheme="minorHAnsi"/>
           <w:b/>
@@ -2050,11 +2464,30 @@
           <w:b/>
           <w:bCs/>
         </w:rPr>
-        <w:t># 진입점, 콘솔 UTF-8 인코딩 설정</w:t>
-      </w:r>
-    </w:p>
-    <w:p>
-      <w:pPr>
+        <w:t xml:space="preserve"># </w:t>
+      </w:r>
+      <w:proofErr w:type="spellStart"/>
+      <w:r>
+        <w:rPr>
+          <w:rFonts w:asciiTheme="minorHAnsi" w:eastAsiaTheme="minorHAnsi"/>
+          <w:b/>
+          <w:bCs/>
+        </w:rPr>
+        <w:t>진입점</w:t>
+      </w:r>
+      <w:proofErr w:type="spellEnd"/>
+      <w:r>
+        <w:rPr>
+          <w:rFonts w:asciiTheme="minorHAnsi" w:eastAsiaTheme="minorHAnsi"/>
+          <w:b/>
+          <w:bCs/>
+        </w:rPr>
+        <w:t>, 콘솔 UTF-8 인코딩 설정</w:t>
+      </w:r>
+    </w:p>
+    <w:p>
+      <w:pPr>
+        <w:spacing w:line="180" w:lineRule="auto"/>
         <w:rPr>
           <w:rFonts w:asciiTheme="minorHAnsi" w:eastAsiaTheme="minorHAnsi"/>
           <w:b/>
@@ -2080,6 +2513,7 @@
     </w:p>
     <w:p>
       <w:pPr>
+        <w:spacing w:line="180" w:lineRule="auto"/>
         <w:rPr>
           <w:rFonts w:asciiTheme="minorHAnsi" w:eastAsiaTheme="minorHAnsi"/>
           <w:b/>
@@ -2121,6 +2555,7 @@
     </w:p>
     <w:p>
       <w:pPr>
+        <w:spacing w:line="180" w:lineRule="auto"/>
         <w:rPr>
           <w:rFonts w:asciiTheme="minorHAnsi" w:eastAsiaTheme="minorHAnsi"/>
           <w:b/>
@@ -2141,11 +2576,30 @@
           <w:b/>
           <w:bCs/>
         </w:rPr>
-        <w:t xml:space="preserve">   ├── ActionManager.cpp  # 행동 목록, 세부 선택지, 아이템/인벤토리 처리</w:t>
-      </w:r>
-    </w:p>
-    <w:p>
-      <w:pPr>
+        <w:t xml:space="preserve">   ├── </w:t>
+      </w:r>
+      <w:proofErr w:type="gramStart"/>
+      <w:r>
+        <w:rPr>
+          <w:rFonts w:asciiTheme="minorHAnsi" w:eastAsiaTheme="minorHAnsi"/>
+          <w:b/>
+          <w:bCs/>
+        </w:rPr>
+        <w:t>ActionManager.cpp  #</w:t>
+      </w:r>
+      <w:proofErr w:type="gramEnd"/>
+      <w:r>
+        <w:rPr>
+          <w:rFonts w:asciiTheme="minorHAnsi" w:eastAsiaTheme="minorHAnsi"/>
+          <w:b/>
+          <w:bCs/>
+        </w:rPr>
+        <w:t xml:space="preserve"> 행동 목록, 세부 선택지, 아이템/인벤토리 처리</w:t>
+      </w:r>
+    </w:p>
+    <w:p>
+      <w:pPr>
+        <w:spacing w:line="180" w:lineRule="auto"/>
         <w:rPr>
           <w:rFonts w:asciiTheme="minorHAnsi" w:eastAsiaTheme="minorHAnsi"/>
           <w:b/>
@@ -2187,6 +2641,7 @@
     </w:p>
     <w:p>
       <w:pPr>
+        <w:spacing w:line="180" w:lineRule="auto"/>
         <w:rPr>
           <w:rFonts w:asciiTheme="minorHAnsi" w:eastAsiaTheme="minorHAnsi"/>
           <w:b/>
@@ -2228,6 +2683,7 @@
     </w:p>
     <w:p>
       <w:pPr>
+        <w:spacing w:line="180" w:lineRule="auto"/>
         <w:rPr>
           <w:rFonts w:asciiTheme="minorHAnsi" w:eastAsiaTheme="minorHAnsi"/>
           <w:b/>
@@ -2253,23 +2709,71 @@
     </w:p>
     <w:p>
       <w:pPr>
-        <w:rPr>
-          <w:rFonts w:asciiTheme="minorHAnsi" w:eastAsiaTheme="minorHAnsi"/>
-          <w:b/>
-          <w:bCs/>
-        </w:rPr>
-      </w:pPr>
-      <w:r>
-        <w:rPr>
-          <w:rFonts w:asciiTheme="minorHAnsi" w:eastAsiaTheme="minorHAnsi"/>
-          <w:b/>
-          <w:bCs/>
-        </w:rPr>
-        <w:t xml:space="preserve">    ├── Time.h / GameManager.h / GameEntity.h</w:t>
-      </w:r>
-    </w:p>
-    <w:p>
-      <w:pPr>
+        <w:spacing w:line="180" w:lineRule="auto"/>
+        <w:rPr>
+          <w:rFonts w:asciiTheme="minorHAnsi" w:eastAsiaTheme="minorHAnsi"/>
+          <w:b/>
+          <w:bCs/>
+        </w:rPr>
+      </w:pPr>
+      <w:r>
+        <w:rPr>
+          <w:rFonts w:asciiTheme="minorHAnsi" w:eastAsiaTheme="minorHAnsi"/>
+          <w:b/>
+          <w:bCs/>
+        </w:rPr>
+        <w:t xml:space="preserve">    ├── </w:t>
+      </w:r>
+      <w:proofErr w:type="spellStart"/>
+      <w:r>
+        <w:rPr>
+          <w:rFonts w:asciiTheme="minorHAnsi" w:eastAsiaTheme="minorHAnsi"/>
+          <w:b/>
+          <w:bCs/>
+        </w:rPr>
+        <w:t>Time.h</w:t>
+      </w:r>
+      <w:proofErr w:type="spellEnd"/>
+      <w:r>
+        <w:rPr>
+          <w:rFonts w:asciiTheme="minorHAnsi" w:eastAsiaTheme="minorHAnsi"/>
+          <w:b/>
+          <w:bCs/>
+        </w:rPr>
+        <w:t xml:space="preserve"> / </w:t>
+      </w:r>
+      <w:proofErr w:type="spellStart"/>
+      <w:r>
+        <w:rPr>
+          <w:rFonts w:asciiTheme="minorHAnsi" w:eastAsiaTheme="minorHAnsi"/>
+          <w:b/>
+          <w:bCs/>
+        </w:rPr>
+        <w:t>GameManager.h</w:t>
+      </w:r>
+      <w:proofErr w:type="spellEnd"/>
+      <w:r>
+        <w:rPr>
+          <w:rFonts w:asciiTheme="minorHAnsi" w:eastAsiaTheme="minorHAnsi"/>
+          <w:b/>
+          <w:bCs/>
+        </w:rPr>
+        <w:t xml:space="preserve"> / </w:t>
+      </w:r>
+      <w:proofErr w:type="spellStart"/>
+      <w:r>
+        <w:rPr>
+          <w:rFonts w:asciiTheme="minorHAnsi" w:eastAsiaTheme="minorHAnsi"/>
+          <w:b/>
+          <w:bCs/>
+        </w:rPr>
+        <w:t>GameEntity.h</w:t>
+      </w:r>
+      <w:proofErr w:type="spellEnd"/>
+    </w:p>
+    <w:p>
+      <w:pPr>
+        <w:spacing w:line="180" w:lineRule="auto"/>
         <w:rPr>
           <w:rFonts w:asciiTheme="minorHAnsi" w:eastAsiaTheme="minorHAnsi"/>
           <w:b/>
@@ -2298,32 +2802,101 @@
           <w:b/>
           <w:bCs/>
         </w:rPr>
-        <w:t xml:space="preserve"> ActionManager.h / UIRenderer.h</w:t>
-      </w:r>
-    </w:p>
-    <w:p>
-      <w:pPr>
-        <w:rPr>
-          <w:rFonts w:asciiTheme="minorHAnsi" w:eastAsiaTheme="minorHAnsi"/>
-          <w:b/>
-          <w:bCs/>
-        </w:rPr>
-      </w:pPr>
-    </w:p>
-    <w:p>
-      <w:pPr>
-        <w:rPr>
-          <w:rFonts w:asciiTheme="minorHAnsi" w:eastAsiaTheme="minorHAnsi"/>
-          <w:b/>
-          <w:bCs/>
-        </w:rPr>
-      </w:pPr>
-      <w:r>
-        <w:rPr>
-          <w:rFonts w:asciiTheme="minorHAnsi" w:eastAsiaTheme="minorHAnsi" w:hint="eastAsia"/>
-          <w:b/>
-          <w:bCs/>
-        </w:rPr>
+        <w:t xml:space="preserve"> </w:t>
+      </w:r>
+      <w:proofErr w:type="spellStart"/>
+      <w:proofErr w:type="gramStart"/>
+      <w:r>
+        <w:rPr>
+          <w:rFonts w:asciiTheme="minorHAnsi" w:eastAsiaTheme="minorHAnsi"/>
+          <w:b/>
+          <w:bCs/>
+        </w:rPr>
+        <w:t>ActionManager.h</w:t>
+      </w:r>
+      <w:proofErr w:type="spellEnd"/>
+      <w:r>
+        <w:rPr>
+          <w:rFonts w:asciiTheme="minorHAnsi" w:eastAsiaTheme="minorHAnsi"/>
+          <w:b/>
+          <w:bCs/>
+        </w:rPr>
+        <w:t xml:space="preserve"> /</w:t>
+      </w:r>
+      <w:proofErr w:type="gramEnd"/>
+      <w:r>
+        <w:rPr>
+          <w:rFonts w:asciiTheme="minorHAnsi" w:eastAsiaTheme="minorHAnsi"/>
+          <w:b/>
+          <w:bCs/>
+        </w:rPr>
+        <w:t xml:space="preserve"> </w:t>
+      </w:r>
+      <w:proofErr w:type="spellStart"/>
+      <w:r>
+        <w:rPr>
+          <w:rFonts w:asciiTheme="minorHAnsi" w:eastAsiaTheme="minorHAnsi"/>
+          <w:b/>
+          <w:bCs/>
+        </w:rPr>
+        <w:t>UIRenderer.h</w:t>
+      </w:r>
+      <w:proofErr w:type="spellEnd"/>
+    </w:p>
+    <w:p>
+      <w:pPr>
+        <w:spacing w:line="180" w:lineRule="auto"/>
+        <w:rPr>
+          <w:rFonts w:asciiTheme="minorHAnsi" w:eastAsiaTheme="minorHAnsi"/>
+          <w:b/>
+          <w:bCs/>
+        </w:rPr>
+      </w:pPr>
+    </w:p>
+    <w:p>
+      <w:pPr>
+        <w:spacing w:line="180" w:lineRule="auto"/>
+        <w:rPr>
+          <w:rFonts w:asciiTheme="minorHAnsi" w:eastAsiaTheme="minorHAnsi"/>
+          <w:b/>
+          <w:bCs/>
+        </w:rPr>
+      </w:pPr>
+    </w:p>
+    <w:p>
+      <w:pPr>
+        <w:spacing w:line="180" w:lineRule="auto"/>
+        <w:rPr>
+          <w:rFonts w:asciiTheme="minorHAnsi" w:eastAsiaTheme="minorHAnsi"/>
+          <w:b/>
+          <w:bCs/>
+        </w:rPr>
+      </w:pPr>
+    </w:p>
+    <w:p>
+      <w:pPr>
+        <w:rPr>
+          <w:rFonts w:asciiTheme="minorHAnsi" w:eastAsiaTheme="minorHAnsi"/>
+          <w:b/>
+          <w:bCs/>
+        </w:rPr>
+      </w:pPr>
+    </w:p>
+    <w:p>
+      <w:pPr>
+        <w:rPr>
+          <w:rFonts w:asciiTheme="minorHAnsi" w:eastAsiaTheme="minorHAnsi"/>
+          <w:b/>
+          <w:bCs/>
+        </w:rPr>
+      </w:pPr>
+      <w:r>
+        <w:rPr>
+          <w:rFonts w:asciiTheme="minorHAnsi" w:eastAsiaTheme="minorHAnsi" w:hint="eastAsia"/>
+          <w:b/>
+          <w:bCs/>
+        </w:rPr>
+        <w:lastRenderedPageBreak/>
         <w:t>2</w:t>
       </w:r>
       <w:r>
@@ -2383,13 +2956,37 @@
           <w:b/>
           <w:bCs/>
         </w:rPr>
-        <w:t>상태 표시바</w:t>
-      </w:r>
-      <w:r>
-        <w:rPr>
-          <w:rFonts w:asciiTheme="minorHAnsi" w:eastAsiaTheme="minorHAnsi"/>
-        </w:rPr>
-        <w:t>: drawBar() 메서드가 ■ 문자를 이용한 게이지 바를 출력. 만족도·스트레스·청결도·포만감·훈련도를 항상 화면 상단에 노출</w:t>
+        <w:t xml:space="preserve">상태 </w:t>
+      </w:r>
+      <w:proofErr w:type="spellStart"/>
+      <w:r>
+        <w:rPr>
+          <w:rFonts w:asciiTheme="minorHAnsi" w:eastAsiaTheme="minorHAnsi"/>
+          <w:b/>
+          <w:bCs/>
+        </w:rPr>
+        <w:t>표시바</w:t>
+      </w:r>
+      <w:proofErr w:type="spellEnd"/>
+      <w:r>
+        <w:rPr>
+          <w:rFonts w:asciiTheme="minorHAnsi" w:eastAsiaTheme="minorHAnsi"/>
+        </w:rPr>
+        <w:t xml:space="preserve">: </w:t>
+      </w:r>
+      <w:proofErr w:type="spellStart"/>
+      <w:r>
+        <w:rPr>
+          <w:rFonts w:asciiTheme="minorHAnsi" w:eastAsiaTheme="minorHAnsi"/>
+        </w:rPr>
+        <w:t>drawBar</w:t>
+      </w:r>
+      <w:proofErr w:type="spellEnd"/>
+      <w:r>
+        <w:rPr>
+          <w:rFonts w:asciiTheme="minorHAnsi" w:eastAsiaTheme="minorHAnsi"/>
+        </w:rPr>
+        <w:t>() 메서드가 ■ 문자를 이용한 게이지 바를 출력. 만족도·스트레스·청결도·포만감·훈련도를 항상 화면 상단에 노출</w:t>
       </w:r>
     </w:p>
     <w:p>
@@ -2402,19 +2999,57 @@
           <w:rFonts w:asciiTheme="minorHAnsi" w:eastAsiaTheme="minorHAnsi"/>
         </w:rPr>
       </w:pPr>
-      <w:r>
-        <w:rPr>
-          <w:rFonts w:asciiTheme="minorHAnsi" w:eastAsiaTheme="minorHAnsi"/>
-          <w:b/>
-          <w:bCs/>
-        </w:rPr>
-        <w:t>SlowPrint 연출</w:t>
-      </w:r>
-      <w:r>
-        <w:rPr>
-          <w:rFonts w:asciiTheme="minorHAnsi" w:eastAsiaTheme="minorHAnsi"/>
-        </w:rPr>
-        <w:t>: 스토리 장면은 글자를 한 자씩 딜레이를 주며 출력하는 SlowPrint() 메서드로 몰입감 강화</w:t>
+      <w:proofErr w:type="spellStart"/>
+      <w:r>
+        <w:rPr>
+          <w:rFonts w:asciiTheme="minorHAnsi" w:eastAsiaTheme="minorHAnsi"/>
+          <w:b/>
+          <w:bCs/>
+        </w:rPr>
+        <w:t>SlowPrint</w:t>
+      </w:r>
+      <w:proofErr w:type="spellEnd"/>
+      <w:r>
+        <w:rPr>
+          <w:rFonts w:asciiTheme="minorHAnsi" w:eastAsiaTheme="minorHAnsi"/>
+          <w:b/>
+          <w:bCs/>
+        </w:rPr>
+        <w:t xml:space="preserve"> 연출</w:t>
+      </w:r>
+      <w:r>
+        <w:rPr>
+          <w:rFonts w:asciiTheme="minorHAnsi" w:eastAsiaTheme="minorHAnsi"/>
+        </w:rPr>
+        <w:t xml:space="preserve">: 스토리 장면은 글자를 한 자씩 딜레이를 주며 출력하는 </w:t>
+      </w:r>
+      <w:proofErr w:type="spellStart"/>
+      <w:r>
+        <w:rPr>
+          <w:rFonts w:asciiTheme="minorHAnsi" w:eastAsiaTheme="minorHAnsi"/>
+        </w:rPr>
+        <w:t>SlowPrint</w:t>
+      </w:r>
+      <w:proofErr w:type="spellEnd"/>
+      <w:r>
+        <w:rPr>
+          <w:rFonts w:asciiTheme="minorHAnsi" w:eastAsiaTheme="minorHAnsi"/>
+        </w:rPr>
+        <w:t xml:space="preserve">() 메서드로 </w:t>
+      </w:r>
+      <w:proofErr w:type="spellStart"/>
+      <w:r>
+        <w:rPr>
+          <w:rFonts w:asciiTheme="minorHAnsi" w:eastAsiaTheme="minorHAnsi"/>
+        </w:rPr>
+        <w:t>몰입감</w:t>
+      </w:r>
+      <w:proofErr w:type="spellEnd"/>
+      <w:r>
+        <w:rPr>
+          <w:rFonts w:asciiTheme="minorHAnsi" w:eastAsiaTheme="minorHAnsi"/>
+        </w:rPr>
+        <w:t xml:space="preserve"> 강화</w:t>
       </w:r>
     </w:p>
     <w:p>
@@ -2439,7 +3074,21 @@
         <w:rPr>
           <w:rFonts w:asciiTheme="minorHAnsi" w:eastAsiaTheme="minorHAnsi"/>
         </w:rPr>
-        <w:t>: 행동을 선택하면 해당 행동에 대응하는 아스키 아트(ActionArtRender())가 전환되어 시각적 피드백 제공</w:t>
+        <w:t>: 행동을 선택하면 해당 행동에 대응하는 아스키 아트(</w:t>
+      </w:r>
+      <w:proofErr w:type="spellStart"/>
+      <w:r>
+        <w:rPr>
+          <w:rFonts w:asciiTheme="minorHAnsi" w:eastAsiaTheme="minorHAnsi"/>
+        </w:rPr>
+        <w:t>ActionArtRender</w:t>
+      </w:r>
+      <w:proofErr w:type="spellEnd"/>
+      <w:r>
+        <w:rPr>
+          <w:rFonts w:asciiTheme="minorHAnsi" w:eastAsiaTheme="minorHAnsi"/>
+        </w:rPr>
+        <w:t>())가 전환되어 시각적 피드백 제공</w:t>
       </w:r>
     </w:p>
     <w:p>
@@ -2464,20 +3113,28 @@
         <w:rPr>
           <w:rFonts w:asciiTheme="minorHAnsi" w:eastAsiaTheme="minorHAnsi"/>
         </w:rPr>
-        <w:t>: 각 엔딩마다 전용 아스키 아트를 출력하는 EndingArtRender() 메서드 구현</w:t>
-      </w:r>
-      <w:r>
-        <w:rPr>
-          <w:rFonts w:asciiTheme="minorHAnsi" w:eastAsiaTheme="minorHAnsi" w:hint="eastAsia"/>
-        </w:rPr>
-        <w:t>.</w:t>
+        <w:t xml:space="preserve">: 각 엔딩마다 전용 아스키 아트를 출력하는 </w:t>
+      </w:r>
+      <w:proofErr w:type="spellStart"/>
+      <w:r>
+        <w:rPr>
+          <w:rFonts w:asciiTheme="minorHAnsi" w:eastAsiaTheme="minorHAnsi"/>
+        </w:rPr>
+        <w:t>EndingArtRender</w:t>
+      </w:r>
+      <w:proofErr w:type="spellEnd"/>
+      <w:r>
+        <w:rPr>
+          <w:rFonts w:asciiTheme="minorHAnsi" w:eastAsiaTheme="minorHAnsi"/>
+        </w:rPr>
+        <w:t>() 메서드 구현</w:t>
       </w:r>
     </w:p>
     <w:p>
       <w:pPr>
         <w:ind w:left="720"/>
         <w:rPr>
-          <w:rFonts w:asciiTheme="minorHAnsi" w:eastAsiaTheme="minorHAnsi" w:hint="eastAsia"/>
+          <w:rFonts w:asciiTheme="minorHAnsi" w:eastAsiaTheme="minorHAnsi"/>
         </w:rPr>
       </w:pPr>
       <w:r>
@@ -2485,7 +3142,6 @@
           <w:rFonts w:hint="eastAsia"/>
           <w:noProof/>
         </w:rPr>
-        <w:lastRenderedPageBreak/>
         <w:drawing>
           <wp:anchor distT="0" distB="0" distL="114300" distR="114300" simplePos="0" relativeHeight="251664384" behindDoc="0" locked="0" layoutInCell="1" allowOverlap="1" wp14:anchorId="5168D7C5" wp14:editId="61A2FB23">
             <wp:simplePos x="0" y="0"/>
@@ -2683,7 +3339,7 @@
         <w:rPr>
           <w:rFonts w:asciiTheme="minorHAnsi" w:eastAsiaTheme="minorHAnsi"/>
         </w:rPr>
-        <w:t>각 팀원의 PC 환경(Windows 한글 코드페이지 차이 등)에 따라 컴파일러가 소스 코드 내의 한글 문자열을 인식하지 못하는 오류 발생.</w:t>
+        <w:t>각 팀원의 PC 환경(Windows 한글 코드페이지 차이 등)에 따라 컴파일러가 소스 코드 내의 한글 문자열을 인식하지 못하는 오류 발생</w:t>
       </w:r>
       <w:r>
         <w:rPr>
@@ -2721,13 +3377,7 @@
         <w:rPr>
           <w:rFonts w:asciiTheme="minorHAnsi" w:eastAsiaTheme="minorHAnsi"/>
         </w:rPr>
-        <w:t xml:space="preserve"> 코드에 포함된 한글을 컴파일러가 올바르게 해석하도록 강제 설정했습니다</w:t>
-      </w:r>
-      <w:r>
-        <w:rPr>
-          <w:rFonts w:asciiTheme="minorHAnsi" w:eastAsiaTheme="minorHAnsi" w:hint="eastAsia"/>
-        </w:rPr>
-        <w:t>.</w:t>
+        <w:t xml:space="preserve"> 코드에 포함된 한글을 컴파일러가 올바르게 해석하도록 강제 설정</w:t>
       </w:r>
     </w:p>
     <w:p>
@@ -2748,7 +3398,21 @@
         <w:rPr>
           <w:rFonts w:asciiTheme="minorHAnsi" w:eastAsiaTheme="minorHAnsi"/>
         </w:rPr>
-        <w:t>프로젝트 속성 → C/C++ → 명령줄→/utf-8 입력 후 적용</w:t>
+        <w:t xml:space="preserve">프로젝트 속성 → C/C++ → </w:t>
+      </w:r>
+      <w:proofErr w:type="spellStart"/>
+      <w:r>
+        <w:rPr>
+          <w:rFonts w:asciiTheme="minorHAnsi" w:eastAsiaTheme="minorHAnsi"/>
+        </w:rPr>
+        <w:t>명령줄</w:t>
+      </w:r>
+      <w:proofErr w:type="spellEnd"/>
+      <w:r>
+        <w:rPr>
+          <w:rFonts w:asciiTheme="minorHAnsi" w:eastAsiaTheme="minorHAnsi"/>
+        </w:rPr>
+        <w:t>→/utf-8 입력 후 적용</w:t>
       </w:r>
     </w:p>
     <w:p>
@@ -2777,7 +3441,7 @@
         <w:rPr>
           <w:rFonts w:asciiTheme="minorHAnsi" w:eastAsiaTheme="minorHAnsi"/>
         </w:rPr>
-        <w:t>소스 코드 내의 한글 주석 및 문자열 상수로 인한 컴파일 에러를</w:t>
+        <w:t>소스 코드 내의 한글 주석 및 문자열 상수로 인한 컴파일 에러</w:t>
       </w:r>
       <w:r>
         <w:rPr>
@@ -2789,7 +3453,7 @@
         <w:rPr>
           <w:rFonts w:asciiTheme="minorHAnsi" w:eastAsiaTheme="minorHAnsi"/>
         </w:rPr>
-        <w:t>해결했습니다.</w:t>
+        <w:t>해결</w:t>
       </w:r>
     </w:p>
     <w:p>
@@ -2807,19 +3471,7 @@
         <w:rPr>
           <w:rFonts w:asciiTheme="minorHAnsi" w:eastAsiaTheme="minorHAnsi"/>
         </w:rPr>
-        <w:t>Windows 환경에서 콘솔 출력 제어를 위해 시스템 헤더</w:t>
-      </w:r>
-      <w:r>
-        <w:rPr>
-          <w:rFonts w:asciiTheme="minorHAnsi" w:eastAsiaTheme="minorHAnsi" w:hint="eastAsia"/>
-        </w:rPr>
-        <w:t>도</w:t>
-      </w:r>
-      <w:r>
-        <w:rPr>
-          <w:rFonts w:asciiTheme="minorHAnsi" w:eastAsiaTheme="minorHAnsi"/>
-        </w:rPr>
-        <w:t xml:space="preserve"> 추가했습니다.</w:t>
+        <w:t>Windows 환경에서 콘솔 출력 제어를 위해 시스템 헤더 추가</w:t>
       </w:r>
     </w:p>
     <w:p>
@@ -2841,14 +3493,28 @@
         <w:rPr>
           <w:rFonts w:asciiTheme="minorHAnsi" w:eastAsiaTheme="minorHAnsi"/>
         </w:rPr>
-        <w:t>#include &lt;windows.h&gt;</w:t>
+        <w:t>#include &lt;</w:t>
+      </w:r>
+      <w:proofErr w:type="spellStart"/>
+      <w:r>
+        <w:rPr>
+          <w:rFonts w:asciiTheme="minorHAnsi" w:eastAsiaTheme="minorHAnsi"/>
+        </w:rPr>
+        <w:t>windows.h</w:t>
+      </w:r>
+      <w:proofErr w:type="spellEnd"/>
+      <w:r>
+        <w:rPr>
+          <w:rFonts w:asciiTheme="minorHAnsi" w:eastAsiaTheme="minorHAnsi"/>
+        </w:rPr>
+        <w:t>&gt;</w:t>
       </w:r>
     </w:p>
     <w:p>
       <w:pPr>
         <w:ind w:left="1069"/>
         <w:rPr>
-          <w:rFonts w:asciiTheme="minorHAnsi" w:eastAsiaTheme="minorHAnsi" w:hint="eastAsia"/>
+          <w:rFonts w:asciiTheme="minorHAnsi" w:eastAsiaTheme="minorHAnsi"/>
         </w:rPr>
       </w:pPr>
       <w:r>
@@ -2883,7 +3549,13 @@
         <w:rPr>
           <w:rFonts w:asciiTheme="minorHAnsi" w:eastAsiaTheme="minorHAnsi"/>
         </w:rPr>
-        <w:t>사용할 수 있게 되었습니다.</w:t>
+        <w:t xml:space="preserve">사용할 수 있게 </w:t>
+      </w:r>
+      <w:r>
+        <w:rPr>
+          <w:rFonts w:asciiTheme="minorHAnsi" w:eastAsiaTheme="minorHAnsi" w:hint="eastAsia"/>
+        </w:rPr>
+        <w:t>됨</w:t>
       </w:r>
     </w:p>
     <w:p>
@@ -2903,13 +3575,14 @@
           <w:b/>
           <w:bCs/>
         </w:rPr>
+        <w:lastRenderedPageBreak/>
         <w:t xml:space="preserve">런타임 출력 오류: </w:t>
       </w:r>
       <w:r>
         <w:rPr>
           <w:rFonts w:asciiTheme="minorHAnsi" w:eastAsiaTheme="minorHAnsi"/>
         </w:rPr>
-        <w:t>프로그램 실행 중 사용자가 입력한 한글 이름이나 프로그램 내 한글 텍스트가 깨져서(깨진 글자나 '?'로 표시) 출력되는 현상 발생.</w:t>
+        <w:t>프로그램 실행 중 사용자가 입력한 한글 이름이나 프로그램 내 한글 텍스트가 깨져서(깨진 글자나 '?'로 표시) 출력되는 현상 발생</w:t>
       </w:r>
     </w:p>
     <w:p>
@@ -2935,7 +3608,7 @@
         <w:rPr>
           <w:rFonts w:asciiTheme="minorHAnsi" w:eastAsiaTheme="minorHAnsi" w:hint="eastAsia"/>
         </w:rPr>
-        <w:t>사용자가 입력하는 한글과 터미널에 출력되는 한글이 일치하도록 설정했습니다.</w:t>
+        <w:t>사용자가 입력하는 한글과 터미널에 출력되는 한글이 일치하도록 설정</w:t>
       </w:r>
     </w:p>
     <w:p>
@@ -2970,7 +3643,35 @@
         <w:rPr>
           <w:rFonts w:asciiTheme="minorHAnsi" w:eastAsiaTheme="minorHAnsi"/>
         </w:rPr>
-        <w:t>system("chcp 65001"); // 터미널 코드페이지를 UTF-8(65001)로 변경</w:t>
+        <w:t>system("</w:t>
+      </w:r>
+      <w:proofErr w:type="spellStart"/>
+      <w:r>
+        <w:rPr>
+          <w:rFonts w:asciiTheme="minorHAnsi" w:eastAsiaTheme="minorHAnsi"/>
+        </w:rPr>
+        <w:t>chcp</w:t>
+      </w:r>
+      <w:proofErr w:type="spellEnd"/>
+      <w:r>
+        <w:rPr>
+          <w:rFonts w:asciiTheme="minorHAnsi" w:eastAsiaTheme="minorHAnsi"/>
+        </w:rPr>
+        <w:t xml:space="preserve"> 65001")</w:t>
+      </w:r>
+      <w:proofErr w:type="gramStart"/>
+      <w:r>
+        <w:rPr>
+          <w:rFonts w:asciiTheme="minorHAnsi" w:eastAsiaTheme="minorHAnsi"/>
+        </w:rPr>
+        <w:t>; /</w:t>
+      </w:r>
+      <w:proofErr w:type="gramEnd"/>
+      <w:r>
+        <w:rPr>
+          <w:rFonts w:asciiTheme="minorHAnsi" w:eastAsiaTheme="minorHAnsi"/>
+        </w:rPr>
+        <w:t>/ 터미널 코드페이지를 UTF-8(65001)로 변경</w:t>
       </w:r>
     </w:p>
     <w:p>
@@ -2986,7 +3687,35 @@
         <w:rPr>
           <w:rFonts w:asciiTheme="minorHAnsi" w:eastAsiaTheme="minorHAnsi"/>
         </w:rPr>
-        <w:t>system("cls"); // 인코딩 변경 시 나타나는 시스템 메시지 삭제</w:t>
+        <w:t>system("</w:t>
+      </w:r>
+      <w:proofErr w:type="spellStart"/>
+      <w:r>
+        <w:rPr>
+          <w:rFonts w:asciiTheme="minorHAnsi" w:eastAsiaTheme="minorHAnsi"/>
+        </w:rPr>
+        <w:t>cls</w:t>
+      </w:r>
+      <w:proofErr w:type="spellEnd"/>
+      <w:r>
+        <w:rPr>
+          <w:rFonts w:asciiTheme="minorHAnsi" w:eastAsiaTheme="minorHAnsi"/>
+        </w:rPr>
+        <w:t>")</w:t>
+      </w:r>
+      <w:proofErr w:type="gramStart"/>
+      <w:r>
+        <w:rPr>
+          <w:rFonts w:asciiTheme="minorHAnsi" w:eastAsiaTheme="minorHAnsi"/>
+        </w:rPr>
+        <w:t>; /</w:t>
+      </w:r>
+      <w:proofErr w:type="gramEnd"/>
+      <w:r>
+        <w:rPr>
+          <w:rFonts w:asciiTheme="minorHAnsi" w:eastAsiaTheme="minorHAnsi"/>
+        </w:rPr>
+        <w:t>/ 인코딩 변경 시 나타나는 시스템 메시지 삭제</w:t>
       </w:r>
     </w:p>
     <w:p>
@@ -2994,7 +3723,7 @@
         <w:pStyle w:val="a6"/>
         <w:ind w:left="1027"/>
         <w:rPr>
-          <w:rFonts w:asciiTheme="minorHAnsi" w:eastAsiaTheme="minorHAnsi" w:hint="eastAsia"/>
+          <w:rFonts w:asciiTheme="minorHAnsi" w:eastAsiaTheme="minorHAnsi"/>
         </w:rPr>
       </w:pPr>
       <w:r>
@@ -3015,7 +3744,7 @@
         <w:rPr>
           <w:rFonts w:asciiTheme="minorHAnsi" w:eastAsiaTheme="minorHAnsi"/>
         </w:rPr>
-        <w:t>플레이어가 입력한 한글 이름이 깨지지 않고 정상적으로 변수에 저장 및 화면에 출력되는 것을 확인했습니다.</w:t>
+        <w:t>플레이어가 입력한 한글 이름이 깨지지 않고 정상적으로 변수에 저장 및 화면에 출력되는 것을 확인</w:t>
       </w:r>
     </w:p>
     <w:p>
@@ -3035,7 +3764,6 @@
           <w:b/>
           <w:bCs/>
         </w:rPr>
-        <w:lastRenderedPageBreak/>
         <w:t>날짜 변경 및 행동 횟수 오류</w:t>
       </w:r>
       <w:r>
@@ -3050,7 +3778,7 @@
         <w:rPr>
           <w:rFonts w:asciiTheme="minorHAnsi" w:eastAsiaTheme="minorHAnsi" w:hint="eastAsia"/>
         </w:rPr>
-        <w:t>1주차에서 2주차로 넘어가는 구간에서 행동 횟수가   5회가 아닌 7회로 변경이 되지 않는 현상 발생.</w:t>
+        <w:t>1주차에서 2주차로 넘어가는 구간에서 행동 횟수가   5회가 아닌 7회로 변경이 되지 않는 현상 발생</w:t>
       </w:r>
     </w:p>
     <w:p>
@@ -3072,11 +3800,89 @@
         </w:rPr>
         <w:t xml:space="preserve">문제 해결 과정: </w:t>
       </w:r>
-      <w:r>
-        <w:rPr>
-          <w:rFonts w:asciiTheme="minorHAnsi" w:eastAsiaTheme="minorHAnsi" w:hint="eastAsia"/>
-        </w:rPr>
-        <w:t>Time.h에 daily_count와 week_count 두개가 존재 했었지만 daily_count를 없애고 week_count로만 다뤄지게 수정하였습니다.</w:t>
+      <w:proofErr w:type="spellStart"/>
+      <w:r>
+        <w:rPr>
+          <w:rFonts w:asciiTheme="minorHAnsi" w:eastAsiaTheme="minorHAnsi" w:hint="eastAsia"/>
+        </w:rPr>
+        <w:t>Time.h</w:t>
+      </w:r>
+      <w:proofErr w:type="spellEnd"/>
+      <w:r>
+        <w:rPr>
+          <w:rFonts w:asciiTheme="minorHAnsi" w:eastAsiaTheme="minorHAnsi" w:hint="eastAsia"/>
+        </w:rPr>
+        <w:t xml:space="preserve">에 </w:t>
+      </w:r>
+      <w:proofErr w:type="spellStart"/>
+      <w:r>
+        <w:rPr>
+          <w:rFonts w:asciiTheme="minorHAnsi" w:eastAsiaTheme="minorHAnsi" w:hint="eastAsia"/>
+        </w:rPr>
+        <w:t>daily_count</w:t>
+      </w:r>
+      <w:proofErr w:type="spellEnd"/>
+      <w:r>
+        <w:rPr>
+          <w:rFonts w:asciiTheme="minorHAnsi" w:eastAsiaTheme="minorHAnsi" w:hint="eastAsia"/>
+        </w:rPr>
+        <w:t xml:space="preserve">와 </w:t>
+      </w:r>
+      <w:proofErr w:type="spellStart"/>
+      <w:r>
+        <w:rPr>
+          <w:rFonts w:asciiTheme="minorHAnsi" w:eastAsiaTheme="minorHAnsi" w:hint="eastAsia"/>
+        </w:rPr>
+        <w:t>week_count</w:t>
+      </w:r>
+      <w:proofErr w:type="spellEnd"/>
+      <w:r>
+        <w:rPr>
+          <w:rFonts w:asciiTheme="minorHAnsi" w:eastAsiaTheme="minorHAnsi" w:hint="eastAsia"/>
+        </w:rPr>
+        <w:t xml:space="preserve"> 두개가 존재 </w:t>
+      </w:r>
+      <w:proofErr w:type="spellStart"/>
+      <w:r>
+        <w:rPr>
+          <w:rFonts w:asciiTheme="minorHAnsi" w:eastAsiaTheme="minorHAnsi" w:hint="eastAsia"/>
+        </w:rPr>
+        <w:t>했었지만</w:t>
+      </w:r>
+      <w:proofErr w:type="spellEnd"/>
+      <w:r>
+        <w:rPr>
+          <w:rFonts w:asciiTheme="minorHAnsi" w:eastAsiaTheme="minorHAnsi" w:hint="eastAsia"/>
+        </w:rPr>
+        <w:t xml:space="preserve"> </w:t>
+      </w:r>
+      <w:proofErr w:type="spellStart"/>
+      <w:r>
+        <w:rPr>
+          <w:rFonts w:asciiTheme="minorHAnsi" w:eastAsiaTheme="minorHAnsi" w:hint="eastAsia"/>
+        </w:rPr>
+        <w:t>daily_count</w:t>
+      </w:r>
+      <w:proofErr w:type="spellEnd"/>
+      <w:r>
+        <w:rPr>
+          <w:rFonts w:asciiTheme="minorHAnsi" w:eastAsiaTheme="minorHAnsi" w:hint="eastAsia"/>
+        </w:rPr>
+        <w:t xml:space="preserve">를 없애고 </w:t>
+      </w:r>
+      <w:proofErr w:type="spellStart"/>
+      <w:r>
+        <w:rPr>
+          <w:rFonts w:asciiTheme="minorHAnsi" w:eastAsiaTheme="minorHAnsi" w:hint="eastAsia"/>
+        </w:rPr>
+        <w:t>week_count</w:t>
+      </w:r>
+      <w:proofErr w:type="spellEnd"/>
+      <w:r>
+        <w:rPr>
+          <w:rFonts w:asciiTheme="minorHAnsi" w:eastAsiaTheme="minorHAnsi" w:hint="eastAsia"/>
+        </w:rPr>
+        <w:t>로만 다뤄지게 수정</w:t>
       </w:r>
     </w:p>
     <w:p>
@@ -3084,7 +3890,7 @@
         <w:pStyle w:val="a6"/>
         <w:ind w:left="1027"/>
         <w:rPr>
-          <w:rFonts w:asciiTheme="minorHAnsi" w:eastAsiaTheme="minorHAnsi" w:hint="eastAsia"/>
+          <w:rFonts w:asciiTheme="minorHAnsi" w:eastAsiaTheme="minorHAnsi"/>
         </w:rPr>
       </w:pPr>
       <w:r>
@@ -3099,13 +3905,7 @@
         <w:rPr>
           <w:rFonts w:asciiTheme="minorHAnsi" w:eastAsiaTheme="minorHAnsi" w:hint="eastAsia"/>
         </w:rPr>
-        <w:t xml:space="preserve"> 하루 행동 횟수가 7회로 바뀌던 오류가 5회로 수정 되었습니다</w:t>
-      </w:r>
-      <w:r>
-        <w:rPr>
-          <w:rFonts w:asciiTheme="minorHAnsi" w:eastAsiaTheme="minorHAnsi" w:hint="eastAsia"/>
-        </w:rPr>
-        <w:t>.</w:t>
+        <w:t xml:space="preserve"> 하루 행동 횟수가 7회로 바뀌던 오류가 5회로 수정</w:t>
       </w:r>
     </w:p>
     <w:p>
@@ -3119,6 +3919,7 @@
           <w:rFonts w:asciiTheme="minorHAnsi" w:eastAsiaTheme="minorHAnsi"/>
         </w:rPr>
       </w:pPr>
+      <w:proofErr w:type="spellStart"/>
       <w:r>
         <w:rPr>
           <w:rFonts w:asciiTheme="minorHAnsi" w:eastAsiaTheme="minorHAnsi" w:hint="eastAsia"/>
@@ -3127,14 +3928,25 @@
         </w:rPr>
         <w:t>히든</w:t>
       </w:r>
-      <w:r>
-        <w:rPr>
-          <w:rFonts w:asciiTheme="minorHAnsi" w:eastAsiaTheme="minorHAnsi" w:hint="eastAsia"/>
-          <w:b/>
-          <w:bCs/>
-        </w:rPr>
-        <w:t>/배드</w:t>
-      </w:r>
+      <w:proofErr w:type="spellEnd"/>
+      <w:r>
+        <w:rPr>
+          <w:rFonts w:asciiTheme="minorHAnsi" w:eastAsiaTheme="minorHAnsi" w:hint="eastAsia"/>
+          <w:b/>
+          <w:bCs/>
+        </w:rPr>
+        <w:t>/</w:t>
+      </w:r>
+      <w:proofErr w:type="spellStart"/>
+      <w:r>
+        <w:rPr>
+          <w:rFonts w:asciiTheme="minorHAnsi" w:eastAsiaTheme="minorHAnsi" w:hint="eastAsia"/>
+          <w:b/>
+          <w:bCs/>
+        </w:rPr>
+        <w:t>배드</w:t>
+      </w:r>
+      <w:proofErr w:type="spellEnd"/>
       <w:r>
         <w:rPr>
           <w:rFonts w:asciiTheme="minorHAnsi" w:eastAsiaTheme="minorHAnsi" w:hint="eastAsia"/>
@@ -3155,19 +3967,47 @@
         <w:rPr>
           <w:rFonts w:asciiTheme="minorHAnsi" w:eastAsiaTheme="minorHAnsi"/>
         </w:rPr>
-        <w:t>초기 기획 시 히든 엔딩 조건을 "만족도 100 + 특정 수치 100"으로 설정하였으나, 실제 플레이 테스트 결과 8주 안에 해당 조건을 동시에 달성하는 것이 현실적으로 불가능함을 확인</w:t>
-      </w:r>
-      <w:r>
-        <w:rPr>
-          <w:rFonts w:asciiTheme="minorHAnsi" w:eastAsiaTheme="minorHAnsi" w:hint="eastAsia"/>
-        </w:rPr>
-        <w:t>했습니다.</w:t>
-      </w:r>
-      <w:r>
-        <w:rPr>
-          <w:rFonts w:asciiTheme="minorHAnsi" w:eastAsiaTheme="minorHAnsi" w:hint="eastAsia"/>
-        </w:rPr>
-        <w:t xml:space="preserve"> 또한 배드엔딩 조건을 </w:t>
+        <w:t xml:space="preserve">초기 기획 시 </w:t>
+      </w:r>
+      <w:proofErr w:type="spellStart"/>
+      <w:r>
+        <w:rPr>
+          <w:rFonts w:asciiTheme="minorHAnsi" w:eastAsiaTheme="minorHAnsi"/>
+        </w:rPr>
+        <w:t>히든</w:t>
+      </w:r>
+      <w:proofErr w:type="spellEnd"/>
+      <w:r>
+        <w:rPr>
+          <w:rFonts w:asciiTheme="minorHAnsi" w:eastAsiaTheme="minorHAnsi"/>
+        </w:rPr>
+        <w:t xml:space="preserve"> 엔딩 조건을 "만족도 100 + 특정 수치 100"으로 설정하였으나, 실제 플레이 테스트 결과 8주 안에 해당 조건을 동시에 달성하는 것이 현실적으로 불가능함을 확인</w:t>
+      </w:r>
+      <w:r>
+        <w:rPr>
+          <w:rFonts w:asciiTheme="minorHAnsi" w:eastAsiaTheme="minorHAnsi" w:hint="eastAsia"/>
+        </w:rPr>
+        <w:t xml:space="preserve">. </w:t>
+      </w:r>
+      <w:r>
+        <w:rPr>
+          <w:rFonts w:asciiTheme="minorHAnsi" w:eastAsiaTheme="minorHAnsi" w:hint="eastAsia"/>
+        </w:rPr>
+        <w:t xml:space="preserve">또한 </w:t>
+      </w:r>
+      <w:proofErr w:type="spellStart"/>
+      <w:r>
+        <w:rPr>
+          <w:rFonts w:asciiTheme="minorHAnsi" w:eastAsiaTheme="minorHAnsi" w:hint="eastAsia"/>
+        </w:rPr>
+        <w:t>배드엔딩</w:t>
+      </w:r>
+      <w:proofErr w:type="spellEnd"/>
+      <w:r>
+        <w:rPr>
+          <w:rFonts w:asciiTheme="minorHAnsi" w:eastAsiaTheme="minorHAnsi" w:hint="eastAsia"/>
+        </w:rPr>
+        <w:t xml:space="preserve"> 조건을 </w:t>
       </w:r>
       <w:r>
         <w:rPr>
@@ -3191,7 +4031,35 @@
         <w:rPr>
           <w:rFonts w:asciiTheme="minorHAnsi" w:eastAsiaTheme="minorHAnsi" w:hint="eastAsia"/>
         </w:rPr>
-        <w:t>로 설정하였으나, 실제 플레이 테스트 결과 만족도가 25이하로 떨어지는 것것 불가능한 것을 확인했습니다.</w:t>
+        <w:t xml:space="preserve">로 설정하였으나, 실제 플레이 테스트 결과 만족도가 25이하로 </w:t>
+      </w:r>
+      <w:proofErr w:type="spellStart"/>
+      <w:proofErr w:type="gramStart"/>
+      <w:r>
+        <w:rPr>
+          <w:rFonts w:asciiTheme="minorHAnsi" w:eastAsiaTheme="minorHAnsi" w:hint="eastAsia"/>
+        </w:rPr>
+        <w:t>떨어지는</w:t>
+      </w:r>
+      <w:r>
+        <w:rPr>
+          <w:rFonts w:asciiTheme="minorHAnsi" w:eastAsiaTheme="minorHAnsi" w:hint="eastAsia"/>
+        </w:rPr>
+        <w:t>게</w:t>
+      </w:r>
+      <w:proofErr w:type="spellEnd"/>
+      <w:proofErr w:type="gramEnd"/>
+      <w:r>
+        <w:rPr>
+          <w:rFonts w:asciiTheme="minorHAnsi" w:eastAsiaTheme="minorHAnsi" w:hint="eastAsia"/>
+        </w:rPr>
+        <w:t xml:space="preserve"> 불가능한 것을 </w:t>
+      </w:r>
+      <w:r>
+        <w:rPr>
+          <w:rFonts w:asciiTheme="minorHAnsi" w:eastAsiaTheme="minorHAnsi" w:hint="eastAsia"/>
+        </w:rPr>
+        <w:t>확인</w:t>
       </w:r>
     </w:p>
     <w:p>
@@ -3215,17 +4083,25 @@
         </w:rPr>
         <w:t xml:space="preserve">문제 해결 과정: </w:t>
       </w:r>
-      <w:r>
-        <w:rPr>
-          <w:rFonts w:asciiTheme="minorHAnsi" w:eastAsiaTheme="minorHAnsi"/>
-        </w:rPr>
-        <w:t>히든 엔딩 3종의 발동 조건에서 만족도 기준을 완화하여 달성 가능한 수준으로 조정했습니다.</w:t>
-      </w:r>
-      <w:r>
-        <w:rPr>
-          <w:rFonts w:asciiTheme="minorHAnsi" w:eastAsiaTheme="minorHAnsi" w:hint="eastAsia"/>
-        </w:rPr>
-        <w:t xml:space="preserve"> </w:t>
+      <w:proofErr w:type="spellStart"/>
+      <w:r>
+        <w:rPr>
+          <w:rFonts w:asciiTheme="minorHAnsi" w:eastAsiaTheme="minorHAnsi"/>
+        </w:rPr>
+        <w:t>히든</w:t>
+      </w:r>
+      <w:proofErr w:type="spellEnd"/>
+      <w:r>
+        <w:rPr>
+          <w:rFonts w:asciiTheme="minorHAnsi" w:eastAsiaTheme="minorHAnsi"/>
+        </w:rPr>
+        <w:t xml:space="preserve"> 엔딩 3종의 발동 조건에서 만족도 기준을 완화하여 달성 가능한 수준으로 </w:t>
+      </w:r>
+      <w:r>
+        <w:rPr>
+          <w:rFonts w:asciiTheme="minorHAnsi" w:eastAsiaTheme="minorHAnsi" w:hint="eastAsia"/>
+        </w:rPr>
+        <w:t xml:space="preserve">조정 </w:t>
       </w:r>
       <w:r>
         <w:rPr>
@@ -3251,14 +4127,22 @@
         <w:pStyle w:val="a6"/>
         <w:ind w:left="1069"/>
         <w:rPr>
-          <w:rFonts w:asciiTheme="minorHAnsi" w:eastAsiaTheme="minorHAnsi" w:hint="eastAsia"/>
-        </w:rPr>
-      </w:pPr>
-      <w:r>
-        <w:rPr>
-          <w:rFonts w:asciiTheme="minorHAnsi" w:eastAsiaTheme="minorHAnsi" w:hint="eastAsia"/>
-        </w:rPr>
-        <w:t>배드엔딩이 실제로 발생할 수 있도록 조건 수치를 상향 조정했습니다.</w:t>
+          <w:rFonts w:asciiTheme="minorHAnsi" w:eastAsiaTheme="minorHAnsi"/>
+        </w:rPr>
+      </w:pPr>
+      <w:proofErr w:type="spellStart"/>
+      <w:r>
+        <w:rPr>
+          <w:rFonts w:asciiTheme="minorHAnsi" w:eastAsiaTheme="minorHAnsi" w:hint="eastAsia"/>
+        </w:rPr>
+        <w:t>배드엔딩이</w:t>
+      </w:r>
+      <w:proofErr w:type="spellEnd"/>
+      <w:r>
+        <w:rPr>
+          <w:rFonts w:asciiTheme="minorHAnsi" w:eastAsiaTheme="minorHAnsi" w:hint="eastAsia"/>
+        </w:rPr>
+        <w:t xml:space="preserve"> 실제로 발생할 수 있도록 조건 수치를 상향 조정했습니다.</w:t>
       </w:r>
       <w:r>
         <w:rPr>
@@ -3284,14 +4168,36 @@
         <w:rPr>
           <w:rFonts w:asciiTheme="minorHAnsi" w:eastAsiaTheme="minorHAnsi"/>
         </w:rPr>
-        <w:t>플레이어가 8주 내에 히든 엔</w:t>
-      </w:r>
-      <w:r>
-        <w:rPr>
-          <w:rFonts w:asciiTheme="minorHAnsi" w:eastAsiaTheme="minorHAnsi" w:hint="eastAsia"/>
-        </w:rPr>
-        <w:t>딩과 배드엔딩을</w:t>
-      </w:r>
+        <w:t xml:space="preserve">플레이어가 8주 내에 </w:t>
+      </w:r>
+      <w:proofErr w:type="spellStart"/>
+      <w:r>
+        <w:rPr>
+          <w:rFonts w:asciiTheme="minorHAnsi" w:eastAsiaTheme="minorHAnsi"/>
+        </w:rPr>
+        <w:t>히든</w:t>
+      </w:r>
+      <w:proofErr w:type="spellEnd"/>
+      <w:r>
+        <w:rPr>
+          <w:rFonts w:asciiTheme="minorHAnsi" w:eastAsiaTheme="minorHAnsi"/>
+        </w:rPr>
+        <w:t xml:space="preserve"> 엔</w:t>
+      </w:r>
+      <w:r>
+        <w:rPr>
+          <w:rFonts w:asciiTheme="minorHAnsi" w:eastAsiaTheme="minorHAnsi" w:hint="eastAsia"/>
+        </w:rPr>
+        <w:t xml:space="preserve">딩과 </w:t>
+      </w:r>
+      <w:proofErr w:type="spellStart"/>
+      <w:r>
+        <w:rPr>
+          <w:rFonts w:asciiTheme="minorHAnsi" w:eastAsiaTheme="minorHAnsi" w:hint="eastAsia"/>
+        </w:rPr>
+        <w:t>배드엔딩을</w:t>
+      </w:r>
+      <w:proofErr w:type="spellEnd"/>
       <w:r>
         <w:rPr>
           <w:rFonts w:asciiTheme="minorHAnsi" w:eastAsiaTheme="minorHAnsi"/>
@@ -3302,13 +4208,13 @@
         <w:rPr>
           <w:rFonts w:asciiTheme="minorHAnsi" w:eastAsiaTheme="minorHAnsi" w:hint="eastAsia"/>
         </w:rPr>
-        <w:t xml:space="preserve"> 조정을 해두었습니다</w:t>
-      </w:r>
-      <w:r>
-        <w:rPr>
-          <w:rFonts w:hint="eastAsia"/>
-        </w:rPr>
-        <w:t>.</w:t>
+        <w:t xml:space="preserve"> </w:t>
+      </w:r>
+      <w:r>
+        <w:rPr>
+          <w:rFonts w:asciiTheme="minorHAnsi" w:eastAsiaTheme="minorHAnsi" w:hint="eastAsia"/>
+        </w:rPr>
+        <w:t>조정</w:t>
       </w:r>
     </w:p>
     <w:p>
@@ -3321,7 +4227,7 @@
       </w:pPr>
       <w:r>
         <w:pict w14:anchorId="1253D747">
-          <v:rect id="_x0000_i1034" style="width:0;height:1.5pt" o:hralign="center" o:hrstd="t" o:hr="t" fillcolor="#a0a0a0" stroked="f"/>
+          <v:rect id="_x0000_i1028" style="width:0;height:1.5pt" o:hralign="center" o:hrstd="t" o:hr="t" fillcolor="#a0a0a0" stroked="f"/>
         </w:pict>
       </w:r>
     </w:p>
@@ -3333,12 +4239,49 @@
           <w:bCs/>
         </w:rPr>
       </w:pPr>
-      <w:r>
-        <w:rPr>
-          <w:rFonts w:asciiTheme="minorHAnsi" w:eastAsiaTheme="minorHAnsi" w:hint="eastAsia"/>
-          <w:b/>
-          <w:bCs/>
-        </w:rPr>
+    </w:p>
+    <w:p>
+      <w:pPr>
+        <w:rPr>
+          <w:rFonts w:asciiTheme="minorHAnsi" w:eastAsiaTheme="minorHAnsi"/>
+          <w:b/>
+          <w:bCs/>
+        </w:rPr>
+      </w:pPr>
+    </w:p>
+    <w:p>
+      <w:pPr>
+        <w:rPr>
+          <w:rFonts w:asciiTheme="minorHAnsi" w:eastAsiaTheme="minorHAnsi"/>
+          <w:b/>
+          <w:bCs/>
+        </w:rPr>
+      </w:pPr>
+    </w:p>
+    <w:p>
+      <w:pPr>
+        <w:rPr>
+          <w:rFonts w:asciiTheme="minorHAnsi" w:eastAsiaTheme="minorHAnsi"/>
+          <w:b/>
+          <w:bCs/>
+        </w:rPr>
+      </w:pPr>
+    </w:p>
+    <w:p>
+      <w:pPr>
+        <w:rPr>
+          <w:rFonts w:asciiTheme="minorHAnsi" w:eastAsiaTheme="minorHAnsi"/>
+          <w:b/>
+          <w:bCs/>
+        </w:rPr>
+      </w:pPr>
+      <w:r>
+        <w:rPr>
+          <w:rFonts w:asciiTheme="minorHAnsi" w:eastAsiaTheme="minorHAnsi" w:hint="eastAsia"/>
+          <w:b/>
+          <w:bCs/>
+        </w:rPr>
+        <w:lastRenderedPageBreak/>
         <w:t>4</w:t>
       </w:r>
       <w:r>
@@ -3423,7 +4366,7 @@
           <w:bdr w:val="none" w:sz="0" w:space="0" w:color="auto" w:frame="1"/>
           <w14:ligatures w14:val="none"/>
         </w:rPr>
-        <w:t>캡슐화, 포인터 관리)를 실습할 수 있는 학습 예제로 활용 가능합니다.</w:t>
+        <w:t>캡슐화, 포인터 관리)를 실습할 수 있는 학습 예제로 활용 가능</w:t>
       </w:r>
     </w:p>
     <w:p>
@@ -3446,6 +4389,7 @@
           <w14:ligatures w14:val="none"/>
         </w:rPr>
       </w:pPr>
+      <w:proofErr w:type="spellStart"/>
       <w:r>
         <w:rPr>
           <w:rFonts w:asciiTheme="minorHAnsi" w:eastAsiaTheme="minorHAnsi" w:cs="굴림"/>
@@ -3454,7 +4398,50 @@
           <w:bdr w:val="none" w:sz="0" w:space="0" w:color="auto" w:frame="1"/>
           <w14:ligatures w14:val="none"/>
         </w:rPr>
-        <w:t>다마고치와 같은 고전 육성 게임의 핵심 메커니즘(수치 관리, 성장 단계, 엔딩 분기)을 콘솔 환경에서 직접 구현해봄으로써 게임 로직 설계 경험을 쌓을 수 있습니다.</w:t>
+        <w:t>다마고치와</w:t>
+      </w:r>
+      <w:proofErr w:type="spellEnd"/>
+      <w:r>
+        <w:rPr>
+          <w:rFonts w:asciiTheme="minorHAnsi" w:eastAsiaTheme="minorHAnsi" w:cs="굴림"/>
+          <w:kern w:val="0"/>
+          <w:szCs w:val="22"/>
+          <w:bdr w:val="none" w:sz="0" w:space="0" w:color="auto" w:frame="1"/>
+          <w14:ligatures w14:val="none"/>
+        </w:rPr>
+        <w:t xml:space="preserve"> 같은 고전 육성 게임의 핵심 메커니즘(수치 관리, 성장 단계, 엔딩 분기)을 콘솔 환경에서 직접 </w:t>
+      </w:r>
+      <w:proofErr w:type="spellStart"/>
+      <w:r>
+        <w:rPr>
+          <w:rFonts w:asciiTheme="minorHAnsi" w:eastAsiaTheme="minorHAnsi" w:cs="굴림"/>
+          <w:kern w:val="0"/>
+          <w:szCs w:val="22"/>
+          <w:bdr w:val="none" w:sz="0" w:space="0" w:color="auto" w:frame="1"/>
+          <w14:ligatures w14:val="none"/>
+        </w:rPr>
+        <w:t>구현해봄으로써</w:t>
+      </w:r>
+      <w:proofErr w:type="spellEnd"/>
+      <w:r>
+        <w:rPr>
+          <w:rFonts w:asciiTheme="minorHAnsi" w:eastAsiaTheme="minorHAnsi" w:cs="굴림"/>
+          <w:kern w:val="0"/>
+          <w:szCs w:val="22"/>
+          <w:bdr w:val="none" w:sz="0" w:space="0" w:color="auto" w:frame="1"/>
+          <w14:ligatures w14:val="none"/>
+        </w:rPr>
+        <w:t xml:space="preserve"> 게임 로직 설계 경험을 </w:t>
+      </w:r>
+      <w:r>
+        <w:rPr>
+          <w:rFonts w:asciiTheme="minorHAnsi" w:eastAsiaTheme="minorHAnsi" w:cs="굴림" w:hint="eastAsia"/>
+          <w:kern w:val="0"/>
+          <w:szCs w:val="22"/>
+          <w:bdr w:val="none" w:sz="0" w:space="0" w:color="auto" w:frame="1"/>
+          <w14:ligatures w14:val="none"/>
+        </w:rPr>
+        <w:t>쌓음</w:t>
       </w:r>
     </w:p>
     <w:p>
@@ -3485,7 +4472,7 @@
           <w:bdr w:val="none" w:sz="0" w:space="0" w:color="auto" w:frame="1"/>
           <w14:ligatures w14:val="none"/>
         </w:rPr>
-        <w:t>향후 GUI 라이브러리나 파일 입출력(세이브/로드 기능)을 추가하는 방향으로 확장 가능한 구조로 설계되었습니다.</w:t>
+        <w:t>향후 GUI 라이브러리나 파일 입출력(세이브/로드 기능)을 추가하는 방향으로 확장 가능한 구조로 설계</w:t>
       </w:r>
     </w:p>
     <w:p>
@@ -3533,6 +4520,7 @@
           <w14:ligatures w14:val="none"/>
         </w:rPr>
       </w:pPr>
+      <w:proofErr w:type="spellStart"/>
       <w:r>
         <w:rPr>
           <w:rFonts w:asciiTheme="minorHAnsi" w:eastAsiaTheme="minorHAnsi" w:cs="굴림"/>
@@ -3541,7 +4529,106 @@
           <w:bdr w:val="none" w:sz="0" w:space="0" w:color="auto" w:frame="1"/>
           <w14:ligatures w14:val="none"/>
         </w:rPr>
-        <w:t>GameEntity, GameEngine, ActionManager, UIRenderer, GameManager 5개 클래스의 역할을 명확히 분리하여 객체지향 설계 원칙을 적용한 구조를 완성했습니다.</w:t>
+        <w:t>GameEntity</w:t>
+      </w:r>
+      <w:proofErr w:type="spellEnd"/>
+      <w:r>
+        <w:rPr>
+          <w:rFonts w:asciiTheme="minorHAnsi" w:eastAsiaTheme="minorHAnsi" w:cs="굴림"/>
+          <w:kern w:val="0"/>
+          <w:szCs w:val="22"/>
+          <w:bdr w:val="none" w:sz="0" w:space="0" w:color="auto" w:frame="1"/>
+          <w14:ligatures w14:val="none"/>
+        </w:rPr>
+        <w:t xml:space="preserve">, </w:t>
+      </w:r>
+      <w:proofErr w:type="spellStart"/>
+      <w:r>
+        <w:rPr>
+          <w:rFonts w:asciiTheme="minorHAnsi" w:eastAsiaTheme="minorHAnsi" w:cs="굴림"/>
+          <w:kern w:val="0"/>
+          <w:szCs w:val="22"/>
+          <w:bdr w:val="none" w:sz="0" w:space="0" w:color="auto" w:frame="1"/>
+          <w14:ligatures w14:val="none"/>
+        </w:rPr>
+        <w:t>GameEngine</w:t>
+      </w:r>
+      <w:proofErr w:type="spellEnd"/>
+      <w:r>
+        <w:rPr>
+          <w:rFonts w:asciiTheme="minorHAnsi" w:eastAsiaTheme="minorHAnsi" w:cs="굴림"/>
+          <w:kern w:val="0"/>
+          <w:szCs w:val="22"/>
+          <w:bdr w:val="none" w:sz="0" w:space="0" w:color="auto" w:frame="1"/>
+          <w14:ligatures w14:val="none"/>
+        </w:rPr>
+        <w:t xml:space="preserve">, </w:t>
+      </w:r>
+      <w:proofErr w:type="spellStart"/>
+      <w:r>
+        <w:rPr>
+          <w:rFonts w:asciiTheme="minorHAnsi" w:eastAsiaTheme="minorHAnsi" w:cs="굴림"/>
+          <w:kern w:val="0"/>
+          <w:szCs w:val="22"/>
+          <w:bdr w:val="none" w:sz="0" w:space="0" w:color="auto" w:frame="1"/>
+          <w14:ligatures w14:val="none"/>
+        </w:rPr>
+        <w:t>ActionManager</w:t>
+      </w:r>
+      <w:proofErr w:type="spellEnd"/>
+      <w:r>
+        <w:rPr>
+          <w:rFonts w:asciiTheme="minorHAnsi" w:eastAsiaTheme="minorHAnsi" w:cs="굴림"/>
+          <w:kern w:val="0"/>
+          <w:szCs w:val="22"/>
+          <w:bdr w:val="none" w:sz="0" w:space="0" w:color="auto" w:frame="1"/>
+          <w14:ligatures w14:val="none"/>
+        </w:rPr>
+        <w:t xml:space="preserve">, </w:t>
+      </w:r>
+      <w:proofErr w:type="spellStart"/>
+      <w:r>
+        <w:rPr>
+          <w:rFonts w:asciiTheme="minorHAnsi" w:eastAsiaTheme="minorHAnsi" w:cs="굴림"/>
+          <w:kern w:val="0"/>
+          <w:szCs w:val="22"/>
+          <w:bdr w:val="none" w:sz="0" w:space="0" w:color="auto" w:frame="1"/>
+          <w14:ligatures w14:val="none"/>
+        </w:rPr>
+        <w:t>UIRenderer</w:t>
+      </w:r>
+      <w:proofErr w:type="spellEnd"/>
+      <w:r>
+        <w:rPr>
+          <w:rFonts w:asciiTheme="minorHAnsi" w:eastAsiaTheme="minorHAnsi" w:cs="굴림"/>
+          <w:kern w:val="0"/>
+          <w:szCs w:val="22"/>
+          <w:bdr w:val="none" w:sz="0" w:space="0" w:color="auto" w:frame="1"/>
+          <w14:ligatures w14:val="none"/>
+        </w:rPr>
+        <w:t xml:space="preserve">, </w:t>
+      </w:r>
+      <w:proofErr w:type="spellStart"/>
+      <w:r>
+        <w:rPr>
+          <w:rFonts w:asciiTheme="minorHAnsi" w:eastAsiaTheme="minorHAnsi" w:cs="굴림"/>
+          <w:kern w:val="0"/>
+          <w:szCs w:val="22"/>
+          <w:bdr w:val="none" w:sz="0" w:space="0" w:color="auto" w:frame="1"/>
+          <w14:ligatures w14:val="none"/>
+        </w:rPr>
+        <w:t>GameManager</w:t>
+      </w:r>
+      <w:proofErr w:type="spellEnd"/>
+      <w:r>
+        <w:rPr>
+          <w:rFonts w:asciiTheme="minorHAnsi" w:eastAsiaTheme="minorHAnsi" w:cs="굴림"/>
+          <w:kern w:val="0"/>
+          <w:szCs w:val="22"/>
+          <w:bdr w:val="none" w:sz="0" w:space="0" w:color="auto" w:frame="1"/>
+          <w14:ligatures w14:val="none"/>
+        </w:rPr>
+        <w:t xml:space="preserve"> 5개 클래스의 역할을 명확히 분리하여 객체지향 설계 원칙을 적용한 구조를 완성</w:t>
       </w:r>
     </w:p>
     <w:p>
@@ -3571,7 +4658,6 @@
           <w:bdr w:val="none" w:sz="0" w:space="0" w:color="auto" w:frame="1"/>
           <w14:ligatures w14:val="none"/>
         </w:rPr>
-        <w:lastRenderedPageBreak/>
         <w:t>8주간의 시간 흐름, 주차별 성장 단계 진화, 행동에 따른 수치 변화, 아사/병사/도주/클리어 엔딩</w:t>
       </w:r>
       <w:r>
@@ -3592,7 +4678,7 @@
           <w:bdr w:val="none" w:sz="0" w:space="0" w:color="auto" w:frame="1"/>
           <w14:ligatures w14:val="none"/>
         </w:rPr>
-        <w:t>분기 등 기획한 핵심 게임 로직을 모두 구현했습니다.</w:t>
+        <w:t>분기 등 기획한 핵심 게임 로직을 모두 구현</w:t>
       </w:r>
     </w:p>
     <w:p>
@@ -3622,7 +4708,7 @@
           <w:bdr w:val="none" w:sz="0" w:space="0" w:color="auto" w:frame="1"/>
           <w14:ligatures w14:val="none"/>
         </w:rPr>
-        <w:t>UTF-8 인코딩 설정 및 콘솔 코드페이지 변경을 통해 한글 입출력 문제를 해결하고, Windows 콘솔 환경에서 안정적으로 동작하는 실행 파일을 완성했습니다.</w:t>
+        <w:t>UTF-8 인코딩 설정 및 콘솔 코드페이지 변경을 통해 한글 입출력 문제를 해결하고, Windows 콘솔 환경에서 안정적으로 동작하는 실행 파일을 완성</w:t>
       </w:r>
     </w:p>
     <w:p>
@@ -3639,7 +4725,7 @@
         <w:rPr>
           <w:rFonts w:asciiTheme="minorHAnsi" w:eastAsiaTheme="minorHAnsi"/>
         </w:rPr>
-        <w:t>11가지 엔딩 분기 전체 구현 및 엔딩별 전용 아스키 아트 제작을 완료하였습니다.</w:t>
+        <w:t>11가지 엔딩 분기 전체 구현 및 엔딩별 전용 아스키 아트 제작을 완료</w:t>
       </w:r>
     </w:p>
     <w:p>
@@ -3656,7 +4742,21 @@
         <w:rPr>
           <w:rFonts w:asciiTheme="minorHAnsi" w:eastAsiaTheme="minorHAnsi"/>
         </w:rPr>
-        <w:t>아이템 인벤토리 시스템(훈련 → 아이템 획득 → 먹이 선택지 해금), 반항 이벤트 시스템(스트레스 50 이상 시 20% 확률 페널티), SlowPrint 텍스트 연출 및 행동별 아스키 아트 전환 UI를 완성하였습니다.</w:t>
+        <w:t xml:space="preserve">아이템 인벤토리 시스템(훈련 → 아이템 획득 → 먹이 선택지 해금), 반항 이벤트 시스템(스트레스 50 이상 시 20% 확률 페널티), </w:t>
+      </w:r>
+      <w:proofErr w:type="spellStart"/>
+      <w:r>
+        <w:rPr>
+          <w:rFonts w:asciiTheme="minorHAnsi" w:eastAsiaTheme="minorHAnsi"/>
+        </w:rPr>
+        <w:t>SlowPrint</w:t>
+      </w:r>
+      <w:proofErr w:type="spellEnd"/>
+      <w:r>
+        <w:rPr>
+          <w:rFonts w:asciiTheme="minorHAnsi" w:eastAsiaTheme="minorHAnsi"/>
+        </w:rPr>
+        <w:t xml:space="preserve"> 텍스트 연출 및 행동별 아스키 아트 전환 UI를 완성</w:t>
       </w:r>
     </w:p>
     <w:p>
@@ -3690,15 +4790,25 @@
           <w:ilvl w:val="1"/>
           <w:numId w:val="8"/>
         </w:numPr>
-        <w:rPr>
-          <w:rFonts w:asciiTheme="minorHAnsi" w:eastAsiaTheme="minorHAnsi"/>
-        </w:rPr>
-      </w:pPr>
-      <w:r>
-        <w:rPr>
-          <w:rFonts w:asciiTheme="minorHAnsi" w:eastAsiaTheme="minorHAnsi"/>
-        </w:rPr>
-        <w:t>저장 / 불러오기 기능 추가 (파일 입출력)</w:t>
+        <w:spacing w:line="180" w:lineRule="auto"/>
+        <w:ind w:left="1434" w:hanging="357"/>
+        <w:rPr>
+          <w:rFonts w:asciiTheme="minorHAnsi" w:eastAsiaTheme="minorHAnsi"/>
+        </w:rPr>
+      </w:pPr>
+      <w:proofErr w:type="gramStart"/>
+      <w:r>
+        <w:rPr>
+          <w:rFonts w:asciiTheme="minorHAnsi" w:eastAsiaTheme="minorHAnsi"/>
+        </w:rPr>
+        <w:t>저장 /</w:t>
+      </w:r>
+      <w:proofErr w:type="gramEnd"/>
+      <w:r>
+        <w:rPr>
+          <w:rFonts w:asciiTheme="minorHAnsi" w:eastAsiaTheme="minorHAnsi"/>
+        </w:rPr>
+        <w:t xml:space="preserve"> 불러오기 기능 추가 (파일 입출력)</w:t>
       </w:r>
     </w:p>
     <w:p>
@@ -3707,6 +4817,8 @@
           <w:ilvl w:val="1"/>
           <w:numId w:val="8"/>
         </w:numPr>
+        <w:spacing w:line="180" w:lineRule="auto"/>
+        <w:ind w:left="1434" w:hanging="357"/>
         <w:rPr>
           <w:rFonts w:asciiTheme="minorHAnsi" w:eastAsiaTheme="minorHAnsi"/>
         </w:rPr>
@@ -3724,6 +4836,8 @@
           <w:ilvl w:val="1"/>
           <w:numId w:val="8"/>
         </w:numPr>
+        <w:spacing w:line="180" w:lineRule="auto"/>
+        <w:ind w:left="1434" w:hanging="357"/>
         <w:rPr>
           <w:rFonts w:asciiTheme="minorHAnsi" w:eastAsiaTheme="minorHAnsi"/>
         </w:rPr>
@@ -3741,6 +4855,8 @@
           <w:ilvl w:val="1"/>
           <w:numId w:val="8"/>
         </w:numPr>
+        <w:spacing w:line="180" w:lineRule="auto"/>
+        <w:ind w:left="1434" w:hanging="357"/>
         <w:rPr>
           <w:rFonts w:asciiTheme="minorHAnsi" w:eastAsiaTheme="minorHAnsi"/>
         </w:rPr>
@@ -3775,6 +4891,40 @@
           <w:bCs/>
         </w:rPr>
       </w:pPr>
+    </w:p>
+    <w:p>
+      <w:pPr>
+        <w:rPr>
+          <w:rFonts w:asciiTheme="minorHAnsi" w:eastAsiaTheme="minorHAnsi"/>
+          <w:b/>
+          <w:bCs/>
+        </w:rPr>
+      </w:pPr>
+    </w:p>
+    <w:p>
+      <w:pPr>
+        <w:rPr>
+          <w:rFonts w:asciiTheme="minorHAnsi" w:eastAsiaTheme="minorHAnsi"/>
+          <w:b/>
+          <w:bCs/>
+        </w:rPr>
+      </w:pPr>
+    </w:p>
+    <w:p>
+      <w:pPr>
+        <w:rPr>
+          <w:rFonts w:asciiTheme="minorHAnsi" w:eastAsiaTheme="minorHAnsi"/>
+        </w:rPr>
+      </w:pPr>
+      <w:r>
+        <w:rPr>
+          <w:rFonts w:asciiTheme="minorHAnsi" w:eastAsiaTheme="minorHAnsi" w:hint="eastAsia"/>
+          <w:b/>
+          <w:bCs/>
+        </w:rPr>
+        <w:lastRenderedPageBreak/>
+        <w:t xml:space="preserve">5. </w:t>
+      </w:r>
       <w:r>
         <w:rPr>
           <w:rFonts w:asciiTheme="minorHAnsi" w:eastAsiaTheme="minorHAnsi"/>
@@ -3810,10 +4960,8 @@
           <w:p>
             <w:pPr>
               <w:jc w:val="center"/>
-              <w:rPr>
-                <w:rFonts w:hint="eastAsia"/>
-              </w:rPr>
             </w:pPr>
+            <w:proofErr w:type="spellStart"/>
             <w:r>
               <w:rPr>
                 <w:rFonts w:asciiTheme="minorHAnsi" w:eastAsiaTheme="minorHAnsi"/>
@@ -3823,6 +4971,7 @@
               </w:rPr>
               <w:t>배드</w:t>
             </w:r>
+            <w:proofErr w:type="spellEnd"/>
           </w:p>
         </w:tc>
         <w:tc>
@@ -4024,6 +5173,7 @@
             <w:pPr>
               <w:jc w:val="center"/>
             </w:pPr>
+            <w:proofErr w:type="spellStart"/>
             <w:r>
               <w:rPr>
                 <w:rFonts w:asciiTheme="minorHAnsi" w:eastAsiaTheme="minorHAnsi"/>
@@ -4032,6 +5182,7 @@
               </w:rPr>
               <w:t>노말</w:t>
             </w:r>
+            <w:proofErr w:type="spellEnd"/>
           </w:p>
         </w:tc>
         <w:tc>
@@ -4081,9 +5232,6 @@
           <w:p>
             <w:pPr>
               <w:jc w:val="center"/>
-              <w:rPr>
-                <w:rFonts w:hint="eastAsia"/>
-              </w:rPr>
             </w:pPr>
             <w:r>
               <w:rPr>
@@ -4108,7 +5256,21 @@
               <w:rPr>
                 <w:rFonts w:asciiTheme="minorHAnsi" w:eastAsiaTheme="minorHAnsi"/>
               </w:rPr>
-              <w:t>예상치 못한 동거 / 방생 성공</w:t>
+              <w:t xml:space="preserve">예상치 못한 </w:t>
+            </w:r>
+            <w:proofErr w:type="gramStart"/>
+            <w:r>
+              <w:rPr>
+                <w:rFonts w:asciiTheme="minorHAnsi" w:eastAsiaTheme="minorHAnsi"/>
+              </w:rPr>
+              <w:t>동거 /</w:t>
+            </w:r>
+            <w:proofErr w:type="gramEnd"/>
+            <w:r>
+              <w:rPr>
+                <w:rFonts w:asciiTheme="minorHAnsi" w:eastAsiaTheme="minorHAnsi"/>
+              </w:rPr>
+              <w:t xml:space="preserve"> 방생 성공</w:t>
             </w:r>
           </w:p>
         </w:tc>
@@ -4193,10 +5355,8 @@
           <w:p>
             <w:pPr>
               <w:jc w:val="center"/>
-              <w:rPr>
-                <w:rFonts w:hint="eastAsia"/>
-              </w:rPr>
             </w:pPr>
+            <w:proofErr w:type="spellStart"/>
             <w:r>
               <w:rPr>
                 <w:rFonts w:asciiTheme="minorHAnsi" w:eastAsiaTheme="minorHAnsi"/>
@@ -4206,6 +5366,7 @@
               </w:rPr>
               <w:t>히든</w:t>
             </w:r>
+            <w:proofErr w:type="spellEnd"/>
           </w:p>
         </w:tc>
         <w:tc>
@@ -4265,7 +5426,21 @@
               <w:rPr>
                 <w:rFonts w:asciiTheme="minorHAnsi" w:eastAsiaTheme="minorHAnsi"/>
               </w:rPr>
-              <w:t>새이기를 포기한거야?</w:t>
+              <w:t xml:space="preserve">새이기를 </w:t>
+            </w:r>
+            <w:proofErr w:type="spellStart"/>
+            <w:r>
+              <w:rPr>
+                <w:rFonts w:asciiTheme="minorHAnsi" w:eastAsiaTheme="minorHAnsi"/>
+              </w:rPr>
+              <w:t>포기한거야</w:t>
+            </w:r>
+            <w:proofErr w:type="spellEnd"/>
+            <w:r>
+              <w:rPr>
+                <w:rFonts w:asciiTheme="minorHAnsi" w:eastAsiaTheme="minorHAnsi"/>
+              </w:rPr>
+              <w:t>?</w:t>
             </w:r>
           </w:p>
         </w:tc>
@@ -4385,19 +5560,35 @@
     <w:p>
       <w:pPr>
         <w:rPr>
-          <w:rFonts w:asciiTheme="minorHAnsi" w:eastAsiaTheme="minorHAnsi" w:hint="eastAsia"/>
-          <w:b/>
-          <w:bCs/>
-        </w:rPr>
-      </w:pPr>
-      <w:r>
-        <w:rPr>
-          <w:rFonts w:asciiTheme="minorHAnsi" w:eastAsiaTheme="minorHAnsi" w:hint="eastAsia"/>
-          <w:b/>
-          <w:bCs/>
-        </w:rPr>
-        <w:lastRenderedPageBreak/>
-        <w:t>5</w:t>
+          <w:rFonts w:asciiTheme="minorHAnsi" w:eastAsiaTheme="minorHAnsi"/>
+          <w:b/>
+          <w:bCs/>
+        </w:rPr>
+      </w:pPr>
+      <w:r>
+        <w:rPr>
+          <w:rFonts w:asciiTheme="minorHAnsi" w:eastAsiaTheme="minorHAnsi"/>
+        </w:rPr>
+        <w:pict w14:anchorId="5F2BB64B">
+          <v:rect id="_x0000_i1030" style="width:0;height:1.5pt" o:hralign="center" o:hrstd="t" o:hr="t" fillcolor="#a0a0a0" stroked="f"/>
+        </w:pict>
+      </w:r>
+    </w:p>
+    <w:p>
+      <w:pPr>
+        <w:rPr>
+          <w:rFonts w:asciiTheme="minorHAnsi" w:eastAsiaTheme="minorHAnsi"/>
+          <w:b/>
+          <w:bCs/>
+        </w:rPr>
+      </w:pPr>
+      <w:r>
+        <w:rPr>
+          <w:rFonts w:asciiTheme="minorHAnsi" w:eastAsiaTheme="minorHAnsi" w:hint="eastAsia"/>
+          <w:b/>
+          <w:bCs/>
+        </w:rPr>
+        <w:t>6</w:t>
       </w:r>
       <w:r>
         <w:rPr>
@@ -4517,31 +5708,75 @@
           <w:rFonts w:asciiTheme="minorHAnsi" w:eastAsiaTheme="minorHAnsi"/>
         </w:rPr>
       </w:pPr>
-      <w:r>
-        <w:rPr>
-          <w:rFonts w:asciiTheme="minorHAnsi" w:eastAsiaTheme="minorHAnsi"/>
-          <w:b/>
-          <w:bCs/>
-        </w:rPr>
-        <w:t>GameEntity (새 객체 클래스)</w:t>
-      </w:r>
-      <w:r>
-        <w:rPr>
-          <w:rFonts w:asciiTheme="minorHAnsi" w:eastAsiaTheme="minorHAnsi"/>
-        </w:rPr>
-        <w:t>: 새의 4가지 핵심 수치(포만감, 청결도, 훈련도,</w:t>
-      </w:r>
-      <w:r>
-        <w:rPr>
-          <w:rFonts w:asciiTheme="minorHAnsi" w:eastAsiaTheme="minorHAnsi" w:hint="eastAsia"/>
-        </w:rPr>
-        <w:t xml:space="preserve">    </w:t>
+      <w:proofErr w:type="spellStart"/>
+      <w:r>
+        <w:rPr>
+          <w:rFonts w:asciiTheme="minorHAnsi" w:eastAsiaTheme="minorHAnsi"/>
+          <w:b/>
+          <w:bCs/>
+        </w:rPr>
+        <w:t>GameEntity</w:t>
+      </w:r>
+      <w:proofErr w:type="spellEnd"/>
+      <w:r>
+        <w:rPr>
+          <w:rFonts w:asciiTheme="minorHAnsi" w:eastAsiaTheme="minorHAnsi"/>
+          <w:b/>
+          <w:bCs/>
+        </w:rPr>
+        <w:t xml:space="preserve"> (새 객체 클래스)</w:t>
+      </w:r>
+      <w:r>
+        <w:rPr>
+          <w:rFonts w:asciiTheme="minorHAnsi" w:eastAsiaTheme="minorHAnsi"/>
+        </w:rPr>
+        <w:t xml:space="preserve">: 새의 4가지 핵심 수치(포만감, 청결도, </w:t>
+      </w:r>
+      <w:proofErr w:type="gramStart"/>
+      <w:r>
+        <w:rPr>
+          <w:rFonts w:asciiTheme="minorHAnsi" w:eastAsiaTheme="minorHAnsi"/>
+        </w:rPr>
+        <w:t>훈련도,</w:t>
+      </w:r>
+      <w:r>
+        <w:rPr>
+          <w:rFonts w:asciiTheme="minorHAnsi" w:eastAsiaTheme="minorHAnsi" w:hint="eastAsia"/>
+        </w:rPr>
+        <w:t xml:space="preserve">   </w:t>
+      </w:r>
+      <w:proofErr w:type="gramEnd"/>
+      <w:r>
+        <w:rPr>
+          <w:rFonts w:asciiTheme="minorHAnsi" w:eastAsiaTheme="minorHAnsi" w:hint="eastAsia"/>
+        </w:rPr>
+        <w:t xml:space="preserve"> </w:t>
       </w:r>
       <w:r>
         <w:rPr>
           <w:rFonts w:asciiTheme="minorHAnsi" w:eastAsiaTheme="minorHAnsi"/>
         </w:rPr>
         <w:t>스트레스), 성장 단계 및 상태 확인 로직 구현</w:t>
+      </w:r>
+    </w:p>
+    <w:p>
+      <w:pPr>
+        <w:numPr>
+          <w:ilvl w:val="2"/>
+          <w:numId w:val="9"/>
+        </w:numPr>
+        <w:jc w:val="both"/>
+        <w:rPr>
+          <w:rFonts w:asciiTheme="minorHAnsi" w:eastAsiaTheme="minorHAnsi"/>
+        </w:rPr>
+      </w:pPr>
+      <w:r>
+        <w:rPr>
+          <w:rFonts w:asciiTheme="minorHAnsi" w:eastAsiaTheme="minorHAnsi" w:hint="eastAsia"/>
+          <w:b/>
+          <w:bCs/>
+        </w:rPr>
+        <w:t>테스트 및 버그 수정</w:t>
       </w:r>
     </w:p>
     <w:p>
@@ -4569,8 +5804,18 @@
           <w:b/>
           <w:bCs/>
         </w:rPr>
-        <w:t>: 최연채</w:t>
-      </w:r>
+        <w:t xml:space="preserve">: </w:t>
+      </w:r>
+      <w:proofErr w:type="spellStart"/>
+      <w:r>
+        <w:rPr>
+          <w:rFonts w:asciiTheme="minorHAnsi" w:eastAsiaTheme="minorHAnsi"/>
+          <w:b/>
+          <w:bCs/>
+        </w:rPr>
+        <w:t>최연채</w:t>
+      </w:r>
+      <w:proofErr w:type="spellEnd"/>
     </w:p>
     <w:p>
       <w:pPr>
@@ -4629,13 +5874,23 @@
           <w:rFonts w:asciiTheme="minorHAnsi" w:eastAsiaTheme="minorHAnsi"/>
         </w:rPr>
       </w:pPr>
-      <w:r>
-        <w:rPr>
-          <w:rFonts w:asciiTheme="minorHAnsi" w:eastAsiaTheme="minorHAnsi" w:hint="eastAsia"/>
-          <w:b/>
-          <w:bCs/>
-        </w:rPr>
-        <w:t xml:space="preserve">GameManager (전체 프로세스 제어 클래스): </w:t>
+      <w:proofErr w:type="spellStart"/>
+      <w:r>
+        <w:rPr>
+          <w:rFonts w:asciiTheme="minorHAnsi" w:eastAsiaTheme="minorHAnsi" w:hint="eastAsia"/>
+          <w:b/>
+          <w:bCs/>
+        </w:rPr>
+        <w:t>GameManager</w:t>
+      </w:r>
+      <w:proofErr w:type="spellEnd"/>
+      <w:r>
+        <w:rPr>
+          <w:rFonts w:asciiTheme="minorHAnsi" w:eastAsiaTheme="minorHAnsi" w:hint="eastAsia"/>
+          <w:b/>
+          <w:bCs/>
+        </w:rPr>
+        <w:t xml:space="preserve"> (전체 프로세스 제어 클래스): </w:t>
       </w:r>
       <w:r>
         <w:rPr>
@@ -4691,6 +5946,7 @@
           <w:b/>
           <w:bCs/>
         </w:rPr>
+        <w:lastRenderedPageBreak/>
         <w:t>아스키 아트 제작</w:t>
       </w:r>
     </w:p>
@@ -4705,13 +5961,23 @@
           <w:rFonts w:asciiTheme="minorHAnsi" w:eastAsiaTheme="minorHAnsi"/>
         </w:rPr>
       </w:pPr>
-      <w:r>
-        <w:rPr>
-          <w:rFonts w:asciiTheme="minorHAnsi" w:eastAsiaTheme="minorHAnsi"/>
-          <w:b/>
-          <w:bCs/>
-        </w:rPr>
-        <w:t>UIRenderer (화면 출력 클래스)</w:t>
+      <w:proofErr w:type="spellStart"/>
+      <w:r>
+        <w:rPr>
+          <w:rFonts w:asciiTheme="minorHAnsi" w:eastAsiaTheme="minorHAnsi"/>
+          <w:b/>
+          <w:bCs/>
+        </w:rPr>
+        <w:t>UIRenderer</w:t>
+      </w:r>
+      <w:proofErr w:type="spellEnd"/>
+      <w:r>
+        <w:rPr>
+          <w:rFonts w:asciiTheme="minorHAnsi" w:eastAsiaTheme="minorHAnsi"/>
+          <w:b/>
+          <w:bCs/>
+        </w:rPr>
+        <w:t xml:space="preserve"> (화면 출력 클래스)</w:t>
       </w:r>
       <w:r>
         <w:rPr>
@@ -4751,16 +6017,26 @@
           <w:b/>
           <w:bCs/>
         </w:rPr>
-        <w:t>테스트 및 버그 수정 담당</w:t>
-      </w:r>
-      <w:r>
-        <w:rPr>
-          <w:rFonts w:asciiTheme="minorHAnsi" w:eastAsiaTheme="minorHAnsi"/>
-          <w:b/>
-          <w:bCs/>
-        </w:rPr>
-        <w:t>: 유이레</w:t>
-      </w:r>
+        <w:t>시연 영상 녹화</w:t>
+      </w:r>
+      <w:r>
+        <w:rPr>
+          <w:rFonts w:asciiTheme="minorHAnsi" w:eastAsiaTheme="minorHAnsi"/>
+          <w:b/>
+          <w:bCs/>
+        </w:rPr>
+        <w:t xml:space="preserve">: </w:t>
+      </w:r>
+      <w:proofErr w:type="spellStart"/>
+      <w:r>
+        <w:rPr>
+          <w:rFonts w:asciiTheme="minorHAnsi" w:eastAsiaTheme="minorHAnsi"/>
+          <w:b/>
+          <w:bCs/>
+        </w:rPr>
+        <w:t>유이레</w:t>
+      </w:r>
+      <w:proofErr w:type="spellEnd"/>
     </w:p>
     <w:p>
       <w:pPr>
@@ -4773,19 +6049,35 @@
           <w:rFonts w:asciiTheme="minorHAnsi" w:eastAsiaTheme="minorHAnsi"/>
         </w:rPr>
       </w:pPr>
-      <w:r>
-        <w:rPr>
-          <w:rFonts w:asciiTheme="minorHAnsi" w:eastAsiaTheme="minorHAnsi"/>
-          <w:b/>
-          <w:bCs/>
-        </w:rPr>
-        <w:t>ActionManager (행동 및 선택지 클래스)</w:t>
-      </w:r>
-      <w:r>
-        <w:rPr>
-          <w:rFonts w:asciiTheme="minorHAnsi" w:eastAsiaTheme="minorHAnsi"/>
-        </w:rPr>
-        <w:t>: 성장 단계별 행동 메뉴 및 수치 변화 연동, 아이템 효과 처리 로직 구현</w:t>
+      <w:proofErr w:type="spellStart"/>
+      <w:r>
+        <w:rPr>
+          <w:rFonts w:asciiTheme="minorHAnsi" w:eastAsiaTheme="minorHAnsi"/>
+          <w:b/>
+          <w:bCs/>
+        </w:rPr>
+        <w:t>ActionManager</w:t>
+      </w:r>
+      <w:proofErr w:type="spellEnd"/>
+      <w:r>
+        <w:rPr>
+          <w:rFonts w:asciiTheme="minorHAnsi" w:eastAsiaTheme="minorHAnsi"/>
+          <w:b/>
+          <w:bCs/>
+        </w:rPr>
+        <w:t xml:space="preserve"> (행동 및 선택지 클래스)</w:t>
+      </w:r>
+      <w:r>
+        <w:rPr>
+          <w:rFonts w:asciiTheme="minorHAnsi" w:eastAsiaTheme="minorHAnsi"/>
+        </w:rPr>
+        <w:t xml:space="preserve">: 성장 단계별 행동 메뉴 및 수치 변화 연동, 아이템 효과 처리 </w:t>
+      </w:r>
+      <w:r>
+        <w:rPr>
+          <w:rFonts w:asciiTheme="minorHAnsi" w:eastAsiaTheme="minorHAnsi" w:hint="eastAsia"/>
+        </w:rPr>
+        <w:t>로직 초반 구현</w:t>
       </w:r>
     </w:p>
     <w:p>
@@ -4833,7 +6125,7 @@
           <w:rFonts w:asciiTheme="minorHAnsi" w:eastAsiaTheme="minorHAnsi"/>
         </w:rPr>
         <w:pict w14:anchorId="7EC57C96">
-          <v:rect id="_x0000_i1030" style="width:0;height:1.5pt" o:hralign="center" o:hrstd="t" o:hr="t" fillcolor="#a0a0a0" stroked="f"/>
+          <v:rect id="_x0000_i1031" style="width:0;height:1.5pt" o:hralign="center" o:hrstd="t" o:hr="t" fillcolor="#a0a0a0" stroked="f"/>
         </w:pict>
       </w:r>
     </w:p>
@@ -4861,6 +6153,16 @@
         </w:rPr>
         <w:t>. 참고문헌</w:t>
       </w:r>
+    </w:p>
+    <w:p>
+      <w:proofErr w:type="gramStart"/>
+      <w:r>
+        <w:rPr>
+          <w:rFonts w:hint="eastAsia"/>
+        </w:rPr>
+        <w:t>인생게임 :</w:t>
+      </w:r>
+      <w:proofErr w:type="gramEnd"/>
     </w:p>
     <w:p>
       <w:pPr>
@@ -4883,13 +6185,24 @@
       </w:hyperlink>
     </w:p>
     <w:p>
-      <w:pPr>
-        <w:rPr>
-          <w:rFonts w:asciiTheme="minorHAnsi" w:eastAsiaTheme="minorHAnsi"/>
-          <w:b/>
-          <w:bCs/>
-        </w:rPr>
-      </w:pPr>
+      <w:proofErr w:type="spellStart"/>
+      <w:proofErr w:type="gramStart"/>
+      <w:r>
+        <w:rPr>
+          <w:rFonts w:hint="eastAsia"/>
+        </w:rPr>
+        <w:t>다마고치</w:t>
+      </w:r>
+      <w:proofErr w:type="spellEnd"/>
+      <w:r>
+        <w:rPr>
+          <w:rFonts w:hint="eastAsia"/>
+        </w:rPr>
+        <w:t xml:space="preserve"> :</w:t>
+      </w:r>
+      <w:proofErr w:type="gramEnd"/>
+    </w:p>
+    <w:p>
       <w:hyperlink r:id="rId12" w:history="1">
         <w:r>
           <w:rPr>
@@ -4899,6 +6212,67 @@
           <w:t>https://ko.wikipedia.org/wiki/%EB%8B%A4%EB%A7%88%EA%B3%A0%EC%B9%98</w:t>
         </w:r>
       </w:hyperlink>
+    </w:p>
+    <w:p>
+      <w:r>
+        <w:rPr>
+          <w:rFonts w:hint="eastAsia"/>
+        </w:rPr>
+        <w:t xml:space="preserve">UTF-8 </w:t>
+      </w:r>
+      <w:proofErr w:type="gramStart"/>
+      <w:r>
+        <w:rPr>
+          <w:rFonts w:hint="eastAsia"/>
+        </w:rPr>
+        <w:t>설정 :</w:t>
+      </w:r>
+      <w:proofErr w:type="gramEnd"/>
+      <w:r>
+        <w:rPr>
+          <w:rFonts w:hint="eastAsia"/>
+        </w:rPr>
+        <w:t xml:space="preserve"> </w:t>
+      </w:r>
+    </w:p>
+    <w:p>
+      <w:hyperlink r:id="rId13" w:history="1">
+        <w:r>
+          <w:rPr>
+            <w:rStyle w:val="ab"/>
+          </w:rPr>
+          <w:t>https://devbin.kr/posts/visual-studio-2015-utf-8-%EC%9D%B8%EC%BD%94%EB%94%A9-%EC%84%A4%EC%A0%95%ED%95%98%EA%B8%B0/</w:t>
+        </w:r>
+      </w:hyperlink>
+    </w:p>
+    <w:p>
+      <w:proofErr w:type="spellStart"/>
+      <w:r>
+        <w:rPr>
+          <w:rFonts w:hint="eastAsia"/>
+        </w:rPr>
+        <w:t>windows.h</w:t>
+      </w:r>
+      <w:proofErr w:type="spellEnd"/>
+      <w:r>
+        <w:rPr>
+          <w:rFonts w:hint="eastAsia"/>
+        </w:rPr>
+        <w:t xml:space="preserve"> </w:t>
+      </w:r>
+      <w:proofErr w:type="gramStart"/>
+      <w:r>
+        <w:rPr>
+          <w:rFonts w:hint="eastAsia"/>
+        </w:rPr>
+        <w:t>헤더파일 :</w:t>
+      </w:r>
+      <w:proofErr w:type="gramEnd"/>
+    </w:p>
+    <w:p>
+      <w:r>
+        <w:t>https://rucoding.tistory.com/142</w:t>
+      </w:r>
     </w:p>
     <w:sectPr>
       <w:pgSz w:w="12240" w:h="15840"/>
@@ -5184,9 +6558,9 @@
       <w:lvlJc w:val="left"/>
       <w:pPr>
         <w:tabs>
-          <w:tab w:val="num" w:pos="720"/>
-        </w:tabs>
-        <w:ind w:left="720" w:hanging="360"/>
+          <w:tab w:val="num" w:pos="1080"/>
+        </w:tabs>
+        <w:ind w:left="1080" w:hanging="360"/>
       </w:pPr>
       <w:rPr>
         <w:rFonts w:ascii="Symbol" w:hAnsi="Symbol" w:hint="default"/>
@@ -5200,9 +6574,9 @@
       <w:lvlJc w:val="left"/>
       <w:pPr>
         <w:tabs>
-          <w:tab w:val="num" w:pos="1440"/>
-        </w:tabs>
-        <w:ind w:left="1440" w:hanging="360"/>
+          <w:tab w:val="num" w:pos="1800"/>
+        </w:tabs>
+        <w:ind w:left="1800" w:hanging="360"/>
       </w:pPr>
       <w:rPr>
         <w:rFonts w:ascii="Courier New" w:hAnsi="Courier New" w:hint="default"/>
@@ -5216,9 +6590,9 @@
       <w:lvlJc w:val="left"/>
       <w:pPr>
         <w:tabs>
-          <w:tab w:val="num" w:pos="2160"/>
-        </w:tabs>
-        <w:ind w:left="2160" w:hanging="360"/>
+          <w:tab w:val="num" w:pos="2520"/>
+        </w:tabs>
+        <w:ind w:left="2520" w:hanging="360"/>
       </w:pPr>
       <w:rPr>
         <w:rFonts w:ascii="Wingdings" w:hAnsi="Wingdings" w:hint="default"/>
@@ -5232,9 +6606,9 @@
       <w:lvlJc w:val="left"/>
       <w:pPr>
         <w:tabs>
-          <w:tab w:val="num" w:pos="2880"/>
-        </w:tabs>
-        <w:ind w:left="2880" w:hanging="360"/>
+          <w:tab w:val="num" w:pos="3240"/>
+        </w:tabs>
+        <w:ind w:left="3240" w:hanging="360"/>
       </w:pPr>
       <w:rPr>
         <w:rFonts w:ascii="Wingdings" w:hAnsi="Wingdings" w:hint="default"/>
@@ -5248,9 +6622,9 @@
       <w:lvlJc w:val="left"/>
       <w:pPr>
         <w:tabs>
-          <w:tab w:val="num" w:pos="3600"/>
-        </w:tabs>
-        <w:ind w:left="3600" w:hanging="360"/>
+          <w:tab w:val="num" w:pos="3960"/>
+        </w:tabs>
+        <w:ind w:left="3960" w:hanging="360"/>
       </w:pPr>
       <w:rPr>
         <w:rFonts w:ascii="Wingdings" w:hAnsi="Wingdings" w:hint="default"/>
@@ -5264,9 +6638,9 @@
       <w:lvlJc w:val="left"/>
       <w:pPr>
         <w:tabs>
-          <w:tab w:val="num" w:pos="4320"/>
-        </w:tabs>
-        <w:ind w:left="4320" w:hanging="360"/>
+          <w:tab w:val="num" w:pos="4680"/>
+        </w:tabs>
+        <w:ind w:left="4680" w:hanging="360"/>
       </w:pPr>
       <w:rPr>
         <w:rFonts w:ascii="Wingdings" w:hAnsi="Wingdings" w:hint="default"/>
@@ -5280,9 +6654,9 @@
       <w:lvlJc w:val="left"/>
       <w:pPr>
         <w:tabs>
-          <w:tab w:val="num" w:pos="5040"/>
-        </w:tabs>
-        <w:ind w:left="5040" w:hanging="360"/>
+          <w:tab w:val="num" w:pos="5400"/>
+        </w:tabs>
+        <w:ind w:left="5400" w:hanging="360"/>
       </w:pPr>
       <w:rPr>
         <w:rFonts w:ascii="Wingdings" w:hAnsi="Wingdings" w:hint="default"/>
@@ -5296,9 +6670,9 @@
       <w:lvlJc w:val="left"/>
       <w:pPr>
         <w:tabs>
-          <w:tab w:val="num" w:pos="5760"/>
-        </w:tabs>
-        <w:ind w:left="5760" w:hanging="360"/>
+          <w:tab w:val="num" w:pos="6120"/>
+        </w:tabs>
+        <w:ind w:left="6120" w:hanging="360"/>
       </w:pPr>
       <w:rPr>
         <w:rFonts w:ascii="Wingdings" w:hAnsi="Wingdings" w:hint="default"/>
@@ -5312,9 +6686,9 @@
       <w:lvlJc w:val="left"/>
       <w:pPr>
         <w:tabs>
-          <w:tab w:val="num" w:pos="6480"/>
-        </w:tabs>
-        <w:ind w:left="6480" w:hanging="360"/>
+          <w:tab w:val="num" w:pos="6840"/>
+        </w:tabs>
+        <w:ind w:left="6840" w:hanging="360"/>
       </w:pPr>
       <w:rPr>
         <w:rFonts w:ascii="Wingdings" w:hAnsi="Wingdings" w:hint="default"/>
@@ -9256,6 +10630,7 @@
   <w:style w:type="character" w:default="1" w:styleId="a0">
     <w:name w:val="Default Paragraph Font"/>
     <w:uiPriority w:val="1"/>
+    <w:semiHidden/>
     <w:unhideWhenUsed/>
   </w:style>
   <w:style w:type="table" w:default="1" w:styleId="a1">

--- a/팀_RLCC_최종보고서.docx
+++ b/팀_RLCC_최종보고서.docx
@@ -23,7 +23,6 @@
         </w:rPr>
         <w:t xml:space="preserve">프로젝트 제목: </w:t>
       </w:r>
-      <w:proofErr w:type="gramStart"/>
       <w:r>
         <w:rPr>
           <w:rFonts w:asciiTheme="majorHAnsi" w:eastAsiaTheme="majorHAnsi" w:hAnsiTheme="majorHAnsi" w:hint="eastAsia"/>
@@ -42,41 +41,18 @@
           <w:sz w:val="28"/>
           <w:szCs w:val="32"/>
         </w:rPr>
-        <w:t>새</w:t>
-      </w:r>
-      <w:proofErr w:type="gramEnd"/>
-      <w:r>
-        <w:rPr>
-          <w:rFonts w:asciiTheme="majorHAnsi" w:eastAsiaTheme="majorHAnsi" w:hAnsiTheme="majorHAnsi"/>
+        <w:t>새 키우기</w:t>
+      </w:r>
+      <w:r>
+        <w:rPr>
+          <w:rFonts w:asciiTheme="majorHAnsi" w:eastAsiaTheme="majorHAnsi" w:hAnsiTheme="majorHAnsi" w:hint="eastAsia"/>
           <w:b/>
           <w:bCs/>
           <w:sz w:val="28"/>
           <w:szCs w:val="32"/>
         </w:rPr>
-        <w:t xml:space="preserve"> </w:t>
-      </w:r>
-      <w:proofErr w:type="gramStart"/>
-      <w:r>
-        <w:rPr>
-          <w:rFonts w:asciiTheme="majorHAnsi" w:eastAsiaTheme="majorHAnsi" w:hAnsiTheme="majorHAnsi"/>
-          <w:b/>
-          <w:bCs/>
-          <w:sz w:val="28"/>
-          <w:szCs w:val="32"/>
-        </w:rPr>
-        <w:t>키우기</w:t>
-      </w:r>
-      <w:r>
-        <w:rPr>
-          <w:rFonts w:asciiTheme="majorHAnsi" w:eastAsiaTheme="majorHAnsi" w:hAnsiTheme="majorHAnsi" w:hint="eastAsia"/>
-          <w:b/>
-          <w:bCs/>
-          <w:sz w:val="28"/>
-          <w:szCs w:val="32"/>
-        </w:rPr>
         <w:t xml:space="preserve"> ]</w:t>
       </w:r>
-      <w:proofErr w:type="gramEnd"/>
     </w:p>
     <w:p>
       <w:pPr>
@@ -88,7 +64,6 @@
           <w:rFonts w:asciiTheme="minorHAnsi" w:eastAsiaTheme="minorHAnsi"/>
         </w:rPr>
       </w:pPr>
-      <w:proofErr w:type="spellStart"/>
       <w:r>
         <w:rPr>
           <w:rFonts w:asciiTheme="minorHAnsi" w:eastAsiaTheme="minorHAnsi"/>
@@ -97,7 +72,6 @@
         </w:rPr>
         <w:t>팀명</w:t>
       </w:r>
-      <w:proofErr w:type="spellEnd"/>
       <w:r>
         <w:rPr>
           <w:rFonts w:asciiTheme="minorHAnsi" w:eastAsiaTheme="minorHAnsi"/>
@@ -135,28 +109,12 @@
         </w:rPr>
         <w:t xml:space="preserve">: </w:t>
       </w:r>
-      <w:proofErr w:type="spellStart"/>
-      <w:r>
-        <w:rPr>
-          <w:rFonts w:asciiTheme="minorHAnsi" w:eastAsiaTheme="minorHAnsi" w:hint="eastAsia"/>
-        </w:rPr>
-        <w:t>유이레</w:t>
-      </w:r>
-      <w:proofErr w:type="spellEnd"/>
-      <w:r>
-        <w:rPr>
-          <w:rFonts w:asciiTheme="minorHAnsi" w:eastAsiaTheme="minorHAnsi" w:hint="eastAsia"/>
-        </w:rPr>
-        <w:t xml:space="preserve">, 이준규, 최승민, </w:t>
-      </w:r>
-      <w:proofErr w:type="spellStart"/>
-      <w:r>
-        <w:rPr>
-          <w:rFonts w:asciiTheme="minorHAnsi" w:eastAsiaTheme="minorHAnsi" w:hint="eastAsia"/>
-        </w:rPr>
-        <w:t>최연채</w:t>
-      </w:r>
-      <w:proofErr w:type="spellEnd"/>
+      <w:r>
+        <w:rPr>
+          <w:rFonts w:asciiTheme="minorHAnsi" w:eastAsiaTheme="minorHAnsi" w:hint="eastAsia"/>
+        </w:rPr>
+        <w:t>유이레, 이준규, 최승민, 최연채</w:t>
+      </w:r>
     </w:p>
     <w:p>
       <w:pPr>
@@ -168,23 +126,13 @@
           <w:rFonts w:asciiTheme="minorHAnsi" w:eastAsiaTheme="minorHAnsi"/>
         </w:rPr>
       </w:pPr>
-      <w:proofErr w:type="spellStart"/>
-      <w:r>
-        <w:rPr>
-          <w:rFonts w:asciiTheme="minorHAnsi" w:eastAsiaTheme="minorHAnsi" w:hint="eastAsia"/>
-          <w:b/>
-          <w:bCs/>
-        </w:rPr>
-        <w:t>깃허브</w:t>
-      </w:r>
-      <w:proofErr w:type="spellEnd"/>
-      <w:r>
-        <w:rPr>
-          <w:rFonts w:asciiTheme="minorHAnsi" w:eastAsiaTheme="minorHAnsi" w:hint="eastAsia"/>
-          <w:b/>
-          <w:bCs/>
-        </w:rPr>
-        <w:t xml:space="preserve"> </w:t>
+      <w:r>
+        <w:rPr>
+          <w:rFonts w:asciiTheme="minorHAnsi" w:eastAsiaTheme="minorHAnsi" w:hint="eastAsia"/>
+          <w:b/>
+          <w:bCs/>
+        </w:rPr>
+        <w:t xml:space="preserve">깃허브 </w:t>
       </w:r>
       <w:r>
         <w:rPr>
@@ -529,16 +477,8 @@
               <w:rPr>
                 <w:rFonts w:asciiTheme="minorHAnsi" w:eastAsiaTheme="minorHAnsi" w:hint="eastAsia"/>
               </w:rPr>
-              <w:t xml:space="preserve">- </w:t>
+              <w:t>- 다마고치</w:t>
             </w:r>
-            <w:proofErr w:type="spellStart"/>
-            <w:r>
-              <w:rPr>
-                <w:rFonts w:asciiTheme="minorHAnsi" w:eastAsiaTheme="minorHAnsi" w:hint="eastAsia"/>
-              </w:rPr>
-              <w:t>다마고치</w:t>
-            </w:r>
-            <w:proofErr w:type="spellEnd"/>
           </w:p>
           <w:p>
             <w:pPr>
@@ -977,23 +917,13 @@
           <w:rFonts w:asciiTheme="minorHAnsi" w:eastAsiaTheme="minorHAnsi"/>
         </w:rPr>
       </w:pPr>
-      <w:proofErr w:type="spellStart"/>
-      <w:r>
-        <w:rPr>
-          <w:rFonts w:asciiTheme="minorHAnsi" w:eastAsiaTheme="minorHAnsi"/>
-          <w:b/>
-          <w:bCs/>
-        </w:rPr>
-        <w:t>GameEntity</w:t>
-      </w:r>
-      <w:proofErr w:type="spellEnd"/>
-      <w:r>
-        <w:rPr>
-          <w:rFonts w:asciiTheme="minorHAnsi" w:eastAsiaTheme="minorHAnsi"/>
-          <w:b/>
-          <w:bCs/>
-        </w:rPr>
-        <w:t xml:space="preserve"> (새 객체 클래스)</w:t>
+      <w:r>
+        <w:rPr>
+          <w:rFonts w:asciiTheme="minorHAnsi" w:eastAsiaTheme="minorHAnsi"/>
+          <w:b/>
+          <w:bCs/>
+        </w:rPr>
+        <w:t>GameEntity (새 객체 클래스)</w:t>
       </w:r>
     </w:p>
     <w:p>
@@ -1064,16 +994,8 @@
         <w:rPr>
           <w:rFonts w:asciiTheme="minorHAnsi" w:eastAsiaTheme="minorHAnsi"/>
         </w:rPr>
-        <w:t xml:space="preserve">행동에 따른 수치 변화를 적용하고 범위를 제한하는 </w:t>
-      </w:r>
-      <w:proofErr w:type="spellStart"/>
-      <w:r>
-        <w:rPr>
-          <w:rFonts w:asciiTheme="minorHAnsi" w:eastAsiaTheme="minorHAnsi"/>
-        </w:rPr>
-        <w:t>update_stats</w:t>
-      </w:r>
-      <w:proofErr w:type="spellEnd"/>
+        <w:t>행동에 따른 수치 변화를 적용하고 범위를 제한하는 update_stats</w:t>
+      </w:r>
     </w:p>
     <w:p>
       <w:pPr>
@@ -1093,16 +1015,8 @@
         <w:rPr>
           <w:rFonts w:asciiTheme="minorHAnsi" w:eastAsiaTheme="minorHAnsi"/>
         </w:rPr>
-        <w:t xml:space="preserve">질병/반항/사망/도주 상태를 체크하는 </w:t>
-      </w:r>
-      <w:proofErr w:type="spellStart"/>
-      <w:r>
-        <w:rPr>
-          <w:rFonts w:asciiTheme="minorHAnsi" w:eastAsiaTheme="minorHAnsi"/>
-        </w:rPr>
-        <w:t>check_status</w:t>
-      </w:r>
-      <w:proofErr w:type="spellEnd"/>
+        <w:t>질병/반항/사망/도주 상태를 체크하는 check_status</w:t>
+      </w:r>
     </w:p>
     <w:p>
       <w:pPr>
@@ -1122,16 +1036,8 @@
         <w:rPr>
           <w:rFonts w:asciiTheme="minorHAnsi" w:eastAsiaTheme="minorHAnsi"/>
         </w:rPr>
-        <w:t xml:space="preserve">실시간 평균 만족도를 계산하는 </w:t>
-      </w:r>
-      <w:proofErr w:type="spellStart"/>
-      <w:r>
-        <w:rPr>
-          <w:rFonts w:asciiTheme="minorHAnsi" w:eastAsiaTheme="minorHAnsi"/>
-        </w:rPr>
-        <w:t>get_satisfaction</w:t>
-      </w:r>
-      <w:proofErr w:type="spellEnd"/>
+        <w:t>실시간 평균 만족도를 계산하는 get_satisfaction</w:t>
+      </w:r>
     </w:p>
     <w:p>
       <w:pPr>
@@ -1163,21 +1069,7 @@
         <w:rPr>
           <w:rFonts w:asciiTheme="minorHAnsi" w:eastAsiaTheme="minorHAnsi"/>
         </w:rPr>
-        <w:t xml:space="preserve">“방치하기”로 선택 시 </w:t>
-      </w:r>
-      <w:proofErr w:type="spellStart"/>
-      <w:r>
-        <w:rPr>
-          <w:rFonts w:asciiTheme="minorHAnsi" w:eastAsiaTheme="minorHAnsi"/>
-        </w:rPr>
-        <w:t>abandonedEgg</w:t>
-      </w:r>
-      <w:proofErr w:type="spellEnd"/>
-      <w:r>
-        <w:rPr>
-          <w:rFonts w:asciiTheme="minorHAnsi" w:eastAsiaTheme="minorHAnsi"/>
-        </w:rPr>
-        <w:t xml:space="preserve"> = true로 설정하여 화석 엔</w:t>
+        <w:t>“방치하기”로 선택 시 abandonedEgg = true로 설정하여 화석 엔</w:t>
       </w:r>
       <w:r>
         <w:rPr>
@@ -1185,33 +1077,11 @@
         </w:rPr>
         <w:t xml:space="preserve">딩 확인하는 </w:t>
       </w:r>
-      <w:proofErr w:type="spellStart"/>
-      <w:r>
-        <w:rPr>
-          <w:rFonts w:asciiTheme="minorHAnsi" w:eastAsiaTheme="minorHAnsi"/>
-        </w:rPr>
-        <w:t>recordEggAction</w:t>
-      </w:r>
-      <w:proofErr w:type="spellEnd"/>
-      <w:r>
-        <w:rPr>
-          <w:rFonts w:asciiTheme="minorHAnsi" w:eastAsiaTheme="minorHAnsi"/>
-        </w:rPr>
-        <w:t xml:space="preserve">(bool </w:t>
-      </w:r>
-      <w:proofErr w:type="spellStart"/>
-      <w:r>
-        <w:rPr>
-          <w:rFonts w:asciiTheme="minorHAnsi" w:eastAsiaTheme="minorHAnsi"/>
-        </w:rPr>
-        <w:t>isIgnore</w:t>
-      </w:r>
-      <w:proofErr w:type="spellEnd"/>
-      <w:r>
-        <w:rPr>
-          <w:rFonts w:asciiTheme="minorHAnsi" w:eastAsiaTheme="minorHAnsi"/>
-        </w:rPr>
-        <w:t>)</w:t>
+      <w:r>
+        <w:rPr>
+          <w:rFonts w:asciiTheme="minorHAnsi" w:eastAsiaTheme="minorHAnsi"/>
+        </w:rPr>
+        <w:t>recordEggAction(bool isIgnore)</w:t>
       </w:r>
     </w:p>
     <w:p>
@@ -1234,33 +1104,17 @@
         </w:rPr>
         <w:t xml:space="preserve">스트레스 50 이상 시 20% 확률로 반항 이벤트를 발동하여 스트레스 +10 </w:t>
       </w:r>
-      <w:proofErr w:type="spellStart"/>
-      <w:r>
-        <w:rPr>
-          <w:rFonts w:asciiTheme="minorHAnsi" w:eastAsiaTheme="minorHAnsi" w:hint="eastAsia"/>
-        </w:rPr>
-        <w:t>패널티</w:t>
-      </w:r>
-      <w:proofErr w:type="spellEnd"/>
-      <w:r>
-        <w:rPr>
-          <w:rFonts w:asciiTheme="minorHAnsi" w:eastAsiaTheme="minorHAnsi" w:hint="eastAsia"/>
-        </w:rPr>
-        <w:t xml:space="preserve"> 부여하는 </w:t>
-      </w:r>
-      <w:proofErr w:type="spellStart"/>
-      <w:r>
-        <w:rPr>
-          <w:rFonts w:asciiTheme="minorHAnsi" w:eastAsiaTheme="minorHAnsi"/>
-        </w:rPr>
-        <w:t>is_rebellious</w:t>
-      </w:r>
-      <w:proofErr w:type="spellEnd"/>
-      <w:r>
-        <w:rPr>
-          <w:rFonts w:asciiTheme="minorHAnsi" w:eastAsiaTheme="minorHAnsi"/>
-        </w:rPr>
-        <w:t>()</w:t>
+      <w:r>
+        <w:rPr>
+          <w:rFonts w:asciiTheme="minorHAnsi" w:eastAsiaTheme="minorHAnsi" w:hint="eastAsia"/>
+        </w:rPr>
+        <w:t xml:space="preserve">패널티 부여하는 </w:t>
+      </w:r>
+      <w:r>
+        <w:rPr>
+          <w:rFonts w:asciiTheme="minorHAnsi" w:eastAsiaTheme="minorHAnsi"/>
+        </w:rPr>
+        <w:t>is_rebellious()</w:t>
       </w:r>
     </w:p>
     <w:p>
@@ -1292,16 +1146,8 @@
         <w:rPr>
           <w:rFonts w:asciiTheme="minorHAnsi" w:eastAsiaTheme="minorHAnsi" w:hint="eastAsia"/>
         </w:rPr>
-        <w:t xml:space="preserve"> </w:t>
-      </w:r>
-      <w:proofErr w:type="spellStart"/>
-      <w:r>
-        <w:rPr>
-          <w:rFonts w:asciiTheme="minorHAnsi" w:eastAsiaTheme="minorHAnsi" w:hint="eastAsia"/>
-        </w:rPr>
-        <w:t>클램프</w:t>
-      </w:r>
-      <w:proofErr w:type="spellEnd"/>
+        <w:t xml:space="preserve"> 클램프</w:t>
+      </w:r>
     </w:p>
     <w:p>
       <w:pPr>
@@ -1440,16 +1286,8 @@
         <w:rPr>
           <w:rFonts w:asciiTheme="minorHAnsi" w:eastAsiaTheme="minorHAnsi"/>
         </w:rPr>
-        <w:t xml:space="preserve">전체 게임 루프를 관리하는 </w:t>
-      </w:r>
-      <w:proofErr w:type="spellStart"/>
-      <w:r>
-        <w:rPr>
-          <w:rFonts w:asciiTheme="minorHAnsi" w:eastAsiaTheme="minorHAnsi"/>
-        </w:rPr>
-        <w:t>run_game_loop</w:t>
-      </w:r>
-      <w:proofErr w:type="spellEnd"/>
+        <w:t>전체 게임 루프를 관리하는 run_game_loop</w:t>
+      </w:r>
     </w:p>
     <w:p>
       <w:pPr>
@@ -1469,30 +1307,8 @@
         <w:rPr>
           <w:rFonts w:asciiTheme="minorHAnsi" w:eastAsiaTheme="minorHAnsi"/>
         </w:rPr>
-        <w:t xml:space="preserve">플레이어 선택에 따른 결과값 출력 및 </w:t>
-      </w:r>
-      <w:proofErr w:type="spellStart"/>
-      <w:r>
-        <w:rPr>
-          <w:rFonts w:asciiTheme="minorHAnsi" w:eastAsiaTheme="minorHAnsi"/>
-        </w:rPr>
-        <w:t>스탯을</w:t>
-      </w:r>
-      <w:proofErr w:type="spellEnd"/>
-      <w:r>
-        <w:rPr>
-          <w:rFonts w:asciiTheme="minorHAnsi" w:eastAsiaTheme="minorHAnsi"/>
-        </w:rPr>
-        <w:t xml:space="preserve"> 반영하는 </w:t>
-      </w:r>
-      <w:proofErr w:type="spellStart"/>
-      <w:r>
-        <w:rPr>
-          <w:rFonts w:asciiTheme="minorHAnsi" w:eastAsiaTheme="minorHAnsi"/>
-        </w:rPr>
-        <w:t>process_action</w:t>
-      </w:r>
-      <w:proofErr w:type="spellEnd"/>
+        <w:t>플레이어 선택에 따른 결과값 출력 및 스탯을 반영하는 process_action</w:t>
+      </w:r>
     </w:p>
     <w:p>
       <w:pPr>
@@ -1512,16 +1328,8 @@
         <w:rPr>
           <w:rFonts w:asciiTheme="minorHAnsi" w:eastAsiaTheme="minorHAnsi"/>
         </w:rPr>
-        <w:t xml:space="preserve">행동 횟수 차감 및 시간/주차 변경 로직인 </w:t>
-      </w:r>
-      <w:proofErr w:type="spellStart"/>
-      <w:r>
-        <w:rPr>
-          <w:rFonts w:asciiTheme="minorHAnsi" w:eastAsiaTheme="minorHAnsi"/>
-        </w:rPr>
-        <w:t>next_turn</w:t>
-      </w:r>
-      <w:proofErr w:type="spellEnd"/>
+        <w:t>행동 횟수 차감 및 시간/주차 변경 로직인 next_turn</w:t>
+      </w:r>
     </w:p>
     <w:p>
       <w:pPr>
@@ -1549,42 +1357,12 @@
         </w:rPr>
         <w:t xml:space="preserve">적용하는 </w:t>
       </w:r>
-      <w:proofErr w:type="spellStart"/>
-      <w:r>
-        <w:rPr>
-          <w:rFonts w:asciiTheme="minorHAnsi" w:eastAsiaTheme="minorHAnsi"/>
-        </w:rPr>
-        <w:t>apply_weekly_passive</w:t>
-      </w:r>
-      <w:proofErr w:type="spellEnd"/>
-      <w:r>
-        <w:rPr>
-          <w:rFonts w:asciiTheme="minorHAnsi" w:eastAsiaTheme="minorHAnsi"/>
-        </w:rPr>
-        <w:t xml:space="preserve">와, </w:t>
-      </w:r>
-      <w:proofErr w:type="spellStart"/>
-      <w:r>
-        <w:rPr>
-          <w:rFonts w:asciiTheme="minorHAnsi" w:eastAsiaTheme="minorHAnsi"/>
-        </w:rPr>
-        <w:t>last_grown_week</w:t>
-      </w:r>
-      <w:proofErr w:type="spellEnd"/>
-      <w:r>
-        <w:rPr>
-          <w:rFonts w:asciiTheme="minorHAnsi" w:eastAsiaTheme="minorHAnsi"/>
-        </w:rPr>
-        <w:t xml:space="preserve">로 중복 성장을 방지하는 </w:t>
-      </w:r>
-      <w:proofErr w:type="spellStart"/>
-      <w:r>
-        <w:rPr>
-          <w:rFonts w:asciiTheme="minorHAnsi" w:eastAsiaTheme="minorHAnsi"/>
-        </w:rPr>
-        <w:t>check_growth</w:t>
-      </w:r>
-      <w:proofErr w:type="spellEnd"/>
+      <w:r>
+        <w:rPr>
+          <w:rFonts w:asciiTheme="minorHAnsi" w:eastAsiaTheme="minorHAnsi"/>
+        </w:rPr>
+        <w:t>apply_weekly_passive와, last_grown_week로 중복 성장을 방지하는 check_growth</w:t>
+      </w:r>
     </w:p>
     <w:p>
       <w:pPr>
@@ -1623,23 +1401,13 @@
           <w:rFonts w:asciiTheme="minorHAnsi" w:eastAsiaTheme="minorHAnsi"/>
         </w:rPr>
       </w:pPr>
-      <w:proofErr w:type="spellStart"/>
-      <w:r>
-        <w:rPr>
-          <w:rFonts w:asciiTheme="minorHAnsi" w:eastAsiaTheme="minorHAnsi"/>
-          <w:b/>
-          <w:bCs/>
-        </w:rPr>
-        <w:t>ActionManager</w:t>
-      </w:r>
-      <w:proofErr w:type="spellEnd"/>
-      <w:r>
-        <w:rPr>
-          <w:rFonts w:asciiTheme="minorHAnsi" w:eastAsiaTheme="minorHAnsi"/>
-          <w:b/>
-          <w:bCs/>
-        </w:rPr>
-        <w:t xml:space="preserve"> (행동 및 선택지 클래스)</w:t>
+      <w:r>
+        <w:rPr>
+          <w:rFonts w:asciiTheme="minorHAnsi" w:eastAsiaTheme="minorHAnsi"/>
+          <w:b/>
+          <w:bCs/>
+        </w:rPr>
+        <w:t>ActionManager (행동 및 선택지 클래스)</w:t>
       </w:r>
     </w:p>
     <w:p>
@@ -1676,21 +1444,7 @@
         <w:rPr>
           <w:rFonts w:asciiTheme="minorHAnsi" w:eastAsiaTheme="minorHAnsi"/>
         </w:rPr>
-        <w:t xml:space="preserve">, 선택지별 수치 </w:t>
-      </w:r>
-      <w:proofErr w:type="spellStart"/>
-      <w:r>
-        <w:rPr>
-          <w:rFonts w:asciiTheme="minorHAnsi" w:eastAsiaTheme="minorHAnsi"/>
-        </w:rPr>
-        <w:t>변화값</w:t>
-      </w:r>
-      <w:proofErr w:type="spellEnd"/>
-      <w:r>
-        <w:rPr>
-          <w:rFonts w:asciiTheme="minorHAnsi" w:eastAsiaTheme="minorHAnsi"/>
-        </w:rPr>
-        <w:t xml:space="preserve"> 테이블</w:t>
+        <w:t>, 선택지별 수치 변화값 테이블</w:t>
       </w:r>
     </w:p>
     <w:p>
@@ -1736,16 +1490,8 @@
         <w:rPr>
           <w:rFonts w:asciiTheme="minorHAnsi" w:eastAsiaTheme="minorHAnsi"/>
         </w:rPr>
-        <w:t xml:space="preserve">현재 성장 단계에 맞는 메뉴를 반환하는 </w:t>
-      </w:r>
-      <w:proofErr w:type="spellStart"/>
-      <w:r>
-        <w:rPr>
-          <w:rFonts w:asciiTheme="minorHAnsi" w:eastAsiaTheme="minorHAnsi"/>
-        </w:rPr>
-        <w:t>get_available_actions</w:t>
-      </w:r>
-      <w:proofErr w:type="spellEnd"/>
+        <w:t>현재 성장 단계에 맞는 메뉴를 반환하는 get_available_actions</w:t>
+      </w:r>
     </w:p>
     <w:p>
       <w:pPr>
@@ -1765,16 +1511,8 @@
         <w:rPr>
           <w:rFonts w:asciiTheme="minorHAnsi" w:eastAsiaTheme="minorHAnsi"/>
         </w:rPr>
-        <w:t xml:space="preserve">훈련이나 먹이 급여 시 확률적으로 발생하는 아이템 효과를 처리하는 </w:t>
-      </w:r>
-      <w:proofErr w:type="spellStart"/>
-      <w:r>
-        <w:rPr>
-          <w:rFonts w:asciiTheme="minorHAnsi" w:eastAsiaTheme="minorHAnsi"/>
-        </w:rPr>
-        <w:t>try_get_item</w:t>
-      </w:r>
-      <w:proofErr w:type="spellEnd"/>
+        <w:t>훈련이나 먹이 급여 시 확률적으로 발생하는 아이템 효과를 처리하는 try_get_item</w:t>
+      </w:r>
       <w:r>
         <w:rPr>
           <w:rFonts w:asciiTheme="minorHAnsi" w:eastAsiaTheme="minorHAnsi" w:hint="eastAsia"/>
@@ -1818,21 +1556,7 @@
         <w:rPr>
           <w:rFonts w:asciiTheme="minorHAnsi" w:eastAsiaTheme="minorHAnsi"/>
         </w:rPr>
-        <w:t xml:space="preserve">아이템 보유 여부에 따라 먹이 선택지를 동적으로 필터링하는 </w:t>
-      </w:r>
-      <w:proofErr w:type="spellStart"/>
-      <w:r>
-        <w:rPr>
-          <w:rFonts w:asciiTheme="minorHAnsi" w:eastAsiaTheme="minorHAnsi"/>
-        </w:rPr>
-        <w:t>get_sub_actions</w:t>
-      </w:r>
-      <w:proofErr w:type="spellEnd"/>
-      <w:r>
-        <w:rPr>
-          <w:rFonts w:asciiTheme="minorHAnsi" w:eastAsiaTheme="minorHAnsi"/>
-        </w:rPr>
-        <w:t xml:space="preserve"> 포함</w:t>
+        <w:t>아이템 보유 여부에 따라 먹이 선택지를 동적으로 필터링하는 get_sub_actions 포함</w:t>
       </w:r>
     </w:p>
     <w:p>
@@ -1872,23 +1596,13 @@
           <w:rFonts w:asciiTheme="minorHAnsi" w:eastAsiaTheme="minorHAnsi"/>
         </w:rPr>
       </w:pPr>
-      <w:proofErr w:type="spellStart"/>
-      <w:r>
-        <w:rPr>
-          <w:rFonts w:asciiTheme="minorHAnsi" w:eastAsiaTheme="minorHAnsi"/>
-          <w:b/>
-          <w:bCs/>
-        </w:rPr>
-        <w:t>UIRenderer</w:t>
-      </w:r>
-      <w:proofErr w:type="spellEnd"/>
-      <w:r>
-        <w:rPr>
-          <w:rFonts w:asciiTheme="minorHAnsi" w:eastAsiaTheme="minorHAnsi"/>
-          <w:b/>
-          <w:bCs/>
-        </w:rPr>
-        <w:t xml:space="preserve"> (화면 출력 클래스)</w:t>
+      <w:r>
+        <w:rPr>
+          <w:rFonts w:asciiTheme="minorHAnsi" w:eastAsiaTheme="minorHAnsi"/>
+          <w:b/>
+          <w:bCs/>
+        </w:rPr>
+        <w:t>UIRenderer (화면 출력 클래스)</w:t>
       </w:r>
     </w:p>
     <w:p>
@@ -1934,16 +1648,8 @@
         <w:rPr>
           <w:rFonts w:asciiTheme="minorHAnsi" w:eastAsiaTheme="minorHAnsi"/>
         </w:rPr>
-        <w:t xml:space="preserve">현재 주차와 상태 정보를 상시 노출하는 </w:t>
-      </w:r>
-      <w:proofErr w:type="spellStart"/>
-      <w:r>
-        <w:rPr>
-          <w:rFonts w:asciiTheme="minorHAnsi" w:eastAsiaTheme="minorHAnsi"/>
-        </w:rPr>
-        <w:t>display_status</w:t>
-      </w:r>
-      <w:proofErr w:type="spellEnd"/>
+        <w:t>현재 주차와 상태 정보를 상시 노출하는 display_status</w:t>
+      </w:r>
     </w:p>
     <w:p>
       <w:pPr>
@@ -1963,16 +1669,8 @@
         <w:rPr>
           <w:rFonts w:asciiTheme="minorHAnsi" w:eastAsiaTheme="minorHAnsi"/>
         </w:rPr>
-        <w:t xml:space="preserve">단계별 외형 변화를 아스키 아트로 출력하는 </w:t>
-      </w:r>
-      <w:proofErr w:type="spellStart"/>
-      <w:r>
-        <w:rPr>
-          <w:rFonts w:asciiTheme="minorHAnsi" w:eastAsiaTheme="minorHAnsi"/>
-        </w:rPr>
-        <w:t>draw_bird</w:t>
-      </w:r>
-      <w:proofErr w:type="spellEnd"/>
+        <w:t>단계별 외형 변화를 아스키 아트로 출력하는 draw_bird</w:t>
+      </w:r>
     </w:p>
     <w:p>
       <w:pPr>
@@ -1992,16 +1690,8 @@
         <w:rPr>
           <w:rFonts w:asciiTheme="minorHAnsi" w:eastAsiaTheme="minorHAnsi"/>
         </w:rPr>
-        <w:t xml:space="preserve">조건에 따른 엔딩을 묘사하고 출력하는 </w:t>
-      </w:r>
-      <w:proofErr w:type="spellStart"/>
-      <w:r>
-        <w:rPr>
-          <w:rFonts w:asciiTheme="minorHAnsi" w:eastAsiaTheme="minorHAnsi"/>
-        </w:rPr>
-        <w:t>show_ending</w:t>
-      </w:r>
-      <w:proofErr w:type="spellEnd"/>
+        <w:t>조건에 따른 엔딩을 묘사하고 출력하는 show_ending</w:t>
+      </w:r>
     </w:p>
     <w:p>
       <w:pPr>
@@ -2013,7 +1703,6 @@
           <w:rFonts w:asciiTheme="minorHAnsi" w:eastAsiaTheme="minorHAnsi"/>
         </w:rPr>
       </w:pPr>
-      <w:proofErr w:type="spellStart"/>
       <w:r>
         <w:rPr>
           <w:rFonts w:asciiTheme="minorHAnsi" w:eastAsiaTheme="minorHAnsi"/>
@@ -2021,16 +1710,7 @@
           <w:bCs/>
         </w:rPr>
         <w:lastRenderedPageBreak/>
-        <w:t>GameManager</w:t>
-      </w:r>
-      <w:proofErr w:type="spellEnd"/>
-      <w:r>
-        <w:rPr>
-          <w:rFonts w:asciiTheme="minorHAnsi" w:eastAsiaTheme="minorHAnsi"/>
-          <w:b/>
-          <w:bCs/>
-        </w:rPr>
-        <w:t xml:space="preserve"> (게임 통합 관리 클래스)</w:t>
+        <w:t>GameManager (게임 통합 관리 클래스)</w:t>
       </w:r>
     </w:p>
     <w:p>
@@ -2063,63 +1743,7 @@
         <w:rPr>
           <w:rFonts w:asciiTheme="minorHAnsi" w:eastAsiaTheme="minorHAnsi"/>
         </w:rPr>
-        <w:t xml:space="preserve">: </w:t>
-      </w:r>
-      <w:proofErr w:type="spellStart"/>
-      <w:r>
-        <w:rPr>
-          <w:rFonts w:asciiTheme="minorHAnsi" w:eastAsiaTheme="minorHAnsi"/>
-        </w:rPr>
-        <w:t>GameEntity</w:t>
-      </w:r>
-      <w:proofErr w:type="spellEnd"/>
-      <w:r>
-        <w:rPr>
-          <w:rFonts w:asciiTheme="minorHAnsi" w:eastAsiaTheme="minorHAnsi"/>
-        </w:rPr>
-        <w:t xml:space="preserve">, </w:t>
-      </w:r>
-      <w:proofErr w:type="spellStart"/>
-      <w:r>
-        <w:rPr>
-          <w:rFonts w:asciiTheme="minorHAnsi" w:eastAsiaTheme="minorHAnsi"/>
-        </w:rPr>
-        <w:t>GameEngine</w:t>
-      </w:r>
-      <w:proofErr w:type="spellEnd"/>
-      <w:r>
-        <w:rPr>
-          <w:rFonts w:asciiTheme="minorHAnsi" w:eastAsiaTheme="minorHAnsi"/>
-        </w:rPr>
-        <w:t xml:space="preserve">, </w:t>
-      </w:r>
-      <w:proofErr w:type="spellStart"/>
-      <w:r>
-        <w:rPr>
-          <w:rFonts w:asciiTheme="minorHAnsi" w:eastAsiaTheme="minorHAnsi"/>
-        </w:rPr>
-        <w:t>ActionManager</w:t>
-      </w:r>
-      <w:proofErr w:type="spellEnd"/>
-      <w:r>
-        <w:rPr>
-          <w:rFonts w:asciiTheme="minorHAnsi" w:eastAsiaTheme="minorHAnsi"/>
-        </w:rPr>
-        <w:t xml:space="preserve">, </w:t>
-      </w:r>
-      <w:proofErr w:type="spellStart"/>
-      <w:r>
-        <w:rPr>
-          <w:rFonts w:asciiTheme="minorHAnsi" w:eastAsiaTheme="minorHAnsi"/>
-        </w:rPr>
-        <w:t>UIRenderer</w:t>
-      </w:r>
-      <w:proofErr w:type="spellEnd"/>
-      <w:r>
-        <w:rPr>
-          <w:rFonts w:asciiTheme="minorHAnsi" w:eastAsiaTheme="minorHAnsi"/>
-        </w:rPr>
-        <w:t xml:space="preserve"> </w:t>
+        <w:t xml:space="preserve">: GameEntity, GameEngine, ActionManager, UIRenderer </w:t>
       </w:r>
       <w:r>
         <w:rPr>
@@ -2177,16 +1801,8 @@
         <w:rPr>
           <w:rFonts w:asciiTheme="minorHAnsi" w:eastAsiaTheme="minorHAnsi"/>
         </w:rPr>
-        <w:t xml:space="preserve">길에서 알을 줍는 시작 스토리 및 이름 설정 등 게임 초기화 로직을 수행하는 </w:t>
-      </w:r>
-      <w:proofErr w:type="spellStart"/>
-      <w:r>
-        <w:rPr>
-          <w:rFonts w:asciiTheme="minorHAnsi" w:eastAsiaTheme="minorHAnsi"/>
-        </w:rPr>
-        <w:t>initializeGame</w:t>
-      </w:r>
-      <w:proofErr w:type="spellEnd"/>
+        <w:t>길에서 알을 줍는 시작 스토리 및 이름 설정 등 게임 초기화 로직을 수행하는 initializeGame</w:t>
+      </w:r>
     </w:p>
     <w:p>
       <w:pPr>
@@ -2206,63 +1822,7 @@
         <w:rPr>
           <w:rFonts w:asciiTheme="minorHAnsi" w:eastAsiaTheme="minorHAnsi"/>
         </w:rPr>
-        <w:t xml:space="preserve">게임 전체 루프를 실행하고 종료 처리를 관리하는 run. </w:t>
-      </w:r>
-      <w:proofErr w:type="spellStart"/>
-      <w:r>
-        <w:rPr>
-          <w:rFonts w:asciiTheme="minorHAnsi" w:eastAsiaTheme="minorHAnsi"/>
-        </w:rPr>
-        <w:t>calcStageInt</w:t>
-      </w:r>
-      <w:proofErr w:type="spellEnd"/>
-      <w:r>
-        <w:rPr>
-          <w:rFonts w:asciiTheme="minorHAnsi" w:eastAsiaTheme="minorHAnsi"/>
-        </w:rPr>
-        <w:t>(</w:t>
-      </w:r>
-      <w:proofErr w:type="gramStart"/>
-      <w:r>
-        <w:rPr>
-          <w:rFonts w:asciiTheme="minorHAnsi" w:eastAsiaTheme="minorHAnsi"/>
-        </w:rPr>
-        <w:t>) /</w:t>
-      </w:r>
-      <w:proofErr w:type="gramEnd"/>
-      <w:r>
-        <w:rPr>
-          <w:rFonts w:asciiTheme="minorHAnsi" w:eastAsiaTheme="minorHAnsi"/>
-        </w:rPr>
-        <w:t xml:space="preserve"> </w:t>
-      </w:r>
-      <w:proofErr w:type="spellStart"/>
-      <w:r>
-        <w:rPr>
-          <w:rFonts w:asciiTheme="minorHAnsi" w:eastAsiaTheme="minorHAnsi"/>
-        </w:rPr>
-        <w:t>calcStageName</w:t>
-      </w:r>
-      <w:proofErr w:type="spellEnd"/>
-      <w:r>
-        <w:rPr>
-          <w:rFonts w:asciiTheme="minorHAnsi" w:eastAsiaTheme="minorHAnsi"/>
-        </w:rPr>
-        <w:t xml:space="preserve">()은 현재 주차를 기반으로 성장 단계를 계산하여 </w:t>
-      </w:r>
-      <w:proofErr w:type="spellStart"/>
-      <w:r>
-        <w:rPr>
-          <w:rFonts w:asciiTheme="minorHAnsi" w:eastAsiaTheme="minorHAnsi"/>
-        </w:rPr>
-        <w:t>GrowthStage</w:t>
-      </w:r>
-      <w:proofErr w:type="spellEnd"/>
-      <w:r>
-        <w:rPr>
-          <w:rFonts w:asciiTheme="minorHAnsi" w:eastAsiaTheme="minorHAnsi"/>
-        </w:rPr>
-        <w:t xml:space="preserve"> getter 없이 주차 값만으로 단계를 판별</w:t>
+        <w:t>게임 전체 루프를 실행하고 종료 처리를 관리하는 run. calcStageInt() / calcStageName()은 현재 주차를 기반으로 성장 단계를 계산하여 GrowthStage getter 없이 주차 값만으로 단계를 판별</w:t>
       </w:r>
     </w:p>
     <w:p>
@@ -2279,19 +1839,11 @@
         </w:rPr>
         <w:t>-</w:t>
       </w:r>
-      <w:proofErr w:type="spellStart"/>
-      <w:r>
-        <w:rPr>
-          <w:rFonts w:asciiTheme="minorHAnsi" w:eastAsiaTheme="minorHAnsi"/>
-        </w:rPr>
-        <w:t>processTurn</w:t>
-      </w:r>
-      <w:proofErr w:type="spellEnd"/>
-      <w:r>
-        <w:rPr>
-          <w:rFonts w:asciiTheme="minorHAnsi" w:eastAsiaTheme="minorHAnsi"/>
-        </w:rPr>
-        <w:t>()은 UI 출력 → 메인 행동 선택 → 서브 행동 선택 → 수치 반영 → 반항 체크 → 아이템 처리 → 결과 출력의 순서로 진행</w:t>
+      <w:r>
+        <w:rPr>
+          <w:rFonts w:asciiTheme="minorHAnsi" w:eastAsiaTheme="minorHAnsi"/>
+        </w:rPr>
+        <w:t>processTurn()은 UI 출력 → 메인 행동 선택 → 서브 행동 선택 → 수치 반영 → 반항 체크 → 아이템 처리 → 결과 출력의 순서로 진행</w:t>
       </w:r>
     </w:p>
     <w:p>
@@ -2362,23 +1914,13 @@
           <w:bCs/>
         </w:rPr>
       </w:pPr>
-      <w:proofErr w:type="spellStart"/>
-      <w:r>
-        <w:rPr>
-          <w:rFonts w:asciiTheme="minorHAnsi" w:eastAsiaTheme="minorHAnsi"/>
-          <w:b/>
-          <w:bCs/>
-        </w:rPr>
-        <w:t>BirdRaise</w:t>
-      </w:r>
-      <w:proofErr w:type="spellEnd"/>
-      <w:r>
-        <w:rPr>
-          <w:rFonts w:asciiTheme="minorHAnsi" w:eastAsiaTheme="minorHAnsi"/>
-          <w:b/>
-          <w:bCs/>
-        </w:rPr>
-        <w:t>/</w:t>
+      <w:r>
+        <w:rPr>
+          <w:rFonts w:asciiTheme="minorHAnsi" w:eastAsiaTheme="minorHAnsi"/>
+          <w:b/>
+          <w:bCs/>
+        </w:rPr>
+        <w:t>BirdRaise/</w:t>
       </w:r>
     </w:p>
     <w:p>
@@ -2404,25 +1946,49 @@
           <w:b/>
           <w:bCs/>
         </w:rPr>
+        <w:t xml:space="preserve"> src/</w:t>
+      </w:r>
+    </w:p>
+    <w:p>
+      <w:pPr>
+        <w:spacing w:line="180" w:lineRule="auto"/>
+        <w:rPr>
+          <w:rFonts w:asciiTheme="minorHAnsi" w:eastAsiaTheme="minorHAnsi"/>
+          <w:b/>
+          <w:bCs/>
+        </w:rPr>
+      </w:pPr>
+      <w:r>
+        <w:rPr>
+          <w:rFonts w:asciiTheme="minorHAnsi" w:eastAsiaTheme="minorHAnsi" w:hint="eastAsia"/>
+          <w:b/>
+          <w:bCs/>
+        </w:rPr>
+        <w:t>│</w:t>
+      </w:r>
+      <w:r>
+        <w:rPr>
+          <w:rFonts w:asciiTheme="minorHAnsi" w:eastAsiaTheme="minorHAnsi"/>
+          <w:b/>
+          <w:bCs/>
+        </w:rPr>
+        <w:t xml:space="preserve">   ├── Main.cpp           </w:t>
+      </w:r>
+      <w:r>
+        <w:rPr>
+          <w:rFonts w:asciiTheme="minorHAnsi" w:eastAsiaTheme="minorHAnsi" w:hint="eastAsia"/>
+          <w:b/>
+          <w:bCs/>
+        </w:rPr>
         <w:t xml:space="preserve"> </w:t>
       </w:r>
-      <w:proofErr w:type="spellStart"/>
-      <w:r>
-        <w:rPr>
-          <w:rFonts w:asciiTheme="minorHAnsi" w:eastAsiaTheme="minorHAnsi"/>
-          <w:b/>
-          <w:bCs/>
-        </w:rPr>
-        <w:t>src</w:t>
-      </w:r>
-      <w:proofErr w:type="spellEnd"/>
-      <w:r>
-        <w:rPr>
-          <w:rFonts w:asciiTheme="minorHAnsi" w:eastAsiaTheme="minorHAnsi"/>
-          <w:b/>
-          <w:bCs/>
-        </w:rPr>
-        <w:t>/</w:t>
+      <w:r>
+        <w:rPr>
+          <w:rFonts w:asciiTheme="minorHAnsi" w:eastAsiaTheme="minorHAnsi"/>
+          <w:b/>
+          <w:bCs/>
+        </w:rPr>
+        <w:t># 진입점, 콘솔 UTF-8 인코딩 설정</w:t>
       </w:r>
     </w:p>
     <w:p>
@@ -2448,7 +2014,33 @@
           <w:b/>
           <w:bCs/>
         </w:rPr>
-        <w:t xml:space="preserve">   ├── Main.cpp           </w:t>
+        <w:t xml:space="preserve">   ├── GameManager.cpp   # 게임 전체 흐름 관리 (턴 진행, 행동 선택, 엔딩)</w:t>
+      </w:r>
+    </w:p>
+    <w:p>
+      <w:pPr>
+        <w:spacing w:line="180" w:lineRule="auto"/>
+        <w:rPr>
+          <w:rFonts w:asciiTheme="minorHAnsi" w:eastAsiaTheme="minorHAnsi"/>
+          <w:b/>
+          <w:bCs/>
+        </w:rPr>
+      </w:pPr>
+      <w:r>
+        <w:rPr>
+          <w:rFonts w:asciiTheme="minorHAnsi" w:eastAsiaTheme="minorHAnsi" w:hint="eastAsia"/>
+          <w:b/>
+          <w:bCs/>
+        </w:rPr>
+        <w:t>│</w:t>
+      </w:r>
+      <w:r>
+        <w:rPr>
+          <w:rFonts w:asciiTheme="minorHAnsi" w:eastAsiaTheme="minorHAnsi"/>
+          <w:b/>
+          <w:bCs/>
+        </w:rPr>
+        <w:t xml:space="preserve">   ├── GameEntity.cpp     </w:t>
       </w:r>
       <w:r>
         <w:rPr>
@@ -2464,25 +2056,7 @@
           <w:b/>
           <w:bCs/>
         </w:rPr>
-        <w:t xml:space="preserve"># </w:t>
-      </w:r>
-      <w:proofErr w:type="spellStart"/>
-      <w:r>
-        <w:rPr>
-          <w:rFonts w:asciiTheme="minorHAnsi" w:eastAsiaTheme="minorHAnsi"/>
-          <w:b/>
-          <w:bCs/>
-        </w:rPr>
-        <w:t>진입점</w:t>
-      </w:r>
-      <w:proofErr w:type="spellEnd"/>
-      <w:r>
-        <w:rPr>
-          <w:rFonts w:asciiTheme="minorHAnsi" w:eastAsiaTheme="minorHAnsi"/>
-          <w:b/>
-          <w:bCs/>
-        </w:rPr>
-        <w:t>, 콘솔 UTF-8 인코딩 설정</w:t>
+        <w:t># 새 객체 상태 관리 (수치, 성장 단계, 생존 여부)</w:t>
       </w:r>
     </w:p>
     <w:p>
@@ -2508,7 +2082,7 @@
           <w:b/>
           <w:bCs/>
         </w:rPr>
-        <w:t xml:space="preserve">   ├── GameManager.cpp   # 게임 전체 흐름 관리 (턴 진행, 행동 선택, 엔딩)</w:t>
+        <w:t xml:space="preserve">   ├── ActionManager.cpp  # 행동 목록, 세부 선택지, 아이템/인벤토리 처리</w:t>
       </w:r>
     </w:p>
     <w:p>
@@ -2534,7 +2108,7 @@
           <w:b/>
           <w:bCs/>
         </w:rPr>
-        <w:t xml:space="preserve">   ├── GameEntity.cpp     </w:t>
+        <w:t xml:space="preserve">   ├── Time.cpp           </w:t>
       </w:r>
       <w:r>
         <w:rPr>
@@ -2550,7 +2124,7 @@
           <w:b/>
           <w:bCs/>
         </w:rPr>
-        <w:t># 새 객체 상태 관리 (수치, 성장 단계, 생존 여부)</w:t>
+        <w:t># 주차 및 행동 횟수 관리, 성장 단계 전환</w:t>
       </w:r>
     </w:p>
     <w:p>
@@ -2576,25 +2150,23 @@
           <w:b/>
           <w:bCs/>
         </w:rPr>
-        <w:t xml:space="preserve">   ├── </w:t>
-      </w:r>
-      <w:proofErr w:type="gramStart"/>
-      <w:r>
-        <w:rPr>
-          <w:rFonts w:asciiTheme="minorHAnsi" w:eastAsiaTheme="minorHAnsi"/>
-          <w:b/>
-          <w:bCs/>
-        </w:rPr>
-        <w:t>ActionManager.cpp  #</w:t>
-      </w:r>
-      <w:proofErr w:type="gramEnd"/>
-      <w:r>
-        <w:rPr>
-          <w:rFonts w:asciiTheme="minorHAnsi" w:eastAsiaTheme="minorHAnsi"/>
-          <w:b/>
-          <w:bCs/>
-        </w:rPr>
-        <w:t xml:space="preserve"> 행동 목록, 세부 선택지, 아이템/인벤토리 처리</w:t>
+        <w:t xml:space="preserve">   └── UIRenderer.cpp    </w:t>
+      </w:r>
+      <w:r>
+        <w:rPr>
+          <w:rFonts w:asciiTheme="minorHAnsi" w:eastAsiaTheme="minorHAnsi" w:hint="eastAsia"/>
+          <w:b/>
+          <w:bCs/>
+        </w:rPr>
+        <w:t xml:space="preserve"> </w:t>
+      </w:r>
+      <w:r>
+        <w:rPr>
+          <w:rFonts w:asciiTheme="minorHAnsi" w:eastAsiaTheme="minorHAnsi"/>
+          <w:b/>
+          <w:bCs/>
+        </w:rPr>
+        <w:t xml:space="preserve"> # 콘솔 화면 출력 (게이지, 아트, 엔딩)</w:t>
       </w:r>
     </w:p>
     <w:p>
@@ -2612,31 +2184,15 @@
           <w:b/>
           <w:bCs/>
         </w:rPr>
-        <w:t>│</w:t>
-      </w:r>
-      <w:r>
-        <w:rPr>
-          <w:rFonts w:asciiTheme="minorHAnsi" w:eastAsiaTheme="minorHAnsi"/>
-          <w:b/>
-          <w:bCs/>
-        </w:rPr>
-        <w:t xml:space="preserve">   ├── Time.cpp           </w:t>
-      </w:r>
-      <w:r>
-        <w:rPr>
-          <w:rFonts w:asciiTheme="minorHAnsi" w:eastAsiaTheme="minorHAnsi" w:hint="eastAsia"/>
-          <w:b/>
-          <w:bCs/>
-        </w:rPr>
-        <w:t xml:space="preserve"> </w:t>
-      </w:r>
-      <w:r>
-        <w:rPr>
-          <w:rFonts w:asciiTheme="minorHAnsi" w:eastAsiaTheme="minorHAnsi"/>
-          <w:b/>
-          <w:bCs/>
-        </w:rPr>
-        <w:t># 주차 및 행동 횟수 관리, 성장 단계 전환</w:t>
+        <w:t>└──</w:t>
+      </w:r>
+      <w:r>
+        <w:rPr>
+          <w:rFonts w:asciiTheme="minorHAnsi" w:eastAsiaTheme="minorHAnsi"/>
+          <w:b/>
+          <w:bCs/>
+        </w:rPr>
+        <w:t xml:space="preserve"> include/</w:t>
       </w:r>
     </w:p>
     <w:p>
@@ -2650,35 +2206,11 @@
       </w:pPr>
       <w:r>
         <w:rPr>
-          <w:rFonts w:asciiTheme="minorHAnsi" w:eastAsiaTheme="minorHAnsi" w:hint="eastAsia"/>
-          <w:b/>
-          <w:bCs/>
-        </w:rPr>
-        <w:t>│</w:t>
-      </w:r>
-      <w:r>
-        <w:rPr>
-          <w:rFonts w:asciiTheme="minorHAnsi" w:eastAsiaTheme="minorHAnsi"/>
-          <w:b/>
-          <w:bCs/>
-        </w:rPr>
-        <w:t xml:space="preserve">   └── UIRenderer.cpp    </w:t>
-      </w:r>
-      <w:r>
-        <w:rPr>
-          <w:rFonts w:asciiTheme="minorHAnsi" w:eastAsiaTheme="minorHAnsi" w:hint="eastAsia"/>
-          <w:b/>
-          <w:bCs/>
-        </w:rPr>
-        <w:t xml:space="preserve"> </w:t>
-      </w:r>
-      <w:r>
-        <w:rPr>
-          <w:rFonts w:asciiTheme="minorHAnsi" w:eastAsiaTheme="minorHAnsi"/>
-          <w:b/>
-          <w:bCs/>
-        </w:rPr>
-        <w:t xml:space="preserve"> # 콘솔 화면 출력 (게이지, 아트, 엔딩)</w:t>
+          <w:rFonts w:asciiTheme="minorHAnsi" w:eastAsiaTheme="minorHAnsi"/>
+          <w:b/>
+          <w:bCs/>
+        </w:rPr>
+        <w:t xml:space="preserve">    ├── Time.h / GameManager.h / GameEntity.h</w:t>
       </w:r>
     </w:p>
     <w:p>
@@ -2692,6 +2224,14 @@
       </w:pPr>
       <w:r>
         <w:rPr>
+          <w:rFonts w:asciiTheme="minorHAnsi" w:eastAsiaTheme="minorHAnsi"/>
+          <w:b/>
+          <w:bCs/>
+        </w:rPr>
+        <w:t xml:space="preserve">    </w:t>
+      </w:r>
+      <w:r>
+        <w:rPr>
           <w:rFonts w:asciiTheme="minorHAnsi" w:eastAsiaTheme="minorHAnsi" w:hint="eastAsia"/>
           <w:b/>
           <w:bCs/>
@@ -2704,144 +2244,8 @@
           <w:b/>
           <w:bCs/>
         </w:rPr>
-        <w:t xml:space="preserve"> include/</w:t>
-      </w:r>
-    </w:p>
-    <w:p>
-      <w:pPr>
-        <w:spacing w:line="180" w:lineRule="auto"/>
-        <w:rPr>
-          <w:rFonts w:asciiTheme="minorHAnsi" w:eastAsiaTheme="minorHAnsi"/>
-          <w:b/>
-          <w:bCs/>
-        </w:rPr>
-      </w:pPr>
-      <w:r>
-        <w:rPr>
-          <w:rFonts w:asciiTheme="minorHAnsi" w:eastAsiaTheme="minorHAnsi"/>
-          <w:b/>
-          <w:bCs/>
-        </w:rPr>
-        <w:t xml:space="preserve">    ├── </w:t>
-      </w:r>
-      <w:proofErr w:type="spellStart"/>
-      <w:r>
-        <w:rPr>
-          <w:rFonts w:asciiTheme="minorHAnsi" w:eastAsiaTheme="minorHAnsi"/>
-          <w:b/>
-          <w:bCs/>
-        </w:rPr>
-        <w:t>Time.h</w:t>
-      </w:r>
-      <w:proofErr w:type="spellEnd"/>
-      <w:r>
-        <w:rPr>
-          <w:rFonts w:asciiTheme="minorHAnsi" w:eastAsiaTheme="minorHAnsi"/>
-          <w:b/>
-          <w:bCs/>
-        </w:rPr>
-        <w:t xml:space="preserve"> / </w:t>
-      </w:r>
-      <w:proofErr w:type="spellStart"/>
-      <w:r>
-        <w:rPr>
-          <w:rFonts w:asciiTheme="minorHAnsi" w:eastAsiaTheme="minorHAnsi"/>
-          <w:b/>
-          <w:bCs/>
-        </w:rPr>
-        <w:t>GameManager.h</w:t>
-      </w:r>
-      <w:proofErr w:type="spellEnd"/>
-      <w:r>
-        <w:rPr>
-          <w:rFonts w:asciiTheme="minorHAnsi" w:eastAsiaTheme="minorHAnsi"/>
-          <w:b/>
-          <w:bCs/>
-        </w:rPr>
-        <w:t xml:space="preserve"> / </w:t>
-      </w:r>
-      <w:proofErr w:type="spellStart"/>
-      <w:r>
-        <w:rPr>
-          <w:rFonts w:asciiTheme="minorHAnsi" w:eastAsiaTheme="minorHAnsi"/>
-          <w:b/>
-          <w:bCs/>
-        </w:rPr>
-        <w:t>GameEntity.h</w:t>
-      </w:r>
-      <w:proofErr w:type="spellEnd"/>
-    </w:p>
-    <w:p>
-      <w:pPr>
-        <w:spacing w:line="180" w:lineRule="auto"/>
-        <w:rPr>
-          <w:rFonts w:asciiTheme="minorHAnsi" w:eastAsiaTheme="minorHAnsi"/>
-          <w:b/>
-          <w:bCs/>
-        </w:rPr>
-      </w:pPr>
-      <w:r>
-        <w:rPr>
-          <w:rFonts w:asciiTheme="minorHAnsi" w:eastAsiaTheme="minorHAnsi"/>
-          <w:b/>
-          <w:bCs/>
-        </w:rPr>
-        <w:t xml:space="preserve">    </w:t>
-      </w:r>
-      <w:r>
-        <w:rPr>
-          <w:rFonts w:asciiTheme="minorHAnsi" w:eastAsiaTheme="minorHAnsi" w:hint="eastAsia"/>
-          <w:b/>
-          <w:bCs/>
-        </w:rPr>
-        <w:t>└──</w:t>
-      </w:r>
-      <w:r>
-        <w:rPr>
-          <w:rFonts w:asciiTheme="minorHAnsi" w:eastAsiaTheme="minorHAnsi"/>
-          <w:b/>
-          <w:bCs/>
-        </w:rPr>
-        <w:t xml:space="preserve"> </w:t>
-      </w:r>
-      <w:proofErr w:type="spellStart"/>
-      <w:proofErr w:type="gramStart"/>
-      <w:r>
-        <w:rPr>
-          <w:rFonts w:asciiTheme="minorHAnsi" w:eastAsiaTheme="minorHAnsi"/>
-          <w:b/>
-          <w:bCs/>
-        </w:rPr>
-        <w:t>ActionManager.h</w:t>
-      </w:r>
-      <w:proofErr w:type="spellEnd"/>
-      <w:r>
-        <w:rPr>
-          <w:rFonts w:asciiTheme="minorHAnsi" w:eastAsiaTheme="minorHAnsi"/>
-          <w:b/>
-          <w:bCs/>
-        </w:rPr>
-        <w:t xml:space="preserve"> /</w:t>
-      </w:r>
-      <w:proofErr w:type="gramEnd"/>
-      <w:r>
-        <w:rPr>
-          <w:rFonts w:asciiTheme="minorHAnsi" w:eastAsiaTheme="minorHAnsi"/>
-          <w:b/>
-          <w:bCs/>
-        </w:rPr>
-        <w:t xml:space="preserve"> </w:t>
-      </w:r>
-      <w:proofErr w:type="spellStart"/>
-      <w:r>
-        <w:rPr>
-          <w:rFonts w:asciiTheme="minorHAnsi" w:eastAsiaTheme="minorHAnsi"/>
-          <w:b/>
-          <w:bCs/>
-        </w:rPr>
-        <w:t>UIRenderer.h</w:t>
-      </w:r>
-      <w:proofErr w:type="spellEnd"/>
+        <w:t xml:space="preserve"> ActionManager.h / UIRenderer.h</w:t>
+      </w:r>
     </w:p>
     <w:p>
       <w:pPr>
@@ -2956,37 +2360,13 @@
           <w:b/>
           <w:bCs/>
         </w:rPr>
-        <w:t xml:space="preserve">상태 </w:t>
-      </w:r>
-      <w:proofErr w:type="spellStart"/>
-      <w:r>
-        <w:rPr>
-          <w:rFonts w:asciiTheme="minorHAnsi" w:eastAsiaTheme="minorHAnsi"/>
-          <w:b/>
-          <w:bCs/>
-        </w:rPr>
-        <w:t>표시바</w:t>
-      </w:r>
-      <w:proofErr w:type="spellEnd"/>
-      <w:r>
-        <w:rPr>
-          <w:rFonts w:asciiTheme="minorHAnsi" w:eastAsiaTheme="minorHAnsi"/>
-        </w:rPr>
-        <w:t xml:space="preserve">: </w:t>
-      </w:r>
-      <w:proofErr w:type="spellStart"/>
-      <w:r>
-        <w:rPr>
-          <w:rFonts w:asciiTheme="minorHAnsi" w:eastAsiaTheme="minorHAnsi"/>
-        </w:rPr>
-        <w:t>drawBar</w:t>
-      </w:r>
-      <w:proofErr w:type="spellEnd"/>
-      <w:r>
-        <w:rPr>
-          <w:rFonts w:asciiTheme="minorHAnsi" w:eastAsiaTheme="minorHAnsi"/>
-        </w:rPr>
-        <w:t>() 메서드가 ■ 문자를 이용한 게이지 바를 출력. 만족도·스트레스·청결도·포만감·훈련도를 항상 화면 상단에 노출</w:t>
+        <w:t>상태 표시바</w:t>
+      </w:r>
+      <w:r>
+        <w:rPr>
+          <w:rFonts w:asciiTheme="minorHAnsi" w:eastAsiaTheme="minorHAnsi"/>
+        </w:rPr>
+        <w:t>: drawBar() 메서드가 ■ 문자를 이용한 게이지 바를 출력. 만족도·스트레스·청결도·포만감·훈련도를 항상 화면 상단에 노출</w:t>
       </w:r>
     </w:p>
     <w:p>
@@ -2999,57 +2379,19 @@
           <w:rFonts w:asciiTheme="minorHAnsi" w:eastAsiaTheme="minorHAnsi"/>
         </w:rPr>
       </w:pPr>
-      <w:proofErr w:type="spellStart"/>
-      <w:r>
-        <w:rPr>
-          <w:rFonts w:asciiTheme="minorHAnsi" w:eastAsiaTheme="minorHAnsi"/>
-          <w:b/>
-          <w:bCs/>
-        </w:rPr>
-        <w:t>SlowPrint</w:t>
-      </w:r>
-      <w:proofErr w:type="spellEnd"/>
-      <w:r>
-        <w:rPr>
-          <w:rFonts w:asciiTheme="minorHAnsi" w:eastAsiaTheme="minorHAnsi"/>
-          <w:b/>
-          <w:bCs/>
-        </w:rPr>
-        <w:t xml:space="preserve"> 연출</w:t>
-      </w:r>
-      <w:r>
-        <w:rPr>
-          <w:rFonts w:asciiTheme="minorHAnsi" w:eastAsiaTheme="minorHAnsi"/>
-        </w:rPr>
-        <w:t xml:space="preserve">: 스토리 장면은 글자를 한 자씩 딜레이를 주며 출력하는 </w:t>
-      </w:r>
-      <w:proofErr w:type="spellStart"/>
-      <w:r>
-        <w:rPr>
-          <w:rFonts w:asciiTheme="minorHAnsi" w:eastAsiaTheme="minorHAnsi"/>
-        </w:rPr>
-        <w:t>SlowPrint</w:t>
-      </w:r>
-      <w:proofErr w:type="spellEnd"/>
-      <w:r>
-        <w:rPr>
-          <w:rFonts w:asciiTheme="minorHAnsi" w:eastAsiaTheme="minorHAnsi"/>
-        </w:rPr>
-        <w:t xml:space="preserve">() 메서드로 </w:t>
-      </w:r>
-      <w:proofErr w:type="spellStart"/>
-      <w:r>
-        <w:rPr>
-          <w:rFonts w:asciiTheme="minorHAnsi" w:eastAsiaTheme="minorHAnsi"/>
-        </w:rPr>
-        <w:t>몰입감</w:t>
-      </w:r>
-      <w:proofErr w:type="spellEnd"/>
-      <w:r>
-        <w:rPr>
-          <w:rFonts w:asciiTheme="minorHAnsi" w:eastAsiaTheme="minorHAnsi"/>
-        </w:rPr>
-        <w:t xml:space="preserve"> 강화</w:t>
+      <w:r>
+        <w:rPr>
+          <w:rFonts w:asciiTheme="minorHAnsi" w:eastAsiaTheme="minorHAnsi"/>
+          <w:b/>
+          <w:bCs/>
+        </w:rPr>
+        <w:t>SlowPrint 연출</w:t>
+      </w:r>
+      <w:r>
+        <w:rPr>
+          <w:rFonts w:asciiTheme="minorHAnsi" w:eastAsiaTheme="minorHAnsi"/>
+        </w:rPr>
+        <w:t>: 스토리 장면은 글자를 한 자씩 딜레이를 주며 출력하는 SlowPrint() 메서드로 몰입감 강화</w:t>
       </w:r>
     </w:p>
     <w:p>
@@ -3074,21 +2416,7 @@
         <w:rPr>
           <w:rFonts w:asciiTheme="minorHAnsi" w:eastAsiaTheme="minorHAnsi"/>
         </w:rPr>
-        <w:t>: 행동을 선택하면 해당 행동에 대응하는 아스키 아트(</w:t>
-      </w:r>
-      <w:proofErr w:type="spellStart"/>
-      <w:r>
-        <w:rPr>
-          <w:rFonts w:asciiTheme="minorHAnsi" w:eastAsiaTheme="minorHAnsi"/>
-        </w:rPr>
-        <w:t>ActionArtRender</w:t>
-      </w:r>
-      <w:proofErr w:type="spellEnd"/>
-      <w:r>
-        <w:rPr>
-          <w:rFonts w:asciiTheme="minorHAnsi" w:eastAsiaTheme="minorHAnsi"/>
-        </w:rPr>
-        <w:t>())가 전환되어 시각적 피드백 제공</w:t>
+        <w:t>: 행동을 선택하면 해당 행동에 대응하는 아스키 아트(ActionArtRender())가 전환되어 시각적 피드백 제공</w:t>
       </w:r>
     </w:p>
     <w:p>
@@ -3113,21 +2441,7 @@
         <w:rPr>
           <w:rFonts w:asciiTheme="minorHAnsi" w:eastAsiaTheme="minorHAnsi"/>
         </w:rPr>
-        <w:t xml:space="preserve">: 각 엔딩마다 전용 아스키 아트를 출력하는 </w:t>
-      </w:r>
-      <w:proofErr w:type="spellStart"/>
-      <w:r>
-        <w:rPr>
-          <w:rFonts w:asciiTheme="minorHAnsi" w:eastAsiaTheme="minorHAnsi"/>
-        </w:rPr>
-        <w:t>EndingArtRender</w:t>
-      </w:r>
-      <w:proofErr w:type="spellEnd"/>
-      <w:r>
-        <w:rPr>
-          <w:rFonts w:asciiTheme="minorHAnsi" w:eastAsiaTheme="minorHAnsi"/>
-        </w:rPr>
-        <w:t>() 메서드 구현</w:t>
+        <w:t>: 각 엔딩마다 전용 아스키 아트를 출력하는 EndingArtRender() 메서드 구현</w:t>
       </w:r>
     </w:p>
     <w:p>
@@ -3398,21 +2712,7 @@
         <w:rPr>
           <w:rFonts w:asciiTheme="minorHAnsi" w:eastAsiaTheme="minorHAnsi"/>
         </w:rPr>
-        <w:t xml:space="preserve">프로젝트 속성 → C/C++ → </w:t>
-      </w:r>
-      <w:proofErr w:type="spellStart"/>
-      <w:r>
-        <w:rPr>
-          <w:rFonts w:asciiTheme="minorHAnsi" w:eastAsiaTheme="minorHAnsi"/>
-        </w:rPr>
-        <w:t>명령줄</w:t>
-      </w:r>
-      <w:proofErr w:type="spellEnd"/>
-      <w:r>
-        <w:rPr>
-          <w:rFonts w:asciiTheme="minorHAnsi" w:eastAsiaTheme="minorHAnsi"/>
-        </w:rPr>
-        <w:t>→/utf-8 입력 후 적용</w:t>
+        <w:t>프로젝트 속성 → C/C++ → 명령줄→/utf-8 입력 후 적용</w:t>
       </w:r>
     </w:p>
     <w:p>
@@ -3493,21 +2793,7 @@
         <w:rPr>
           <w:rFonts w:asciiTheme="minorHAnsi" w:eastAsiaTheme="minorHAnsi"/>
         </w:rPr>
-        <w:t>#include &lt;</w:t>
-      </w:r>
-      <w:proofErr w:type="spellStart"/>
-      <w:r>
-        <w:rPr>
-          <w:rFonts w:asciiTheme="minorHAnsi" w:eastAsiaTheme="minorHAnsi"/>
-        </w:rPr>
-        <w:t>windows.h</w:t>
-      </w:r>
-      <w:proofErr w:type="spellEnd"/>
-      <w:r>
-        <w:rPr>
-          <w:rFonts w:asciiTheme="minorHAnsi" w:eastAsiaTheme="minorHAnsi"/>
-        </w:rPr>
-        <w:t>&gt;</w:t>
+        <w:t>#include &lt;windows.h&gt;</w:t>
       </w:r>
     </w:p>
     <w:p>
@@ -3643,35 +2929,7 @@
         <w:rPr>
           <w:rFonts w:asciiTheme="minorHAnsi" w:eastAsiaTheme="minorHAnsi"/>
         </w:rPr>
-        <w:t>system("</w:t>
-      </w:r>
-      <w:proofErr w:type="spellStart"/>
-      <w:r>
-        <w:rPr>
-          <w:rFonts w:asciiTheme="minorHAnsi" w:eastAsiaTheme="minorHAnsi"/>
-        </w:rPr>
-        <w:t>chcp</w:t>
-      </w:r>
-      <w:proofErr w:type="spellEnd"/>
-      <w:r>
-        <w:rPr>
-          <w:rFonts w:asciiTheme="minorHAnsi" w:eastAsiaTheme="minorHAnsi"/>
-        </w:rPr>
-        <w:t xml:space="preserve"> 65001")</w:t>
-      </w:r>
-      <w:proofErr w:type="gramStart"/>
-      <w:r>
-        <w:rPr>
-          <w:rFonts w:asciiTheme="minorHAnsi" w:eastAsiaTheme="minorHAnsi"/>
-        </w:rPr>
-        <w:t>; /</w:t>
-      </w:r>
-      <w:proofErr w:type="gramEnd"/>
-      <w:r>
-        <w:rPr>
-          <w:rFonts w:asciiTheme="minorHAnsi" w:eastAsiaTheme="minorHAnsi"/>
-        </w:rPr>
-        <w:t>/ 터미널 코드페이지를 UTF-8(65001)로 변경</w:t>
+        <w:t>system("chcp 65001"); // 터미널 코드페이지를 UTF-8(65001)로 변경</w:t>
       </w:r>
     </w:p>
     <w:p>
@@ -3687,35 +2945,7 @@
         <w:rPr>
           <w:rFonts w:asciiTheme="minorHAnsi" w:eastAsiaTheme="minorHAnsi"/>
         </w:rPr>
-        <w:t>system("</w:t>
-      </w:r>
-      <w:proofErr w:type="spellStart"/>
-      <w:r>
-        <w:rPr>
-          <w:rFonts w:asciiTheme="minorHAnsi" w:eastAsiaTheme="minorHAnsi"/>
-        </w:rPr>
-        <w:t>cls</w:t>
-      </w:r>
-      <w:proofErr w:type="spellEnd"/>
-      <w:r>
-        <w:rPr>
-          <w:rFonts w:asciiTheme="minorHAnsi" w:eastAsiaTheme="minorHAnsi"/>
-        </w:rPr>
-        <w:t>")</w:t>
-      </w:r>
-      <w:proofErr w:type="gramStart"/>
-      <w:r>
-        <w:rPr>
-          <w:rFonts w:asciiTheme="minorHAnsi" w:eastAsiaTheme="minorHAnsi"/>
-        </w:rPr>
-        <w:t>; /</w:t>
-      </w:r>
-      <w:proofErr w:type="gramEnd"/>
-      <w:r>
-        <w:rPr>
-          <w:rFonts w:asciiTheme="minorHAnsi" w:eastAsiaTheme="minorHAnsi"/>
-        </w:rPr>
-        <w:t>/ 인코딩 변경 시 나타나는 시스템 메시지 삭제</w:t>
+        <w:t>system("cls"); // 인코딩 변경 시 나타나는 시스템 메시지 삭제</w:t>
       </w:r>
     </w:p>
     <w:p>
@@ -3800,89 +3030,11 @@
         </w:rPr>
         <w:t xml:space="preserve">문제 해결 과정: </w:t>
       </w:r>
-      <w:proofErr w:type="spellStart"/>
-      <w:r>
-        <w:rPr>
-          <w:rFonts w:asciiTheme="minorHAnsi" w:eastAsiaTheme="minorHAnsi" w:hint="eastAsia"/>
-        </w:rPr>
-        <w:t>Time.h</w:t>
-      </w:r>
-      <w:proofErr w:type="spellEnd"/>
-      <w:r>
-        <w:rPr>
-          <w:rFonts w:asciiTheme="minorHAnsi" w:eastAsiaTheme="minorHAnsi" w:hint="eastAsia"/>
-        </w:rPr>
-        <w:t xml:space="preserve">에 </w:t>
-      </w:r>
-      <w:proofErr w:type="spellStart"/>
-      <w:r>
-        <w:rPr>
-          <w:rFonts w:asciiTheme="minorHAnsi" w:eastAsiaTheme="minorHAnsi" w:hint="eastAsia"/>
-        </w:rPr>
-        <w:t>daily_count</w:t>
-      </w:r>
-      <w:proofErr w:type="spellEnd"/>
-      <w:r>
-        <w:rPr>
-          <w:rFonts w:asciiTheme="minorHAnsi" w:eastAsiaTheme="minorHAnsi" w:hint="eastAsia"/>
-        </w:rPr>
-        <w:t xml:space="preserve">와 </w:t>
-      </w:r>
-      <w:proofErr w:type="spellStart"/>
-      <w:r>
-        <w:rPr>
-          <w:rFonts w:asciiTheme="minorHAnsi" w:eastAsiaTheme="minorHAnsi" w:hint="eastAsia"/>
-        </w:rPr>
-        <w:t>week_count</w:t>
-      </w:r>
-      <w:proofErr w:type="spellEnd"/>
-      <w:r>
-        <w:rPr>
-          <w:rFonts w:asciiTheme="minorHAnsi" w:eastAsiaTheme="minorHAnsi" w:hint="eastAsia"/>
-        </w:rPr>
-        <w:t xml:space="preserve"> 두개가 존재 </w:t>
-      </w:r>
-      <w:proofErr w:type="spellStart"/>
-      <w:r>
-        <w:rPr>
-          <w:rFonts w:asciiTheme="minorHAnsi" w:eastAsiaTheme="minorHAnsi" w:hint="eastAsia"/>
-        </w:rPr>
-        <w:t>했었지만</w:t>
-      </w:r>
-      <w:proofErr w:type="spellEnd"/>
-      <w:r>
-        <w:rPr>
-          <w:rFonts w:asciiTheme="minorHAnsi" w:eastAsiaTheme="minorHAnsi" w:hint="eastAsia"/>
-        </w:rPr>
-        <w:t xml:space="preserve"> </w:t>
-      </w:r>
-      <w:proofErr w:type="spellStart"/>
-      <w:r>
-        <w:rPr>
-          <w:rFonts w:asciiTheme="minorHAnsi" w:eastAsiaTheme="minorHAnsi" w:hint="eastAsia"/>
-        </w:rPr>
-        <w:t>daily_count</w:t>
-      </w:r>
-      <w:proofErr w:type="spellEnd"/>
-      <w:r>
-        <w:rPr>
-          <w:rFonts w:asciiTheme="minorHAnsi" w:eastAsiaTheme="minorHAnsi" w:hint="eastAsia"/>
-        </w:rPr>
-        <w:t xml:space="preserve">를 없애고 </w:t>
-      </w:r>
-      <w:proofErr w:type="spellStart"/>
-      <w:r>
-        <w:rPr>
-          <w:rFonts w:asciiTheme="minorHAnsi" w:eastAsiaTheme="minorHAnsi" w:hint="eastAsia"/>
-        </w:rPr>
-        <w:t>week_count</w:t>
-      </w:r>
-      <w:proofErr w:type="spellEnd"/>
-      <w:r>
-        <w:rPr>
-          <w:rFonts w:asciiTheme="minorHAnsi" w:eastAsiaTheme="minorHAnsi" w:hint="eastAsia"/>
-        </w:rPr>
-        <w:t>로만 다뤄지게 수정</w:t>
+      <w:r>
+        <w:rPr>
+          <w:rFonts w:asciiTheme="minorHAnsi" w:eastAsiaTheme="minorHAnsi" w:hint="eastAsia"/>
+        </w:rPr>
+        <w:t>Time.h에 daily_count와 week_count 두개가 존재 했었지만 daily_count를 없애고 week_count로만 다뤄지게 수정</w:t>
       </w:r>
     </w:p>
     <w:p>
@@ -3919,7 +3071,6 @@
           <w:rFonts w:asciiTheme="minorHAnsi" w:eastAsiaTheme="minorHAnsi"/>
         </w:rPr>
       </w:pPr>
-      <w:proofErr w:type="spellStart"/>
       <w:r>
         <w:rPr>
           <w:rFonts w:asciiTheme="minorHAnsi" w:eastAsiaTheme="minorHAnsi" w:hint="eastAsia"/>
@@ -3928,25 +3079,14 @@
         </w:rPr>
         <w:t>히든</w:t>
       </w:r>
-      <w:proofErr w:type="spellEnd"/>
-      <w:r>
-        <w:rPr>
-          <w:rFonts w:asciiTheme="minorHAnsi" w:eastAsiaTheme="minorHAnsi" w:hint="eastAsia"/>
-          <w:b/>
-          <w:bCs/>
-        </w:rPr>
-        <w:t>/</w:t>
-      </w:r>
-      <w:proofErr w:type="spellStart"/>
-      <w:r>
-        <w:rPr>
-          <w:rFonts w:asciiTheme="minorHAnsi" w:eastAsiaTheme="minorHAnsi" w:hint="eastAsia"/>
-          <w:b/>
-          <w:bCs/>
-        </w:rPr>
-        <w:t>배드</w:t>
-      </w:r>
-      <w:proofErr w:type="spellEnd"/>
+      <w:r>
+        <w:rPr>
+          <w:rFonts w:asciiTheme="minorHAnsi" w:eastAsiaTheme="minorHAnsi" w:hint="eastAsia"/>
+          <w:b/>
+          <w:bCs/>
+        </w:rPr>
+        <w:t>/배드</w:t>
+      </w:r>
       <w:r>
         <w:rPr>
           <w:rFonts w:asciiTheme="minorHAnsi" w:eastAsiaTheme="minorHAnsi" w:hint="eastAsia"/>
@@ -3967,21 +3107,7 @@
         <w:rPr>
           <w:rFonts w:asciiTheme="minorHAnsi" w:eastAsiaTheme="minorHAnsi"/>
         </w:rPr>
-        <w:t xml:space="preserve">초기 기획 시 </w:t>
-      </w:r>
-      <w:proofErr w:type="spellStart"/>
-      <w:r>
-        <w:rPr>
-          <w:rFonts w:asciiTheme="minorHAnsi" w:eastAsiaTheme="minorHAnsi"/>
-        </w:rPr>
-        <w:t>히든</w:t>
-      </w:r>
-      <w:proofErr w:type="spellEnd"/>
-      <w:r>
-        <w:rPr>
-          <w:rFonts w:asciiTheme="minorHAnsi" w:eastAsiaTheme="minorHAnsi"/>
-        </w:rPr>
-        <w:t xml:space="preserve"> 엔딩 조건을 "만족도 100 + 특정 수치 100"으로 설정하였으나, 실제 플레이 테스트 결과 8주 안에 해당 조건을 동시에 달성하는 것이 현실적으로 불가능함을 확인</w:t>
+        <w:t>초기 기획 시 히든 엔딩 조건을 "만족도 100 + 특정 수치 100"으로 설정하였으나, 실제 플레이 테스트 결과 8주 안에 해당 조건을 동시에 달성하는 것이 현실적으로 불가능함을 확인</w:t>
       </w:r>
       <w:r>
         <w:rPr>
@@ -3993,21 +3119,7 @@
         <w:rPr>
           <w:rFonts w:asciiTheme="minorHAnsi" w:eastAsiaTheme="minorHAnsi" w:hint="eastAsia"/>
         </w:rPr>
-        <w:t xml:space="preserve">또한 </w:t>
-      </w:r>
-      <w:proofErr w:type="spellStart"/>
-      <w:r>
-        <w:rPr>
-          <w:rFonts w:asciiTheme="minorHAnsi" w:eastAsiaTheme="minorHAnsi" w:hint="eastAsia"/>
-        </w:rPr>
-        <w:t>배드엔딩</w:t>
-      </w:r>
-      <w:proofErr w:type="spellEnd"/>
-      <w:r>
-        <w:rPr>
-          <w:rFonts w:asciiTheme="minorHAnsi" w:eastAsiaTheme="minorHAnsi" w:hint="eastAsia"/>
-        </w:rPr>
-        <w:t xml:space="preserve"> 조건을 </w:t>
+        <w:t xml:space="preserve">또한 배드엔딩 조건을 </w:t>
       </w:r>
       <w:r>
         <w:rPr>
@@ -4031,15 +3143,7 @@
         <w:rPr>
           <w:rFonts w:asciiTheme="minorHAnsi" w:eastAsiaTheme="minorHAnsi" w:hint="eastAsia"/>
         </w:rPr>
-        <w:t xml:space="preserve">로 설정하였으나, 실제 플레이 테스트 결과 만족도가 25이하로 </w:t>
-      </w:r>
-      <w:proofErr w:type="spellStart"/>
-      <w:proofErr w:type="gramStart"/>
-      <w:r>
-        <w:rPr>
-          <w:rFonts w:asciiTheme="minorHAnsi" w:eastAsiaTheme="minorHAnsi" w:hint="eastAsia"/>
-        </w:rPr>
-        <w:t>떨어지는</w:t>
+        <w:t>로 설정하였으나, 실제 플레이 테스트 결과 만족도가 25이하로 떨어지는</w:t>
       </w:r>
       <w:r>
         <w:rPr>
@@ -4047,8 +3151,6 @@
         </w:rPr>
         <w:t>게</w:t>
       </w:r>
-      <w:proofErr w:type="spellEnd"/>
-      <w:proofErr w:type="gramEnd"/>
       <w:r>
         <w:rPr>
           <w:rFonts w:asciiTheme="minorHAnsi" w:eastAsiaTheme="minorHAnsi" w:hint="eastAsia"/>
@@ -4083,19 +3185,11 @@
         </w:rPr>
         <w:t xml:space="preserve">문제 해결 과정: </w:t>
       </w:r>
-      <w:proofErr w:type="spellStart"/>
-      <w:r>
-        <w:rPr>
-          <w:rFonts w:asciiTheme="minorHAnsi" w:eastAsiaTheme="minorHAnsi"/>
-        </w:rPr>
-        <w:t>히든</w:t>
-      </w:r>
-      <w:proofErr w:type="spellEnd"/>
-      <w:r>
-        <w:rPr>
-          <w:rFonts w:asciiTheme="minorHAnsi" w:eastAsiaTheme="minorHAnsi"/>
-        </w:rPr>
-        <w:t xml:space="preserve"> 엔딩 3종의 발동 조건에서 만족도 기준을 완화하여 달성 가능한 수준으로 </w:t>
+      <w:r>
+        <w:rPr>
+          <w:rFonts w:asciiTheme="minorHAnsi" w:eastAsiaTheme="minorHAnsi"/>
+        </w:rPr>
+        <w:t xml:space="preserve">히든 엔딩 3종의 발동 조건에서 만족도 기준을 완화하여 달성 가능한 수준으로 </w:t>
       </w:r>
       <w:r>
         <w:rPr>
@@ -4130,19 +3224,11 @@
           <w:rFonts w:asciiTheme="minorHAnsi" w:eastAsiaTheme="minorHAnsi"/>
         </w:rPr>
       </w:pPr>
-      <w:proofErr w:type="spellStart"/>
-      <w:r>
-        <w:rPr>
-          <w:rFonts w:asciiTheme="minorHAnsi" w:eastAsiaTheme="minorHAnsi" w:hint="eastAsia"/>
-        </w:rPr>
-        <w:t>배드엔딩이</w:t>
-      </w:r>
-      <w:proofErr w:type="spellEnd"/>
-      <w:r>
-        <w:rPr>
-          <w:rFonts w:asciiTheme="minorHAnsi" w:eastAsiaTheme="minorHAnsi" w:hint="eastAsia"/>
-        </w:rPr>
-        <w:t xml:space="preserve"> 실제로 발생할 수 있도록 조건 수치를 상향 조정했습니다.</w:t>
+      <w:r>
+        <w:rPr>
+          <w:rFonts w:asciiTheme="minorHAnsi" w:eastAsiaTheme="minorHAnsi" w:hint="eastAsia"/>
+        </w:rPr>
+        <w:t>배드엔딩이 실제로 발생할 수 있도록 조건 수치를 상향 조정했습니다.</w:t>
       </w:r>
       <w:r>
         <w:rPr>
@@ -4168,36 +3254,14 @@
         <w:rPr>
           <w:rFonts w:asciiTheme="minorHAnsi" w:eastAsiaTheme="minorHAnsi"/>
         </w:rPr>
-        <w:t xml:space="preserve">플레이어가 8주 내에 </w:t>
-      </w:r>
-      <w:proofErr w:type="spellStart"/>
-      <w:r>
-        <w:rPr>
-          <w:rFonts w:asciiTheme="minorHAnsi" w:eastAsiaTheme="minorHAnsi"/>
-        </w:rPr>
-        <w:t>히든</w:t>
-      </w:r>
-      <w:proofErr w:type="spellEnd"/>
-      <w:r>
-        <w:rPr>
-          <w:rFonts w:asciiTheme="minorHAnsi" w:eastAsiaTheme="minorHAnsi"/>
-        </w:rPr>
-        <w:t xml:space="preserve"> 엔</w:t>
-      </w:r>
-      <w:r>
-        <w:rPr>
-          <w:rFonts w:asciiTheme="minorHAnsi" w:eastAsiaTheme="minorHAnsi" w:hint="eastAsia"/>
-        </w:rPr>
-        <w:t xml:space="preserve">딩과 </w:t>
-      </w:r>
-      <w:proofErr w:type="spellStart"/>
-      <w:r>
-        <w:rPr>
-          <w:rFonts w:asciiTheme="minorHAnsi" w:eastAsiaTheme="minorHAnsi" w:hint="eastAsia"/>
-        </w:rPr>
-        <w:t>배드엔딩을</w:t>
-      </w:r>
-      <w:proofErr w:type="spellEnd"/>
+        <w:t>플레이어가 8주 내에 히든 엔</w:t>
+      </w:r>
+      <w:r>
+        <w:rPr>
+          <w:rFonts w:asciiTheme="minorHAnsi" w:eastAsiaTheme="minorHAnsi" w:hint="eastAsia"/>
+        </w:rPr>
+        <w:t>딩과 배드엔딩을</w:t>
+      </w:r>
       <w:r>
         <w:rPr>
           <w:rFonts w:asciiTheme="minorHAnsi" w:eastAsiaTheme="minorHAnsi"/>
@@ -4389,7 +3453,6 @@
           <w14:ligatures w14:val="none"/>
         </w:rPr>
       </w:pPr>
-      <w:proofErr w:type="spellStart"/>
       <w:r>
         <w:rPr>
           <w:rFonts w:asciiTheme="minorHAnsi" w:eastAsiaTheme="minorHAnsi" w:cs="굴림"/>
@@ -4398,40 +3461,7 @@
           <w:bdr w:val="none" w:sz="0" w:space="0" w:color="auto" w:frame="1"/>
           <w14:ligatures w14:val="none"/>
         </w:rPr>
-        <w:t>다마고치와</w:t>
-      </w:r>
-      <w:proofErr w:type="spellEnd"/>
-      <w:r>
-        <w:rPr>
-          <w:rFonts w:asciiTheme="minorHAnsi" w:eastAsiaTheme="minorHAnsi" w:cs="굴림"/>
-          <w:kern w:val="0"/>
-          <w:szCs w:val="22"/>
-          <w:bdr w:val="none" w:sz="0" w:space="0" w:color="auto" w:frame="1"/>
-          <w14:ligatures w14:val="none"/>
-        </w:rPr>
-        <w:t xml:space="preserve"> 같은 고전 육성 게임의 핵심 메커니즘(수치 관리, 성장 단계, 엔딩 분기)을 콘솔 환경에서 직접 </w:t>
-      </w:r>
-      <w:proofErr w:type="spellStart"/>
-      <w:r>
-        <w:rPr>
-          <w:rFonts w:asciiTheme="minorHAnsi" w:eastAsiaTheme="minorHAnsi" w:cs="굴림"/>
-          <w:kern w:val="0"/>
-          <w:szCs w:val="22"/>
-          <w:bdr w:val="none" w:sz="0" w:space="0" w:color="auto" w:frame="1"/>
-          <w14:ligatures w14:val="none"/>
-        </w:rPr>
-        <w:t>구현해봄으로써</w:t>
-      </w:r>
-      <w:proofErr w:type="spellEnd"/>
-      <w:r>
-        <w:rPr>
-          <w:rFonts w:asciiTheme="minorHAnsi" w:eastAsiaTheme="minorHAnsi" w:cs="굴림"/>
-          <w:kern w:val="0"/>
-          <w:szCs w:val="22"/>
-          <w:bdr w:val="none" w:sz="0" w:space="0" w:color="auto" w:frame="1"/>
-          <w14:ligatures w14:val="none"/>
-        </w:rPr>
-        <w:t xml:space="preserve"> 게임 로직 설계 경험을 </w:t>
+        <w:t xml:space="preserve">다마고치와 같은 고전 육성 게임의 핵심 메커니즘(수치 관리, 성장 단계, 엔딩 분기)을 콘솔 환경에서 직접 구현해봄으로써 게임 로직 설계 경험을 </w:t>
       </w:r>
       <w:r>
         <w:rPr>
@@ -4520,7 +3550,6 @@
           <w14:ligatures w14:val="none"/>
         </w:rPr>
       </w:pPr>
-      <w:proofErr w:type="spellStart"/>
       <w:r>
         <w:rPr>
           <w:rFonts w:asciiTheme="minorHAnsi" w:eastAsiaTheme="minorHAnsi" w:cs="굴림"/>
@@ -4529,106 +3558,7 @@
           <w:bdr w:val="none" w:sz="0" w:space="0" w:color="auto" w:frame="1"/>
           <w14:ligatures w14:val="none"/>
         </w:rPr>
-        <w:t>GameEntity</w:t>
-      </w:r>
-      <w:proofErr w:type="spellEnd"/>
-      <w:r>
-        <w:rPr>
-          <w:rFonts w:asciiTheme="minorHAnsi" w:eastAsiaTheme="minorHAnsi" w:cs="굴림"/>
-          <w:kern w:val="0"/>
-          <w:szCs w:val="22"/>
-          <w:bdr w:val="none" w:sz="0" w:space="0" w:color="auto" w:frame="1"/>
-          <w14:ligatures w14:val="none"/>
-        </w:rPr>
-        <w:t xml:space="preserve">, </w:t>
-      </w:r>
-      <w:proofErr w:type="spellStart"/>
-      <w:r>
-        <w:rPr>
-          <w:rFonts w:asciiTheme="minorHAnsi" w:eastAsiaTheme="minorHAnsi" w:cs="굴림"/>
-          <w:kern w:val="0"/>
-          <w:szCs w:val="22"/>
-          <w:bdr w:val="none" w:sz="0" w:space="0" w:color="auto" w:frame="1"/>
-          <w14:ligatures w14:val="none"/>
-        </w:rPr>
-        <w:t>GameEngine</w:t>
-      </w:r>
-      <w:proofErr w:type="spellEnd"/>
-      <w:r>
-        <w:rPr>
-          <w:rFonts w:asciiTheme="minorHAnsi" w:eastAsiaTheme="minorHAnsi" w:cs="굴림"/>
-          <w:kern w:val="0"/>
-          <w:szCs w:val="22"/>
-          <w:bdr w:val="none" w:sz="0" w:space="0" w:color="auto" w:frame="1"/>
-          <w14:ligatures w14:val="none"/>
-        </w:rPr>
-        <w:t xml:space="preserve">, </w:t>
-      </w:r>
-      <w:proofErr w:type="spellStart"/>
-      <w:r>
-        <w:rPr>
-          <w:rFonts w:asciiTheme="minorHAnsi" w:eastAsiaTheme="minorHAnsi" w:cs="굴림"/>
-          <w:kern w:val="0"/>
-          <w:szCs w:val="22"/>
-          <w:bdr w:val="none" w:sz="0" w:space="0" w:color="auto" w:frame="1"/>
-          <w14:ligatures w14:val="none"/>
-        </w:rPr>
-        <w:t>ActionManager</w:t>
-      </w:r>
-      <w:proofErr w:type="spellEnd"/>
-      <w:r>
-        <w:rPr>
-          <w:rFonts w:asciiTheme="minorHAnsi" w:eastAsiaTheme="minorHAnsi" w:cs="굴림"/>
-          <w:kern w:val="0"/>
-          <w:szCs w:val="22"/>
-          <w:bdr w:val="none" w:sz="0" w:space="0" w:color="auto" w:frame="1"/>
-          <w14:ligatures w14:val="none"/>
-        </w:rPr>
-        <w:t xml:space="preserve">, </w:t>
-      </w:r>
-      <w:proofErr w:type="spellStart"/>
-      <w:r>
-        <w:rPr>
-          <w:rFonts w:asciiTheme="minorHAnsi" w:eastAsiaTheme="minorHAnsi" w:cs="굴림"/>
-          <w:kern w:val="0"/>
-          <w:szCs w:val="22"/>
-          <w:bdr w:val="none" w:sz="0" w:space="0" w:color="auto" w:frame="1"/>
-          <w14:ligatures w14:val="none"/>
-        </w:rPr>
-        <w:t>UIRenderer</w:t>
-      </w:r>
-      <w:proofErr w:type="spellEnd"/>
-      <w:r>
-        <w:rPr>
-          <w:rFonts w:asciiTheme="minorHAnsi" w:eastAsiaTheme="minorHAnsi" w:cs="굴림"/>
-          <w:kern w:val="0"/>
-          <w:szCs w:val="22"/>
-          <w:bdr w:val="none" w:sz="0" w:space="0" w:color="auto" w:frame="1"/>
-          <w14:ligatures w14:val="none"/>
-        </w:rPr>
-        <w:t xml:space="preserve">, </w:t>
-      </w:r>
-      <w:proofErr w:type="spellStart"/>
-      <w:r>
-        <w:rPr>
-          <w:rFonts w:asciiTheme="minorHAnsi" w:eastAsiaTheme="minorHAnsi" w:cs="굴림"/>
-          <w:kern w:val="0"/>
-          <w:szCs w:val="22"/>
-          <w:bdr w:val="none" w:sz="0" w:space="0" w:color="auto" w:frame="1"/>
-          <w14:ligatures w14:val="none"/>
-        </w:rPr>
-        <w:t>GameManager</w:t>
-      </w:r>
-      <w:proofErr w:type="spellEnd"/>
-      <w:r>
-        <w:rPr>
-          <w:rFonts w:asciiTheme="minorHAnsi" w:eastAsiaTheme="minorHAnsi" w:cs="굴림"/>
-          <w:kern w:val="0"/>
-          <w:szCs w:val="22"/>
-          <w:bdr w:val="none" w:sz="0" w:space="0" w:color="auto" w:frame="1"/>
-          <w14:ligatures w14:val="none"/>
-        </w:rPr>
-        <w:t xml:space="preserve"> 5개 클래스의 역할을 명확히 분리하여 객체지향 설계 원칙을 적용한 구조를 완성</w:t>
+        <w:t>GameEntity, GameEngine, ActionManager, UIRenderer, GameManager 5개 클래스의 역할을 명확히 분리하여 객체지향 설계 원칙을 적용한 구조를 완성</w:t>
       </w:r>
     </w:p>
     <w:p>
@@ -4742,21 +3672,7 @@
         <w:rPr>
           <w:rFonts w:asciiTheme="minorHAnsi" w:eastAsiaTheme="minorHAnsi"/>
         </w:rPr>
-        <w:t xml:space="preserve">아이템 인벤토리 시스템(훈련 → 아이템 획득 → 먹이 선택지 해금), 반항 이벤트 시스템(스트레스 50 이상 시 20% 확률 페널티), </w:t>
-      </w:r>
-      <w:proofErr w:type="spellStart"/>
-      <w:r>
-        <w:rPr>
-          <w:rFonts w:asciiTheme="minorHAnsi" w:eastAsiaTheme="minorHAnsi"/>
-        </w:rPr>
-        <w:t>SlowPrint</w:t>
-      </w:r>
-      <w:proofErr w:type="spellEnd"/>
-      <w:r>
-        <w:rPr>
-          <w:rFonts w:asciiTheme="minorHAnsi" w:eastAsiaTheme="minorHAnsi"/>
-        </w:rPr>
-        <w:t xml:space="preserve"> 텍스트 연출 및 행동별 아스키 아트 전환 UI를 완성</w:t>
+        <w:t>아이템 인벤토리 시스템(훈련 → 아이템 획득 → 먹이 선택지 해금), 반항 이벤트 시스템(스트레스 50 이상 시 20% 확률 페널티), SlowPrint 텍스트 연출 및 행동별 아스키 아트 전환 UI를 완성</w:t>
       </w:r>
     </w:p>
     <w:p>
@@ -4796,19 +3712,11 @@
           <w:rFonts w:asciiTheme="minorHAnsi" w:eastAsiaTheme="minorHAnsi"/>
         </w:rPr>
       </w:pPr>
-      <w:proofErr w:type="gramStart"/>
-      <w:r>
-        <w:rPr>
-          <w:rFonts w:asciiTheme="minorHAnsi" w:eastAsiaTheme="minorHAnsi"/>
-        </w:rPr>
-        <w:t>저장 /</w:t>
-      </w:r>
-      <w:proofErr w:type="gramEnd"/>
-      <w:r>
-        <w:rPr>
-          <w:rFonts w:asciiTheme="minorHAnsi" w:eastAsiaTheme="minorHAnsi"/>
-        </w:rPr>
-        <w:t xml:space="preserve"> 불러오기 기능 추가 (파일 입출력)</w:t>
+      <w:r>
+        <w:rPr>
+          <w:rFonts w:asciiTheme="minorHAnsi" w:eastAsiaTheme="minorHAnsi"/>
+        </w:rPr>
+        <w:t>저장 / 불러오기 기능 추가 (파일 입출력)</w:t>
       </w:r>
     </w:p>
     <w:p>
@@ -4961,7 +3869,6 @@
             <w:pPr>
               <w:jc w:val="center"/>
             </w:pPr>
-            <w:proofErr w:type="spellStart"/>
             <w:r>
               <w:rPr>
                 <w:rFonts w:asciiTheme="minorHAnsi" w:eastAsiaTheme="minorHAnsi"/>
@@ -4971,7 +3878,6 @@
               </w:rPr>
               <w:t>배드</w:t>
             </w:r>
-            <w:proofErr w:type="spellEnd"/>
           </w:p>
         </w:tc>
         <w:tc>
@@ -5173,7 +4079,6 @@
             <w:pPr>
               <w:jc w:val="center"/>
             </w:pPr>
-            <w:proofErr w:type="spellStart"/>
             <w:r>
               <w:rPr>
                 <w:rFonts w:asciiTheme="minorHAnsi" w:eastAsiaTheme="minorHAnsi"/>
@@ -5182,7 +4087,6 @@
               </w:rPr>
               <w:t>노말</w:t>
             </w:r>
-            <w:proofErr w:type="spellEnd"/>
           </w:p>
         </w:tc>
         <w:tc>
@@ -5256,21 +4160,7 @@
               <w:rPr>
                 <w:rFonts w:asciiTheme="minorHAnsi" w:eastAsiaTheme="minorHAnsi"/>
               </w:rPr>
-              <w:t xml:space="preserve">예상치 못한 </w:t>
-            </w:r>
-            <w:proofErr w:type="gramStart"/>
-            <w:r>
-              <w:rPr>
-                <w:rFonts w:asciiTheme="minorHAnsi" w:eastAsiaTheme="minorHAnsi"/>
-              </w:rPr>
-              <w:t>동거 /</w:t>
-            </w:r>
-            <w:proofErr w:type="gramEnd"/>
-            <w:r>
-              <w:rPr>
-                <w:rFonts w:asciiTheme="minorHAnsi" w:eastAsiaTheme="minorHAnsi"/>
-              </w:rPr>
-              <w:t xml:space="preserve"> 방생 성공</w:t>
+              <w:t>예상치 못한 동거 / 방생 성공</w:t>
             </w:r>
           </w:p>
         </w:tc>
@@ -5356,7 +4246,6 @@
             <w:pPr>
               <w:jc w:val="center"/>
             </w:pPr>
-            <w:proofErr w:type="spellStart"/>
             <w:r>
               <w:rPr>
                 <w:rFonts w:asciiTheme="minorHAnsi" w:eastAsiaTheme="minorHAnsi"/>
@@ -5366,7 +4255,6 @@
               </w:rPr>
               <w:t>히든</w:t>
             </w:r>
-            <w:proofErr w:type="spellEnd"/>
           </w:p>
         </w:tc>
         <w:tc>
@@ -5426,21 +4314,7 @@
               <w:rPr>
                 <w:rFonts w:asciiTheme="minorHAnsi" w:eastAsiaTheme="minorHAnsi"/>
               </w:rPr>
-              <w:t xml:space="preserve">새이기를 </w:t>
-            </w:r>
-            <w:proofErr w:type="spellStart"/>
-            <w:r>
-              <w:rPr>
-                <w:rFonts w:asciiTheme="minorHAnsi" w:eastAsiaTheme="minorHAnsi"/>
-              </w:rPr>
-              <w:t>포기한거야</w:t>
-            </w:r>
-            <w:proofErr w:type="spellEnd"/>
-            <w:r>
-              <w:rPr>
-                <w:rFonts w:asciiTheme="minorHAnsi" w:eastAsiaTheme="minorHAnsi"/>
-              </w:rPr>
-              <w:t>?</w:t>
+              <w:t>새이기를 포기한거야?</w:t>
             </w:r>
           </w:p>
         </w:tc>
@@ -5561,6 +4435,13 @@
       <w:pPr>
         <w:rPr>
           <w:rFonts w:asciiTheme="minorHAnsi" w:eastAsiaTheme="minorHAnsi"/>
+        </w:rPr>
+      </w:pPr>
+    </w:p>
+    <w:p>
+      <w:pPr>
+        <w:rPr>
+          <w:rFonts w:asciiTheme="minorHAnsi" w:eastAsiaTheme="minorHAnsi" w:hint="eastAsia"/>
           <w:b/>
           <w:bCs/>
         </w:rPr>
@@ -5696,6 +4577,14 @@
         </w:rPr>
         <w:t xml:space="preserve"> 제작</w:t>
       </w:r>
+      <w:r>
+        <w:rPr>
+          <w:rFonts w:asciiTheme="minorHAnsi" w:eastAsiaTheme="minorHAnsi" w:hint="eastAsia"/>
+          <w:b/>
+          <w:bCs/>
+        </w:rPr>
+        <w:t>, 발표</w:t>
+      </w:r>
     </w:p>
     <w:p>
       <w:pPr>
@@ -5708,49 +4597,25 @@
           <w:rFonts w:asciiTheme="minorHAnsi" w:eastAsiaTheme="minorHAnsi"/>
         </w:rPr>
       </w:pPr>
-      <w:proofErr w:type="spellStart"/>
-      <w:r>
-        <w:rPr>
-          <w:rFonts w:asciiTheme="minorHAnsi" w:eastAsiaTheme="minorHAnsi"/>
-          <w:b/>
-          <w:bCs/>
-        </w:rPr>
-        <w:t>GameEntity</w:t>
-      </w:r>
-      <w:proofErr w:type="spellEnd"/>
-      <w:r>
-        <w:rPr>
-          <w:rFonts w:asciiTheme="minorHAnsi" w:eastAsiaTheme="minorHAnsi"/>
-          <w:b/>
-          <w:bCs/>
-        </w:rPr>
-        <w:t xml:space="preserve"> (새 객체 클래스)</w:t>
-      </w:r>
-      <w:r>
-        <w:rPr>
-          <w:rFonts w:asciiTheme="minorHAnsi" w:eastAsiaTheme="minorHAnsi"/>
-        </w:rPr>
-        <w:t xml:space="preserve">: 새의 4가지 핵심 수치(포만감, 청결도, </w:t>
-      </w:r>
-      <w:proofErr w:type="gramStart"/>
-      <w:r>
-        <w:rPr>
-          <w:rFonts w:asciiTheme="minorHAnsi" w:eastAsiaTheme="minorHAnsi"/>
-        </w:rPr>
-        <w:t>훈련도,</w:t>
-      </w:r>
-      <w:r>
-        <w:rPr>
-          <w:rFonts w:asciiTheme="minorHAnsi" w:eastAsiaTheme="minorHAnsi" w:hint="eastAsia"/>
-        </w:rPr>
-        <w:t xml:space="preserve">   </w:t>
-      </w:r>
-      <w:proofErr w:type="gramEnd"/>
-      <w:r>
-        <w:rPr>
-          <w:rFonts w:asciiTheme="minorHAnsi" w:eastAsiaTheme="minorHAnsi" w:hint="eastAsia"/>
-        </w:rPr>
-        <w:t xml:space="preserve"> </w:t>
+      <w:r>
+        <w:rPr>
+          <w:rFonts w:asciiTheme="minorHAnsi" w:eastAsiaTheme="minorHAnsi"/>
+          <w:b/>
+          <w:bCs/>
+        </w:rPr>
+        <w:t>GameEntity (새 객체 클래스)</w:t>
+      </w:r>
+      <w:r>
+        <w:rPr>
+          <w:rFonts w:asciiTheme="minorHAnsi" w:eastAsiaTheme="minorHAnsi"/>
+        </w:rPr>
+        <w:t>: 새의 4가지 핵심 수치(포만감, 청결도, 훈련도,</w:t>
+      </w:r>
+      <w:r>
+        <w:rPr>
+          <w:rFonts w:asciiTheme="minorHAnsi" w:eastAsiaTheme="minorHAnsi" w:hint="eastAsia"/>
+        </w:rPr>
+        <w:t xml:space="preserve">    </w:t>
       </w:r>
       <w:r>
         <w:rPr>
@@ -5804,18 +4669,8 @@
           <w:b/>
           <w:bCs/>
         </w:rPr>
-        <w:t xml:space="preserve">: </w:t>
-      </w:r>
-      <w:proofErr w:type="spellStart"/>
-      <w:r>
-        <w:rPr>
-          <w:rFonts w:asciiTheme="minorHAnsi" w:eastAsiaTheme="minorHAnsi"/>
-          <w:b/>
-          <w:bCs/>
-        </w:rPr>
-        <w:t>최연채</w:t>
-      </w:r>
-      <w:proofErr w:type="spellEnd"/>
+        <w:t>: 최연채</w:t>
+      </w:r>
     </w:p>
     <w:p>
       <w:pPr>
@@ -5874,23 +4729,13 @@
           <w:rFonts w:asciiTheme="minorHAnsi" w:eastAsiaTheme="minorHAnsi"/>
         </w:rPr>
       </w:pPr>
-      <w:proofErr w:type="spellStart"/>
-      <w:r>
-        <w:rPr>
-          <w:rFonts w:asciiTheme="minorHAnsi" w:eastAsiaTheme="minorHAnsi" w:hint="eastAsia"/>
-          <w:b/>
-          <w:bCs/>
-        </w:rPr>
-        <w:t>GameManager</w:t>
-      </w:r>
-      <w:proofErr w:type="spellEnd"/>
-      <w:r>
-        <w:rPr>
-          <w:rFonts w:asciiTheme="minorHAnsi" w:eastAsiaTheme="minorHAnsi" w:hint="eastAsia"/>
-          <w:b/>
-          <w:bCs/>
-        </w:rPr>
-        <w:t xml:space="preserve"> (전체 프로세스 제어 클래스): </w:t>
+      <w:r>
+        <w:rPr>
+          <w:rFonts w:asciiTheme="minorHAnsi" w:eastAsiaTheme="minorHAnsi" w:hint="eastAsia"/>
+          <w:b/>
+          <w:bCs/>
+        </w:rPr>
+        <w:t xml:space="preserve">GameManager (전체 프로세스 제어 클래스): </w:t>
       </w:r>
       <w:r>
         <w:rPr>
@@ -5904,6 +4749,48 @@
         </w:rPr>
         <w:t xml:space="preserve"> 메인 로직 구현</w:t>
       </w:r>
+    </w:p>
+    <w:p>
+      <w:pPr>
+        <w:numPr>
+          <w:ilvl w:val="2"/>
+          <w:numId w:val="9"/>
+        </w:numPr>
+        <w:jc w:val="both"/>
+        <w:rPr>
+          <w:rFonts w:asciiTheme="minorHAnsi" w:eastAsiaTheme="minorHAnsi"/>
+        </w:rPr>
+      </w:pPr>
+      <w:r>
+        <w:rPr>
+          <w:rFonts w:asciiTheme="minorHAnsi" w:eastAsiaTheme="minorHAnsi"/>
+          <w:b/>
+          <w:bCs/>
+        </w:rPr>
+        <w:lastRenderedPageBreak/>
+        <w:t>ActionManager (행동 및 선택지 클래스)</w:t>
+      </w:r>
+      <w:r>
+        <w:rPr>
+          <w:rFonts w:asciiTheme="minorHAnsi" w:eastAsiaTheme="minorHAnsi"/>
+        </w:rPr>
+        <w:t xml:space="preserve">: </w:t>
+      </w:r>
+      <w:r>
+        <w:rPr>
+          <w:rFonts w:asciiTheme="minorHAnsi" w:eastAsiaTheme="minorHAnsi" w:hint="eastAsia"/>
+        </w:rPr>
+        <w:t>이중 선택지 로직 구현</w:t>
+      </w:r>
+    </w:p>
+    <w:p>
+      <w:pPr>
+        <w:ind w:left="1068"/>
+        <w:jc w:val="both"/>
+        <w:rPr>
+          <w:rFonts w:asciiTheme="minorHAnsi" w:eastAsiaTheme="minorHAnsi"/>
+        </w:rPr>
+      </w:pPr>
     </w:p>
     <w:p>
       <w:pPr>
@@ -5946,8 +4833,15 @@
           <w:b/>
           <w:bCs/>
         </w:rPr>
-        <w:lastRenderedPageBreak/>
         <w:t>아스키 아트 제작</w:t>
+      </w:r>
+      <w:r>
+        <w:rPr>
+          <w:rFonts w:asciiTheme="minorHAnsi" w:eastAsiaTheme="minorHAnsi" w:hint="eastAsia"/>
+          <w:b/>
+          <w:bCs/>
+        </w:rPr>
+        <w:t xml:space="preserve"> / 테스트 및 버그 수정</w:t>
       </w:r>
     </w:p>
     <w:p>
@@ -5958,26 +4852,16 @@
         </w:numPr>
         <w:jc w:val="both"/>
         <w:rPr>
-          <w:rFonts w:asciiTheme="minorHAnsi" w:eastAsiaTheme="minorHAnsi"/>
-        </w:rPr>
-      </w:pPr>
-      <w:proofErr w:type="spellStart"/>
-      <w:r>
-        <w:rPr>
-          <w:rFonts w:asciiTheme="minorHAnsi" w:eastAsiaTheme="minorHAnsi"/>
-          <w:b/>
-          <w:bCs/>
-        </w:rPr>
-        <w:t>UIRenderer</w:t>
-      </w:r>
-      <w:proofErr w:type="spellEnd"/>
-      <w:r>
-        <w:rPr>
-          <w:rFonts w:asciiTheme="minorHAnsi" w:eastAsiaTheme="minorHAnsi"/>
-          <w:b/>
-          <w:bCs/>
-        </w:rPr>
-        <w:t xml:space="preserve"> (화면 출력 클래스)</w:t>
+          <w:rFonts w:asciiTheme="minorHAnsi" w:eastAsiaTheme="minorHAnsi" w:hint="eastAsia"/>
+        </w:rPr>
+      </w:pPr>
+      <w:r>
+        <w:rPr>
+          <w:rFonts w:asciiTheme="minorHAnsi" w:eastAsiaTheme="minorHAnsi"/>
+          <w:b/>
+          <w:bCs/>
+        </w:rPr>
+        <w:t>UIRenderer (화면 출력 클래스)</w:t>
       </w:r>
       <w:r>
         <w:rPr>
@@ -6025,18 +4909,8 @@
           <w:b/>
           <w:bCs/>
         </w:rPr>
-        <w:t xml:space="preserve">: </w:t>
-      </w:r>
-      <w:proofErr w:type="spellStart"/>
-      <w:r>
-        <w:rPr>
-          <w:rFonts w:asciiTheme="minorHAnsi" w:eastAsiaTheme="minorHAnsi"/>
-          <w:b/>
-          <w:bCs/>
-        </w:rPr>
-        <w:t>유이레</w:t>
-      </w:r>
-      <w:proofErr w:type="spellEnd"/>
+        <w:t>: 유이레</w:t>
+      </w:r>
     </w:p>
     <w:p>
       <w:pPr>
@@ -6049,23 +4923,13 @@
           <w:rFonts w:asciiTheme="minorHAnsi" w:eastAsiaTheme="minorHAnsi"/>
         </w:rPr>
       </w:pPr>
-      <w:proofErr w:type="spellStart"/>
-      <w:r>
-        <w:rPr>
-          <w:rFonts w:asciiTheme="minorHAnsi" w:eastAsiaTheme="minorHAnsi"/>
-          <w:b/>
-          <w:bCs/>
-        </w:rPr>
-        <w:t>ActionManager</w:t>
-      </w:r>
-      <w:proofErr w:type="spellEnd"/>
-      <w:r>
-        <w:rPr>
-          <w:rFonts w:asciiTheme="minorHAnsi" w:eastAsiaTheme="minorHAnsi"/>
-          <w:b/>
-          <w:bCs/>
-        </w:rPr>
-        <w:t xml:space="preserve"> (행동 및 선택지 클래스)</w:t>
+      <w:r>
+        <w:rPr>
+          <w:rFonts w:asciiTheme="minorHAnsi" w:eastAsiaTheme="minorHAnsi"/>
+          <w:b/>
+          <w:bCs/>
+        </w:rPr>
+        <w:t>ActionManager (행동 및 선택지 클래스)</w:t>
       </w:r>
       <w:r>
         <w:rPr>
@@ -6082,40 +4946,7 @@
     </w:p>
     <w:p>
       <w:pPr>
-        <w:ind w:left="1068"/>
-        <w:rPr>
-          <w:rFonts w:asciiTheme="minorHAnsi" w:eastAsiaTheme="minorHAnsi"/>
-          <w:b/>
-          <w:bCs/>
-        </w:rPr>
-      </w:pPr>
-      <w:r>
-        <w:rPr>
-          <w:rFonts w:asciiTheme="minorHAnsi" w:eastAsiaTheme="minorHAnsi" w:hint="eastAsia"/>
-          <w:b/>
-          <w:bCs/>
-        </w:rPr>
-        <w:t>“</w:t>
-      </w:r>
-      <w:r>
-        <w:rPr>
-          <w:rFonts w:asciiTheme="minorHAnsi" w:eastAsiaTheme="minorHAnsi"/>
-          <w:b/>
-          <w:bCs/>
-        </w:rPr>
-        <w:t>최종 마무리 목표에 맞춰 전체 기능 구현 및 테스트를 완료하였습니다.</w:t>
-      </w:r>
-      <w:r>
-        <w:rPr>
-          <w:rFonts w:asciiTheme="minorHAnsi" w:eastAsiaTheme="minorHAnsi" w:hint="eastAsia"/>
-          <w:b/>
-          <w:bCs/>
-        </w:rPr>
-        <w:t>”</w:t>
-      </w:r>
-    </w:p>
-    <w:p>
-      <w:pPr>
+        <w:jc w:val="both"/>
         <w:rPr>
           <w:rFonts w:asciiTheme="minorHAnsi" w:eastAsiaTheme="minorHAnsi"/>
         </w:rPr>
@@ -6155,14 +4986,12 @@
       </w:r>
     </w:p>
     <w:p>
-      <w:proofErr w:type="gramStart"/>
       <w:r>
         <w:rPr>
           <w:rFonts w:hint="eastAsia"/>
         </w:rPr>
         <w:t>인생게임 :</w:t>
       </w:r>
-      <w:proofErr w:type="gramEnd"/>
     </w:p>
     <w:p>
       <w:pPr>
@@ -6185,22 +5014,12 @@
       </w:hyperlink>
     </w:p>
     <w:p>
-      <w:proofErr w:type="spellStart"/>
-      <w:proofErr w:type="gramStart"/>
       <w:r>
         <w:rPr>
           <w:rFonts w:hint="eastAsia"/>
         </w:rPr>
-        <w:t>다마고치</w:t>
-      </w:r>
-      <w:proofErr w:type="spellEnd"/>
-      <w:r>
-        <w:rPr>
-          <w:rFonts w:hint="eastAsia"/>
-        </w:rPr>
-        <w:t xml:space="preserve"> :</w:t>
-      </w:r>
-      <w:proofErr w:type="gramEnd"/>
+        <w:t>다마고치 :</w:t>
+      </w:r>
     </w:p>
     <w:p>
       <w:hyperlink r:id="rId12" w:history="1">
@@ -6218,21 +5037,7 @@
         <w:rPr>
           <w:rFonts w:hint="eastAsia"/>
         </w:rPr>
-        <w:t xml:space="preserve">UTF-8 </w:t>
-      </w:r>
-      <w:proofErr w:type="gramStart"/>
-      <w:r>
-        <w:rPr>
-          <w:rFonts w:hint="eastAsia"/>
-        </w:rPr>
-        <w:t>설정 :</w:t>
-      </w:r>
-      <w:proofErr w:type="gramEnd"/>
-      <w:r>
-        <w:rPr>
-          <w:rFonts w:hint="eastAsia"/>
-        </w:rPr>
-        <w:t xml:space="preserve"> </w:t>
+        <w:t xml:space="preserve">UTF-8 설정 : </w:t>
       </w:r>
     </w:p>
     <w:p>
@@ -6246,28 +5051,12 @@
       </w:hyperlink>
     </w:p>
     <w:p>
-      <w:proofErr w:type="spellStart"/>
       <w:r>
         <w:rPr>
           <w:rFonts w:hint="eastAsia"/>
         </w:rPr>
-        <w:t>windows.h</w:t>
-      </w:r>
-      <w:proofErr w:type="spellEnd"/>
-      <w:r>
-        <w:rPr>
-          <w:rFonts w:hint="eastAsia"/>
-        </w:rPr>
-        <w:t xml:space="preserve"> </w:t>
-      </w:r>
-      <w:proofErr w:type="gramStart"/>
-      <w:r>
-        <w:rPr>
-          <w:rFonts w:hint="eastAsia"/>
-        </w:rPr>
-        <w:t>헤더파일 :</w:t>
-      </w:r>
-      <w:proofErr w:type="gramEnd"/>
+        <w:t>windows.h 헤더파일 :</w:t>
+      </w:r>
     </w:p>
     <w:p>
       <w:r>

--- a/팀_RLCC_최종보고서.docx
+++ b/팀_RLCC_최종보고서.docx
@@ -1,6 +1,6 @@
 
 <file path=word/document.xml><?xml version="1.0" encoding="utf-8"?>
-<w:document xmlns:wpc="http://schemas.microsoft.com/office/word/2010/wordprocessingCanvas" xmlns:mc="http://schemas.openxmlformats.org/markup-compatibility/2006" xmlns:o="urn:schemas-microsoft-com:office:office" xmlns:r="http://schemas.openxmlformats.org/officeDocument/2006/relationships" xmlns:m="http://schemas.openxmlformats.org/officeDocument/2006/math" xmlns:v="urn:schemas-microsoft-com:vml" xmlns:wp14="http://schemas.microsoft.com/office/word/2010/wordprocessingDrawing" xmlns:wp="http://schemas.openxmlformats.org/drawingml/2006/wordprocessingDrawing" xmlns:w10="urn:schemas-microsoft-com:office:word" xmlns:w="http://schemas.openxmlformats.org/wordprocessingml/2006/main" xmlns:w14="http://schemas.microsoft.com/office/word/2010/wordml" xmlns:wpg="http://schemas.microsoft.com/office/word/2010/wordprocessingGroup" xmlns:wpi="http://schemas.microsoft.com/office/word/2010/wordprocessingInk" xmlns:wne="http://schemas.microsoft.com/office/word/2006/wordml" xmlns:wps="http://schemas.microsoft.com/office/word/2010/wordprocessingShape">
+<w:document xmlns:wpc="http://schemas.microsoft.com/office/word/2010/wordprocessingCanvas" xmlns:cx="http://schemas.microsoft.com/office/drawing/2014/chartex" xmlns:cx1="http://schemas.microsoft.com/office/drawing/2015/9/8/chartex" xmlns:cx2="http://schemas.microsoft.com/office/drawing/2015/10/21/chartex" xmlns:cx3="http://schemas.microsoft.com/office/drawing/2016/5/9/chartex" xmlns:cx4="http://schemas.microsoft.com/office/drawing/2016/5/10/chartex" xmlns:cx5="http://schemas.microsoft.com/office/drawing/2016/5/11/chartex" xmlns:cx6="http://schemas.microsoft.com/office/drawing/2016/5/12/chartex" xmlns:cx7="http://schemas.microsoft.com/office/drawing/2016/5/13/chartex" xmlns:cx8="http://schemas.microsoft.com/office/drawing/2016/5/14/chartex" xmlns:mc="http://schemas.openxmlformats.org/markup-compatibility/2006" xmlns:aink="http://schemas.microsoft.com/office/drawing/2016/ink" xmlns:am3d="http://schemas.microsoft.com/office/drawing/2017/model3d" xmlns:o="urn:schemas-microsoft-com:office:office" xmlns:oel="http://schemas.microsoft.com/office/2019/extlst" xmlns:r="http://schemas.openxmlformats.org/officeDocument/2006/relationships" xmlns:m="http://schemas.openxmlformats.org/officeDocument/2006/math" xmlns:v="urn:schemas-microsoft-com:vml" xmlns:wp14="http://schemas.microsoft.com/office/word/2010/wordprocessingDrawing" xmlns:wp="http://schemas.openxmlformats.org/drawingml/2006/wordprocessingDrawing" xmlns:w10="urn:schemas-microsoft-com:office:word" xmlns:w="http://schemas.openxmlformats.org/wordprocessingml/2006/main" xmlns:w14="http://schemas.microsoft.com/office/word/2010/wordml" xmlns:w15="http://schemas.microsoft.com/office/word/2012/wordml" xmlns:w16cex="http://schemas.microsoft.com/office/word/2018/wordml/cex" xmlns:w16cid="http://schemas.microsoft.com/office/word/2016/wordml/cid" xmlns:w16="http://schemas.microsoft.com/office/word/2018/wordml" xmlns:w16du="http://schemas.microsoft.com/office/word/2023/wordml/word16du" xmlns:w16sdtdh="http://schemas.microsoft.com/office/word/2020/wordml/sdtdatahash" xmlns:w16sdtfl="http://schemas.microsoft.com/office/word/2024/wordml/sdtformatlock" xmlns:w16se="http://schemas.microsoft.com/office/word/2015/wordml/symex" xmlns:wpg="http://schemas.microsoft.com/office/word/2010/wordprocessingGroup" xmlns:wpi="http://schemas.microsoft.com/office/word/2010/wordprocessingInk" xmlns:wne="http://schemas.microsoft.com/office/word/2006/wordml" xmlns:wps="http://schemas.microsoft.com/office/word/2010/wordprocessingShape" mc:Ignorable="w14 w15 w16se w16cid w16 w16cex w16sdtdh w16sdtfl w16du wp14">
   <w:body>
     <w:p>
       <w:pPr>
@@ -21,46 +21,16 @@
           <w:sz w:val="28"/>
           <w:szCs w:val="32"/>
         </w:rPr>
-        <w:t xml:space="preserve">프로젝트 제목: </w:t>
-      </w:r>
-      <w:r>
-        <w:rPr>
-          <w:rFonts w:asciiTheme="majorHAnsi" w:eastAsiaTheme="majorHAnsi" w:hAnsiTheme="majorHAnsi"/>
-          <w:b/>
-          <w:bCs/>
-          <w:sz w:val="28"/>
-          <w:szCs w:val="32"/>
-        </w:rPr>
-        <w:t xml:space="preserve">[ </w:t>
-      </w:r>
-      <w:r>
-        <w:rPr>
-          <w:rFonts w:asciiTheme="majorHAnsi" w:eastAsiaTheme="majorHAnsi" w:hAnsiTheme="majorHAnsi"/>
-          <w:b/>
-          <w:bCs/>
-          <w:sz w:val="28"/>
-          <w:szCs w:val="32"/>
-        </w:rPr>
-        <w:t>새 키우기</w:t>
-      </w:r>
-      <w:r>
-        <w:rPr>
-          <w:rFonts w:asciiTheme="majorHAnsi" w:eastAsiaTheme="majorHAnsi" w:hAnsiTheme="majorHAnsi"/>
-          <w:b/>
-          <w:bCs/>
-          <w:sz w:val="28"/>
-          <w:szCs w:val="32"/>
-        </w:rPr>
-        <w:t xml:space="preserve"> ]</w:t>
-      </w:r>
-    </w:p>
-    <w:p>
-      <w:pPr>
-        <w:jc w:val="both"/>
+        <w:t>프로젝트 제목: [ 새 키우기 ]</w:t>
+      </w:r>
+    </w:p>
+    <w:p>
+      <w:pPr>
         <w:numPr>
           <w:ilvl w:val="0"/>
           <w:numId w:val="1"/>
         </w:numPr>
+        <w:jc w:val="both"/>
         <w:rPr>
           <w:rFonts w:asciiTheme="minorHAnsi" w:eastAsiaTheme="minorHAnsi"/>
         </w:rPr>
@@ -77,22 +47,16 @@
         <w:rPr>
           <w:rFonts w:asciiTheme="minorHAnsi" w:eastAsiaTheme="minorHAnsi"/>
         </w:rPr>
-        <w:t xml:space="preserve">: </w:t>
-      </w:r>
-      <w:r>
-        <w:rPr>
-          <w:rFonts w:asciiTheme="minorHAnsi" w:eastAsiaTheme="minorHAnsi"/>
-        </w:rPr>
-        <w:t>RLCC</w:t>
-      </w:r>
-    </w:p>
-    <w:p>
-      <w:pPr>
-        <w:jc w:val="both"/>
+        <w:t>: RLCC</w:t>
+      </w:r>
+    </w:p>
+    <w:p>
+      <w:pPr>
         <w:numPr>
           <w:ilvl w:val="0"/>
           <w:numId w:val="1"/>
         </w:numPr>
+        <w:jc w:val="both"/>
         <w:rPr>
           <w:rFonts w:asciiTheme="minorHAnsi" w:eastAsiaTheme="minorHAnsi"/>
         </w:rPr>
@@ -109,63 +73,43 @@
         <w:rPr>
           <w:rFonts w:asciiTheme="minorHAnsi" w:eastAsiaTheme="minorHAnsi"/>
         </w:rPr>
-        <w:t xml:space="preserve">: </w:t>
-      </w:r>
-      <w:r>
-        <w:rPr>
-          <w:rFonts w:asciiTheme="minorHAnsi" w:eastAsiaTheme="minorHAnsi"/>
-        </w:rPr>
-        <w:t>유이레, 이준규, 최승민, 최연채</w:t>
-      </w:r>
-    </w:p>
-    <w:p>
-      <w:pPr>
-        <w:jc w:val="both"/>
+        <w:t>: 유이레, 이준규, 최승민, 최연채</w:t>
+      </w:r>
+    </w:p>
+    <w:p>
+      <w:pPr>
         <w:numPr>
           <w:ilvl w:val="0"/>
           <w:numId w:val="1"/>
         </w:numPr>
-        <w:rPr>
-          <w:rFonts w:asciiTheme="minorHAnsi" w:eastAsiaTheme="minorHAnsi"/>
-        </w:rPr>
-      </w:pPr>
-      <w:r>
-        <w:rPr>
-          <w:rFonts w:asciiTheme="minorHAnsi" w:eastAsiaTheme="minorHAnsi"/>
-          <w:b/>
-          <w:bCs/>
-        </w:rPr>
-        <w:t xml:space="preserve">깃허브 </w:t>
-      </w:r>
-      <w:r>
-        <w:rPr>
-          <w:rFonts w:asciiTheme="minorHAnsi" w:eastAsiaTheme="minorHAnsi"/>
-          <w:b/>
-          <w:bCs/>
-        </w:rPr>
-        <w:t>링크</w:t>
-      </w:r>
-      <w:r>
-        <w:rPr>
-          <w:rFonts w:asciiTheme="minorHAnsi" w:eastAsiaTheme="minorHAnsi"/>
-        </w:rPr>
-        <w:t xml:space="preserve">: </w:t>
-      </w:r>
-      <w:r>
-        <w:rPr>
-          <w:rFonts w:asciiTheme="minorHAnsi" w:eastAsiaTheme="minorHAnsi"/>
-        </w:rPr>
-        <w:t>https://github.com/jun9yu-527/BirdRaise</w:t>
-      </w:r>
-    </w:p>
-    <w:p>
-      <w:pPr>
-        <w:jc w:val="both"/>
+        <w:jc w:val="both"/>
+        <w:rPr>
+          <w:rFonts w:asciiTheme="minorHAnsi" w:eastAsiaTheme="minorHAnsi"/>
+        </w:rPr>
+      </w:pPr>
+      <w:r>
+        <w:rPr>
+          <w:rFonts w:asciiTheme="minorHAnsi" w:eastAsiaTheme="minorHAnsi"/>
+          <w:b/>
+          <w:bCs/>
+        </w:rPr>
+        <w:t>깃허브 링크</w:t>
+      </w:r>
+      <w:r>
+        <w:rPr>
+          <w:rFonts w:asciiTheme="minorHAnsi" w:eastAsiaTheme="minorHAnsi"/>
+        </w:rPr>
+        <w:t>: https://github.com/jun9yu-527/BirdRaise</w:t>
+      </w:r>
+    </w:p>
+    <w:p>
+      <w:pPr>
         <w:numPr>
           <w:ilvl w:val="0"/>
           <w:numId w:val="1"/>
         </w:numPr>
         <w:spacing w:line="192" w:lineRule="auto"/>
+        <w:jc w:val="both"/>
         <w:rPr>
           <w:rFonts w:asciiTheme="minorHAnsi" w:eastAsiaTheme="minorHAnsi"/>
         </w:rPr>
@@ -182,61 +126,32 @@
         <w:rPr>
           <w:rFonts w:asciiTheme="minorHAnsi" w:eastAsiaTheme="minorHAnsi"/>
         </w:rPr>
-        <w:t>:</w:t>
-      </w:r>
-      <w:r>
-        <w:rPr>
-          <w:rFonts w:asciiTheme="minorHAnsi" w:eastAsiaTheme="minorHAnsi"/>
-        </w:rPr>
-        <w:t xml:space="preserve"> </w:t>
-      </w:r>
-      <w:r>
-        <w:rPr>
-          <w:rFonts w:asciiTheme="minorHAnsi" w:eastAsiaTheme="minorHAnsi"/>
-        </w:rPr>
-        <w:fldChar w:fldCharType="begin"/>
-      </w:r>
-      <w:r>
-        <w:rPr>
-          <w:rFonts w:asciiTheme="minorHAnsi" w:eastAsiaTheme="minorHAnsi"/>
-        </w:rPr>
-        <w:instrText xml:space="preserve"> HYPERLINK "https://youtu.be/kth54e0aK2o?si=oDkM-n-wpBc93F0w" </w:instrText>
-      </w:r>
-      <w:r>
-        <w:rPr>
-          <w:rFonts w:asciiTheme="minorHAnsi" w:eastAsiaTheme="minorHAnsi"/>
-        </w:rPr>
-        <w:fldChar w:fldCharType="separate"/>
-      </w:r>
-      <w:r>
-        <w:rPr>
-          <w:rStyle w:val="afffa"/>
-          <w:rFonts w:asciiTheme="minorHAnsi" w:eastAsiaTheme="minorHAnsi"/>
-        </w:rPr>
-        <w:t>https://www.youtube.com/watch?v=R_kRyPf1t8g</w:t>
-      </w:r>
-      <w:r>
-        <w:rPr>
-          <w:rStyle w:val="afffa"/>
-          <w:rFonts w:asciiTheme="minorHAnsi" w:eastAsiaTheme="minorHAnsi"/>
-        </w:rPr>
-        <w:fldChar w:fldCharType="end"/>
-      </w:r>
-    </w:p>
-    <w:p>
-      <w:pPr>
-        <w:jc w:val="both"/>
+        <w:t xml:space="preserve">: </w:t>
+      </w:r>
+      <w:hyperlink r:id="rId5" w:history="1">
+        <w:r>
+          <w:rPr>
+            <w:rStyle w:val="aa"/>
+            <w:rFonts w:asciiTheme="minorHAnsi" w:eastAsiaTheme="minorHAnsi"/>
+          </w:rPr>
+          <w:t>https://www.youtube.com/watch?v=R_kRyPf1t8g</w:t>
+        </w:r>
+      </w:hyperlink>
+    </w:p>
+    <w:p>
+      <w:pPr>
         <w:spacing w:line="192" w:lineRule="auto"/>
-        <w:rPr>
-          <w:rFonts w:asciiTheme="minorHAnsi" w:eastAsiaTheme="minorHAnsi"/>
-        </w:rPr>
-      </w:pPr>
-      <w:r>
-        <w:rPr>
-          <w:rFonts w:asciiTheme="minorHAnsi" w:eastAsiaTheme="minorHAnsi"/>
-        </w:rPr>
-        <w:pict>
-          <v:rect id="1025" style="margin-left:0pt;margin-top:0pt;width:0pt;height:1.5pt;mso-position-horizontal-relative:column;mso-position-vertical-relative:line;z-index:0" o:hrpct="1000" o:hralign="center" o:hrstd="t" o:hrnoshade="f" o:hr="t" o:allowincell="t" filled="t" fillcolor="#a0a0a0" stroked="f"/>
+        <w:jc w:val="both"/>
+        <w:rPr>
+          <w:rFonts w:asciiTheme="minorHAnsi" w:eastAsiaTheme="minorHAnsi"/>
+        </w:rPr>
+      </w:pPr>
+      <w:r>
+        <w:rPr>
+          <w:rFonts w:asciiTheme="minorHAnsi" w:eastAsiaTheme="minorHAnsi"/>
+        </w:rPr>
+        <w:pict w14:anchorId="3B77E6FC">
+          <v:rect id="1025" o:spid="_x0000_i1025" style="width:0;height:1.5pt;mso-position-vertical-relative:line" o:hralign="center" o:hrstd="t" o:hr="t" fillcolor="#a0a0a0" stroked="f"/>
         </w:pict>
       </w:r>
     </w:p>
@@ -255,24 +170,16 @@
           <w:b/>
           <w:bCs/>
         </w:rPr>
-        <w:t>1</w:t>
-      </w:r>
-      <w:r>
-        <w:rPr>
-          <w:rFonts w:asciiTheme="minorHAnsi" w:eastAsiaTheme="minorHAnsi"/>
-          <w:b/>
-          <w:bCs/>
-        </w:rPr>
-        <w:t>. 프로젝트 개요</w:t>
-      </w:r>
-    </w:p>
-    <w:p>
-      <w:pPr>
-        <w:jc w:val="both"/>
+        <w:t>1. 프로젝트 개요</w:t>
+      </w:r>
+    </w:p>
+    <w:p>
+      <w:pPr>
         <w:numPr>
           <w:ilvl w:val="0"/>
           <w:numId w:val="2"/>
         </w:numPr>
+        <w:jc w:val="both"/>
         <w:rPr>
           <w:rFonts w:asciiTheme="minorHAnsi" w:eastAsiaTheme="minorHAnsi"/>
         </w:rPr>
@@ -294,11 +201,11 @@
     </w:p>
     <w:p>
       <w:pPr>
-        <w:jc w:val="both"/>
         <w:numPr>
           <w:ilvl w:val="0"/>
           <w:numId w:val="2"/>
         </w:numPr>
+        <w:jc w:val="both"/>
         <w:rPr>
           <w:rFonts w:asciiTheme="minorHAnsi" w:eastAsiaTheme="minorHAnsi"/>
         </w:rPr>
@@ -314,13 +221,13 @@
     </w:p>
     <w:p>
       <w:pPr>
-        <w:ind w:left="1434" w:hanging="357"/>
-        <w:jc w:val="both"/>
         <w:numPr>
           <w:ilvl w:val="1"/>
           <w:numId w:val="2"/>
         </w:numPr>
         <w:spacing w:after="120" w:line="192" w:lineRule="auto"/>
+        <w:ind w:left="1434" w:hanging="357"/>
+        <w:jc w:val="both"/>
         <w:rPr>
           <w:rFonts w:asciiTheme="minorHAnsi" w:eastAsiaTheme="minorHAnsi"/>
           <w:sz w:val="21"/>
@@ -343,26 +250,18 @@
           <w:sz w:val="21"/>
           <w:szCs w:val="22"/>
         </w:rPr>
-        <w:t xml:space="preserve"> </w:t>
-      </w:r>
-      <w:r>
-        <w:rPr>
-          <w:rFonts w:asciiTheme="minorHAnsi" w:eastAsiaTheme="minorHAnsi"/>
-          <w:sz w:val="21"/>
-          <w:szCs w:val="22"/>
-        </w:rPr>
-        <w:t>Microsoft Visual Studio 2022</w:t>
-      </w:r>
-    </w:p>
-    <w:p>
-      <w:pPr>
-        <w:ind w:left="1434" w:hanging="357"/>
-        <w:jc w:val="both"/>
+        <w:t xml:space="preserve"> Microsoft Visual Studio 2022</w:t>
+      </w:r>
+    </w:p>
+    <w:p>
+      <w:pPr>
         <w:numPr>
           <w:ilvl w:val="1"/>
           <w:numId w:val="2"/>
         </w:numPr>
         <w:spacing w:after="120" w:line="192" w:lineRule="auto"/>
+        <w:ind w:left="1434" w:hanging="357"/>
+        <w:jc w:val="both"/>
         <w:rPr>
           <w:rFonts w:asciiTheme="minorHAnsi" w:eastAsiaTheme="minorHAnsi"/>
           <w:sz w:val="21"/>
@@ -385,26 +284,18 @@
           <w:sz w:val="21"/>
           <w:szCs w:val="22"/>
         </w:rPr>
-        <w:t xml:space="preserve"> </w:t>
-      </w:r>
-      <w:r>
-        <w:rPr>
-          <w:rFonts w:asciiTheme="minorHAnsi" w:eastAsiaTheme="minorHAnsi"/>
-          <w:sz w:val="21"/>
-          <w:szCs w:val="22"/>
-        </w:rPr>
-        <w:t>C++17</w:t>
-      </w:r>
-    </w:p>
-    <w:p>
-      <w:pPr>
-        <w:ind w:left="1434" w:hanging="357"/>
-        <w:jc w:val="both"/>
+        <w:t xml:space="preserve"> C++17</w:t>
+      </w:r>
+    </w:p>
+    <w:p>
+      <w:pPr>
         <w:numPr>
           <w:ilvl w:val="1"/>
           <w:numId w:val="2"/>
         </w:numPr>
         <w:spacing w:after="120" w:line="192" w:lineRule="auto"/>
+        <w:ind w:left="1434" w:hanging="357"/>
+        <w:jc w:val="both"/>
         <w:rPr>
           <w:rFonts w:asciiTheme="minorHAnsi" w:eastAsiaTheme="minorHAnsi"/>
           <w:sz w:val="21"/>
@@ -432,13 +323,13 @@
     </w:p>
     <w:p>
       <w:pPr>
-        <w:ind w:left="1434" w:hanging="357"/>
-        <w:jc w:val="both"/>
         <w:numPr>
           <w:ilvl w:val="1"/>
           <w:numId w:val="2"/>
         </w:numPr>
         <w:spacing w:after="120" w:line="192" w:lineRule="auto"/>
+        <w:ind w:left="1434" w:hanging="357"/>
+        <w:jc w:val="both"/>
         <w:rPr>
           <w:rFonts w:asciiTheme="minorHAnsi" w:eastAsiaTheme="minorHAnsi"/>
           <w:sz w:val="21"/>
@@ -466,11 +357,11 @@
     </w:p>
     <w:p>
       <w:pPr>
-        <w:jc w:val="both"/>
         <w:numPr>
           <w:ilvl w:val="0"/>
           <w:numId w:val="2"/>
         </w:numPr>
+        <w:jc w:val="both"/>
         <w:rPr>
           <w:rFonts w:asciiTheme="minorHAnsi" w:eastAsiaTheme="minorHAnsi"/>
         </w:rPr>
@@ -486,7 +377,7 @@
     </w:p>
     <w:tbl>
       <w:tblPr>
-        <w:tblStyle w:val="afffb"/>
+        <w:tblStyle w:val="ab"/>
         <w:tblW w:w="9356" w:type="dxa"/>
         <w:tblInd w:w="-5" w:type="dxa"/>
         <w:tblLook w:val="04A0" w:firstRow="1" w:lastRow="0" w:firstColumn="1" w:lastColumn="0" w:noHBand="0" w:noVBand="1"/>
@@ -497,7 +388,7 @@
       </w:tblGrid>
       <w:tr>
         <w:trPr>
-          <w:trHeight w:val="491" w:hRule="atLeast"/>
+          <w:trHeight w:val="491"/>
         </w:trPr>
         <w:tc>
           <w:tcPr>
@@ -561,38 +452,14 @@
               <w:rPr>
                 <w:rFonts w:asciiTheme="minorHAnsi" w:eastAsiaTheme="minorHAnsi"/>
               </w:rPr>
-              <w:t xml:space="preserve">(캐릭터의 일생을 </w:t>
-            </w:r>
-            <w:r>
-              <w:rPr>
-                <w:rFonts w:asciiTheme="minorHAnsi" w:eastAsiaTheme="minorHAnsi"/>
-              </w:rPr>
-              <w:t>‘</w:t>
-            </w:r>
-            <w:r>
-              <w:rPr>
-                <w:rFonts w:asciiTheme="minorHAnsi" w:eastAsiaTheme="minorHAnsi"/>
-              </w:rPr>
-              <w:t>달리기</w:t>
-            </w:r>
-            <w:r>
-              <w:rPr>
-                <w:rFonts w:asciiTheme="minorHAnsi" w:eastAsiaTheme="minorHAnsi"/>
-              </w:rPr>
-              <w:t>’</w:t>
-            </w:r>
-            <w:r>
-              <w:rPr>
-                <w:rFonts w:asciiTheme="minorHAnsi" w:eastAsiaTheme="minorHAnsi"/>
-              </w:rPr>
-              <w:t xml:space="preserve"> 형식으로 표현한 게임)</w:t>
+              <w:t>(캐릭터의 일생을 ‘달리기’ 형식으로 표현한 게임)</w:t>
             </w:r>
           </w:p>
         </w:tc>
       </w:tr>
       <w:tr>
         <w:trPr>
-          <w:trHeight w:val="2598" w:hRule="atLeast"/>
+          <w:trHeight w:val="2598"/>
         </w:trPr>
         <w:tc>
           <w:tcPr>
@@ -611,7 +478,7 @@
                 <w:noProof/>
               </w:rPr>
               <w:drawing>
-                <wp:anchor distT="0" distB="0" distL="114300" distR="114300" behindDoc="1" locked="0" layoutInCell="1" simplePos="0" relativeHeight="251659264" allowOverlap="1" hidden="0">
+                <wp:anchor distT="0" distB="0" distL="114300" distR="114300" simplePos="0" relativeHeight="251659264" behindDoc="1" locked="0" layoutInCell="1" hidden="0" allowOverlap="1" wp14:anchorId="01E51CDB" wp14:editId="4D909FBA">
                   <wp:simplePos x="0" y="0"/>
                   <wp:positionH relativeFrom="column">
                     <wp:posOffset>431800</wp:posOffset>
@@ -622,17 +489,17 @@
                   <wp:extent cx="1423035" cy="2007235"/>
                   <wp:effectExtent l="0" t="0" r="0" b="0"/>
                   <wp:wrapTopAndBottom/>
-                  <wp:docPr id="1026" name="shape1026" hidden="0"/>
+                  <wp:docPr id="1026" name="shape1026"/>
                   <wp:cNvGraphicFramePr/>
                   <a:graphic xmlns:a="http://schemas.openxmlformats.org/drawingml/2006/main">
                     <a:graphicData uri="http://schemas.openxmlformats.org/drawingml/2006/picture">
                       <pic:pic xmlns:pic="http://schemas.openxmlformats.org/drawingml/2006/picture">
                         <pic:nvPicPr>
                           <pic:cNvPr id="0" name="이미지"/>
-                          <pic:cNvPicPr preferRelativeResize="1"/>
+                          <pic:cNvPicPr/>
                         </pic:nvPicPr>
                         <pic:blipFill>
-                          <a:blip r:embed="rId1">
+                          <a:blip r:embed="rId6">
                             <a:extLst>
                               <a:ext uri="{28A0092B-C50C-407E-A947-70E740481C1C}">
                                 <a14:useLocalDpi xmlns:a14="http://schemas.microsoft.com/office/drawing/2010/main" val="0"/>
@@ -649,7 +516,9 @@
                             <a:off x="0" y="0"/>
                             <a:ext cx="1423035" cy="2007235"/>
                           </a:xfrm>
-                          <a:prstGeom prst="rect"/>
+                          <a:prstGeom prst="rect">
+                            <a:avLst/>
+                          </a:prstGeom>
                           <a:noFill/>
                           <a:ln>
                             <a:noFill/>
@@ -680,7 +549,7 @@
                 <w:noProof/>
               </w:rPr>
               <w:drawing>
-                <wp:anchor distT="0" distB="0" distL="114300" distR="114300" behindDoc="0" locked="0" layoutInCell="1" simplePos="0" relativeHeight="251658240" allowOverlap="1" hidden="0">
+                <wp:anchor distT="0" distB="0" distL="114300" distR="114300" simplePos="0" relativeHeight="251658240" behindDoc="0" locked="0" layoutInCell="1" hidden="0" allowOverlap="1" wp14:anchorId="404C75D1" wp14:editId="5050BC33">
                   <wp:simplePos x="0" y="0"/>
                   <wp:positionH relativeFrom="column">
                     <wp:posOffset>63803</wp:posOffset>
@@ -691,17 +560,17 @@
                   <wp:extent cx="3131106" cy="1761992"/>
                   <wp:effectExtent l="0" t="0" r="0" b="0"/>
                   <wp:wrapSquare wrapText="bothSides"/>
-                  <wp:docPr id="1027" name="shape1027" hidden="0"/>
+                  <wp:docPr id="1027" name="shape1027"/>
                   <wp:cNvGraphicFramePr/>
                   <a:graphic xmlns:a="http://schemas.openxmlformats.org/drawingml/2006/main">
                     <a:graphicData uri="http://schemas.openxmlformats.org/drawingml/2006/picture">
                       <pic:pic xmlns:pic="http://schemas.openxmlformats.org/drawingml/2006/picture">
                         <pic:nvPicPr>
                           <pic:cNvPr id="0" name="이미지"/>
-                          <pic:cNvPicPr preferRelativeResize="1"/>
+                          <pic:cNvPicPr/>
                         </pic:nvPicPr>
                         <pic:blipFill>
-                          <a:blip r:embed="rId2">
+                          <a:blip r:embed="rId7">
                             <a:extLst>
                               <a:ext uri="{28A0092B-C50C-407E-A947-70E740481C1C}">
                                 <a14:useLocalDpi xmlns:a14="http://schemas.microsoft.com/office/drawing/2010/main" val="0"/>
@@ -718,7 +587,9 @@
                             <a:off x="0" y="0"/>
                             <a:ext cx="3131106" cy="1761992"/>
                           </a:xfrm>
-                          <a:prstGeom prst="rect"/>
+                          <a:prstGeom prst="rect">
+                            <a:avLst/>
+                          </a:prstGeom>
                           <a:noFill/>
                         </pic:spPr>
                       </pic:pic>
@@ -752,8 +623,9 @@
         <w:rPr>
           <w:rFonts w:asciiTheme="minorHAnsi" w:eastAsiaTheme="minorHAnsi"/>
         </w:rPr>
-        <w:pict>
-          <v:rect id="1028" style="margin-left:0pt;margin-top:0pt;width:0pt;height:1.5pt;mso-position-horizontal-relative:column;mso-position-vertical-relative:line;z-index:0" o:hrpct="1000" o:hralign="center" o:hrstd="t" o:hrnoshade="f" o:hr="t" o:allowincell="t" filled="t" fillcolor="#a0a0a0" stroked="f"/>
+        <w:lastRenderedPageBreak/>
+        <w:pict w14:anchorId="4450D23C">
+          <v:rect id="1028" o:spid="_x0000_i1026" style="width:0;height:1.5pt;mso-position-vertical-relative:line" o:hralign="center" o:hrstd="t" o:hr="t" fillcolor="#a0a0a0" stroked="f"/>
         </w:pict>
       </w:r>
       <w:r>
@@ -764,43 +636,25 @@
           <w:sz w:val="26"/>
           <w:szCs w:val="26"/>
         </w:rPr>
-        <w:t>2</w:t>
-      </w:r>
-      <w:r>
-        <w:rPr>
-          <w:rFonts w:asciiTheme="minorHAnsi" w:eastAsiaTheme="minorHAnsi"/>
-          <w:b/>
-          <w:bCs/>
-          <w:sz w:val="26"/>
-          <w:szCs w:val="26"/>
-        </w:rPr>
-        <w:t>. 개발 프로그램 설명</w:t>
-      </w:r>
-    </w:p>
-    <w:p>
-      <w:pPr>
-        <w:jc w:val="both"/>
-        <w:rPr>
-          <w:rFonts w:asciiTheme="minorHAnsi" w:eastAsiaTheme="minorHAnsi"/>
-          <w:b/>
-          <w:bCs/>
-        </w:rPr>
-      </w:pPr>
-      <w:r>
-        <w:rPr>
-          <w:rFonts w:asciiTheme="minorHAnsi" w:eastAsiaTheme="minorHAnsi"/>
-          <w:b/>
-          <w:bCs/>
-        </w:rPr>
-        <w:t>2</w:t>
-      </w:r>
-      <w:r>
-        <w:rPr>
-          <w:rFonts w:asciiTheme="minorHAnsi" w:eastAsiaTheme="minorHAnsi"/>
-          <w:b/>
-          <w:bCs/>
-        </w:rPr>
-        <w:t>.1 클래스 다이어그램 및 파일 구성</w:t>
+        <w:t>2. 개발 프로그램 설명</w:t>
+      </w:r>
+    </w:p>
+    <w:p>
+      <w:pPr>
+        <w:jc w:val="both"/>
+        <w:rPr>
+          <w:rFonts w:asciiTheme="minorHAnsi" w:eastAsiaTheme="minorHAnsi"/>
+          <w:b/>
+          <w:bCs/>
+        </w:rPr>
+      </w:pPr>
+      <w:r>
+        <w:rPr>
+          <w:rFonts w:asciiTheme="minorHAnsi" w:eastAsiaTheme="minorHAnsi"/>
+          <w:b/>
+          <w:bCs/>
+        </w:rPr>
+        <w:t>2.1 클래스 다이어그램 및 파일 구성</w:t>
       </w:r>
     </w:p>
     <w:p>
@@ -814,31 +668,7 @@
         <w:rPr>
           <w:rFonts w:asciiTheme="minorHAnsi" w:eastAsiaTheme="minorHAnsi"/>
         </w:rPr>
-        <w:t>-</w:t>
-      </w:r>
-      <w:r>
-        <w:rPr>
-          <w:rFonts w:asciiTheme="minorHAnsi" w:eastAsiaTheme="minorHAnsi"/>
-        </w:rPr>
-        <w:t xml:space="preserve">프로그램은 </w:t>
-      </w:r>
-      <w:r>
-        <w:rPr>
-          <w:rFonts w:asciiTheme="minorHAnsi" w:eastAsiaTheme="minorHAnsi"/>
-        </w:rPr>
-        <w:t>5</w:t>
-      </w:r>
-      <w:r>
-        <w:rPr>
-          <w:rFonts w:asciiTheme="minorHAnsi" w:eastAsiaTheme="minorHAnsi"/>
-        </w:rPr>
-        <w:t>개의 주요 클래스로 구성</w:t>
-      </w:r>
-      <w:r>
-        <w:rPr>
-          <w:rFonts w:asciiTheme="minorHAnsi" w:eastAsiaTheme="minorHAnsi"/>
-        </w:rPr>
-        <w:t>-</w:t>
+        <w:t>-프로그램은 5개의 주요 클래스로 구성-</w:t>
       </w:r>
     </w:p>
     <w:p>
@@ -858,7 +688,7 @@
           <w:szCs w:val="32"/>
         </w:rPr>
         <w:drawing>
-          <wp:anchor distT="0" distB="0" distL="114300" distR="114300" behindDoc="0" locked="0" layoutInCell="1" simplePos="0" relativeHeight="251667456" allowOverlap="1" hidden="0">
+          <wp:anchor distT="0" distB="0" distL="114300" distR="114300" simplePos="0" relativeHeight="251667456" behindDoc="0" locked="0" layoutInCell="1" hidden="0" allowOverlap="1" wp14:anchorId="6B9E1C3D" wp14:editId="2BAE4533">
             <wp:simplePos x="0" y="0"/>
             <wp:positionH relativeFrom="column">
               <wp:posOffset>0</wp:posOffset>
@@ -869,17 +699,17 @@
             <wp:extent cx="5946140" cy="2790825"/>
             <wp:effectExtent l="0" t="0" r="0" b="0"/>
             <wp:wrapSquare wrapText="bothSides"/>
-            <wp:docPr id="1029" name="shape1029" hidden="0"/>
+            <wp:docPr id="1029" name="shape1029"/>
             <wp:cNvGraphicFramePr/>
             <a:graphic xmlns:a="http://schemas.openxmlformats.org/drawingml/2006/main">
               <a:graphicData uri="http://schemas.openxmlformats.org/drawingml/2006/picture">
                 <pic:pic xmlns:pic="http://schemas.openxmlformats.org/drawingml/2006/picture">
                   <pic:nvPicPr>
                     <pic:cNvPr id="0" name="이미지"/>
-                    <pic:cNvPicPr preferRelativeResize="1"/>
+                    <pic:cNvPicPr/>
                   </pic:nvPicPr>
                   <pic:blipFill>
-                    <a:blip r:embed="rId3">
+                    <a:blip r:embed="rId8">
                       <a:extLst>
                         <a:ext uri="{28A0092B-C50C-407E-A947-70E740481C1C}">
                           <a14:useLocalDpi xmlns:a14="http://schemas.microsoft.com/office/drawing/2010/main" val="0"/>
@@ -896,7 +726,9 @@
                       <a:off x="0" y="0"/>
                       <a:ext cx="5946140" cy="2790825"/>
                     </a:xfrm>
-                    <a:prstGeom prst="rect"/>
+                    <a:prstGeom prst="rect">
+                      <a:avLst/>
+                    </a:prstGeom>
                     <a:noFill/>
                     <a:ln>
                       <a:noFill/>
@@ -911,50 +743,32 @@
     </w:p>
     <w:p>
       <w:pPr>
-        <w:pStyle w:val="af1"/>
-        <w:jc w:val="both"/>
+        <w:pStyle w:val="a9"/>
         <w:numPr>
           <w:ilvl w:val="0"/>
           <w:numId w:val="3"/>
         </w:numPr>
-        <w:rPr>
-          <w:rFonts w:asciiTheme="minorHAnsi" w:eastAsiaTheme="minorHAnsi"/>
-        </w:rPr>
-      </w:pPr>
-      <w:r>
-        <w:rPr>
-          <w:rFonts w:asciiTheme="minorHAnsi" w:eastAsiaTheme="minorHAnsi"/>
-          <w:b/>
-          <w:bCs/>
-        </w:rPr>
-        <w:t>GameEntity (</w:t>
-      </w:r>
-      <w:r>
-        <w:rPr>
-          <w:lang w:eastAsia="ko-KR"/>
-          <w:rFonts w:asciiTheme="minorHAnsi" w:eastAsiaTheme="minorHAnsi"/>
-          <w:b/>
-          <w:bCs/>
-          <w:rtl w:val="off"/>
-        </w:rPr>
-        <w:t>캐릭터</w:t>
-      </w:r>
-      <w:r>
-        <w:rPr>
-          <w:rFonts w:asciiTheme="minorHAnsi" w:eastAsiaTheme="minorHAnsi"/>
-          <w:b/>
-          <w:bCs/>
-        </w:rPr>
-        <w:t xml:space="preserve"> 객체 클래스)</w:t>
-      </w:r>
-    </w:p>
-    <w:p>
-      <w:pPr>
-        <w:jc w:val="both"/>
+        <w:jc w:val="both"/>
+        <w:rPr>
+          <w:rFonts w:asciiTheme="minorHAnsi" w:eastAsiaTheme="minorHAnsi"/>
+        </w:rPr>
+      </w:pPr>
+      <w:r>
+        <w:rPr>
+          <w:rFonts w:asciiTheme="minorHAnsi" w:eastAsiaTheme="minorHAnsi"/>
+          <w:b/>
+          <w:bCs/>
+        </w:rPr>
+        <w:t>GameEntity (캐릭터 객체 클래스)</w:t>
+      </w:r>
+    </w:p>
+    <w:p>
+      <w:pPr>
         <w:numPr>
           <w:ilvl w:val="1"/>
           <w:numId w:val="3"/>
         </w:numPr>
+        <w:jc w:val="both"/>
         <w:rPr>
           <w:rFonts w:asciiTheme="minorHAnsi" w:eastAsiaTheme="minorHAnsi"/>
         </w:rPr>
@@ -976,11 +790,11 @@
     </w:p>
     <w:p>
       <w:pPr>
-        <w:jc w:val="both"/>
         <w:numPr>
           <w:ilvl w:val="1"/>
           <w:numId w:val="3"/>
         </w:numPr>
+        <w:jc w:val="both"/>
         <w:rPr>
           <w:rFonts w:asciiTheme="minorHAnsi" w:eastAsiaTheme="minorHAnsi"/>
         </w:rPr>
@@ -1002,299 +816,160 @@
     </w:p>
     <w:p>
       <w:pPr>
+        <w:spacing w:line="180" w:lineRule="auto"/>
         <w:ind w:left="1440"/>
         <w:jc w:val="both"/>
+        <w:rPr>
+          <w:rFonts w:asciiTheme="minorHAnsi" w:eastAsiaTheme="minorHAnsi"/>
+        </w:rPr>
+      </w:pPr>
+      <w:r>
+        <w:rPr>
+          <w:rFonts w:asciiTheme="minorHAnsi" w:eastAsiaTheme="minorHAnsi"/>
+        </w:rPr>
+        <w:t>-행동에 따른 수치 변화를 적용하고 범위를 제한하는 update_stats</w:t>
+      </w:r>
+    </w:p>
+    <w:p>
+      <w:pPr>
         <w:spacing w:line="180" w:lineRule="auto"/>
-        <w:rPr>
-          <w:rFonts w:asciiTheme="minorHAnsi" w:eastAsiaTheme="minorHAnsi"/>
-        </w:rPr>
-      </w:pPr>
-      <w:r>
-        <w:rPr>
-          <w:rFonts w:asciiTheme="minorHAnsi" w:eastAsiaTheme="minorHAnsi"/>
-        </w:rPr>
-        <w:t>-</w:t>
-      </w:r>
-      <w:r>
-        <w:rPr>
-          <w:rFonts w:asciiTheme="minorHAnsi" w:eastAsiaTheme="minorHAnsi"/>
-        </w:rPr>
-        <w:t>행동에 따른 수치 변화를 적용하고 범위를 제한하는 update_stats</w:t>
-      </w:r>
-    </w:p>
-    <w:p>
-      <w:pPr>
         <w:ind w:left="1440"/>
         <w:jc w:val="both"/>
+        <w:rPr>
+          <w:rFonts w:asciiTheme="minorHAnsi" w:eastAsiaTheme="minorHAnsi"/>
+        </w:rPr>
+      </w:pPr>
+      <w:r>
+        <w:rPr>
+          <w:rFonts w:asciiTheme="minorHAnsi" w:eastAsiaTheme="minorHAnsi"/>
+        </w:rPr>
+        <w:t>-질병/반항/사망/도주 상태를 체크하는 check_status</w:t>
+      </w:r>
+    </w:p>
+    <w:p>
+      <w:pPr>
         <w:spacing w:line="180" w:lineRule="auto"/>
-        <w:rPr>
-          <w:rFonts w:asciiTheme="minorHAnsi" w:eastAsiaTheme="minorHAnsi"/>
-        </w:rPr>
-      </w:pPr>
-      <w:r>
-        <w:rPr>
-          <w:rFonts w:asciiTheme="minorHAnsi" w:eastAsiaTheme="minorHAnsi"/>
-        </w:rPr>
-        <w:t>-</w:t>
-      </w:r>
-      <w:r>
-        <w:rPr>
-          <w:rFonts w:asciiTheme="minorHAnsi" w:eastAsiaTheme="minorHAnsi"/>
-        </w:rPr>
-        <w:t>질병/반항/사망/도주 상태를 체크하는 check_status</w:t>
-      </w:r>
-    </w:p>
-    <w:p>
-      <w:pPr>
         <w:ind w:left="1440"/>
         <w:jc w:val="both"/>
+        <w:rPr>
+          <w:rFonts w:asciiTheme="minorHAnsi" w:eastAsiaTheme="minorHAnsi"/>
+        </w:rPr>
+      </w:pPr>
+      <w:r>
+        <w:rPr>
+          <w:rFonts w:asciiTheme="minorHAnsi" w:eastAsiaTheme="minorHAnsi"/>
+        </w:rPr>
+        <w:t>-실시간 평균 만족도를 계산하는 get_satisfaction</w:t>
+      </w:r>
+    </w:p>
+    <w:p>
+      <w:pPr>
         <w:spacing w:line="180" w:lineRule="auto"/>
-        <w:rPr>
-          <w:rFonts w:asciiTheme="minorHAnsi" w:eastAsiaTheme="minorHAnsi"/>
-        </w:rPr>
-      </w:pPr>
-      <w:r>
-        <w:rPr>
-          <w:rFonts w:asciiTheme="minorHAnsi" w:eastAsiaTheme="minorHAnsi"/>
-        </w:rPr>
-        <w:t>-</w:t>
-      </w:r>
-      <w:r>
-        <w:rPr>
-          <w:rFonts w:asciiTheme="minorHAnsi" w:eastAsiaTheme="minorHAnsi"/>
-        </w:rPr>
-        <w:t>실시간 평균 만족도를 계산하는 get_satisfaction</w:t>
-      </w:r>
-    </w:p>
-    <w:p>
-      <w:pPr>
         <w:ind w:left="1440"/>
         <w:jc w:val="both"/>
+        <w:rPr>
+          <w:rFonts w:asciiTheme="minorHAnsi" w:eastAsiaTheme="minorHAnsi"/>
+        </w:rPr>
+      </w:pPr>
+      <w:r>
+        <w:rPr>
+          <w:rFonts w:asciiTheme="minorHAnsi" w:eastAsiaTheme="minorHAnsi"/>
+        </w:rPr>
+        <w:t>-1주차 알 단계에서 모든 행동을 “방치하기”로 선택 시 abandonedEgg = true로 설정하여 화석 엔딩을 확인하는 recordEggAction(bool isIgnore)</w:t>
+      </w:r>
+    </w:p>
+    <w:p>
+      <w:pPr>
         <w:spacing w:line="180" w:lineRule="auto"/>
-        <w:rPr>
-          <w:rFonts w:asciiTheme="minorHAnsi" w:eastAsiaTheme="minorHAnsi"/>
-        </w:rPr>
-      </w:pPr>
-      <w:r>
-        <w:rPr>
-          <w:rFonts w:asciiTheme="minorHAnsi" w:eastAsiaTheme="minorHAnsi"/>
-        </w:rPr>
-        <w:t>-</w:t>
-      </w:r>
-      <w:r>
-        <w:rPr>
-          <w:rFonts w:asciiTheme="minorHAnsi" w:eastAsiaTheme="minorHAnsi"/>
-        </w:rPr>
-        <w:t xml:space="preserve">1주차 알 단계에서 </w:t>
-      </w:r>
-      <w:r>
-        <w:rPr>
-          <w:rFonts w:asciiTheme="minorHAnsi" w:eastAsiaTheme="minorHAnsi"/>
-        </w:rPr>
-        <w:t xml:space="preserve">모든 행동을 </w:t>
-      </w:r>
-      <w:r>
-        <w:rPr>
-          <w:rFonts w:asciiTheme="minorHAnsi" w:eastAsiaTheme="minorHAnsi"/>
-        </w:rPr>
-        <w:t>“방치하기”로 선택 시 abandonedEgg = true로 설정하여 화석 엔</w:t>
-      </w:r>
-      <w:r>
-        <w:rPr>
-          <w:rFonts w:asciiTheme="minorHAnsi" w:eastAsiaTheme="minorHAnsi"/>
-        </w:rPr>
-        <w:t>딩</w:t>
-      </w:r>
-      <w:r>
-        <w:rPr>
-          <w:lang w:eastAsia="ko-KR"/>
-          <w:rFonts w:asciiTheme="minorHAnsi" w:eastAsiaTheme="minorHAnsi"/>
-          <w:rtl w:val="off"/>
-        </w:rPr>
-        <w:t>을</w:t>
-      </w:r>
-      <w:r>
-        <w:rPr>
-          <w:rFonts w:asciiTheme="minorHAnsi" w:eastAsiaTheme="minorHAnsi"/>
-        </w:rPr>
-        <w:t xml:space="preserve"> 확인하는 </w:t>
-      </w:r>
-      <w:r>
-        <w:rPr>
-          <w:rFonts w:asciiTheme="minorHAnsi" w:eastAsiaTheme="minorHAnsi"/>
-        </w:rPr>
-        <w:t>recordEggAction(bool isIgnore)</w:t>
-      </w:r>
-    </w:p>
-    <w:p>
-      <w:pPr>
         <w:ind w:left="1440"/>
         <w:jc w:val="both"/>
-        <w:spacing w:line="180" w:lineRule="auto"/>
-        <w:rPr>
-          <w:rFonts w:asciiTheme="minorHAnsi" w:eastAsiaTheme="minorHAnsi"/>
-        </w:rPr>
-      </w:pPr>
-      <w:r>
-        <w:rPr>
-          <w:rFonts w:asciiTheme="minorHAnsi" w:eastAsiaTheme="minorHAnsi"/>
-        </w:rPr>
-        <w:t>-</w:t>
-      </w:r>
-      <w:r>
-        <w:rPr>
-          <w:rFonts w:asciiTheme="minorHAnsi" w:eastAsiaTheme="minorHAnsi"/>
-        </w:rPr>
-        <w:t xml:space="preserve">스트레스 50 이상 시 20% 확률로 반항 이벤트를 발동하여 스트레스 +10 </w:t>
-      </w:r>
-      <w:r>
-        <w:rPr>
-          <w:rFonts w:asciiTheme="minorHAnsi" w:eastAsiaTheme="minorHAnsi"/>
-        </w:rPr>
-        <w:t>패널티</w:t>
-      </w:r>
-      <w:r>
-        <w:rPr>
-          <w:lang w:eastAsia="ko-KR"/>
-          <w:rFonts w:asciiTheme="minorHAnsi" w:eastAsiaTheme="minorHAnsi"/>
-          <w:rtl w:val="off"/>
-        </w:rPr>
-        <w:t>를</w:t>
-      </w:r>
-      <w:r>
-        <w:rPr>
-          <w:rFonts w:asciiTheme="minorHAnsi" w:eastAsiaTheme="minorHAnsi"/>
-        </w:rPr>
-        <w:t xml:space="preserve"> 부여하는 </w:t>
-      </w:r>
-      <w:r>
-        <w:rPr>
-          <w:rFonts w:asciiTheme="minorHAnsi" w:eastAsiaTheme="minorHAnsi"/>
-        </w:rPr>
-        <w:t>is_rebellious()</w:t>
-      </w:r>
-    </w:p>
-    <w:p>
-      <w:pPr>
-        <w:jc w:val="both"/>
+        <w:rPr>
+          <w:rFonts w:asciiTheme="minorHAnsi" w:eastAsiaTheme="minorHAnsi"/>
+        </w:rPr>
+      </w:pPr>
+      <w:r>
+        <w:rPr>
+          <w:rFonts w:asciiTheme="minorHAnsi" w:eastAsiaTheme="minorHAnsi"/>
+        </w:rPr>
+        <w:t>-스트레스 50 이상 시 20% 확률로 반항 이벤트를 발동하여 스트레스 +10 패널티를 부여하는 is_rebellious()</w:t>
+      </w:r>
+    </w:p>
+    <w:p>
+      <w:pPr>
+        <w:ind w:left="1440"/>
+        <w:jc w:val="both"/>
+        <w:rPr>
+          <w:rFonts w:asciiTheme="minorHAnsi" w:eastAsiaTheme="minorHAnsi" w:hint="eastAsia"/>
+        </w:rPr>
+      </w:pPr>
+    </w:p>
+    <w:p>
+      <w:pPr>
         <w:numPr>
           <w:ilvl w:val="1"/>
           <w:numId w:val="3"/>
         </w:numPr>
-        <w:rPr>
-          <w:rFonts w:asciiTheme="minorHAnsi" w:eastAsiaTheme="minorHAnsi"/>
-        </w:rPr>
-      </w:pPr>
-      <w:r>
-        <w:rPr>
-          <w:rFonts w:asciiTheme="minorHAnsi" w:eastAsiaTheme="minorHAnsi"/>
-          <w:b/>
-          <w:bCs/>
-        </w:rPr>
+        <w:jc w:val="both"/>
+        <w:rPr>
+          <w:rFonts w:asciiTheme="minorHAnsi" w:eastAsiaTheme="minorHAnsi"/>
+        </w:rPr>
+      </w:pPr>
+      <w:r>
+        <w:rPr>
+          <w:rFonts w:asciiTheme="minorHAnsi" w:eastAsiaTheme="minorHAnsi"/>
+          <w:b/>
+          <w:bCs/>
+        </w:rPr>
+        <w:lastRenderedPageBreak/>
         <w:t>만족도 산출 공식</w:t>
       </w:r>
       <w:r>
         <w:rPr>
           <w:rFonts w:asciiTheme="minorHAnsi" w:eastAsiaTheme="minorHAnsi"/>
         </w:rPr>
-        <w:t xml:space="preserve">: (포만감 + 청결도 + 훈련도 + (100 </w:t>
-      </w:r>
-      <w:r>
-        <w:rPr>
-          <w:lang w:eastAsia="ko-KR"/>
-          <w:rFonts w:asciiTheme="minorHAnsi" w:eastAsiaTheme="minorHAnsi"/>
-          <w:rtl w:val="off"/>
-        </w:rPr>
-        <w:t>-</w:t>
-      </w:r>
-      <w:r>
-        <w:rPr>
-          <w:rFonts w:asciiTheme="minorHAnsi" w:eastAsiaTheme="minorHAnsi"/>
-        </w:rPr>
-        <w:t xml:space="preserve"> 스트레스)) ÷ 4. </w:t>
-      </w:r>
-      <w:r>
-        <w:rPr>
-          <w:lang w:eastAsia="ko-KR"/>
-          <w:rFonts w:asciiTheme="minorHAnsi" w:eastAsiaTheme="minorHAnsi"/>
-          <w:rtl w:val="off"/>
+        <w:t xml:space="preserve">: (포만감 + 청결도 + 훈련도 + (100 - 스트레스)) ÷ 4. </w:t>
+      </w:r>
+      <w:r>
+        <w:rPr>
+          <w:rFonts w:asciiTheme="minorHAnsi" w:eastAsiaTheme="minorHAnsi"/>
         </w:rPr>
         <w:tab/>
       </w:r>
       <w:r>
         <w:rPr>
-          <w:lang w:eastAsia="ko-KR"/>
-          <w:rFonts w:asciiTheme="minorHAnsi" w:eastAsiaTheme="minorHAnsi"/>
-          <w:rtl w:val="off"/>
+          <w:rFonts w:asciiTheme="minorHAnsi" w:eastAsiaTheme="minorHAnsi"/>
         </w:rPr>
         <w:tab/>
-      </w:r>
-      <w:r>
-        <w:rPr>
-          <w:rFonts w:asciiTheme="minorHAnsi" w:eastAsiaTheme="minorHAnsi"/>
-        </w:rPr>
-        <w:t>엔딩 분기의 핵심 지표로 매 턴 실시간 갱신되며 0~100 범위로</w:t>
-      </w:r>
-      <w:r>
-        <w:rPr>
-          <w:rFonts w:asciiTheme="minorHAnsi" w:eastAsiaTheme="minorHAnsi"/>
-        </w:rPr>
-        <w:t xml:space="preserve"> 클램프</w:t>
-      </w:r>
-    </w:p>
-    <w:p>
-      <w:pPr>
-        <w:jc w:val="both"/>
+        <w:t>엔딩 분기의 핵심 지표로 매 턴 실시간 갱신되며 0~100 범위로 클램프</w:t>
+      </w:r>
+    </w:p>
+    <w:p>
+      <w:pPr>
         <w:numPr>
           <w:ilvl w:val="0"/>
           <w:numId w:val="3"/>
         </w:numPr>
-        <w:rPr>
-          <w:rFonts w:asciiTheme="minorHAnsi" w:eastAsiaTheme="minorHAnsi"/>
-        </w:rPr>
-      </w:pPr>
-      <w:r>
-        <w:rPr>
-          <w:rFonts w:asciiTheme="minorHAnsi" w:eastAsiaTheme="minorHAnsi"/>
-          <w:b/>
-          <w:bCs/>
-        </w:rPr>
-        <w:t>Time</w:t>
-      </w:r>
-      <w:r>
-        <w:rPr>
-          <w:rFonts w:asciiTheme="minorHAnsi" w:eastAsiaTheme="minorHAnsi"/>
-          <w:b/>
-          <w:bCs/>
-        </w:rPr>
-        <w:t xml:space="preserve"> (게임</w:t>
-      </w:r>
-      <w:r>
-        <w:rPr>
-          <w:lang w:eastAsia="ko-KR"/>
-          <w:rFonts w:asciiTheme="minorHAnsi" w:eastAsiaTheme="minorHAnsi"/>
-          <w:b/>
-          <w:bCs/>
-          <w:rtl w:val="off"/>
-        </w:rPr>
-        <w:t xml:space="preserve"> 내 시간</w:t>
-      </w:r>
-      <w:r>
-        <w:rPr>
-          <w:rFonts w:asciiTheme="minorHAnsi" w:eastAsiaTheme="minorHAnsi"/>
-          <w:b/>
-          <w:bCs/>
-        </w:rPr>
-        <w:t xml:space="preserve"> 흐름 제어 클래스)</w:t>
-      </w:r>
-    </w:p>
-    <w:p>
-      <w:pPr>
-        <w:jc w:val="both"/>
+        <w:jc w:val="both"/>
+        <w:rPr>
+          <w:rFonts w:asciiTheme="minorHAnsi" w:eastAsiaTheme="minorHAnsi"/>
+        </w:rPr>
+      </w:pPr>
+      <w:r>
+        <w:rPr>
+          <w:rFonts w:asciiTheme="minorHAnsi" w:eastAsiaTheme="minorHAnsi"/>
+          <w:b/>
+          <w:bCs/>
+        </w:rPr>
+        <w:t>Time (게임 내 시간 흐름 제어 클래스)</w:t>
+      </w:r>
+    </w:p>
+    <w:p>
+      <w:pPr>
         <w:numPr>
           <w:ilvl w:val="1"/>
           <w:numId w:val="3"/>
         </w:numPr>
+        <w:jc w:val="both"/>
         <w:rPr>
           <w:rFonts w:asciiTheme="minorHAnsi" w:eastAsiaTheme="minorHAnsi"/>
         </w:rPr>
@@ -1311,66 +986,16 @@
         <w:rPr>
           <w:rFonts w:asciiTheme="minorHAnsi" w:eastAsiaTheme="minorHAnsi"/>
         </w:rPr>
-        <w:t>: 8주차까지의 시간 흐름</w:t>
-      </w:r>
-      <w:r>
-        <w:rPr>
-          <w:rFonts w:asciiTheme="minorHAnsi" w:eastAsiaTheme="minorHAnsi"/>
-        </w:rPr>
-        <w:t xml:space="preserve">을 기록, </w:t>
-      </w:r>
-      <w:r>
-        <w:rPr>
-          <w:lang w:eastAsia="ko-KR"/>
-          <w:rFonts w:asciiTheme="minorHAnsi" w:eastAsiaTheme="minorHAnsi"/>
-          <w:rtl w:val="off"/>
-        </w:rPr>
-        <w:t xml:space="preserve">현재 </w:t>
-      </w:r>
-      <w:r>
-        <w:rPr>
-          <w:rFonts w:asciiTheme="minorHAnsi" w:eastAsiaTheme="minorHAnsi"/>
-        </w:rPr>
-        <w:t>주차 내 남은 행동 횟수</w:t>
-      </w:r>
-      <w:r>
-        <w:rPr>
-          <w:rFonts w:asciiTheme="minorHAnsi" w:eastAsiaTheme="minorHAnsi"/>
-        </w:rPr>
-        <w:t xml:space="preserve"> 기록, </w:t>
-      </w:r>
-      <w:r>
-        <w:rPr>
-          <w:rFonts w:asciiTheme="minorHAnsi" w:eastAsiaTheme="minorHAnsi"/>
-        </w:rPr>
-        <w:t>마지막 성장</w:t>
-      </w:r>
-      <w:r>
-        <w:rPr>
-          <w:rFonts w:asciiTheme="minorHAnsi" w:eastAsiaTheme="minorHAnsi"/>
-        </w:rPr>
-        <w:t xml:space="preserve"> 처리 (</w:t>
-      </w:r>
-      <w:r>
-        <w:rPr>
-          <w:rFonts w:asciiTheme="minorHAnsi" w:eastAsiaTheme="minorHAnsi"/>
-        </w:rPr>
-        <w:t>중복 성장 방지에 사용</w:t>
-      </w:r>
-      <w:r>
-        <w:rPr>
-          <w:rFonts w:asciiTheme="minorHAnsi" w:eastAsiaTheme="minorHAnsi"/>
-        </w:rPr>
-        <w:t>)</w:t>
-      </w:r>
-    </w:p>
-    <w:p>
-      <w:pPr>
-        <w:jc w:val="both"/>
+        <w:t>: 8주차까지의 시간 흐름을 기록, 현재 주차 내 남은 행동 횟수 기록, 마지막 성장 처리 (중복 성장 방지에 사용)</w:t>
+      </w:r>
+    </w:p>
+    <w:p>
+      <w:pPr>
         <w:numPr>
           <w:ilvl w:val="1"/>
           <w:numId w:val="3"/>
         </w:numPr>
+        <w:jc w:val="both"/>
         <w:rPr>
           <w:rFonts w:asciiTheme="minorHAnsi" w:eastAsiaTheme="minorHAnsi"/>
         </w:rPr>
@@ -1392,167 +1017,91 @@
     </w:p>
     <w:p>
       <w:pPr>
+        <w:spacing w:line="180" w:lineRule="auto"/>
         <w:ind w:left="1440"/>
         <w:jc w:val="both"/>
+        <w:rPr>
+          <w:rFonts w:asciiTheme="minorHAnsi" w:eastAsiaTheme="minorHAnsi"/>
+        </w:rPr>
+      </w:pPr>
+      <w:r>
+        <w:rPr>
+          <w:rFonts w:asciiTheme="minorHAnsi" w:eastAsiaTheme="minorHAnsi"/>
+        </w:rPr>
+        <w:t>-전체 게임 루프를 관리하는 run_game_loop</w:t>
+      </w:r>
+    </w:p>
+    <w:p>
+      <w:pPr>
         <w:spacing w:line="180" w:lineRule="auto"/>
-        <w:rPr>
-          <w:rFonts w:asciiTheme="minorHAnsi" w:eastAsiaTheme="minorHAnsi"/>
-        </w:rPr>
-      </w:pPr>
-      <w:r>
-        <w:rPr>
-          <w:rFonts w:asciiTheme="minorHAnsi" w:eastAsiaTheme="minorHAnsi"/>
-        </w:rPr>
-        <w:t>-</w:t>
-      </w:r>
-      <w:r>
-        <w:rPr>
-          <w:rFonts w:asciiTheme="minorHAnsi" w:eastAsiaTheme="minorHAnsi"/>
-        </w:rPr>
-        <w:t>전체 게임 루프를 관리하는 run_game_loop</w:t>
-      </w:r>
-    </w:p>
-    <w:p>
-      <w:pPr>
         <w:ind w:left="1440"/>
         <w:jc w:val="both"/>
+        <w:rPr>
+          <w:rFonts w:asciiTheme="minorHAnsi" w:eastAsiaTheme="minorHAnsi"/>
+        </w:rPr>
+      </w:pPr>
+      <w:r>
+        <w:rPr>
+          <w:rFonts w:asciiTheme="minorHAnsi" w:eastAsiaTheme="minorHAnsi"/>
+        </w:rPr>
+        <w:t>-플레이어 선택에 따른 결과값 출력 및 스탯을 반영하는 process_action</w:t>
+      </w:r>
+    </w:p>
+    <w:p>
+      <w:pPr>
         <w:spacing w:line="180" w:lineRule="auto"/>
-        <w:rPr>
-          <w:rFonts w:asciiTheme="minorHAnsi" w:eastAsiaTheme="minorHAnsi"/>
-        </w:rPr>
-      </w:pPr>
-      <w:r>
-        <w:rPr>
-          <w:rFonts w:asciiTheme="minorHAnsi" w:eastAsiaTheme="minorHAnsi"/>
-        </w:rPr>
-        <w:t>-</w:t>
-      </w:r>
-      <w:r>
-        <w:rPr>
-          <w:rFonts w:asciiTheme="minorHAnsi" w:eastAsiaTheme="minorHAnsi"/>
-        </w:rPr>
-        <w:t>플레이어 선택에 따른 결과값 출력 및 스탯을 반영하는 process_action</w:t>
-      </w:r>
-    </w:p>
-    <w:p>
-      <w:pPr>
         <w:ind w:left="1440"/>
         <w:jc w:val="both"/>
+        <w:rPr>
+          <w:rFonts w:asciiTheme="minorHAnsi" w:eastAsiaTheme="minorHAnsi"/>
+        </w:rPr>
+      </w:pPr>
+      <w:r>
+        <w:rPr>
+          <w:rFonts w:asciiTheme="minorHAnsi" w:eastAsiaTheme="minorHAnsi"/>
+        </w:rPr>
+        <w:t>-행동 횟수 차감 및 시간/주차를 변경하는 next_turn</w:t>
+      </w:r>
+    </w:p>
+    <w:p>
+      <w:pPr>
         <w:spacing w:line="180" w:lineRule="auto"/>
-        <w:rPr>
-          <w:rFonts w:asciiTheme="minorHAnsi" w:eastAsiaTheme="minorHAnsi"/>
-        </w:rPr>
-      </w:pPr>
-      <w:r>
-        <w:rPr>
-          <w:rFonts w:asciiTheme="minorHAnsi" w:eastAsiaTheme="minorHAnsi"/>
-        </w:rPr>
-        <w:t>-</w:t>
-      </w:r>
-      <w:r>
-        <w:rPr>
-          <w:rFonts w:asciiTheme="minorHAnsi" w:eastAsiaTheme="minorHAnsi"/>
-        </w:rPr>
-        <w:t>행동 횟수 차감 및 시간/주차</w:t>
-      </w:r>
-      <w:r>
-        <w:rPr>
-          <w:lang w:eastAsia="ko-KR"/>
-          <w:rFonts w:asciiTheme="minorHAnsi" w:eastAsiaTheme="minorHAnsi"/>
-          <w:rtl w:val="off"/>
-        </w:rPr>
-        <w:t>를</w:t>
-      </w:r>
-      <w:r>
-        <w:rPr>
-          <w:rFonts w:asciiTheme="minorHAnsi" w:eastAsiaTheme="minorHAnsi"/>
-        </w:rPr>
-        <w:t xml:space="preserve"> 변경</w:t>
-      </w:r>
-      <w:r>
-        <w:rPr>
-          <w:lang w:eastAsia="ko-KR"/>
-          <w:rFonts w:asciiTheme="minorHAnsi" w:eastAsiaTheme="minorHAnsi"/>
-          <w:rtl w:val="off"/>
-        </w:rPr>
-        <w:t>하는</w:t>
-      </w:r>
-      <w:r>
-        <w:rPr>
-          <w:rFonts w:asciiTheme="minorHAnsi" w:eastAsiaTheme="minorHAnsi"/>
-        </w:rPr>
-        <w:t xml:space="preserve"> next_turn</w:t>
-      </w:r>
-    </w:p>
-    <w:p>
-      <w:pPr>
         <w:ind w:left="1440"/>
         <w:jc w:val="both"/>
+        <w:rPr>
+          <w:rFonts w:asciiTheme="minorHAnsi" w:eastAsiaTheme="minorHAnsi"/>
+        </w:rPr>
+      </w:pPr>
+      <w:r>
+        <w:rPr>
+          <w:rFonts w:asciiTheme="minorHAnsi" w:eastAsiaTheme="minorHAnsi"/>
+        </w:rPr>
+        <w:t>-추가로 매주 포만감 -10, 청결도 -5, 스트레스 +5를 자동 적용하는 apply_weekly_passive와, last_grown_week로 중복 성장을 방지하는 check_growth</w:t>
+      </w:r>
+    </w:p>
+    <w:p>
+      <w:pPr>
         <w:spacing w:line="180" w:lineRule="auto"/>
-        <w:rPr>
-          <w:rFonts w:asciiTheme="minorHAnsi" w:eastAsiaTheme="minorHAnsi"/>
-        </w:rPr>
-      </w:pPr>
-      <w:r>
-        <w:rPr>
-          <w:rFonts w:asciiTheme="minorHAnsi" w:eastAsiaTheme="minorHAnsi"/>
-        </w:rPr>
-        <w:t>-</w:t>
-      </w:r>
-      <w:r>
-        <w:rPr>
-          <w:rFonts w:asciiTheme="minorHAnsi" w:eastAsiaTheme="minorHAnsi"/>
-        </w:rPr>
-        <w:t xml:space="preserve">추가로 매주 포만감 -10, 청결도 -5, 스트레스 +5를 자동 </w:t>
-      </w:r>
-      <w:r>
-        <w:rPr>
-          <w:rFonts w:asciiTheme="minorHAnsi" w:eastAsiaTheme="minorHAnsi"/>
-        </w:rPr>
-        <w:t xml:space="preserve">적용하는 </w:t>
-      </w:r>
-      <w:r>
-        <w:rPr>
-          <w:rFonts w:asciiTheme="minorHAnsi" w:eastAsiaTheme="minorHAnsi"/>
-        </w:rPr>
-        <w:t>apply_weekly_passive와, last_grown_week로 중복 성장을 방지하는 check_growth</w:t>
-      </w:r>
-    </w:p>
-    <w:p>
-      <w:pPr>
         <w:ind w:left="1440"/>
         <w:jc w:val="both"/>
-        <w:spacing w:line="180" w:lineRule="auto"/>
-        <w:rPr>
-          <w:rFonts w:asciiTheme="minorHAnsi" w:eastAsiaTheme="minorHAnsi"/>
-        </w:rPr>
-      </w:pPr>
-      <w:r>
-        <w:rPr>
-          <w:rFonts w:asciiTheme="minorHAnsi" w:eastAsiaTheme="minorHAnsi"/>
-        </w:rPr>
-        <w:t>-</w:t>
-      </w:r>
-      <w:r>
-        <w:rPr>
-          <w:rFonts w:asciiTheme="minorHAnsi" w:eastAsiaTheme="minorHAnsi"/>
-        </w:rPr>
-        <w:t xml:space="preserve">알 단계(1주차)에서는 사망 판정을 수행하지 않는 예외 처리도 </w:t>
-      </w:r>
-      <w:r>
-        <w:rPr>
-          <w:rFonts w:asciiTheme="minorHAnsi" w:eastAsiaTheme="minorHAnsi"/>
-        </w:rPr>
-        <w:t>포함</w:t>
-      </w:r>
-    </w:p>
-    <w:p>
-      <w:pPr>
-        <w:jc w:val="both"/>
+        <w:rPr>
+          <w:rFonts w:asciiTheme="minorHAnsi" w:eastAsiaTheme="minorHAnsi"/>
+        </w:rPr>
+      </w:pPr>
+      <w:r>
+        <w:rPr>
+          <w:rFonts w:asciiTheme="minorHAnsi" w:eastAsiaTheme="minorHAnsi"/>
+        </w:rPr>
+        <w:t>-알 단계(1주차)에서는 사망 판정을 수행하지 않는 예외 처리도 포함</w:t>
+      </w:r>
+    </w:p>
+    <w:p>
+      <w:pPr>
         <w:numPr>
           <w:ilvl w:val="0"/>
           <w:numId w:val="3"/>
         </w:numPr>
+        <w:jc w:val="both"/>
         <w:rPr>
           <w:rFonts w:asciiTheme="minorHAnsi" w:eastAsiaTheme="minorHAnsi"/>
         </w:rPr>
@@ -1568,11 +1117,11 @@
     </w:p>
     <w:p>
       <w:pPr>
-        <w:jc w:val="both"/>
         <w:numPr>
           <w:ilvl w:val="1"/>
           <w:numId w:val="3"/>
         </w:numPr>
+        <w:jc w:val="both"/>
         <w:rPr>
           <w:rFonts w:asciiTheme="minorHAnsi" w:eastAsiaTheme="minorHAnsi"/>
         </w:rPr>
@@ -1589,28 +1138,16 @@
         <w:rPr>
           <w:rFonts w:asciiTheme="minorHAnsi" w:eastAsiaTheme="minorHAnsi"/>
         </w:rPr>
-        <w:t xml:space="preserve">: 성장 단계별 행동 </w:t>
-      </w:r>
-      <w:r>
-        <w:rPr>
-          <w:rFonts w:asciiTheme="minorHAnsi" w:eastAsiaTheme="minorHAnsi"/>
-        </w:rPr>
-        <w:t>메뉴</w:t>
-      </w:r>
-      <w:r>
-        <w:rPr>
-          <w:rFonts w:asciiTheme="minorHAnsi" w:eastAsiaTheme="minorHAnsi"/>
-        </w:rPr>
-        <w:t>, 선택지별 수치 변화값 테이블</w:t>
-      </w:r>
-    </w:p>
-    <w:p>
-      <w:pPr>
-        <w:jc w:val="both"/>
+        <w:t>: 성장 단계별 행동 메뉴, 선택지별 수치 변화값 테이블</w:t>
+      </w:r>
+    </w:p>
+    <w:p>
+      <w:pPr>
         <w:numPr>
           <w:ilvl w:val="1"/>
           <w:numId w:val="3"/>
         </w:numPr>
+        <w:jc w:val="both"/>
         <w:rPr>
           <w:rFonts w:asciiTheme="minorHAnsi" w:eastAsiaTheme="minorHAnsi"/>
         </w:rPr>
@@ -1632,129 +1169,75 @@
     </w:p>
     <w:p>
       <w:pPr>
+        <w:spacing w:line="180" w:lineRule="auto"/>
         <w:ind w:left="1440"/>
         <w:jc w:val="both"/>
+        <w:rPr>
+          <w:rFonts w:asciiTheme="minorHAnsi" w:eastAsiaTheme="minorHAnsi"/>
+        </w:rPr>
+      </w:pPr>
+      <w:r>
+        <w:rPr>
+          <w:rFonts w:asciiTheme="minorHAnsi" w:eastAsiaTheme="minorHAnsi"/>
+        </w:rPr>
+        <w:t>-현재 성장 단계에 맞는 메뉴를 반환하는 get_available_actions</w:t>
+      </w:r>
+    </w:p>
+    <w:p>
+      <w:pPr>
         <w:spacing w:line="180" w:lineRule="auto"/>
-        <w:rPr>
-          <w:rFonts w:asciiTheme="minorHAnsi" w:eastAsiaTheme="minorHAnsi"/>
-        </w:rPr>
-      </w:pPr>
-      <w:r>
-        <w:rPr>
-          <w:rFonts w:asciiTheme="minorHAnsi" w:eastAsiaTheme="minorHAnsi"/>
-        </w:rPr>
-        <w:t>-</w:t>
-      </w:r>
-      <w:r>
-        <w:rPr>
-          <w:rFonts w:asciiTheme="minorHAnsi" w:eastAsiaTheme="minorHAnsi"/>
-        </w:rPr>
-        <w:t>현재 성장 단계에 맞는 메뉴를 반환하는 get_available_actions</w:t>
-      </w:r>
-    </w:p>
-    <w:p>
-      <w:pPr>
         <w:ind w:left="1440"/>
         <w:jc w:val="both"/>
+        <w:rPr>
+          <w:rFonts w:asciiTheme="minorHAnsi" w:eastAsiaTheme="minorHAnsi"/>
+        </w:rPr>
+      </w:pPr>
+      <w:r>
+        <w:rPr>
+          <w:rFonts w:asciiTheme="minorHAnsi" w:eastAsiaTheme="minorHAnsi"/>
+        </w:rPr>
+        <w:t>-훈련이나 먹이 급여 시 확률적으로 발생하는 아이템 효과를 처리하는 try_get_item (40% 확률로 견과류를 비롯한 아이템 획득 후 set&lt;string&gt; 인벤토리에 저장)</w:t>
+      </w:r>
+    </w:p>
+    <w:p>
+      <w:pPr>
         <w:spacing w:line="180" w:lineRule="auto"/>
-        <w:rPr>
-          <w:rFonts w:asciiTheme="minorHAnsi" w:eastAsiaTheme="minorHAnsi"/>
-        </w:rPr>
-      </w:pPr>
-      <w:r>
-        <w:rPr>
-          <w:rFonts w:asciiTheme="minorHAnsi" w:eastAsiaTheme="minorHAnsi"/>
-        </w:rPr>
-        <w:t>-</w:t>
-      </w:r>
-      <w:r>
-        <w:rPr>
-          <w:rFonts w:asciiTheme="minorHAnsi" w:eastAsiaTheme="minorHAnsi"/>
-        </w:rPr>
-        <w:t>훈련이나 먹이 급여 시 확률적으로 발생하는 아이템 효과를 처리하는 try_get_item</w:t>
-      </w:r>
-      <w:r>
-        <w:rPr>
-          <w:rFonts w:asciiTheme="minorHAnsi" w:eastAsiaTheme="minorHAnsi"/>
-        </w:rPr>
-        <w:t xml:space="preserve"> </w:t>
-      </w:r>
-      <w:r>
-        <w:rPr>
-          <w:rFonts w:asciiTheme="minorHAnsi" w:eastAsiaTheme="minorHAnsi"/>
-        </w:rPr>
-        <w:t>(40% 확률로 견과류를 비롯한 아이템 획득 후 set&lt;string&gt;</w:t>
-      </w:r>
-      <w:r>
-        <w:rPr>
-          <w:rFonts w:asciiTheme="minorHAnsi" w:eastAsiaTheme="minorHAnsi"/>
-        </w:rPr>
-        <w:t xml:space="preserve"> </w:t>
-      </w:r>
-      <w:r>
-        <w:rPr>
-          <w:rFonts w:asciiTheme="minorHAnsi" w:eastAsiaTheme="minorHAnsi"/>
-        </w:rPr>
-        <w:t>인벤토리에 저장)</w:t>
-      </w:r>
-    </w:p>
-    <w:p>
-      <w:pPr>
         <w:ind w:left="1440"/>
         <w:jc w:val="both"/>
+        <w:rPr>
+          <w:rFonts w:asciiTheme="minorHAnsi" w:eastAsiaTheme="minorHAnsi"/>
+        </w:rPr>
+      </w:pPr>
+      <w:r>
+        <w:rPr>
+          <w:rFonts w:asciiTheme="minorHAnsi" w:eastAsiaTheme="minorHAnsi"/>
+        </w:rPr>
+        <w:t>-아이템 보유 여부에 따라 먹이 선택지를 동적으로 필터링하는 get_sub_actions 포함</w:t>
+      </w:r>
+    </w:p>
+    <w:p>
+      <w:pPr>
         <w:spacing w:line="180" w:lineRule="auto"/>
-        <w:rPr>
-          <w:rFonts w:asciiTheme="minorHAnsi" w:eastAsiaTheme="minorHAnsi"/>
-        </w:rPr>
-      </w:pPr>
-      <w:r>
-        <w:rPr>
-          <w:rFonts w:asciiTheme="minorHAnsi" w:eastAsiaTheme="minorHAnsi"/>
-        </w:rPr>
-        <w:t>-</w:t>
-      </w:r>
-      <w:r>
-        <w:rPr>
-          <w:rFonts w:asciiTheme="minorHAnsi" w:eastAsiaTheme="minorHAnsi"/>
-        </w:rPr>
-        <w:t>아이템 보유 여부에 따라 먹이 선택지를 동적으로 필터링하는 get_sub_actions 포함</w:t>
-      </w:r>
-    </w:p>
-    <w:p>
-      <w:pPr>
         <w:ind w:left="1440"/>
         <w:jc w:val="both"/>
-        <w:spacing w:line="180" w:lineRule="auto"/>
-        <w:rPr>
-          <w:rFonts w:asciiTheme="minorHAnsi" w:eastAsiaTheme="minorHAnsi"/>
-        </w:rPr>
-      </w:pPr>
-      <w:r>
-        <w:rPr>
-          <w:rFonts w:asciiTheme="minorHAnsi" w:eastAsiaTheme="minorHAnsi"/>
-        </w:rPr>
-        <w:t>-</w:t>
-      </w:r>
-      <w:r>
-        <w:rPr>
-          <w:rFonts w:asciiTheme="minorHAnsi" w:eastAsiaTheme="minorHAnsi"/>
-        </w:rPr>
-        <w:t>유아기의 “놀아주기”에서는 “산책하기” 선택지가 자동 제외되는 단계별 예외 처리</w:t>
-      </w:r>
-      <w:r>
-        <w:rPr>
-          <w:rFonts w:asciiTheme="minorHAnsi" w:eastAsiaTheme="minorHAnsi"/>
-        </w:rPr>
-        <w:t xml:space="preserve"> 적용</w:t>
-      </w:r>
-    </w:p>
-    <w:p>
-      <w:pPr>
-        <w:jc w:val="both"/>
+        <w:rPr>
+          <w:rFonts w:asciiTheme="minorHAnsi" w:eastAsiaTheme="minorHAnsi"/>
+        </w:rPr>
+      </w:pPr>
+      <w:r>
+        <w:rPr>
+          <w:rFonts w:asciiTheme="minorHAnsi" w:eastAsiaTheme="minorHAnsi"/>
+        </w:rPr>
+        <w:t>-유아기의 “놀아주기”에서는 “산책하기” 선택지가 자동 제외되는 단계별 예외 처리 적용</w:t>
+      </w:r>
+    </w:p>
+    <w:p>
+      <w:pPr>
         <w:numPr>
           <w:ilvl w:val="0"/>
           <w:numId w:val="3"/>
         </w:numPr>
+        <w:jc w:val="both"/>
         <w:rPr>
           <w:rFonts w:asciiTheme="minorHAnsi" w:eastAsiaTheme="minorHAnsi"/>
         </w:rPr>
@@ -1770,11 +1253,11 @@
     </w:p>
     <w:p>
       <w:pPr>
-        <w:jc w:val="both"/>
         <w:numPr>
           <w:ilvl w:val="1"/>
           <w:numId w:val="3"/>
         </w:numPr>
+        <w:jc w:val="both"/>
         <w:rPr>
           <w:rFonts w:asciiTheme="minorHAnsi" w:eastAsiaTheme="minorHAnsi"/>
         </w:rPr>
@@ -1796,167 +1279,124 @@
     </w:p>
     <w:p>
       <w:pPr>
+        <w:spacing w:line="180" w:lineRule="auto"/>
         <w:ind w:left="1440"/>
         <w:jc w:val="both"/>
+        <w:rPr>
+          <w:rFonts w:asciiTheme="minorHAnsi" w:eastAsiaTheme="minorHAnsi"/>
+        </w:rPr>
+      </w:pPr>
+      <w:r>
+        <w:rPr>
+          <w:rFonts w:asciiTheme="minorHAnsi" w:eastAsiaTheme="minorHAnsi"/>
+        </w:rPr>
+        <w:t>-현재 주차와 상태 정보를 상시 노출하는 display_status</w:t>
+      </w:r>
+    </w:p>
+    <w:p>
+      <w:pPr>
         <w:spacing w:line="180" w:lineRule="auto"/>
-        <w:rPr>
-          <w:rFonts w:asciiTheme="minorHAnsi" w:eastAsiaTheme="minorHAnsi"/>
-        </w:rPr>
-      </w:pPr>
-      <w:r>
-        <w:rPr>
-          <w:rFonts w:asciiTheme="minorHAnsi" w:eastAsiaTheme="minorHAnsi"/>
-        </w:rPr>
-        <w:t>-</w:t>
-      </w:r>
-      <w:r>
-        <w:rPr>
-          <w:rFonts w:asciiTheme="minorHAnsi" w:eastAsiaTheme="minorHAnsi"/>
-        </w:rPr>
-        <w:t>현재 주차와 상태 정보를 상시 노출하는 display_status</w:t>
-      </w:r>
-    </w:p>
-    <w:p>
-      <w:pPr>
         <w:ind w:left="1440"/>
         <w:jc w:val="both"/>
+        <w:rPr>
+          <w:rFonts w:asciiTheme="minorHAnsi" w:eastAsiaTheme="minorHAnsi"/>
+        </w:rPr>
+      </w:pPr>
+      <w:r>
+        <w:rPr>
+          <w:rFonts w:asciiTheme="minorHAnsi" w:eastAsiaTheme="minorHAnsi"/>
+        </w:rPr>
+        <w:t>-단계별 외형 변화를 아스키 아트로 출력하는 draw_bird</w:t>
+      </w:r>
+    </w:p>
+    <w:p>
+      <w:pPr>
         <w:spacing w:line="180" w:lineRule="auto"/>
-        <w:rPr>
-          <w:rFonts w:asciiTheme="minorHAnsi" w:eastAsiaTheme="minorHAnsi"/>
-        </w:rPr>
-      </w:pPr>
-      <w:r>
-        <w:rPr>
-          <w:rFonts w:asciiTheme="minorHAnsi" w:eastAsiaTheme="minorHAnsi"/>
-        </w:rPr>
-        <w:t>-</w:t>
-      </w:r>
-      <w:r>
-        <w:rPr>
-          <w:rFonts w:asciiTheme="minorHAnsi" w:eastAsiaTheme="minorHAnsi"/>
-        </w:rPr>
-        <w:t>단계별 외형 변화를 아스키 아트로 출력하는 draw_bird</w:t>
-      </w:r>
-    </w:p>
-    <w:p>
-      <w:pPr>
         <w:ind w:left="1440"/>
         <w:jc w:val="both"/>
-        <w:spacing w:line="180" w:lineRule="auto"/>
-        <w:rPr>
-          <w:lang w:eastAsia="ko-KR"/>
-          <w:rFonts w:asciiTheme="minorHAnsi" w:eastAsiaTheme="minorHAnsi"/>
-          <w:rtl w:val="off"/>
-        </w:rPr>
-      </w:pPr>
-      <w:r>
-        <w:rPr>
-          <w:rFonts w:asciiTheme="minorHAnsi" w:eastAsiaTheme="minorHAnsi"/>
-        </w:rPr>
-        <w:t>-</w:t>
-      </w:r>
-      <w:r>
-        <w:rPr>
-          <w:rFonts w:asciiTheme="minorHAnsi" w:eastAsiaTheme="minorHAnsi"/>
-        </w:rPr>
-        <w:t>조건에 따른 엔딩을 묘사하고 출력하는 show_ending</w:t>
-      </w:r>
-    </w:p>
-    <w:p>
-      <w:pPr>
-        <w:ind w:left="1440"/>
-        <w:jc w:val="both"/>
-        <w:spacing w:line="180" w:lineRule="auto"/>
-        <w:rPr>
-          <w:lang w:eastAsia="ko-KR"/>
-          <w:rFonts w:asciiTheme="minorHAnsi" w:eastAsiaTheme="minorHAnsi"/>
-          <w:rtl w:val="off"/>
-        </w:rPr>
-      </w:pPr>
-    </w:p>
-    <w:p>
-      <w:pPr>
-        <w:ind w:left="1440"/>
-        <w:jc w:val="both"/>
-        <w:spacing w:line="180" w:lineRule="auto"/>
-        <w:rPr>
-          <w:rFonts w:asciiTheme="minorHAnsi" w:eastAsiaTheme="minorHAnsi"/>
-        </w:rPr>
-      </w:pPr>
-    </w:p>
-    <w:p>
-      <w:pPr>
-        <w:jc w:val="both"/>
+        <w:rPr>
+          <w:rFonts w:asciiTheme="minorHAnsi" w:eastAsiaTheme="minorHAnsi" w:hint="eastAsia"/>
+        </w:rPr>
+      </w:pPr>
+      <w:r>
+        <w:rPr>
+          <w:rFonts w:asciiTheme="minorHAnsi" w:eastAsiaTheme="minorHAnsi"/>
+        </w:rPr>
+        <w:t xml:space="preserve">-조건에 따른 엔딩을 묘사하고 출력하는 </w:t>
+      </w:r>
+      <w:proofErr w:type="spellStart"/>
+      <w:r>
+        <w:rPr>
+          <w:rFonts w:asciiTheme="minorHAnsi" w:eastAsiaTheme="minorHAnsi"/>
+        </w:rPr>
+        <w:t>show_ending</w:t>
+      </w:r>
+      <w:proofErr w:type="spellEnd"/>
+    </w:p>
+    <w:p>
+      <w:pPr>
         <w:numPr>
           <w:ilvl w:val="0"/>
           <w:numId w:val="3"/>
         </w:numPr>
-        <w:rPr>
-          <w:rFonts w:asciiTheme="minorHAnsi" w:eastAsiaTheme="minorHAnsi"/>
-        </w:rPr>
-      </w:pPr>
-      <w:r>
-        <w:rPr>
-          <w:rFonts w:asciiTheme="minorHAnsi" w:eastAsiaTheme="minorHAnsi"/>
-          <w:b/>
-          <w:bCs/>
-        </w:rPr>
-        <w:t>GameManager (게임 통합 관리 클래스)</w:t>
-      </w:r>
-    </w:p>
-    <w:p>
-      <w:pPr>
-        <w:jc w:val="both"/>
+        <w:jc w:val="both"/>
+        <w:rPr>
+          <w:rFonts w:asciiTheme="minorHAnsi" w:eastAsiaTheme="minorHAnsi"/>
+        </w:rPr>
+      </w:pPr>
+      <w:proofErr w:type="spellStart"/>
+      <w:r>
+        <w:rPr>
+          <w:rFonts w:asciiTheme="minorHAnsi" w:eastAsiaTheme="minorHAnsi"/>
+          <w:b/>
+          <w:bCs/>
+        </w:rPr>
+        <w:lastRenderedPageBreak/>
+        <w:t>GameManager</w:t>
+      </w:r>
+      <w:proofErr w:type="spellEnd"/>
+      <w:r>
+        <w:rPr>
+          <w:rFonts w:asciiTheme="minorHAnsi" w:eastAsiaTheme="minorHAnsi"/>
+          <w:b/>
+          <w:bCs/>
+        </w:rPr>
+        <w:t xml:space="preserve"> (게임 통합 관리 클래스)</w:t>
+      </w:r>
+    </w:p>
+    <w:p>
+      <w:pPr>
         <w:numPr>
           <w:ilvl w:val="1"/>
           <w:numId w:val="3"/>
         </w:numPr>
-        <w:rPr>
-          <w:rFonts w:asciiTheme="minorHAnsi" w:eastAsiaTheme="minorHAnsi"/>
-        </w:rPr>
-      </w:pPr>
-      <w:r>
-        <w:rPr>
-          <w:rFonts w:asciiTheme="minorHAnsi" w:eastAsiaTheme="minorHAnsi"/>
-          <w:b/>
-          <w:bCs/>
-        </w:rPr>
-        <w:t xml:space="preserve">주요 </w:t>
-      </w:r>
-      <w:r>
-        <w:rPr>
-          <w:rFonts w:asciiTheme="minorHAnsi" w:eastAsiaTheme="minorHAnsi"/>
-          <w:b/>
-          <w:bCs/>
-        </w:rPr>
-        <w:t>속성</w:t>
-      </w:r>
-      <w:r>
-        <w:rPr>
-          <w:rFonts w:asciiTheme="minorHAnsi" w:eastAsiaTheme="minorHAnsi"/>
-        </w:rPr>
-        <w:t xml:space="preserve">: GameEntity, GameEngine, ActionManager, UIRenderer </w:t>
-      </w:r>
-      <w:r>
-        <w:rPr>
-          <w:rFonts w:asciiTheme="minorHAnsi" w:eastAsiaTheme="minorHAnsi"/>
-        </w:rPr>
-        <w:t xml:space="preserve">각 클래스의 </w:t>
-      </w:r>
-      <w:r>
-        <w:rPr>
-          <w:rFonts w:asciiTheme="minorHAnsi" w:eastAsiaTheme="minorHAnsi"/>
-        </w:rPr>
-        <w:t>객체</w:t>
-      </w:r>
-    </w:p>
-    <w:p>
-      <w:pPr>
-        <w:jc w:val="both"/>
+        <w:jc w:val="both"/>
+        <w:rPr>
+          <w:rFonts w:asciiTheme="minorHAnsi" w:eastAsiaTheme="minorHAnsi"/>
+        </w:rPr>
+      </w:pPr>
+      <w:r>
+        <w:rPr>
+          <w:rFonts w:asciiTheme="minorHAnsi" w:eastAsiaTheme="minorHAnsi"/>
+          <w:b/>
+          <w:bCs/>
+        </w:rPr>
+        <w:t>주요 속성</w:t>
+      </w:r>
+      <w:r>
+        <w:rPr>
+          <w:rFonts w:asciiTheme="minorHAnsi" w:eastAsiaTheme="minorHAnsi"/>
+        </w:rPr>
+        <w:t>: GameEntity, GameEngine, ActionManager, UIRenderer 각 클래스의 객체</w:t>
+      </w:r>
+    </w:p>
+    <w:p>
+      <w:pPr>
         <w:numPr>
           <w:ilvl w:val="1"/>
           <w:numId w:val="3"/>
         </w:numPr>
+        <w:jc w:val="both"/>
         <w:rPr>
           <w:rFonts w:asciiTheme="minorHAnsi" w:eastAsiaTheme="minorHAnsi"/>
         </w:rPr>
@@ -1978,194 +1418,311 @@
     </w:p>
     <w:p>
       <w:pPr>
+        <w:spacing w:line="180" w:lineRule="auto"/>
         <w:ind w:left="1440"/>
         <w:jc w:val="both"/>
+        <w:rPr>
+          <w:rFonts w:asciiTheme="minorHAnsi" w:eastAsiaTheme="minorHAnsi"/>
+        </w:rPr>
+      </w:pPr>
+      <w:r>
+        <w:rPr>
+          <w:rFonts w:asciiTheme="minorHAnsi" w:eastAsiaTheme="minorHAnsi"/>
+        </w:rPr>
+        <w:t>-시작 스토리 출력 및 캐릭터 이름 설정 등 게임 초기화 로직을 수행하는 initializeGame</w:t>
+      </w:r>
+    </w:p>
+    <w:p>
+      <w:pPr>
         <w:spacing w:line="180" w:lineRule="auto"/>
-        <w:rPr>
-          <w:rFonts w:asciiTheme="minorHAnsi" w:eastAsiaTheme="minorHAnsi"/>
-        </w:rPr>
-      </w:pPr>
-      <w:r>
-        <w:rPr>
-          <w:rFonts w:asciiTheme="minorHAnsi" w:eastAsiaTheme="minorHAnsi"/>
-        </w:rPr>
-        <w:t>-</w:t>
-      </w:r>
-      <w:r>
-        <w:rPr>
-          <w:rFonts w:asciiTheme="minorHAnsi" w:eastAsiaTheme="minorHAnsi"/>
-        </w:rPr>
-        <w:t xml:space="preserve">시작 스토리 </w:t>
-      </w:r>
-      <w:r>
-        <w:rPr>
-          <w:lang w:eastAsia="ko-KR"/>
-          <w:rFonts w:asciiTheme="minorHAnsi" w:eastAsiaTheme="minorHAnsi"/>
-          <w:rtl w:val="off"/>
-        </w:rPr>
-        <w:t xml:space="preserve">출력 </w:t>
-      </w:r>
-      <w:r>
-        <w:rPr>
-          <w:rFonts w:asciiTheme="minorHAnsi" w:eastAsiaTheme="minorHAnsi"/>
-        </w:rPr>
-        <w:t xml:space="preserve">및 </w:t>
-      </w:r>
-      <w:r>
-        <w:rPr>
-          <w:lang w:eastAsia="ko-KR"/>
-          <w:rFonts w:asciiTheme="minorHAnsi" w:eastAsiaTheme="minorHAnsi"/>
-          <w:rtl w:val="off"/>
-        </w:rPr>
-        <w:t xml:space="preserve">캐릭터 </w:t>
-      </w:r>
-      <w:r>
-        <w:rPr>
-          <w:rFonts w:asciiTheme="minorHAnsi" w:eastAsiaTheme="minorHAnsi"/>
-        </w:rPr>
-        <w:t>이름 설정 등 게임 초기화 로직을 수행하는 initializeGame</w:t>
-      </w:r>
-    </w:p>
-    <w:p>
-      <w:pPr>
         <w:ind w:left="1440"/>
         <w:jc w:val="both"/>
+        <w:rPr>
+          <w:rFonts w:asciiTheme="minorHAnsi" w:eastAsiaTheme="minorHAnsi"/>
+        </w:rPr>
+      </w:pPr>
+      <w:r>
+        <w:rPr>
+          <w:rFonts w:asciiTheme="minorHAnsi" w:eastAsiaTheme="minorHAnsi"/>
+        </w:rPr>
+        <w:t>-게임 전체 루프를 실행하고 종료 처리를 관리하는 run.calcStageInt() / calcStageName()은 현재 주차를 기반으로 성장 단계를 계산하여 GrowthStage getter 없이 주차 값만으로 단계를 판별</w:t>
+      </w:r>
+    </w:p>
+    <w:p>
+      <w:pPr>
         <w:spacing w:line="180" w:lineRule="auto"/>
-        <w:rPr>
-          <w:rFonts w:asciiTheme="minorHAnsi" w:eastAsiaTheme="minorHAnsi"/>
-        </w:rPr>
-      </w:pPr>
-      <w:r>
-        <w:rPr>
-          <w:rFonts w:asciiTheme="minorHAnsi" w:eastAsiaTheme="minorHAnsi"/>
-        </w:rPr>
-        <w:t>-</w:t>
-      </w:r>
-      <w:r>
-        <w:rPr>
-          <w:rFonts w:asciiTheme="minorHAnsi" w:eastAsiaTheme="minorHAnsi"/>
-        </w:rPr>
-        <w:t>게임 전체 루프를 실행하고 종료 처리를 관리하는 run.calcStageInt() / calcStageName()은 현재 주차를 기반으로 성장 단계를 계산하여 GrowthStage getter 없이 주차 값만으로 단계를 판별</w:t>
-      </w:r>
-    </w:p>
-    <w:p>
-      <w:pPr>
         <w:ind w:left="1440"/>
         <w:jc w:val="both"/>
+        <w:rPr>
+          <w:rFonts w:asciiTheme="minorHAnsi" w:eastAsiaTheme="minorHAnsi"/>
+        </w:rPr>
+      </w:pPr>
+      <w:r>
+        <w:rPr>
+          <w:rFonts w:asciiTheme="minorHAnsi" w:eastAsiaTheme="minorHAnsi"/>
+        </w:rPr>
+        <w:t>-processTurn()은 UI 출력 → 메인 행동 선택 → 서브 행동 선택 → 수치 반영 → 반항 체크 → 아이템 처리 → 결과 출력의 순서로 진행</w:t>
+      </w:r>
+    </w:p>
+    <w:p>
+      <w:pPr>
         <w:spacing w:line="180" w:lineRule="auto"/>
-        <w:rPr>
-          <w:rFonts w:asciiTheme="minorHAnsi" w:eastAsiaTheme="minorHAnsi"/>
-        </w:rPr>
-      </w:pPr>
-      <w:r>
-        <w:rPr>
-          <w:rFonts w:asciiTheme="minorHAnsi" w:eastAsiaTheme="minorHAnsi"/>
-        </w:rPr>
-        <w:t>-</w:t>
-      </w:r>
-      <w:r>
-        <w:rPr>
-          <w:rFonts w:asciiTheme="minorHAnsi" w:eastAsiaTheme="minorHAnsi"/>
-        </w:rPr>
-        <w:t>processTurn()은 UI 출력 → 메인 행동 선택 → 서브 행동 선택 → 수치 반영 → 반항 체크 → 아이템 처리 → 결과 출력의 순서로 진행</w:t>
-      </w:r>
-    </w:p>
-    <w:p>
-      <w:pPr>
         <w:ind w:left="1440"/>
         <w:jc w:val="both"/>
+        <w:rPr>
+          <w:rFonts w:asciiTheme="minorHAnsi" w:eastAsiaTheme="minorHAnsi"/>
+        </w:rPr>
+      </w:pPr>
+    </w:p>
+    <w:p>
+      <w:pPr>
         <w:spacing w:line="180" w:lineRule="auto"/>
-        <w:rPr>
-          <w:rFonts w:asciiTheme="minorHAnsi" w:eastAsiaTheme="minorHAnsi"/>
-        </w:rPr>
-      </w:pPr>
-    </w:p>
-    <w:p>
-      <w:pPr>
         <w:ind w:left="1440"/>
         <w:jc w:val="both"/>
+        <w:rPr>
+          <w:rFonts w:asciiTheme="minorHAnsi" w:eastAsiaTheme="minorHAnsi"/>
+        </w:rPr>
+      </w:pPr>
+    </w:p>
+    <w:p>
+      <w:pPr>
+        <w:jc w:val="both"/>
+        <w:rPr>
+          <w:rFonts w:asciiTheme="minorHAnsi" w:eastAsiaTheme="minorHAnsi"/>
+          <w:b/>
+          <w:bCs/>
+        </w:rPr>
+      </w:pPr>
+      <w:r>
+        <w:rPr>
+          <w:rFonts w:asciiTheme="minorHAnsi" w:eastAsiaTheme="minorHAnsi"/>
+          <w:b/>
+          <w:bCs/>
+        </w:rPr>
+        <w:t>2.２ 프로젝트 디렉토리 구조</w:t>
+      </w:r>
+    </w:p>
+    <w:p>
+      <w:pPr>
         <w:spacing w:line="180" w:lineRule="auto"/>
-        <w:rPr>
-          <w:rFonts w:asciiTheme="minorHAnsi" w:eastAsiaTheme="minorHAnsi"/>
-        </w:rPr>
-      </w:pPr>
-    </w:p>
-    <w:p>
-      <w:pPr>
-        <w:jc w:val="both"/>
-        <w:rPr>
-          <w:rFonts w:asciiTheme="minorHAnsi" w:eastAsiaTheme="minorHAnsi"/>
-          <w:b/>
-          <w:bCs/>
-        </w:rPr>
-      </w:pPr>
-      <w:r>
-        <w:rPr>
-          <w:rFonts w:asciiTheme="minorHAnsi" w:eastAsiaTheme="minorHAnsi"/>
-          <w:b/>
-          <w:bCs/>
-        </w:rPr>
-        <w:t>2</w:t>
-      </w:r>
-      <w:r>
-        <w:rPr>
-          <w:rFonts w:asciiTheme="minorHAnsi" w:eastAsiaTheme="minorHAnsi"/>
-          <w:b/>
-          <w:bCs/>
-        </w:rPr>
-        <w:t>.</w:t>
-      </w:r>
-      <w:r>
-        <w:rPr>
-          <w:rFonts w:asciiTheme="minorHAnsi" w:eastAsiaTheme="minorHAnsi"/>
-          <w:b/>
-          <w:bCs/>
-        </w:rPr>
-        <w:t>２</w:t>
-      </w:r>
-      <w:r>
-        <w:rPr>
-          <w:rFonts w:asciiTheme="minorHAnsi" w:eastAsiaTheme="minorHAnsi"/>
-          <w:b/>
-          <w:bCs/>
-        </w:rPr>
-        <w:t xml:space="preserve"> 프로젝트 디렉토리 구조</w:t>
-      </w:r>
-    </w:p>
-    <w:p>
-      <w:pPr>
-        <w:jc w:val="both"/>
+        <w:jc w:val="both"/>
+        <w:rPr>
+          <w:rFonts w:asciiTheme="minorHAnsi" w:eastAsiaTheme="minorHAnsi"/>
+          <w:b/>
+          <w:bCs/>
+        </w:rPr>
+      </w:pPr>
+      <w:r>
+        <w:rPr>
+          <w:rFonts w:asciiTheme="minorHAnsi" w:eastAsiaTheme="minorHAnsi"/>
+          <w:b/>
+          <w:bCs/>
+        </w:rPr>
+        <w:t>BirdRaise/</w:t>
+      </w:r>
+    </w:p>
+    <w:p>
+      <w:pPr>
         <w:spacing w:line="180" w:lineRule="auto"/>
-        <w:rPr>
-          <w:rFonts w:asciiTheme="minorHAnsi" w:eastAsiaTheme="minorHAnsi"/>
-          <w:b/>
-          <w:bCs/>
-        </w:rPr>
-      </w:pPr>
-      <w:r>
-        <w:rPr>
-          <w:rFonts w:asciiTheme="minorHAnsi" w:eastAsiaTheme="minorHAnsi"/>
-          <w:b/>
-          <w:bCs/>
-        </w:rPr>
-        <w:t>BirdRaise/</w:t>
-      </w:r>
-    </w:p>
-    <w:p>
-      <w:pPr>
-        <w:jc w:val="both"/>
+        <w:jc w:val="both"/>
+        <w:rPr>
+          <w:rFonts w:asciiTheme="minorHAnsi" w:eastAsiaTheme="minorHAnsi"/>
+          <w:b/>
+          <w:bCs/>
+        </w:rPr>
+      </w:pPr>
+      <w:r>
+        <w:rPr>
+          <w:rFonts w:asciiTheme="minorHAnsi" w:eastAsiaTheme="minorHAnsi"/>
+          <w:b/>
+          <w:bCs/>
+        </w:rPr>
+        <w:t>├── src/</w:t>
+      </w:r>
+    </w:p>
+    <w:p>
+      <w:pPr>
         <w:spacing w:line="180" w:lineRule="auto"/>
-        <w:rPr>
-          <w:rFonts w:asciiTheme="minorHAnsi" w:eastAsiaTheme="minorHAnsi"/>
-          <w:b/>
-          <w:bCs/>
-        </w:rPr>
-      </w:pPr>
-      <w:r>
-        <w:rPr>
-          <w:rFonts w:asciiTheme="minorHAnsi" w:eastAsiaTheme="minorHAnsi"/>
-          <w:b/>
-          <w:bCs/>
+        <w:jc w:val="both"/>
+        <w:rPr>
+          <w:rFonts w:asciiTheme="minorHAnsi" w:eastAsiaTheme="minorHAnsi"/>
+          <w:b/>
+          <w:bCs/>
+        </w:rPr>
+      </w:pPr>
+      <w:r>
+        <w:rPr>
+          <w:rFonts w:asciiTheme="minorHAnsi" w:eastAsiaTheme="minorHAnsi"/>
+          <w:b/>
+          <w:bCs/>
+        </w:rPr>
+        <w:t>│   ├── Main.cpp            # 진입점, 콘솔 UTF-8 인코딩 설정</w:t>
+      </w:r>
+    </w:p>
+    <w:p>
+      <w:pPr>
+        <w:spacing w:line="180" w:lineRule="auto"/>
+        <w:jc w:val="both"/>
+        <w:rPr>
+          <w:rFonts w:asciiTheme="minorHAnsi" w:eastAsiaTheme="minorHAnsi"/>
+          <w:b/>
+          <w:bCs/>
+        </w:rPr>
+      </w:pPr>
+      <w:r>
+        <w:rPr>
+          <w:rFonts w:asciiTheme="minorHAnsi" w:eastAsiaTheme="minorHAnsi"/>
+          <w:b/>
+          <w:bCs/>
+        </w:rPr>
+        <w:t>│   ├── GameManager.cpp   # 게임 전체 흐름 관리 (턴 진행, 행동 선택, 엔딩)</w:t>
+      </w:r>
+    </w:p>
+    <w:p>
+      <w:pPr>
+        <w:spacing w:line="180" w:lineRule="auto"/>
+        <w:jc w:val="both"/>
+        <w:rPr>
+          <w:rFonts w:asciiTheme="minorHAnsi" w:eastAsiaTheme="minorHAnsi"/>
+          <w:b/>
+          <w:bCs/>
+        </w:rPr>
+      </w:pPr>
+      <w:r>
+        <w:rPr>
+          <w:rFonts w:asciiTheme="minorHAnsi" w:eastAsiaTheme="minorHAnsi"/>
+          <w:b/>
+          <w:bCs/>
+        </w:rPr>
+        <w:t>│   ├── GameEntity.cpp      # 새 객체 상태 관리 (수치, 성장 단계, 생존 여부)</w:t>
+      </w:r>
+    </w:p>
+    <w:p>
+      <w:pPr>
+        <w:spacing w:line="180" w:lineRule="auto"/>
+        <w:jc w:val="both"/>
+        <w:rPr>
+          <w:rFonts w:asciiTheme="minorHAnsi" w:eastAsiaTheme="minorHAnsi"/>
+          <w:b/>
+          <w:bCs/>
+        </w:rPr>
+      </w:pPr>
+      <w:r>
+        <w:rPr>
+          <w:rFonts w:asciiTheme="minorHAnsi" w:eastAsiaTheme="minorHAnsi"/>
+          <w:b/>
+          <w:bCs/>
+        </w:rPr>
+        <w:t>│   ├── ActionManager.cpp  # 행동 목록, 세부 선택지, 아이템/인벤토리 처리</w:t>
+      </w:r>
+    </w:p>
+    <w:p>
+      <w:pPr>
+        <w:spacing w:line="180" w:lineRule="auto"/>
+        <w:jc w:val="both"/>
+        <w:rPr>
+          <w:rFonts w:asciiTheme="minorHAnsi" w:eastAsiaTheme="minorHAnsi"/>
+          <w:b/>
+          <w:bCs/>
+        </w:rPr>
+      </w:pPr>
+      <w:r>
+        <w:rPr>
+          <w:rFonts w:asciiTheme="minorHAnsi" w:eastAsiaTheme="minorHAnsi"/>
+          <w:b/>
+          <w:bCs/>
+        </w:rPr>
+        <w:t>│   ├── Time.cpp            # 주차 및 행동 횟수 관리, 성장 단계 전환</w:t>
+      </w:r>
+    </w:p>
+    <w:p>
+      <w:pPr>
+        <w:spacing w:line="180" w:lineRule="auto"/>
+        <w:jc w:val="both"/>
+        <w:rPr>
+          <w:rFonts w:asciiTheme="minorHAnsi" w:eastAsiaTheme="minorHAnsi"/>
+          <w:b/>
+          <w:bCs/>
+        </w:rPr>
+      </w:pPr>
+      <w:r>
+        <w:rPr>
+          <w:rFonts w:asciiTheme="minorHAnsi" w:eastAsiaTheme="minorHAnsi"/>
+          <w:b/>
+          <w:bCs/>
+        </w:rPr>
+        <w:t>│   └── UIRenderer.cpp      # 콘솔 화면 출력 (게이지, 아스키 아트)</w:t>
+      </w:r>
+    </w:p>
+    <w:p>
+      <w:pPr>
+        <w:spacing w:line="180" w:lineRule="auto"/>
+        <w:jc w:val="both"/>
+      </w:pPr>
+      <w:r>
+        <w:rPr>
+          <w:rFonts w:asciiTheme="minorHAnsi" w:eastAsiaTheme="minorHAnsi"/>
+          <w:b/>
+          <w:bCs/>
+        </w:rPr>
+        <w:t>└── include/</w:t>
+      </w:r>
+    </w:p>
+    <w:p>
+      <w:pPr>
+        <w:spacing w:line="180" w:lineRule="auto"/>
+        <w:ind w:left="440"/>
+        <w:jc w:val="both"/>
+        <w:rPr>
+          <w:rFonts w:asciiTheme="minorHAnsi" w:eastAsiaTheme="minorHAnsi"/>
+          <w:b/>
+          <w:bCs/>
+        </w:rPr>
+      </w:pPr>
+      <w:r>
+        <w:rPr>
+          <w:rFonts w:asciiTheme="minorHAnsi" w:eastAsiaTheme="minorHAnsi"/>
+          <w:b/>
+          <w:bCs/>
+        </w:rPr>
+        <w:t>├── GameManager.h</w:t>
+      </w:r>
+    </w:p>
+    <w:p>
+      <w:pPr>
+        <w:spacing w:line="180" w:lineRule="auto"/>
+        <w:ind w:left="440"/>
+        <w:jc w:val="both"/>
+        <w:rPr>
+          <w:rFonts w:asciiTheme="minorHAnsi" w:eastAsiaTheme="minorHAnsi"/>
+          <w:b/>
+          <w:bCs/>
+        </w:rPr>
+      </w:pPr>
+      <w:r>
+        <w:rPr>
+          <w:rFonts w:asciiTheme="minorHAnsi" w:eastAsiaTheme="minorHAnsi"/>
+          <w:b/>
+          <w:bCs/>
+        </w:rPr>
+        <w:t>├── GameEntity.h</w:t>
+      </w:r>
+    </w:p>
+    <w:p>
+      <w:pPr>
+        <w:spacing w:line="180" w:lineRule="auto"/>
+        <w:ind w:firstLine="436"/>
+        <w:jc w:val="both"/>
+        <w:rPr>
+          <w:rFonts w:asciiTheme="minorHAnsi" w:eastAsiaTheme="minorHAnsi"/>
+          <w:b/>
+          <w:bCs/>
+        </w:rPr>
+      </w:pPr>
+      <w:r>
+        <w:rPr>
+          <w:rFonts w:ascii="맑은 고딕" w:eastAsia="맑은 고딕" w:hAnsi="맑은 고딕" w:cs="맑은 고딕"/>
+          <w:b/>
         </w:rPr>
         <w:t>├──</w:t>
       </w:r>
@@ -2175,500 +1732,85 @@
           <w:b/>
           <w:bCs/>
         </w:rPr>
-        <w:t xml:space="preserve"> src/</w:t>
-      </w:r>
-    </w:p>
-    <w:p>
-      <w:pPr>
-        <w:jc w:val="both"/>
+        <w:t xml:space="preserve"> ActionManager.h</w:t>
+      </w:r>
+    </w:p>
+    <w:p>
+      <w:pPr>
         <w:spacing w:line="180" w:lineRule="auto"/>
-        <w:rPr>
-          <w:rFonts w:asciiTheme="minorHAnsi" w:eastAsiaTheme="minorHAnsi"/>
-          <w:b/>
-          <w:bCs/>
-        </w:rPr>
-      </w:pPr>
-      <w:r>
-        <w:rPr>
-          <w:rFonts w:asciiTheme="minorHAnsi" w:eastAsiaTheme="minorHAnsi"/>
-          <w:b/>
-          <w:bCs/>
-        </w:rPr>
-        <w:t>│</w:t>
-      </w:r>
-      <w:r>
-        <w:rPr>
-          <w:rFonts w:asciiTheme="minorHAnsi" w:eastAsiaTheme="minorHAnsi"/>
-          <w:b/>
-          <w:bCs/>
-        </w:rPr>
-        <w:t xml:space="preserve">   ├── Main.cpp           </w:t>
-      </w:r>
-      <w:r>
-        <w:rPr>
-          <w:rFonts w:asciiTheme="minorHAnsi" w:eastAsiaTheme="minorHAnsi"/>
-          <w:b/>
-          <w:bCs/>
-        </w:rPr>
-        <w:t xml:space="preserve"> </w:t>
-      </w:r>
-      <w:r>
-        <w:rPr>
-          <w:rFonts w:asciiTheme="minorHAnsi" w:eastAsiaTheme="minorHAnsi"/>
-          <w:b/>
-          <w:bCs/>
-        </w:rPr>
-        <w:t># 진입점, 콘솔 UTF-8 인코딩 설정</w:t>
-      </w:r>
-    </w:p>
-    <w:p>
-      <w:pPr>
-        <w:jc w:val="both"/>
+        <w:ind w:firstLine="436"/>
+        <w:jc w:val="both"/>
+        <w:rPr>
+          <w:rFonts w:asciiTheme="minorHAnsi" w:eastAsiaTheme="minorHAnsi"/>
+          <w:b/>
+          <w:bCs/>
+        </w:rPr>
+      </w:pPr>
+      <w:r>
+        <w:rPr>
+          <w:rFonts w:asciiTheme="minorHAnsi" w:eastAsiaTheme="minorHAnsi"/>
+          <w:b/>
+          <w:bCs/>
+        </w:rPr>
+        <w:t>├── Time.h</w:t>
+      </w:r>
+    </w:p>
+    <w:p>
+      <w:pPr>
         <w:spacing w:line="180" w:lineRule="auto"/>
-        <w:rPr>
-          <w:rFonts w:asciiTheme="minorHAnsi" w:eastAsiaTheme="minorHAnsi"/>
-          <w:b/>
-          <w:bCs/>
-        </w:rPr>
-      </w:pPr>
-      <w:r>
-        <w:rPr>
-          <w:rFonts w:asciiTheme="minorHAnsi" w:eastAsiaTheme="minorHAnsi"/>
-          <w:b/>
-          <w:bCs/>
-        </w:rPr>
-        <w:t>│</w:t>
-      </w:r>
-      <w:r>
-        <w:rPr>
-          <w:rFonts w:asciiTheme="minorHAnsi" w:eastAsiaTheme="minorHAnsi"/>
-          <w:b/>
-          <w:bCs/>
-        </w:rPr>
-        <w:t xml:space="preserve">   ├── GameManager.cpp   # 게임 전체 흐름 관리 (턴 진행, 행동 선택, 엔딩)</w:t>
-      </w:r>
-    </w:p>
-    <w:p>
-      <w:pPr>
-        <w:jc w:val="both"/>
-        <w:spacing w:line="180" w:lineRule="auto"/>
-        <w:rPr>
-          <w:rFonts w:asciiTheme="minorHAnsi" w:eastAsiaTheme="minorHAnsi"/>
-          <w:b/>
-          <w:bCs/>
-        </w:rPr>
-      </w:pPr>
-      <w:r>
-        <w:rPr>
-          <w:rFonts w:asciiTheme="minorHAnsi" w:eastAsiaTheme="minorHAnsi"/>
-          <w:b/>
-          <w:bCs/>
-        </w:rPr>
-        <w:t>│</w:t>
-      </w:r>
-      <w:r>
-        <w:rPr>
-          <w:rFonts w:asciiTheme="minorHAnsi" w:eastAsiaTheme="minorHAnsi"/>
-          <w:b/>
-          <w:bCs/>
-        </w:rPr>
-        <w:t xml:space="preserve">   ├── GameEntity.cpp     </w:t>
-      </w:r>
-      <w:r>
-        <w:rPr>
-          <w:rFonts w:asciiTheme="minorHAnsi" w:eastAsiaTheme="minorHAnsi"/>
-          <w:b/>
-          <w:bCs/>
-        </w:rPr>
-        <w:t xml:space="preserve"> </w:t>
-      </w:r>
-      <w:r>
-        <w:rPr>
-          <w:rFonts w:asciiTheme="minorHAnsi" w:eastAsiaTheme="minorHAnsi"/>
-          <w:b/>
-          <w:bCs/>
-        </w:rPr>
-        <w:t># 새 객체 상태 관리 (수치, 성장 단계, 생존 여부)</w:t>
-      </w:r>
-    </w:p>
-    <w:p>
-      <w:pPr>
-        <w:jc w:val="both"/>
-        <w:spacing w:line="180" w:lineRule="auto"/>
-        <w:rPr>
-          <w:rFonts w:asciiTheme="minorHAnsi" w:eastAsiaTheme="minorHAnsi"/>
-          <w:b/>
-          <w:bCs/>
-        </w:rPr>
-      </w:pPr>
-      <w:r>
-        <w:rPr>
-          <w:rFonts w:asciiTheme="minorHAnsi" w:eastAsiaTheme="minorHAnsi"/>
-          <w:b/>
-          <w:bCs/>
-        </w:rPr>
-        <w:t>│</w:t>
-      </w:r>
-      <w:r>
-        <w:rPr>
-          <w:rFonts w:asciiTheme="minorHAnsi" w:eastAsiaTheme="minorHAnsi"/>
-          <w:b/>
-          <w:bCs/>
-        </w:rPr>
-        <w:t xml:space="preserve">   ├── ActionManager.cpp  # 행동 목록, 세부 선택지, 아이템/인벤토리 처리</w:t>
-      </w:r>
-    </w:p>
-    <w:p>
-      <w:pPr>
-        <w:jc w:val="both"/>
-        <w:spacing w:line="180" w:lineRule="auto"/>
-        <w:rPr>
-          <w:rFonts w:asciiTheme="minorHAnsi" w:eastAsiaTheme="minorHAnsi"/>
-          <w:b/>
-          <w:bCs/>
-        </w:rPr>
-      </w:pPr>
-      <w:r>
-        <w:rPr>
-          <w:rFonts w:asciiTheme="minorHAnsi" w:eastAsiaTheme="minorHAnsi"/>
-          <w:b/>
-          <w:bCs/>
-        </w:rPr>
-        <w:t>│</w:t>
-      </w:r>
-      <w:r>
-        <w:rPr>
-          <w:rFonts w:asciiTheme="minorHAnsi" w:eastAsiaTheme="minorHAnsi"/>
-          <w:b/>
-          <w:bCs/>
-        </w:rPr>
-        <w:t xml:space="preserve">   ├── Time.cpp           </w:t>
-      </w:r>
-      <w:r>
-        <w:rPr>
-          <w:rFonts w:asciiTheme="minorHAnsi" w:eastAsiaTheme="minorHAnsi"/>
-          <w:b/>
-          <w:bCs/>
-        </w:rPr>
-        <w:t xml:space="preserve"> </w:t>
-      </w:r>
-      <w:r>
-        <w:rPr>
-          <w:rFonts w:asciiTheme="minorHAnsi" w:eastAsiaTheme="minorHAnsi"/>
-          <w:b/>
-          <w:bCs/>
-        </w:rPr>
-        <w:t># 주차 및 행동 횟수 관리, 성장 단계 전환</w:t>
-      </w:r>
-    </w:p>
-    <w:p>
-      <w:pPr>
-        <w:jc w:val="both"/>
-        <w:spacing w:line="180" w:lineRule="auto"/>
-        <w:rPr>
-          <w:rFonts w:asciiTheme="minorHAnsi" w:eastAsiaTheme="minorHAnsi"/>
-          <w:b/>
-          <w:bCs/>
-        </w:rPr>
-      </w:pPr>
-      <w:r>
-        <w:rPr>
-          <w:rFonts w:asciiTheme="minorHAnsi" w:eastAsiaTheme="minorHAnsi"/>
-          <w:b/>
-          <w:bCs/>
-        </w:rPr>
-        <w:t>│</w:t>
-      </w:r>
-      <w:r>
-        <w:rPr>
-          <w:rFonts w:asciiTheme="minorHAnsi" w:eastAsiaTheme="minorHAnsi"/>
-          <w:b/>
-          <w:bCs/>
-        </w:rPr>
-        <w:t xml:space="preserve">   └── UIRenderer.cpp    </w:t>
-      </w:r>
-      <w:r>
-        <w:rPr>
-          <w:rFonts w:asciiTheme="minorHAnsi" w:eastAsiaTheme="minorHAnsi"/>
-          <w:b/>
-          <w:bCs/>
-        </w:rPr>
-        <w:t xml:space="preserve"> </w:t>
-      </w:r>
-      <w:r>
-        <w:rPr>
-          <w:rFonts w:asciiTheme="minorHAnsi" w:eastAsiaTheme="minorHAnsi"/>
-          <w:b/>
-          <w:bCs/>
-        </w:rPr>
-        <w:t xml:space="preserve"> # 콘솔 화면 출력 (게이지, 아</w:t>
-      </w:r>
-      <w:r>
-        <w:rPr>
-          <w:lang w:eastAsia="ko-KR"/>
-          <w:rFonts w:asciiTheme="minorHAnsi" w:eastAsiaTheme="minorHAnsi"/>
-          <w:b/>
-          <w:bCs/>
-          <w:rtl w:val="off"/>
-        </w:rPr>
-        <w:t>스키 아</w:t>
-      </w:r>
-      <w:r>
-        <w:rPr>
-          <w:rFonts w:asciiTheme="minorHAnsi" w:eastAsiaTheme="minorHAnsi"/>
-          <w:b/>
-          <w:bCs/>
-        </w:rPr>
-        <w:t>트)</w:t>
-      </w:r>
-    </w:p>
-    <w:p>
-      <w:pPr>
-        <w:jc w:val="both"/>
-        <w:spacing w:line="180" w:lineRule="auto"/>
-      </w:pPr>
-      <w:r>
-        <w:rPr>
-          <w:rFonts w:asciiTheme="minorHAnsi" w:eastAsiaTheme="minorHAnsi"/>
-          <w:b/>
-          <w:bCs/>
-        </w:rPr>
-        <w:t>└──</w:t>
-      </w:r>
-      <w:r>
-        <w:rPr>
-          <w:rFonts w:asciiTheme="minorHAnsi" w:eastAsiaTheme="minorHAnsi"/>
-          <w:b/>
-          <w:bCs/>
-        </w:rPr>
-        <w:t xml:space="preserve"> include/</w:t>
-      </w:r>
-    </w:p>
-    <w:p>
-      <w:pPr>
-        <w:ind w:left="440"/>
-        <w:jc w:val="both"/>
-        <w:spacing w:line="180" w:lineRule="auto"/>
-        <w:rPr>
-          <w:lang w:eastAsia="ko-KR"/>
-          <w:rFonts w:asciiTheme="minorHAnsi" w:eastAsiaTheme="minorHAnsi"/>
-          <w:b/>
-          <w:bCs/>
-          <w:rtl w:val="off"/>
-        </w:rPr>
-      </w:pPr>
-      <w:r>
-        <w:rPr>
-          <w:rFonts w:asciiTheme="minorHAnsi" w:eastAsiaTheme="minorHAnsi"/>
-          <w:b/>
-          <w:bCs/>
-        </w:rPr>
-        <w:t>├──</w:t>
-      </w:r>
-      <w:r>
-        <w:rPr>
-          <w:lang w:eastAsia="ko-KR"/>
-          <w:rFonts w:asciiTheme="minorHAnsi" w:eastAsiaTheme="minorHAnsi"/>
-          <w:b/>
-          <w:bCs/>
-          <w:rtl w:val="off"/>
-        </w:rPr>
-        <w:t xml:space="preserve"> </w:t>
-      </w:r>
-      <w:r>
-        <w:rPr>
-          <w:rFonts w:asciiTheme="minorHAnsi" w:eastAsiaTheme="minorHAnsi"/>
-          <w:b/>
-          <w:bCs/>
-        </w:rPr>
-        <w:t>GameManager.h</w:t>
-      </w:r>
-    </w:p>
-    <w:p>
-      <w:pPr>
-        <w:ind w:left="440"/>
-        <w:jc w:val="both"/>
-        <w:spacing w:line="180" w:lineRule="auto"/>
-        <w:rPr>
-          <w:lang w:eastAsia="ko-KR"/>
-          <w:rFonts w:asciiTheme="minorHAnsi" w:eastAsiaTheme="minorHAnsi"/>
-          <w:b/>
-          <w:bCs/>
-          <w:rtl w:val="off"/>
-        </w:rPr>
-      </w:pPr>
-      <w:r>
-        <w:rPr>
-          <w:rFonts w:asciiTheme="minorHAnsi" w:eastAsiaTheme="minorHAnsi"/>
-          <w:b/>
-          <w:bCs/>
-        </w:rPr>
-        <w:t>├── GameEntity.h</w:t>
-      </w:r>
-    </w:p>
-    <w:p>
-      <w:pPr>
-        <w:ind w:left="0" w:right="0" w:firstLine="436"/>
-        <w:jc w:val="both"/>
-        <w:spacing w:line="180" w:lineRule="auto"/>
-        <w:rPr>
-          <w:rFonts w:asciiTheme="minorHAnsi" w:eastAsiaTheme="minorHAnsi"/>
-          <w:b/>
-          <w:bCs/>
-        </w:rPr>
-      </w:pPr>
-      <w:r>
-        <w:rPr>
-          <w:rFonts w:ascii="맑은 고딕" w:eastAsia="맑은 고딕" w:hAnsi="맑은 고딕" w:cs="맑은 고딕"/>
-          <w:b/>
-          <w:strike w:val="off"/>
-          <w:sz w:val="22"/>
-          <w:dstrike w:val="off"/>
-        </w:rPr>
-        <w:t>├──</w:t>
-      </w:r>
-      <w:r>
-        <w:rPr>
-          <w:rFonts w:asciiTheme="minorHAnsi" w:eastAsiaTheme="minorHAnsi"/>
-          <w:b/>
-          <w:bCs/>
-        </w:rPr>
-        <w:t xml:space="preserve"> ActionManager.</w:t>
-      </w:r>
-      <w:r>
-        <w:rPr>
-          <w:lang w:eastAsia="ko-KR"/>
-          <w:rFonts w:asciiTheme="minorHAnsi" w:eastAsiaTheme="minorHAnsi"/>
-          <w:b/>
-          <w:bCs/>
-          <w:rtl w:val="off"/>
-        </w:rPr>
-        <w:t>h</w:t>
-      </w:r>
-    </w:p>
-    <w:p>
-      <w:pPr>
-        <w:ind w:left="0" w:right="0" w:firstLine="436"/>
-        <w:jc w:val="both"/>
-        <w:spacing w:line="180" w:lineRule="auto"/>
-        <w:rPr>
-          <w:rFonts w:asciiTheme="minorHAnsi" w:eastAsiaTheme="minorHAnsi"/>
-          <w:b/>
-          <w:bCs/>
-        </w:rPr>
-      </w:pPr>
-      <w:r>
-        <w:rPr>
-          <w:rFonts w:asciiTheme="minorHAnsi" w:eastAsiaTheme="minorHAnsi"/>
-          <w:b/>
-          <w:bCs/>
-        </w:rPr>
-        <w:t>├── Time.h</w:t>
-      </w:r>
-    </w:p>
-    <w:p>
-      <w:pPr>
-        <w:ind w:left="0" w:right="0" w:firstLine="458"/>
-        <w:jc w:val="both"/>
-        <w:spacing w:line="180" w:lineRule="auto"/>
-        <w:rPr>
-          <w:rFonts w:asciiTheme="minorHAnsi" w:eastAsiaTheme="minorHAnsi"/>
-          <w:b/>
-          <w:bCs/>
-        </w:rPr>
-      </w:pPr>
-      <w:r>
-        <w:rPr>
-          <w:rFonts w:asciiTheme="minorHAnsi" w:eastAsiaTheme="minorHAnsi"/>
-          <w:b/>
-          <w:bCs/>
-        </w:rPr>
-        <w:t>└──</w:t>
-      </w:r>
-      <w:r>
-        <w:rPr>
-          <w:rFonts w:asciiTheme="minorHAnsi" w:eastAsiaTheme="minorHAnsi"/>
-          <w:b/>
-          <w:bCs/>
-        </w:rPr>
-        <w:t xml:space="preserve"> UIRenderer.h</w:t>
-      </w:r>
-    </w:p>
-    <w:p>
-      <w:pPr>
-        <w:jc w:val="both"/>
-        <w:rPr>
-          <w:rFonts w:asciiTheme="minorHAnsi" w:eastAsiaTheme="minorHAnsi"/>
-          <w:b/>
-          <w:bCs/>
-        </w:rPr>
-      </w:pPr>
-    </w:p>
-    <w:p>
-      <w:pPr>
-        <w:jc w:val="both"/>
-        <w:rPr>
-          <w:rFonts w:asciiTheme="minorHAnsi" w:eastAsiaTheme="minorHAnsi"/>
-          <w:b/>
-          <w:bCs/>
-        </w:rPr>
-      </w:pPr>
-      <w:r>
-        <w:rPr>
-          <w:rFonts w:asciiTheme="minorHAnsi" w:eastAsiaTheme="minorHAnsi"/>
-          <w:b/>
-          <w:bCs/>
-        </w:rPr>
-        <w:t>2</w:t>
-      </w:r>
-      <w:r>
-        <w:rPr>
-          <w:rFonts w:asciiTheme="minorHAnsi" w:eastAsiaTheme="minorHAnsi"/>
-          <w:b/>
-          <w:bCs/>
-        </w:rPr>
-        <w:t>.</w:t>
-      </w:r>
-      <w:r>
-        <w:rPr>
-          <w:rFonts w:asciiTheme="minorHAnsi" w:eastAsiaTheme="minorHAnsi"/>
-          <w:b/>
-          <w:bCs/>
-        </w:rPr>
-        <w:t>３</w:t>
-      </w:r>
-      <w:r>
-        <w:rPr>
-          <w:rFonts w:asciiTheme="minorHAnsi" w:eastAsiaTheme="minorHAnsi"/>
-          <w:b/>
-          <w:bCs/>
-        </w:rPr>
-        <w:t xml:space="preserve"> UI/UX 설계</w:t>
-      </w:r>
-      <w:r>
-        <w:rPr>
-          <w:rFonts w:asciiTheme="minorHAnsi" w:eastAsiaTheme="minorHAnsi"/>
-          <w:b/>
-          <w:bCs/>
-        </w:rPr>
-        <w:t xml:space="preserve"> </w:t>
-      </w:r>
-      <w:r>
-        <w:rPr>
-          <w:rFonts w:asciiTheme="minorHAnsi" w:eastAsiaTheme="minorHAnsi"/>
-          <w:b/>
-          <w:bCs/>
-        </w:rPr>
-        <w:t>(실제 화면 구조 이미지 및 사용자 경험과 인터페이스에 대한 설명)</w:t>
-      </w:r>
-    </w:p>
-    <w:p>
-      <w:pPr>
-        <w:jc w:val="both"/>
+        <w:ind w:firstLine="458"/>
+        <w:jc w:val="both"/>
+        <w:rPr>
+          <w:rFonts w:asciiTheme="minorHAnsi" w:eastAsiaTheme="minorHAnsi"/>
+          <w:b/>
+          <w:bCs/>
+        </w:rPr>
+      </w:pPr>
+      <w:r>
+        <w:rPr>
+          <w:rFonts w:asciiTheme="minorHAnsi" w:eastAsiaTheme="minorHAnsi"/>
+          <w:b/>
+          <w:bCs/>
+        </w:rPr>
+        <w:t>└── UIRenderer.h</w:t>
+      </w:r>
+    </w:p>
+    <w:p>
+      <w:pPr>
+        <w:jc w:val="both"/>
+        <w:rPr>
+          <w:rFonts w:asciiTheme="minorHAnsi" w:eastAsiaTheme="minorHAnsi"/>
+          <w:b/>
+          <w:bCs/>
+        </w:rPr>
+      </w:pPr>
+    </w:p>
+    <w:p>
+      <w:pPr>
+        <w:jc w:val="both"/>
+        <w:rPr>
+          <w:rFonts w:asciiTheme="minorHAnsi" w:eastAsiaTheme="minorHAnsi"/>
+          <w:b/>
+          <w:bCs/>
+        </w:rPr>
+      </w:pPr>
+      <w:r>
+        <w:rPr>
+          <w:rFonts w:asciiTheme="minorHAnsi" w:eastAsiaTheme="minorHAnsi"/>
+          <w:b/>
+          <w:bCs/>
+        </w:rPr>
+        <w:lastRenderedPageBreak/>
+        <w:t>2.３ UI/UX 설계 (실제 화면 구조 이미지 및 사용자 경험과 인터페이스에 대한 설명)</w:t>
+      </w:r>
+    </w:p>
+    <w:p>
+      <w:pPr>
         <w:numPr>
           <w:ilvl w:val="0"/>
           <w:numId w:val="4"/>
         </w:numPr>
+        <w:jc w:val="both"/>
         <w:rPr>
           <w:rFonts w:asciiTheme="minorHAnsi" w:eastAsiaTheme="minorHAnsi"/>
         </w:rPr>
@@ -2690,167 +1832,63 @@
     </w:p>
     <w:p>
       <w:pPr>
-        <w:jc w:val="both"/>
         <w:numPr>
           <w:ilvl w:val="0"/>
           <w:numId w:val="4"/>
         </w:numPr>
-        <w:rPr>
-          <w:rFonts w:asciiTheme="minorHAnsi" w:eastAsiaTheme="minorHAnsi"/>
-        </w:rPr>
-      </w:pPr>
-      <w:r>
-        <w:rPr>
-          <w:lang w:eastAsia="ko-KR"/>
-          <w:rFonts w:asciiTheme="minorHAnsi" w:eastAsiaTheme="minorHAnsi"/>
-          <w:b/>
-          <w:bCs/>
-          <w:rtl w:val="off"/>
-        </w:rPr>
-        <w:t xml:space="preserve">타이핑 </w:t>
-      </w:r>
-      <w:r>
-        <w:rPr>
-          <w:rFonts w:asciiTheme="minorHAnsi" w:eastAsiaTheme="minorHAnsi"/>
-          <w:b/>
-          <w:bCs/>
-        </w:rPr>
-        <w:t>연출</w:t>
-      </w:r>
-      <w:r>
-        <w:rPr>
-          <w:rFonts w:asciiTheme="minorHAnsi" w:eastAsiaTheme="minorHAnsi"/>
-        </w:rPr>
-        <w:t xml:space="preserve">: 스토리 장면은 </w:t>
-      </w:r>
-      <w:r>
-        <w:rPr>
-          <w:lang w:eastAsia="ko-KR"/>
-          <w:rFonts w:asciiTheme="minorHAnsi" w:eastAsiaTheme="minorHAnsi"/>
-          <w:rtl w:val="off"/>
-        </w:rPr>
-        <w:t>대사가</w:t>
-      </w:r>
-      <w:r>
-        <w:rPr>
-          <w:rFonts w:asciiTheme="minorHAnsi" w:eastAsiaTheme="minorHAnsi"/>
-        </w:rPr>
-        <w:t xml:space="preserve"> 한 </w:t>
-      </w:r>
-      <w:r>
-        <w:rPr>
-          <w:lang w:eastAsia="ko-KR"/>
-          <w:rFonts w:asciiTheme="minorHAnsi" w:eastAsiaTheme="minorHAnsi"/>
-          <w:rtl w:val="off"/>
-        </w:rPr>
-        <w:t>글</w:t>
-      </w:r>
-      <w:r>
-        <w:rPr>
-          <w:rFonts w:asciiTheme="minorHAnsi" w:eastAsiaTheme="minorHAnsi"/>
-        </w:rPr>
-        <w:t xml:space="preserve">자씩 </w:t>
-      </w:r>
-      <w:r>
-        <w:rPr>
-          <w:lang w:eastAsia="ko-KR"/>
-          <w:rFonts w:asciiTheme="minorHAnsi" w:eastAsiaTheme="minorHAnsi"/>
-          <w:rtl w:val="off"/>
-        </w:rPr>
-        <w:t xml:space="preserve">출력 되도록 </w:t>
-      </w:r>
-      <w:r>
-        <w:rPr>
-          <w:rFonts w:asciiTheme="minorHAnsi" w:eastAsiaTheme="minorHAnsi"/>
-        </w:rPr>
-        <w:t>딜레이를 주는</w:t>
-      </w:r>
-      <w:r>
-        <w:rPr>
-          <w:lang w:eastAsia="ko-KR"/>
-          <w:rFonts w:asciiTheme="minorHAnsi" w:eastAsiaTheme="minorHAnsi"/>
-          <w:rtl w:val="off"/>
-        </w:rPr>
-        <w:t xml:space="preserve"> </w:t>
-      </w:r>
-      <w:r>
-        <w:rPr>
-          <w:rFonts w:asciiTheme="minorHAnsi" w:eastAsiaTheme="minorHAnsi"/>
-        </w:rPr>
-        <w:t>SlowPrint() 메서드로 몰입감 강화</w:t>
-      </w:r>
-    </w:p>
-    <w:p>
-      <w:pPr>
-        <w:jc w:val="both"/>
+        <w:jc w:val="both"/>
+        <w:rPr>
+          <w:rFonts w:asciiTheme="minorHAnsi" w:eastAsiaTheme="minorHAnsi"/>
+        </w:rPr>
+      </w:pPr>
+      <w:r>
+        <w:rPr>
+          <w:rFonts w:asciiTheme="minorHAnsi" w:eastAsiaTheme="minorHAnsi"/>
+          <w:b/>
+          <w:bCs/>
+        </w:rPr>
+        <w:t>타이핑 연출</w:t>
+      </w:r>
+      <w:r>
+        <w:rPr>
+          <w:rFonts w:asciiTheme="minorHAnsi" w:eastAsiaTheme="minorHAnsi"/>
+        </w:rPr>
+        <w:t>: 스토리 장면은 대사가 한 글자씩 출력 되도록 딜레이를 주는 SlowPrint() 메서드로 몰입감 강화</w:t>
+      </w:r>
+    </w:p>
+    <w:p>
+      <w:pPr>
         <w:numPr>
           <w:ilvl w:val="0"/>
           <w:numId w:val="4"/>
         </w:numPr>
-        <w:rPr>
-          <w:rFonts w:asciiTheme="minorHAnsi" w:eastAsiaTheme="minorHAnsi"/>
-        </w:rPr>
-      </w:pPr>
-      <w:r>
-        <w:rPr>
-          <w:rFonts w:asciiTheme="minorHAnsi" w:eastAsiaTheme="minorHAnsi"/>
-          <w:b/>
-          <w:bCs/>
-        </w:rPr>
-        <w:t xml:space="preserve">행동 </w:t>
-      </w:r>
-      <w:r>
-        <w:rPr>
-          <w:lang w:eastAsia="ko-KR"/>
-          <w:rFonts w:asciiTheme="minorHAnsi" w:eastAsiaTheme="minorHAnsi"/>
-          <w:b/>
-          <w:bCs/>
-          <w:rtl w:val="off"/>
-        </w:rPr>
-        <w:t>애니메이션</w:t>
-      </w:r>
-      <w:r>
-        <w:rPr>
-          <w:rFonts w:asciiTheme="minorHAnsi" w:eastAsiaTheme="minorHAnsi"/>
-        </w:rPr>
-        <w:t>: 행동을 선택하면 해당 행동에 대응하는 아스키 아트</w:t>
-      </w:r>
-      <w:r>
-        <w:rPr>
-          <w:lang w:eastAsia="ko-KR"/>
-          <w:rFonts w:asciiTheme="minorHAnsi" w:eastAsiaTheme="minorHAnsi"/>
-          <w:rtl w:val="off"/>
-        </w:rPr>
-        <w:t xml:space="preserve"> 애니메이션</w:t>
-      </w:r>
-      <w:r>
-        <w:rPr>
-          <w:rFonts w:asciiTheme="minorHAnsi" w:eastAsiaTheme="minorHAnsi"/>
-        </w:rPr>
-        <w:t>(ActionArtRender())</w:t>
-      </w:r>
-      <w:r>
-        <w:rPr>
-          <w:lang w:eastAsia="ko-KR"/>
-          <w:rFonts w:asciiTheme="minorHAnsi" w:eastAsiaTheme="minorHAnsi"/>
-          <w:rtl w:val="off"/>
-        </w:rPr>
-        <w:t>으로</w:t>
-      </w:r>
-      <w:r>
-        <w:rPr>
-          <w:rFonts w:asciiTheme="minorHAnsi" w:eastAsiaTheme="minorHAnsi"/>
-        </w:rPr>
-        <w:t xml:space="preserve"> 전환되어 시각적 피드백 제공</w:t>
-      </w:r>
-    </w:p>
-    <w:p>
-      <w:pPr>
-        <w:jc w:val="both"/>
+        <w:jc w:val="both"/>
+        <w:rPr>
+          <w:rFonts w:asciiTheme="minorHAnsi" w:eastAsiaTheme="minorHAnsi"/>
+        </w:rPr>
+      </w:pPr>
+      <w:r>
+        <w:rPr>
+          <w:rFonts w:asciiTheme="minorHAnsi" w:eastAsiaTheme="minorHAnsi"/>
+          <w:b/>
+          <w:bCs/>
+        </w:rPr>
+        <w:t>행동 애니메이션</w:t>
+      </w:r>
+      <w:r>
+        <w:rPr>
+          <w:rFonts w:asciiTheme="minorHAnsi" w:eastAsiaTheme="minorHAnsi"/>
+        </w:rPr>
+        <w:t>: 행동을 선택하면 해당 행동에 대응하는 아스키 아트 애니메이션(ActionArtRender())으로 전환되어 시각적 피드백 제공</w:t>
+      </w:r>
+    </w:p>
+    <w:p>
+      <w:pPr>
         <w:numPr>
           <w:ilvl w:val="0"/>
           <w:numId w:val="4"/>
         </w:numPr>
+        <w:jc w:val="both"/>
         <w:rPr>
           <w:rFonts w:asciiTheme="minorHAnsi" w:eastAsiaTheme="minorHAnsi"/>
         </w:rPr>
@@ -2861,7 +1899,7 @@
           <w:noProof/>
         </w:rPr>
         <w:drawing>
-          <wp:anchor distT="0" distB="0" distL="114300" distR="114300" behindDoc="0" locked="0" layoutInCell="1" simplePos="0" relativeHeight="251664384" allowOverlap="1" hidden="0">
+          <wp:anchor distT="0" distB="0" distL="114300" distR="114300" simplePos="0" relativeHeight="251664384" behindDoc="0" locked="0" layoutInCell="1" hidden="0" allowOverlap="1" wp14:anchorId="57A184E0" wp14:editId="6A736CEC">
             <wp:simplePos x="0" y="0"/>
             <wp:positionH relativeFrom="column">
               <wp:posOffset>-48321</wp:posOffset>
@@ -2872,17 +1910,17 @@
             <wp:extent cx="3014345" cy="1657985"/>
             <wp:effectExtent l="0" t="0" r="0" b="0"/>
             <wp:wrapSquare wrapText="bothSides"/>
-            <wp:docPr id="1030" name="shape1030" hidden="0"/>
+            <wp:docPr id="1030" name="shape1030"/>
             <wp:cNvGraphicFramePr/>
             <a:graphic xmlns:a="http://schemas.openxmlformats.org/drawingml/2006/main">
               <a:graphicData uri="http://schemas.openxmlformats.org/drawingml/2006/picture">
                 <pic:pic xmlns:pic="http://schemas.openxmlformats.org/drawingml/2006/picture">
                   <pic:nvPicPr>
                     <pic:cNvPr id="0" name="이미지"/>
-                    <pic:cNvPicPr preferRelativeResize="1"/>
+                    <pic:cNvPicPr/>
                   </pic:nvPicPr>
                   <pic:blipFill>
-                    <a:blip r:embed="rId4">
+                    <a:blip r:embed="rId9">
                       <a:extLst>
                         <a:ext uri="{28A0092B-C50C-407E-A947-70E740481C1C}">
                           <a14:useLocalDpi xmlns:a14="http://schemas.microsoft.com/office/drawing/2010/main" val="0"/>
@@ -2899,7 +1937,9 @@
                       <a:off x="0" y="0"/>
                       <a:ext cx="3014345" cy="1657985"/>
                     </a:xfrm>
-                    <a:prstGeom prst="rect"/>
+                    <a:prstGeom prst="rect">
+                      <a:avLst/>
+                    </a:prstGeom>
                     <a:noFill/>
                     <a:ln>
                       <a:noFill/>
@@ -2940,7 +1980,7 @@
           <w:noProof/>
         </w:rPr>
         <w:drawing>
-          <wp:anchor distT="0" distB="0" distL="114300" distR="114300" behindDoc="0" locked="0" layoutInCell="1" simplePos="0" relativeHeight="251665408" allowOverlap="1" hidden="0">
+          <wp:anchor distT="0" distB="0" distL="114300" distR="114300" simplePos="0" relativeHeight="251665408" behindDoc="0" locked="0" layoutInCell="1" hidden="0" allowOverlap="1" wp14:anchorId="69269AFC" wp14:editId="09149C0D">
             <wp:simplePos x="0" y="0"/>
             <wp:positionH relativeFrom="column">
               <wp:posOffset>2989363</wp:posOffset>
@@ -2951,17 +1991,17 @@
             <wp:extent cx="3013710" cy="1657985"/>
             <wp:effectExtent l="0" t="0" r="0" b="0"/>
             <wp:wrapSquare wrapText="bothSides"/>
-            <wp:docPr id="1031" name="shape1031" hidden="0"/>
+            <wp:docPr id="1031" name="shape1031"/>
             <wp:cNvGraphicFramePr/>
             <a:graphic xmlns:a="http://schemas.openxmlformats.org/drawingml/2006/main">
               <a:graphicData uri="http://schemas.openxmlformats.org/drawingml/2006/picture">
                 <pic:pic xmlns:pic="http://schemas.openxmlformats.org/drawingml/2006/picture">
                   <pic:nvPicPr>
                     <pic:cNvPr id="0" name="이미지"/>
-                    <pic:cNvPicPr preferRelativeResize="1"/>
+                    <pic:cNvPicPr/>
                   </pic:nvPicPr>
                   <pic:blipFill>
-                    <a:blip r:embed="rId5">
+                    <a:blip r:embed="rId10">
                       <a:extLst>
                         <a:ext uri="{28A0092B-C50C-407E-A947-70E740481C1C}">
                           <a14:useLocalDpi xmlns:a14="http://schemas.microsoft.com/office/drawing/2010/main" val="0"/>
@@ -2978,7 +2018,9 @@
                       <a:off x="0" y="0"/>
                       <a:ext cx="3013710" cy="1657985"/>
                     </a:xfrm>
-                    <a:prstGeom prst="rect"/>
+                    <a:prstGeom prst="rect">
+                      <a:avLst/>
+                    </a:prstGeom>
                     <a:noFill/>
                     <a:ln>
                       <a:noFill/>
@@ -3004,8 +2046,8 @@
         <w:rPr>
           <w:rFonts w:asciiTheme="minorHAnsi" w:eastAsiaTheme="minorHAnsi"/>
         </w:rPr>
-        <w:pict>
-          <v:rect id="1032" style="margin-left:0pt;margin-top:0pt;width:0pt;height:1.5pt;mso-position-horizontal-relative:column;mso-position-vertical-relative:line;z-index:0" o:hrpct="1000" o:hralign="center" o:hrstd="t" o:hrnoshade="f" o:hr="t" o:allowincell="t" filled="t" fillcolor="#a0a0a0" stroked="f"/>
+        <w:pict w14:anchorId="76B364C7">
+          <v:rect id="1032" o:spid="_x0000_i1027" style="width:0;height:1.5pt;mso-position-vertical-relative:line" o:hralign="center" o:hrstd="t" o:hr="t" fillcolor="#a0a0a0" stroked="f"/>
         </w:pict>
       </w:r>
     </w:p>
@@ -3024,25 +2066,17 @@
           <w:b/>
           <w:bCs/>
         </w:rPr>
-        <w:t>3</w:t>
-      </w:r>
-      <w:r>
-        <w:rPr>
-          <w:rFonts w:asciiTheme="minorHAnsi" w:eastAsiaTheme="minorHAnsi"/>
-          <w:b/>
-          <w:bCs/>
-        </w:rPr>
-        <w:t>. 테스트 및 검증 포함, 개발 중 발생한 장애요인과 문제 해결 과정</w:t>
-      </w:r>
-    </w:p>
-    <w:p>
-      <w:pPr>
-        <w:pStyle w:val="af1"/>
-        <w:jc w:val="both"/>
+        <w:t>3. 테스트 및 검증 포함, 개발 중 발생한 장애요인과 문제 해결 과정</w:t>
+      </w:r>
+    </w:p>
+    <w:p>
+      <w:pPr>
+        <w:pStyle w:val="a9"/>
         <w:numPr>
           <w:ilvl w:val="0"/>
           <w:numId w:val="5"/>
         </w:numPr>
+        <w:jc w:val="both"/>
         <w:rPr>
           <w:rFonts w:asciiTheme="minorHAnsi" w:eastAsiaTheme="minorHAnsi"/>
         </w:rPr>
@@ -3070,12 +2104,12 @@
     </w:p>
     <w:p>
       <w:pPr>
-        <w:pStyle w:val="af1"/>
-        <w:jc w:val="both"/>
+        <w:pStyle w:val="a9"/>
         <w:numPr>
           <w:ilvl w:val="1"/>
           <w:numId w:val="5"/>
         </w:numPr>
+        <w:jc w:val="both"/>
         <w:rPr>
           <w:rFonts w:asciiTheme="minorHAnsi" w:eastAsiaTheme="minorHAnsi"/>
         </w:rPr>
@@ -3092,42 +2126,28 @@
         <w:rPr>
           <w:rFonts w:asciiTheme="minorHAnsi" w:eastAsiaTheme="minorHAnsi"/>
         </w:rPr>
-        <w:t>소스</w:t>
-      </w:r>
-      <w:r>
-        <w:rPr>
-          <w:rFonts w:asciiTheme="minorHAnsi" w:eastAsiaTheme="minorHAnsi"/>
-        </w:rPr>
-        <w:t xml:space="preserve"> 코드에 포함된 한글을 컴파일러가 올바르게 해석하도록 강제 설정</w:t>
-      </w:r>
-    </w:p>
-    <w:p>
-      <w:pPr>
-        <w:pStyle w:val="af1"/>
+        <w:t>소스 코드에 포함된 한글을 컴파일러가 올바르게 해석하도록 강제 설정</w:t>
+      </w:r>
+    </w:p>
+    <w:p>
+      <w:pPr>
+        <w:pStyle w:val="a9"/>
         <w:ind w:left="1055" w:firstLine="14"/>
         <w:jc w:val="both"/>
         <w:rPr>
-          <w:lang w:eastAsia="ko-KR"/>
-          <w:rFonts w:asciiTheme="minorHAnsi" w:eastAsiaTheme="minorHAnsi"/>
-          <w:rtl w:val="off"/>
-        </w:rPr>
-      </w:pPr>
-      <w:r>
-        <w:rPr>
-          <w:rFonts w:asciiTheme="minorHAnsi" w:eastAsiaTheme="minorHAnsi"/>
-        </w:rPr>
-        <w:t xml:space="preserve">비주얼 스튜디오 </w:t>
-      </w:r>
-      <w:r>
-        <w:rPr>
-          <w:rFonts w:asciiTheme="minorHAnsi" w:eastAsiaTheme="minorHAnsi"/>
-        </w:rPr>
-        <w:t>프로젝트 속성 → C/C++ → 명령줄→/utf-8 입력 후 적용</w:t>
-      </w:r>
-    </w:p>
-    <w:p>
-      <w:pPr>
-        <w:pStyle w:val="af1"/>
+          <w:rFonts w:asciiTheme="minorHAnsi" w:eastAsiaTheme="minorHAnsi"/>
+        </w:rPr>
+      </w:pPr>
+      <w:r>
+        <w:rPr>
+          <w:rFonts w:asciiTheme="minorHAnsi" w:eastAsiaTheme="minorHAnsi"/>
+        </w:rPr>
+        <w:t>비주얼 스튜디오 프로젝트 속성 → C/C++ → 명령줄→/utf-8 입력 후 적용</w:t>
+      </w:r>
+    </w:p>
+    <w:p>
+      <w:pPr>
+        <w:pStyle w:val="a9"/>
         <w:ind w:left="1055" w:firstLine="14"/>
         <w:jc w:val="both"/>
         <w:rPr>
@@ -3146,40 +2166,20 @@
         <w:rPr>
           <w:rFonts w:asciiTheme="minorHAnsi" w:eastAsiaTheme="minorHAnsi"/>
         </w:rPr>
-        <w:t xml:space="preserve"> </w:t>
-      </w:r>
-      <w:r>
-        <w:rPr>
-          <w:rFonts w:asciiTheme="minorHAnsi" w:eastAsiaTheme="minorHAnsi"/>
-        </w:rPr>
-        <w:t>소스 코드 내의 한글 주석 및 문자열 상수로 인한 컴파일 에러</w:t>
-      </w:r>
-      <w:r>
-        <w:rPr>
-          <w:rFonts w:asciiTheme="minorHAnsi" w:eastAsiaTheme="minorHAnsi"/>
-        </w:rPr>
-        <w:t xml:space="preserve"> </w:t>
-      </w:r>
-      <w:r>
-        <w:rPr>
-          <w:rFonts w:asciiTheme="minorHAnsi" w:eastAsiaTheme="minorHAnsi"/>
-        </w:rPr>
-        <w:t>해결</w:t>
-      </w:r>
-    </w:p>
-    <w:p>
-      <w:pPr>
-        <w:pStyle w:val="af1"/>
-        <w:jc w:val="both"/>
+        <w:t xml:space="preserve"> 소스 코드 내의 한글 주석 및 문자열 상수로 인한 컴파일 에러 해결</w:t>
+      </w:r>
+    </w:p>
+    <w:p>
+      <w:pPr>
+        <w:pStyle w:val="a9"/>
         <w:numPr>
           <w:ilvl w:val="1"/>
           <w:numId w:val="5"/>
         </w:numPr>
         <w:spacing w:after="0"/>
-        <w:rPr>
-          <w:lang w:eastAsia="ko-KR"/>
-          <w:rFonts w:asciiTheme="minorHAnsi" w:eastAsiaTheme="minorHAnsi"/>
-          <w:rtl w:val="off"/>
+        <w:jc w:val="both"/>
+        <w:rPr>
+          <w:rFonts w:asciiTheme="minorHAnsi" w:eastAsiaTheme="minorHAnsi"/>
         </w:rPr>
       </w:pPr>
       <w:r>
@@ -3191,9 +2191,9 @@
     </w:p>
     <w:p>
       <w:pPr>
+        <w:spacing w:after="36"/>
         <w:ind w:left="695" w:firstLine="374"/>
         <w:jc w:val="both"/>
-        <w:spacing w:after="36"/>
         <w:rPr>
           <w:rFonts w:asciiTheme="minorHAnsi" w:eastAsiaTheme="minorHAnsi"/>
         </w:rPr>
@@ -3227,59 +2227,34 @@
           <w:b/>
           <w:bCs/>
         </w:rPr>
-        <w:t>결과</w:t>
-      </w:r>
-      <w:r>
-        <w:rPr>
-          <w:rFonts w:asciiTheme="minorHAnsi" w:eastAsiaTheme="minorHAnsi"/>
-          <w:b/>
-          <w:bCs/>
-        </w:rPr>
-        <w:t>:</w:t>
-      </w:r>
-      <w:r>
-        <w:rPr>
-          <w:rFonts w:asciiTheme="minorHAnsi" w:eastAsiaTheme="minorHAnsi"/>
-        </w:rPr>
-        <w:t xml:space="preserve"> 콘솔 인코딩을 제어하는 Windows 전용 함수 및 명령어를 안정적으로</w:t>
-      </w:r>
-      <w:r>
-        <w:rPr>
-          <w:rFonts w:asciiTheme="minorHAnsi" w:eastAsiaTheme="minorHAnsi"/>
-        </w:rPr>
-        <w:t xml:space="preserve"> </w:t>
-      </w:r>
-      <w:r>
-        <w:rPr>
-          <w:rFonts w:asciiTheme="minorHAnsi" w:eastAsiaTheme="minorHAnsi"/>
-        </w:rPr>
-        <w:t xml:space="preserve">사용할 수 있게 </w:t>
-      </w:r>
-      <w:r>
-        <w:rPr>
-          <w:rFonts w:asciiTheme="minorHAnsi" w:eastAsiaTheme="minorHAnsi"/>
-        </w:rPr>
-        <w:t>됨</w:t>
-      </w:r>
-    </w:p>
-    <w:p>
-      <w:pPr>
-        <w:pStyle w:val="af1"/>
-        <w:jc w:val="both"/>
+        <w:t>결과:</w:t>
+      </w:r>
+      <w:r>
+        <w:rPr>
+          <w:rFonts w:asciiTheme="minorHAnsi" w:eastAsiaTheme="minorHAnsi"/>
+        </w:rPr>
+        <w:t xml:space="preserve"> 콘솔 인코딩을 제어하는 Windows 전용 함수 및 명령어를 안정적으로 사용할 수 있게 됨</w:t>
+      </w:r>
+    </w:p>
+    <w:p>
+      <w:pPr>
+        <w:pStyle w:val="a9"/>
         <w:numPr>
           <w:ilvl w:val="0"/>
           <w:numId w:val="5"/>
         </w:numPr>
-        <w:rPr>
-          <w:rFonts w:asciiTheme="minorHAnsi" w:eastAsiaTheme="minorHAnsi"/>
-        </w:rPr>
-      </w:pPr>
-      <w:r>
-        <w:rPr>
-          <w:rFonts w:asciiTheme="minorHAnsi" w:eastAsiaTheme="minorHAnsi"/>
-          <w:b/>
-          <w:bCs/>
-        </w:rPr>
+        <w:jc w:val="both"/>
+        <w:rPr>
+          <w:rFonts w:asciiTheme="minorHAnsi" w:eastAsiaTheme="minorHAnsi"/>
+        </w:rPr>
+      </w:pPr>
+      <w:r>
+        <w:rPr>
+          <w:rFonts w:asciiTheme="minorHAnsi" w:eastAsiaTheme="minorHAnsi"/>
+          <w:b/>
+          <w:bCs/>
+        </w:rPr>
+        <w:lastRenderedPageBreak/>
         <w:t xml:space="preserve">런타임 출력 오류: </w:t>
       </w:r>
       <w:r>
@@ -3291,12 +2266,12 @@
     </w:p>
     <w:p>
       <w:pPr>
-        <w:pStyle w:val="af1"/>
-        <w:jc w:val="both"/>
+        <w:pStyle w:val="a9"/>
         <w:numPr>
           <w:ilvl w:val="1"/>
           <w:numId w:val="5"/>
         </w:numPr>
+        <w:jc w:val="both"/>
         <w:rPr>
           <w:rFonts w:asciiTheme="minorHAnsi" w:eastAsiaTheme="minorHAnsi"/>
         </w:rPr>
@@ -3318,10 +2293,10 @@
     </w:p>
     <w:p>
       <w:pPr>
-        <w:pStyle w:val="af1"/>
-        <w:ind w:left="1055" w:firstLine="0"/>
-        <w:jc w:val="both"/>
+        <w:pStyle w:val="a9"/>
         <w:spacing w:line="360" w:lineRule="atLeast"/>
+        <w:ind w:left="1055"/>
+        <w:jc w:val="both"/>
         <w:rPr>
           <w:rFonts w:asciiTheme="minorHAnsi" w:eastAsiaTheme="minorHAnsi"/>
           <w:b/>
@@ -3339,10 +2314,10 @@
     </w:p>
     <w:p>
       <w:pPr>
-        <w:pStyle w:val="af1"/>
-        <w:ind w:left="1026" w:firstLine="0"/>
-        <w:jc w:val="both"/>
+        <w:pStyle w:val="a9"/>
         <w:spacing w:line="360" w:lineRule="atLeast"/>
+        <w:ind w:left="1026"/>
+        <w:jc w:val="both"/>
         <w:rPr>
           <w:rFonts w:asciiTheme="minorHAnsi" w:eastAsiaTheme="minorHAnsi"/>
         </w:rPr>
@@ -3356,10 +2331,10 @@
     </w:p>
     <w:p>
       <w:pPr>
-        <w:pStyle w:val="af1"/>
-        <w:ind w:left="1027" w:firstLine="0"/>
-        <w:jc w:val="both"/>
+        <w:pStyle w:val="a9"/>
         <w:spacing w:line="360" w:lineRule="atLeast"/>
+        <w:ind w:left="1027"/>
+        <w:jc w:val="both"/>
         <w:rPr>
           <w:rFonts w:asciiTheme="minorHAnsi" w:eastAsiaTheme="minorHAnsi"/>
         </w:rPr>
@@ -3373,7 +2348,7 @@
     </w:p>
     <w:p>
       <w:pPr>
-        <w:pStyle w:val="af1"/>
+        <w:pStyle w:val="a9"/>
         <w:ind w:left="1027"/>
         <w:jc w:val="both"/>
         <w:rPr>
@@ -3392,42 +2367,37 @@
         <w:rPr>
           <w:rFonts w:asciiTheme="minorHAnsi" w:eastAsiaTheme="minorHAnsi"/>
         </w:rPr>
-        <w:t xml:space="preserve"> </w:t>
-      </w:r>
-      <w:r>
-        <w:rPr>
-          <w:rFonts w:asciiTheme="minorHAnsi" w:eastAsiaTheme="minorHAnsi"/>
-        </w:rPr>
-        <w:t>플레이어가 입력한 한글 이름이 깨지지 않고 정상적으로 변수에 저장 및 화면에 출력되는 것을 확인</w:t>
-      </w:r>
-    </w:p>
-    <w:p>
-      <w:pPr>
-        <w:pStyle w:val="af1"/>
-        <w:jc w:val="both"/>
+        <w:t xml:space="preserve"> 플레이어가 입력한 한글 이름이 깨지지 않고 정상적으로 변수에 저장 및 화면에 출력되는 것을 확인</w:t>
+      </w:r>
+    </w:p>
+    <w:p>
+      <w:pPr>
+        <w:pStyle w:val="a9"/>
+        <w:jc w:val="both"/>
+        <w:rPr>
+          <w:rFonts w:asciiTheme="minorHAnsi" w:eastAsiaTheme="minorHAnsi" w:hint="eastAsia"/>
+        </w:rPr>
+      </w:pPr>
+    </w:p>
+    <w:p>
+      <w:pPr>
+        <w:pStyle w:val="a9"/>
         <w:numPr>
           <w:ilvl w:val="0"/>
           <w:numId w:val="5"/>
         </w:numPr>
-        <w:rPr>
-          <w:rFonts w:asciiTheme="minorHAnsi" w:eastAsiaTheme="minorHAnsi"/>
-        </w:rPr>
-      </w:pPr>
-      <w:r>
-        <w:rPr>
-          <w:rFonts w:asciiTheme="minorHAnsi" w:eastAsiaTheme="minorHAnsi"/>
-          <w:b/>
-          <w:bCs/>
-        </w:rPr>
-        <w:t>날짜 변경 및 행동 횟수 오류</w:t>
-      </w:r>
-      <w:r>
-        <w:rPr>
-          <w:rFonts w:asciiTheme="minorHAnsi" w:eastAsiaTheme="minorHAnsi"/>
-          <w:b/>
-          <w:bCs/>
-        </w:rPr>
-        <w:t xml:space="preserve">: </w:t>
+        <w:jc w:val="both"/>
+        <w:rPr>
+          <w:rFonts w:asciiTheme="minorHAnsi" w:eastAsiaTheme="minorHAnsi"/>
+        </w:rPr>
+      </w:pPr>
+      <w:r>
+        <w:rPr>
+          <w:rFonts w:asciiTheme="minorHAnsi" w:eastAsiaTheme="minorHAnsi"/>
+          <w:b/>
+          <w:bCs/>
+        </w:rPr>
+        <w:t xml:space="preserve">날짜 변경 및 행동 횟수 오류: </w:t>
       </w:r>
       <w:r>
         <w:rPr>
@@ -3438,12 +2408,12 @@
     </w:p>
     <w:p>
       <w:pPr>
-        <w:pStyle w:val="af1"/>
-        <w:jc w:val="both"/>
+        <w:pStyle w:val="a9"/>
         <w:numPr>
           <w:ilvl w:val="1"/>
           <w:numId w:val="5"/>
         </w:numPr>
+        <w:jc w:val="both"/>
         <w:rPr>
           <w:rFonts w:asciiTheme="minorHAnsi" w:eastAsiaTheme="minorHAnsi"/>
         </w:rPr>
@@ -3458,52 +2428,14 @@
       </w:r>
       <w:r>
         <w:rPr>
-          <w:lang w:eastAsia="ko-KR"/>
-          <w:rFonts w:asciiTheme="minorHAnsi" w:eastAsiaTheme="minorHAnsi"/>
-          <w:b w:val="0"/>
-          <w:bCs w:val="0"/>
-          <w:rtl w:val="off"/>
-        </w:rPr>
-        <w:t xml:space="preserve">원인은 </w:t>
-      </w:r>
-      <w:r>
-        <w:rPr>
-          <w:rFonts w:asciiTheme="minorHAnsi" w:eastAsiaTheme="minorHAnsi"/>
-        </w:rPr>
-        <w:t>Time.h</w:t>
-      </w:r>
-      <w:r>
-        <w:rPr>
-          <w:lang w:eastAsia="ko-KR"/>
-          <w:rFonts w:asciiTheme="minorHAnsi" w:eastAsiaTheme="minorHAnsi"/>
-          <w:rtl w:val="off"/>
-        </w:rPr>
-        <w:t>의</w:t>
-      </w:r>
-      <w:r>
-        <w:rPr>
-          <w:rFonts w:asciiTheme="minorHAnsi" w:eastAsiaTheme="minorHAnsi"/>
-        </w:rPr>
-        <w:t xml:space="preserve"> daily_count와 week_count</w:t>
-      </w:r>
-      <w:r>
-        <w:rPr>
-          <w:lang w:eastAsia="ko-KR"/>
-          <w:rFonts w:asciiTheme="minorHAnsi" w:eastAsiaTheme="minorHAnsi"/>
-          <w:rtl w:val="off"/>
-        </w:rPr>
-        <w:t xml:space="preserve">의 충돌, </w:t>
-      </w:r>
-      <w:r>
-        <w:rPr>
-          <w:rFonts w:asciiTheme="minorHAnsi" w:eastAsiaTheme="minorHAnsi"/>
-        </w:rPr>
-        <w:t>daily_count를 없애고 week_count로만 다뤄지게 수정</w:t>
-      </w:r>
-    </w:p>
-    <w:p>
-      <w:pPr>
-        <w:pStyle w:val="af1"/>
+          <w:rFonts w:asciiTheme="minorHAnsi" w:eastAsiaTheme="minorHAnsi"/>
+        </w:rPr>
+        <w:t>원인은 Time.h의 daily_count와 week_count의 충돌, daily_count를 없애고 week_count로만 다뤄지게 수정</w:t>
+      </w:r>
+    </w:p>
+    <w:p>
+      <w:pPr>
+        <w:pStyle w:val="a9"/>
         <w:ind w:left="1027"/>
         <w:jc w:val="both"/>
         <w:rPr>
@@ -3527,16 +2459,26 @@
     </w:p>
     <w:p>
       <w:pPr>
-        <w:pStyle w:val="af1"/>
-        <w:jc w:val="both"/>
+        <w:pStyle w:val="a9"/>
+        <w:jc w:val="both"/>
+        <w:rPr>
+          <w:rFonts w:asciiTheme="minorHAnsi" w:eastAsiaTheme="minorHAnsi" w:hint="eastAsia"/>
+        </w:rPr>
+      </w:pPr>
+    </w:p>
+    <w:p>
+      <w:pPr>
+        <w:pStyle w:val="a9"/>
         <w:numPr>
           <w:ilvl w:val="0"/>
           <w:numId w:val="5"/>
         </w:numPr>
-        <w:rPr>
-          <w:rFonts w:asciiTheme="minorHAnsi" w:eastAsiaTheme="minorHAnsi"/>
-        </w:rPr>
-      </w:pPr>
+        <w:jc w:val="both"/>
+        <w:rPr>
+          <w:rFonts w:asciiTheme="minorHAnsi" w:eastAsiaTheme="minorHAnsi"/>
+        </w:rPr>
+      </w:pPr>
+      <w:proofErr w:type="spellStart"/>
       <w:r>
         <w:rPr>
           <w:rFonts w:asciiTheme="minorHAnsi" w:eastAsiaTheme="minorHAnsi"/>
@@ -3545,99 +2487,48 @@
         </w:rPr>
         <w:t>히든</w:t>
       </w:r>
-      <w:r>
-        <w:rPr>
-          <w:rFonts w:asciiTheme="minorHAnsi" w:eastAsiaTheme="minorHAnsi"/>
-          <w:b/>
-          <w:bCs/>
-        </w:rPr>
-        <w:t>/배드</w:t>
-      </w:r>
-      <w:r>
-        <w:rPr>
-          <w:rFonts w:asciiTheme="minorHAnsi" w:eastAsiaTheme="minorHAnsi"/>
-          <w:b/>
-          <w:bCs/>
-        </w:rPr>
-        <w:t xml:space="preserve"> 엔딩 조건 수정</w:t>
-      </w:r>
-      <w:r>
-        <w:rPr>
-          <w:rFonts w:asciiTheme="minorHAnsi" w:eastAsiaTheme="minorHAnsi"/>
-          <w:b/>
-          <w:bCs/>
-        </w:rPr>
-        <w:t xml:space="preserve">: </w:t>
-      </w:r>
-      <w:r>
-        <w:rPr>
-          <w:rFonts w:asciiTheme="minorHAnsi" w:eastAsiaTheme="minorHAnsi"/>
-        </w:rPr>
-        <w:t>초기 기획 시 히든 엔딩 조건을 "만족도 100 + 특정 수치 100"으로 설정하였으나, 실제 플레이 테스트 결과 8주 안에 해당 조건을 동시에 달성하는 것이 현실적으로 불가능함을 확인</w:t>
-      </w:r>
-      <w:r>
-        <w:rPr>
-          <w:rFonts w:asciiTheme="minorHAnsi" w:eastAsiaTheme="minorHAnsi"/>
-        </w:rPr>
-        <w:t xml:space="preserve">. </w:t>
-      </w:r>
-      <w:r>
-        <w:rPr>
-          <w:rFonts w:asciiTheme="minorHAnsi" w:eastAsiaTheme="minorHAnsi"/>
-        </w:rPr>
-        <w:t xml:space="preserve">또한 배드엔딩 조건을 </w:t>
-      </w:r>
-      <w:r>
-        <w:rPr>
-          <w:rFonts w:asciiTheme="minorHAnsi" w:eastAsiaTheme="minorHAnsi"/>
-        </w:rPr>
-        <w:t>“</w:t>
-      </w:r>
-      <w:r>
-        <w:rPr>
-          <w:rFonts w:asciiTheme="minorHAnsi" w:eastAsiaTheme="minorHAnsi"/>
-        </w:rPr>
-        <w:t>만족도 25이하</w:t>
-      </w:r>
-      <w:r>
-        <w:rPr>
-          <w:rFonts w:asciiTheme="minorHAnsi" w:eastAsiaTheme="minorHAnsi"/>
-        </w:rPr>
-        <w:t>”</w:t>
-      </w:r>
-      <w:r>
-        <w:rPr>
-          <w:rFonts w:asciiTheme="minorHAnsi" w:eastAsiaTheme="minorHAnsi"/>
-        </w:rPr>
-        <w:t>로 설정하였으나, 실제 플레이 테스트 결과 만족도가 25이하로 떨어지는</w:t>
-      </w:r>
-      <w:r>
-        <w:rPr>
-          <w:rFonts w:asciiTheme="minorHAnsi" w:eastAsiaTheme="minorHAnsi"/>
-        </w:rPr>
-        <w:t>게</w:t>
-      </w:r>
-      <w:r>
-        <w:rPr>
-          <w:rFonts w:asciiTheme="minorHAnsi" w:eastAsiaTheme="minorHAnsi"/>
-        </w:rPr>
-        <w:t xml:space="preserve"> 불가능한 것을 </w:t>
-      </w:r>
-      <w:r>
-        <w:rPr>
-          <w:rFonts w:asciiTheme="minorHAnsi" w:eastAsiaTheme="minorHAnsi"/>
-        </w:rPr>
-        <w:t>확인</w:t>
-      </w:r>
-    </w:p>
-    <w:p>
-      <w:pPr>
-        <w:pStyle w:val="af1"/>
-        <w:jc w:val="both"/>
+      <w:proofErr w:type="spellEnd"/>
+      <w:r>
+        <w:rPr>
+          <w:rFonts w:asciiTheme="minorHAnsi" w:eastAsiaTheme="minorHAnsi"/>
+          <w:b/>
+          <w:bCs/>
+        </w:rPr>
+        <w:t>/</w:t>
+      </w:r>
+      <w:proofErr w:type="spellStart"/>
+      <w:r>
+        <w:rPr>
+          <w:rFonts w:asciiTheme="minorHAnsi" w:eastAsiaTheme="minorHAnsi"/>
+          <w:b/>
+          <w:bCs/>
+        </w:rPr>
+        <w:t>배드</w:t>
+      </w:r>
+      <w:proofErr w:type="spellEnd"/>
+      <w:r>
+        <w:rPr>
+          <w:rFonts w:asciiTheme="minorHAnsi" w:eastAsiaTheme="minorHAnsi"/>
+          <w:b/>
+          <w:bCs/>
+        </w:rPr>
+        <w:t xml:space="preserve"> 엔딩 조건 수정: </w:t>
+      </w:r>
+      <w:r>
+        <w:rPr>
+          <w:rFonts w:asciiTheme="minorHAnsi" w:eastAsiaTheme="minorHAnsi"/>
+        </w:rPr>
+        <w:t>초기 기획 시 히든 엔딩 조건을 "만족도 100 + 특정 수치 100"으로 설정하였으나, 실제 플레이 테스트 결과 8주 안에 해당 조건을 동시에 달성하는 것이 현실적으로 불가능함을 확인. 또한 배드엔딩 조건을 “만족도 25이하”로 설정하였으나, 실제 플레이 테스트 결과 만족도가 25이하로 떨어지는게 불가능한 것을 확인</w:t>
+      </w:r>
+    </w:p>
+    <w:p>
+      <w:pPr>
+        <w:pStyle w:val="a9"/>
         <w:numPr>
           <w:ilvl w:val="1"/>
           <w:numId w:val="5"/>
         </w:numPr>
+        <w:jc w:val="both"/>
         <w:rPr>
           <w:rFonts w:asciiTheme="minorHAnsi" w:eastAsiaTheme="minorHAnsi"/>
           <w:b/>
@@ -3656,36 +2547,12 @@
         <w:rPr>
           <w:rFonts w:asciiTheme="minorHAnsi" w:eastAsiaTheme="minorHAnsi"/>
         </w:rPr>
-        <w:t xml:space="preserve">히든 엔딩 3종의 발동 조건에서 만족도 기준을 완화하여 달성 가능한 수준으로 </w:t>
-      </w:r>
-      <w:r>
-        <w:rPr>
-          <w:rFonts w:asciiTheme="minorHAnsi" w:eastAsiaTheme="minorHAnsi"/>
-        </w:rPr>
-        <w:t xml:space="preserve">조정 </w:t>
-      </w:r>
-      <w:r>
-        <w:rPr>
-          <w:rFonts w:asciiTheme="minorHAnsi" w:eastAsiaTheme="minorHAnsi"/>
-        </w:rPr>
-        <w:t>(</w:t>
-      </w:r>
-      <w:r>
-        <w:rPr>
-          <w:rFonts w:asciiTheme="minorHAnsi" w:eastAsiaTheme="minorHAnsi"/>
-        </w:rPr>
-        <w:t>만족도 100 -&gt; 85</w:t>
-      </w:r>
-      <w:r>
-        <w:rPr>
-          <w:rFonts w:asciiTheme="minorHAnsi" w:eastAsiaTheme="minorHAnsi"/>
-        </w:rPr>
-        <w:t xml:space="preserve"> + 특정수치 100)</w:t>
-      </w:r>
-    </w:p>
-    <w:p>
-      <w:pPr>
-        <w:pStyle w:val="af1"/>
+        <w:t>히든 엔딩 3종의 발동 조건에서 만족도 기준을 완화하여 달성 가능한 수준으로 조정 (만족도 100 -&gt; 85 + 특정수치 100)</w:t>
+      </w:r>
+    </w:p>
+    <w:p>
+      <w:pPr>
+        <w:pStyle w:val="a9"/>
         <w:ind w:left="1069"/>
         <w:jc w:val="both"/>
         <w:rPr>
@@ -3701,7 +2568,7 @@
     </w:p>
     <w:p>
       <w:pPr>
-        <w:pStyle w:val="af1"/>
+        <w:pStyle w:val="a9"/>
         <w:ind w:left="1069"/>
         <w:jc w:val="both"/>
       </w:pPr>
@@ -3717,45 +2584,21 @@
         <w:rPr>
           <w:rFonts w:asciiTheme="minorHAnsi" w:eastAsiaTheme="minorHAnsi"/>
         </w:rPr>
-        <w:t>플레이어가 8주 내에 히든 엔</w:t>
-      </w:r>
-      <w:r>
-        <w:rPr>
-          <w:rFonts w:asciiTheme="minorHAnsi" w:eastAsiaTheme="minorHAnsi"/>
-        </w:rPr>
-        <w:t>딩과 배드엔딩을</w:t>
-      </w:r>
-      <w:r>
-        <w:rPr>
-          <w:rFonts w:asciiTheme="minorHAnsi" w:eastAsiaTheme="minorHAnsi"/>
-        </w:rPr>
-        <w:t xml:space="preserve"> 실제로 달성할 수 있도록 밸런스</w:t>
-      </w:r>
-      <w:r>
-        <w:rPr>
-          <w:rFonts w:asciiTheme="minorHAnsi" w:eastAsiaTheme="minorHAnsi"/>
-        </w:rPr>
-        <w:t xml:space="preserve"> </w:t>
-      </w:r>
-      <w:r>
-        <w:rPr>
-          <w:rFonts w:asciiTheme="minorHAnsi" w:eastAsiaTheme="minorHAnsi"/>
-        </w:rPr>
-        <w:t>조정</w:t>
-      </w:r>
-    </w:p>
-    <w:p>
-      <w:pPr>
-        <w:jc w:val="both"/>
-        <w:rPr>
-          <w:rFonts w:asciiTheme="minorHAnsi" w:eastAsiaTheme="minorHAnsi"/>
-          <w:b/>
-          <w:bCs/>
-        </w:rPr>
-      </w:pPr>
-      <w:r>
-        <w:pict>
-          <v:rect id="1033" style="margin-left:0pt;margin-top:0pt;width:0pt;height:1.5pt;mso-position-horizontal-relative:column;mso-position-vertical-relative:line;z-index:0" o:hrpct="1000" o:hralign="center" o:hrstd="t" o:hrnoshade="f" o:hr="t" o:allowincell="t" filled="t" fillcolor="#a0a0a0" stroked="f"/>
+        <w:t>플레이어가 8주 내에 히든 엔딩과 배드엔딩을 실제로 달성할 수 있도록 밸런스 조정</w:t>
+      </w:r>
+    </w:p>
+    <w:p>
+      <w:pPr>
+        <w:jc w:val="both"/>
+        <w:rPr>
+          <w:rFonts w:asciiTheme="minorHAnsi" w:eastAsiaTheme="minorHAnsi"/>
+          <w:b/>
+          <w:bCs/>
+        </w:rPr>
+      </w:pPr>
+      <w:r>
+        <w:pict w14:anchorId="5B2E2020">
+          <v:rect id="1033" o:spid="_x0000_i1028" style="width:0;height:1.5pt;mso-position-vertical-relative:line" o:hralign="center" o:hrstd="t" o:hr="t" fillcolor="#a0a0a0" stroked="f"/>
         </w:pict>
       </w:r>
     </w:p>
@@ -3783,67 +2626,38 @@
       <w:pPr>
         <w:jc w:val="both"/>
         <w:rPr>
-          <w:lang w:eastAsia="ko-KR"/>
-          <w:rFonts w:asciiTheme="minorHAnsi" w:eastAsiaTheme="minorHAnsi"/>
-          <w:b/>
-          <w:bCs/>
-          <w:rtl w:val="off"/>
-        </w:rPr>
-      </w:pPr>
-    </w:p>
-    <w:p>
-      <w:pPr>
-        <w:jc w:val="both"/>
-        <w:rPr>
-          <w:rFonts w:asciiTheme="minorHAnsi" w:eastAsiaTheme="minorHAnsi"/>
-          <w:b/>
-          <w:bCs/>
-        </w:rPr>
-      </w:pPr>
-    </w:p>
-    <w:p>
-      <w:pPr>
-        <w:jc w:val="both"/>
-        <w:rPr>
-          <w:rFonts w:asciiTheme="minorHAnsi" w:eastAsiaTheme="minorHAnsi"/>
-          <w:b/>
-          <w:bCs/>
-        </w:rPr>
-      </w:pPr>
-    </w:p>
-    <w:p>
-      <w:pPr>
-        <w:jc w:val="both"/>
-        <w:rPr>
-          <w:rFonts w:asciiTheme="minorHAnsi" w:eastAsiaTheme="minorHAnsi"/>
-          <w:b/>
-          <w:bCs/>
-        </w:rPr>
-      </w:pPr>
-      <w:r>
-        <w:rPr>
-          <w:rFonts w:asciiTheme="minorHAnsi" w:eastAsiaTheme="minorHAnsi"/>
-          <w:b/>
-          <w:bCs/>
-        </w:rPr>
-        <w:t>4</w:t>
-      </w:r>
-      <w:r>
-        <w:rPr>
-          <w:rFonts w:asciiTheme="minorHAnsi" w:eastAsiaTheme="minorHAnsi"/>
-          <w:b/>
-          <w:bCs/>
-        </w:rPr>
-        <w:t>. 현재까지의 성과 및 결론</w:t>
-      </w:r>
-    </w:p>
-    <w:p>
-      <w:pPr>
-        <w:jc w:val="both"/>
+          <w:rFonts w:asciiTheme="minorHAnsi" w:eastAsiaTheme="minorHAnsi"/>
+          <w:b/>
+          <w:bCs/>
+        </w:rPr>
+      </w:pPr>
+    </w:p>
+    <w:p>
+      <w:pPr>
+        <w:jc w:val="both"/>
+        <w:rPr>
+          <w:rFonts w:asciiTheme="minorHAnsi" w:eastAsiaTheme="minorHAnsi"/>
+          <w:b/>
+          <w:bCs/>
+        </w:rPr>
+      </w:pPr>
+      <w:r>
+        <w:rPr>
+          <w:rFonts w:asciiTheme="minorHAnsi" w:eastAsiaTheme="minorHAnsi"/>
+          <w:b/>
+          <w:bCs/>
+        </w:rPr>
+        <w:lastRenderedPageBreak/>
+        <w:t>4. 현재까지의 성과 및 결론</w:t>
+      </w:r>
+    </w:p>
+    <w:p>
+      <w:pPr>
         <w:numPr>
           <w:ilvl w:val="0"/>
           <w:numId w:val="6"/>
         </w:numPr>
+        <w:jc w:val="both"/>
         <w:rPr>
           <w:rFonts w:asciiTheme="minorHAnsi" w:eastAsiaTheme="minorHAnsi"/>
         </w:rPr>
@@ -3865,145 +2679,95 @@
     </w:p>
     <w:p>
       <w:pPr>
-        <w:autoSpaceDE/>
-        <w:autoSpaceDN/>
         <w:widowControl/>
-        <w:wordWrap/>
-        <w:jc w:val="both"/>
         <w:numPr>
           <w:ilvl w:val="1"/>
           <w:numId w:val="6"/>
         </w:numPr>
-        <w:spacing w:after="0"/>
-        <w:textAlignment w:val="baseline"/>
-        <w:rPr>
-          <w:rFonts w:asciiTheme="minorHAnsi" w:eastAsiaTheme="minorHAnsi" w:cs="굴림"/>
-          <w:szCs w:val="22"/>
-          <w:kern w:val="0"/>
-        </w:rPr>
-      </w:pPr>
-      <w:r>
-        <w:rPr>
-          <w:bdr w:val="none"/>
-          <w:rFonts w:asciiTheme="minorHAnsi" w:eastAsiaTheme="minorHAnsi" w:cs="굴림"/>
-          <w:szCs w:val="22"/>
-          <w:kern w:val="0"/>
-        </w:rPr>
-        <w:t>텍스트기반 육성 시뮬레이션을 통해 C++ 객체지향 설계(클래스 분리,</w:t>
-      </w:r>
-      <w:r>
-        <w:rPr>
-          <w:bdr w:val="none"/>
-          <w:rFonts w:asciiTheme="minorHAnsi" w:eastAsiaTheme="minorHAnsi" w:cs="굴림"/>
-          <w:szCs w:val="22"/>
-          <w:kern w:val="0"/>
-        </w:rPr>
-        <w:t xml:space="preserve"> </w:t>
-      </w:r>
-      <w:r>
-        <w:rPr>
-          <w:bdr w:val="none"/>
-          <w:rFonts w:asciiTheme="minorHAnsi" w:eastAsiaTheme="minorHAnsi" w:cs="굴림"/>
-          <w:szCs w:val="22"/>
-          <w:kern w:val="0"/>
-        </w:rPr>
-        <w:t>캡슐화, 포인터 관리)를 실습할 수 있는 학습 예제로 활용 가능</w:t>
-      </w:r>
-    </w:p>
-    <w:p>
-      <w:pPr>
+        <w:wordWrap/>
         <w:autoSpaceDE/>
         <w:autoSpaceDN/>
+        <w:spacing w:after="0"/>
+        <w:jc w:val="both"/>
+        <w:textAlignment w:val="baseline"/>
+        <w:rPr>
+          <w:rFonts w:asciiTheme="minorHAnsi" w:eastAsiaTheme="minorHAnsi" w:cs="굴림"/>
+          <w:kern w:val="0"/>
+          <w:szCs w:val="22"/>
+        </w:rPr>
+      </w:pPr>
+      <w:r>
+        <w:rPr>
+          <w:rFonts w:asciiTheme="minorHAnsi" w:eastAsiaTheme="minorHAnsi" w:cs="굴림"/>
+          <w:kern w:val="0"/>
+          <w:szCs w:val="22"/>
+        </w:rPr>
+        <w:t>텍스트기반 육성 시뮬레이션을 통해 C++ 객체지향 설계(클래스 분리, 캡슐화, 포인터 관리)를 실습할 수 있는 학습 예제로 활용 가능</w:t>
+      </w:r>
+    </w:p>
+    <w:p>
+      <w:pPr>
         <w:widowControl/>
-        <w:wordWrap/>
-        <w:jc w:val="both"/>
         <w:numPr>
           <w:ilvl w:val="1"/>
           <w:numId w:val="6"/>
         </w:numPr>
-        <w:spacing w:after="0"/>
-        <w:textAlignment w:val="baseline"/>
-        <w:rPr>
-          <w:rFonts w:asciiTheme="minorHAnsi" w:eastAsiaTheme="minorHAnsi" w:cs="굴림"/>
-          <w:szCs w:val="22"/>
-          <w:kern w:val="0"/>
-        </w:rPr>
-      </w:pPr>
-      <w:r>
-        <w:rPr>
-          <w:bdr w:val="none"/>
-          <w:rFonts w:asciiTheme="minorHAnsi" w:eastAsiaTheme="minorHAnsi" w:cs="굴림"/>
-          <w:szCs w:val="22"/>
-          <w:kern w:val="0"/>
-        </w:rPr>
-        <w:t xml:space="preserve">다마고치와 같은 고전 육성 게임의 핵심 메커니즘(수치 관리, 성장 단계, 엔딩 분기)을 콘솔 환경에서 직접 구현해봄으로써 게임 로직 설계 경험을 </w:t>
-      </w:r>
-      <w:r>
-        <w:rPr>
-          <w:bdr w:val="none"/>
-          <w:rFonts w:asciiTheme="minorHAnsi" w:eastAsiaTheme="minorHAnsi" w:cs="굴림"/>
-          <w:szCs w:val="22"/>
-          <w:kern w:val="0"/>
-        </w:rPr>
-        <w:t>쌓음</w:t>
-      </w:r>
-    </w:p>
-    <w:p>
-      <w:pPr>
+        <w:wordWrap/>
         <w:autoSpaceDE/>
         <w:autoSpaceDN/>
+        <w:spacing w:after="0"/>
+        <w:jc w:val="both"/>
+        <w:textAlignment w:val="baseline"/>
+        <w:rPr>
+          <w:rFonts w:asciiTheme="minorHAnsi" w:eastAsiaTheme="minorHAnsi" w:cs="굴림"/>
+          <w:kern w:val="0"/>
+          <w:szCs w:val="22"/>
+        </w:rPr>
+      </w:pPr>
+      <w:r>
+        <w:rPr>
+          <w:rFonts w:asciiTheme="minorHAnsi" w:eastAsiaTheme="minorHAnsi" w:cs="굴림"/>
+          <w:kern w:val="0"/>
+          <w:szCs w:val="22"/>
+        </w:rPr>
+        <w:t>다마고치와 같은 고전 육성 게임의 핵심 메커니즘(수치 관리, 성장 단계, 엔딩 분기)을 콘솔 환경에서 직접 구현해봄으로써 게임 로직 설계 경험을 쌓음</w:t>
+      </w:r>
+    </w:p>
+    <w:p>
+      <w:pPr>
         <w:widowControl/>
-        <w:wordWrap/>
-        <w:jc w:val="both"/>
         <w:numPr>
           <w:ilvl w:val="1"/>
           <w:numId w:val="6"/>
         </w:numPr>
+        <w:wordWrap/>
+        <w:autoSpaceDE/>
+        <w:autoSpaceDN/>
         <w:spacing w:after="0"/>
+        <w:jc w:val="both"/>
         <w:textAlignment w:val="baseline"/>
         <w:rPr>
           <w:rFonts w:asciiTheme="minorHAnsi" w:eastAsiaTheme="minorHAnsi" w:cs="굴림"/>
+          <w:kern w:val="0"/>
           <w:szCs w:val="22"/>
+        </w:rPr>
+      </w:pPr>
+      <w:r>
+        <w:rPr>
+          <w:rFonts w:asciiTheme="minorHAnsi" w:eastAsiaTheme="minorHAnsi" w:cs="굴림"/>
           <w:kern w:val="0"/>
-        </w:rPr>
-      </w:pPr>
-      <w:r>
-        <w:rPr>
-          <w:bdr w:val="none"/>
-          <w:rFonts w:asciiTheme="minorHAnsi" w:eastAsiaTheme="minorHAnsi" w:cs="굴림"/>
           <w:szCs w:val="22"/>
-          <w:kern w:val="0"/>
-        </w:rPr>
-        <w:t>향후 GUI 라이브러리나 파일 입출력</w:t>
-      </w:r>
-      <w:r>
-        <w:rPr>
-          <w:bdr w:val="none"/>
-          <w:lang w:eastAsia="ko-KR"/>
-          <w:rFonts w:asciiTheme="minorHAnsi" w:eastAsiaTheme="minorHAnsi" w:cs="굴림"/>
-          <w:szCs w:val="22"/>
-          <w:kern w:val="0"/>
-          <w:rtl w:val="off"/>
-        </w:rPr>
-        <w:t xml:space="preserve"> 기능</w:t>
-      </w:r>
-      <w:r>
-        <w:rPr>
-          <w:bdr w:val="none"/>
-          <w:rFonts w:asciiTheme="minorHAnsi" w:eastAsiaTheme="minorHAnsi" w:cs="굴림"/>
-          <w:szCs w:val="22"/>
-          <w:kern w:val="0"/>
-        </w:rPr>
-        <w:t>(세이브/로드)을 추가하는 방향으로 확장 가능한 구조 설계</w:t>
-      </w:r>
-    </w:p>
-    <w:p>
-      <w:pPr>
-        <w:jc w:val="both"/>
+        </w:rPr>
+        <w:t>향후 GUI 라이브러리나 파일 입출력 기능(세이브/로드)을 추가하는 방향으로 확장 가능한 구조 설계</w:t>
+      </w:r>
+    </w:p>
+    <w:p>
+      <w:pPr>
         <w:numPr>
           <w:ilvl w:val="0"/>
           <w:numId w:val="6"/>
         </w:numPr>
+        <w:jc w:val="both"/>
         <w:rPr>
           <w:rFonts w:asciiTheme="minorHAnsi" w:eastAsiaTheme="minorHAnsi"/>
         </w:rPr>
@@ -4025,156 +2789,95 @@
     </w:p>
     <w:p>
       <w:pPr>
-        <w:autoSpaceDE/>
-        <w:autoSpaceDN/>
         <w:widowControl/>
-        <w:wordWrap/>
-        <w:jc w:val="both"/>
         <w:numPr>
           <w:ilvl w:val="1"/>
           <w:numId w:val="6"/>
         </w:numPr>
-        <w:spacing w:after="0"/>
-        <w:textAlignment w:val="baseline"/>
-        <w:rPr>
-          <w:rFonts w:asciiTheme="minorHAnsi" w:eastAsiaTheme="minorHAnsi" w:cs="굴림"/>
-          <w:szCs w:val="22"/>
-          <w:kern w:val="0"/>
-        </w:rPr>
-      </w:pPr>
-      <w:r>
-        <w:rPr>
-          <w:bdr w:val="none"/>
-          <w:rFonts w:asciiTheme="minorHAnsi" w:eastAsiaTheme="minorHAnsi" w:cs="굴림"/>
-          <w:szCs w:val="22"/>
-          <w:kern w:val="0"/>
-        </w:rPr>
-        <w:t>GameEntity, GameEngine, ActionManager, UIRenderer, GameManager 5개 클래스의 역할을 명확히 분리하여 객체지향 설계 원칙을 적용한 구조</w:t>
-      </w:r>
-      <w:r>
-        <w:rPr>
-          <w:bdr w:val="none"/>
-          <w:lang w:eastAsia="ko-KR"/>
-          <w:rFonts w:asciiTheme="minorHAnsi" w:eastAsiaTheme="minorHAnsi" w:cs="굴림"/>
-          <w:szCs w:val="22"/>
-          <w:kern w:val="0"/>
-          <w:rtl w:val="off"/>
-        </w:rPr>
-        <w:t>로</w:t>
-      </w:r>
-      <w:r>
-        <w:rPr>
-          <w:bdr w:val="none"/>
-          <w:rFonts w:asciiTheme="minorHAnsi" w:eastAsiaTheme="minorHAnsi" w:cs="굴림"/>
-          <w:szCs w:val="22"/>
-          <w:kern w:val="0"/>
-        </w:rPr>
-        <w:t xml:space="preserve"> 완성</w:t>
-      </w:r>
-    </w:p>
-    <w:p>
-      <w:pPr>
+        <w:wordWrap/>
         <w:autoSpaceDE/>
         <w:autoSpaceDN/>
+        <w:spacing w:after="0"/>
+        <w:jc w:val="both"/>
+        <w:textAlignment w:val="baseline"/>
+        <w:rPr>
+          <w:rFonts w:asciiTheme="minorHAnsi" w:eastAsiaTheme="minorHAnsi" w:cs="굴림"/>
+          <w:kern w:val="0"/>
+          <w:szCs w:val="22"/>
+        </w:rPr>
+      </w:pPr>
+      <w:r>
+        <w:rPr>
+          <w:rFonts w:asciiTheme="minorHAnsi" w:eastAsiaTheme="minorHAnsi" w:cs="굴림"/>
+          <w:kern w:val="0"/>
+          <w:szCs w:val="22"/>
+        </w:rPr>
+        <w:t>GameEntity, GameEngine, ActionManager, UIRenderer, GameManager 5개 클래스의 역할을 명확히 분리하여 객체지향 설계 원칙을 적용한 구조로 완성</w:t>
+      </w:r>
+    </w:p>
+    <w:p>
+      <w:pPr>
         <w:widowControl/>
-        <w:wordWrap/>
-        <w:jc w:val="both"/>
         <w:numPr>
           <w:ilvl w:val="1"/>
           <w:numId w:val="6"/>
         </w:numPr>
-        <w:spacing w:after="0"/>
-        <w:textAlignment w:val="baseline"/>
-        <w:rPr>
-          <w:rFonts w:asciiTheme="minorHAnsi" w:eastAsiaTheme="minorHAnsi" w:cs="굴림"/>
-          <w:szCs w:val="22"/>
-          <w:kern w:val="0"/>
-        </w:rPr>
-      </w:pPr>
-      <w:r>
-        <w:rPr>
-          <w:bdr w:val="none"/>
-          <w:rFonts w:asciiTheme="minorHAnsi" w:eastAsiaTheme="minorHAnsi" w:cs="굴림"/>
-          <w:szCs w:val="22"/>
-          <w:kern w:val="0"/>
-        </w:rPr>
-        <w:t>8주</w:t>
-      </w:r>
-      <w:r>
-        <w:rPr>
-          <w:bdr w:val="none"/>
-          <w:lang w:eastAsia="ko-KR"/>
-          <w:rFonts w:asciiTheme="minorHAnsi" w:eastAsiaTheme="minorHAnsi" w:cs="굴림"/>
-          <w:szCs w:val="22"/>
-          <w:kern w:val="0"/>
-          <w:rtl w:val="off"/>
-        </w:rPr>
-        <w:t xml:space="preserve"> </w:t>
-      </w:r>
-      <w:r>
-        <w:rPr>
-          <w:bdr w:val="none"/>
-          <w:rFonts w:asciiTheme="minorHAnsi" w:eastAsiaTheme="minorHAnsi" w:cs="굴림"/>
-          <w:szCs w:val="22"/>
-          <w:kern w:val="0"/>
-        </w:rPr>
-        <w:t>간의 시간 흐름, 주차별 성장 단계 진화, 행동에 따른 수치 변화, 아사/병사/도주/클리어 엔딩</w:t>
-      </w:r>
-      <w:r>
-        <w:rPr>
-          <w:bdr w:val="none"/>
-          <w:rFonts w:asciiTheme="minorHAnsi" w:eastAsiaTheme="minorHAnsi" w:cs="굴림"/>
-          <w:szCs w:val="22"/>
-          <w:kern w:val="0"/>
-        </w:rPr>
-        <w:t xml:space="preserve"> </w:t>
-      </w:r>
-      <w:r>
-        <w:rPr>
-          <w:bdr w:val="none"/>
-          <w:rFonts w:asciiTheme="minorHAnsi" w:eastAsiaTheme="minorHAnsi" w:cs="굴림"/>
-          <w:szCs w:val="22"/>
-          <w:kern w:val="0"/>
-        </w:rPr>
-        <w:t>분기 등 기획한 핵심 게임 로직을 모두 구현</w:t>
-      </w:r>
-    </w:p>
-    <w:p>
-      <w:pPr>
+        <w:wordWrap/>
         <w:autoSpaceDE/>
         <w:autoSpaceDN/>
+        <w:spacing w:after="0"/>
+        <w:jc w:val="both"/>
+        <w:textAlignment w:val="baseline"/>
+        <w:rPr>
+          <w:rFonts w:asciiTheme="minorHAnsi" w:eastAsiaTheme="minorHAnsi" w:cs="굴림"/>
+          <w:kern w:val="0"/>
+          <w:szCs w:val="22"/>
+        </w:rPr>
+      </w:pPr>
+      <w:r>
+        <w:rPr>
+          <w:rFonts w:asciiTheme="minorHAnsi" w:eastAsiaTheme="minorHAnsi" w:cs="굴림"/>
+          <w:kern w:val="0"/>
+          <w:szCs w:val="22"/>
+        </w:rPr>
+        <w:t>8주 간의 시간 흐름, 주차별 성장 단계 진화, 행동에 따른 수치 변화, 아사/병사/도주/클리어 엔딩 분기 등 기획한 핵심 게임 로직을 모두 구현</w:t>
+      </w:r>
+    </w:p>
+    <w:p>
+      <w:pPr>
         <w:widowControl/>
-        <w:wordWrap/>
-        <w:jc w:val="both"/>
         <w:numPr>
           <w:ilvl w:val="1"/>
           <w:numId w:val="6"/>
         </w:numPr>
+        <w:wordWrap/>
+        <w:autoSpaceDE/>
+        <w:autoSpaceDN/>
         <w:spacing w:after="0"/>
+        <w:jc w:val="both"/>
         <w:textAlignment w:val="baseline"/>
         <w:rPr>
           <w:rFonts w:asciiTheme="minorHAnsi" w:eastAsiaTheme="minorHAnsi" w:cs="굴림"/>
+          <w:kern w:val="0"/>
           <w:szCs w:val="22"/>
+        </w:rPr>
+      </w:pPr>
+      <w:r>
+        <w:rPr>
+          <w:rFonts w:asciiTheme="minorHAnsi" w:eastAsiaTheme="minorHAnsi" w:cs="굴림"/>
           <w:kern w:val="0"/>
-        </w:rPr>
-      </w:pPr>
-      <w:r>
-        <w:rPr>
-          <w:bdr w:val="none"/>
-          <w:rFonts w:asciiTheme="minorHAnsi" w:eastAsiaTheme="minorHAnsi" w:cs="굴림"/>
           <w:szCs w:val="22"/>
-          <w:kern w:val="0"/>
         </w:rPr>
         <w:t>UTF-8 인코딩 설정 및 콘솔 코드페이지 변경을 통해 한글 입출력 문제를 해결하고, Windows 콘솔 환경에서 안정적으로 동작하는 실행 파일 완성</w:t>
       </w:r>
     </w:p>
     <w:p>
       <w:pPr>
-        <w:jc w:val="both"/>
         <w:numPr>
           <w:ilvl w:val="1"/>
           <w:numId w:val="6"/>
         </w:numPr>
+        <w:jc w:val="both"/>
         <w:rPr>
           <w:rFonts w:asciiTheme="minorHAnsi" w:eastAsiaTheme="minorHAnsi"/>
         </w:rPr>
@@ -4188,11 +2891,11 @@
     </w:p>
     <w:p>
       <w:pPr>
-        <w:jc w:val="both"/>
         <w:numPr>
           <w:ilvl w:val="1"/>
           <w:numId w:val="6"/>
         </w:numPr>
+        <w:jc w:val="both"/>
         <w:rPr>
           <w:rFonts w:asciiTheme="minorHAnsi" w:eastAsiaTheme="minorHAnsi"/>
         </w:rPr>
@@ -4206,11 +2909,11 @@
     </w:p>
     <w:p>
       <w:pPr>
-        <w:jc w:val="both"/>
         <w:numPr>
           <w:ilvl w:val="0"/>
           <w:numId w:val="6"/>
         </w:numPr>
+        <w:jc w:val="both"/>
         <w:rPr>
           <w:rFonts w:asciiTheme="minorHAnsi" w:eastAsiaTheme="minorHAnsi"/>
         </w:rPr>
@@ -4232,13 +2935,13 @@
     </w:p>
     <w:p>
       <w:pPr>
-        <w:ind w:left="1434" w:hanging="357"/>
-        <w:jc w:val="both"/>
         <w:numPr>
           <w:ilvl w:val="1"/>
           <w:numId w:val="6"/>
         </w:numPr>
         <w:spacing w:line="180" w:lineRule="auto"/>
+        <w:ind w:left="1434" w:hanging="357"/>
+        <w:jc w:val="both"/>
         <w:rPr>
           <w:rFonts w:asciiTheme="minorHAnsi" w:eastAsiaTheme="minorHAnsi"/>
         </w:rPr>
@@ -4252,13 +2955,13 @@
     </w:p>
     <w:p>
       <w:pPr>
-        <w:ind w:left="1434" w:hanging="357"/>
-        <w:jc w:val="both"/>
         <w:numPr>
           <w:ilvl w:val="1"/>
           <w:numId w:val="6"/>
         </w:numPr>
         <w:spacing w:line="180" w:lineRule="auto"/>
+        <w:ind w:left="1434" w:hanging="357"/>
+        <w:jc w:val="both"/>
         <w:rPr>
           <w:rFonts w:asciiTheme="minorHAnsi" w:eastAsiaTheme="minorHAnsi"/>
         </w:rPr>
@@ -4272,13 +2975,13 @@
     </w:p>
     <w:p>
       <w:pPr>
-        <w:ind w:left="1434" w:hanging="357"/>
-        <w:jc w:val="both"/>
         <w:numPr>
           <w:ilvl w:val="1"/>
           <w:numId w:val="6"/>
         </w:numPr>
         <w:spacing w:line="180" w:lineRule="auto"/>
+        <w:ind w:left="1434" w:hanging="357"/>
+        <w:jc w:val="both"/>
         <w:rPr>
           <w:rFonts w:asciiTheme="minorHAnsi" w:eastAsiaTheme="minorHAnsi"/>
         </w:rPr>
@@ -4292,13 +2995,13 @@
     </w:p>
     <w:p>
       <w:pPr>
-        <w:ind w:left="1434" w:hanging="357"/>
-        <w:jc w:val="both"/>
         <w:numPr>
           <w:ilvl w:val="1"/>
           <w:numId w:val="6"/>
         </w:numPr>
         <w:spacing w:line="180" w:lineRule="auto"/>
+        <w:ind w:left="1434" w:hanging="357"/>
+        <w:jc w:val="both"/>
         <w:rPr>
           <w:rFonts w:asciiTheme="minorHAnsi" w:eastAsiaTheme="minorHAnsi"/>
         </w:rPr>
@@ -4321,8 +3024,8 @@
         <w:rPr>
           <w:rFonts w:asciiTheme="minorHAnsi" w:eastAsiaTheme="minorHAnsi"/>
         </w:rPr>
-        <w:pict>
-          <v:rect id="1034" style="margin-left:0pt;margin-top:0pt;width:0pt;height:1.5pt;mso-position-horizontal-relative:column;mso-position-vertical-relative:line;z-index:0" o:hrpct="1000" o:hralign="center" o:hrstd="t" o:hrnoshade="f" o:hr="t" o:allowincell="t" filled="t" fillcolor="#a0a0a0" stroked="f"/>
+        <w:pict w14:anchorId="139352F4">
+          <v:rect id="1034" o:spid="_x0000_i1029" style="width:0;height:1.5pt;mso-position-vertical-relative:line" o:hralign="center" o:hrstd="t" o:hr="t" fillcolor="#a0a0a0" stroked="f"/>
         </w:pict>
       </w:r>
     </w:p>
@@ -4369,20 +3072,13 @@
           <w:b/>
           <w:bCs/>
         </w:rPr>
-        <w:t xml:space="preserve">5. </w:t>
-      </w:r>
-      <w:r>
-        <w:rPr>
-          <w:rFonts w:asciiTheme="minorHAnsi" w:eastAsiaTheme="minorHAnsi"/>
-          <w:b/>
-          <w:bCs/>
-        </w:rPr>
-        <w:t>엔딩 시스템 — 11가지 분기</w:t>
+        <w:lastRenderedPageBreak/>
+        <w:t>5. 엔딩 시스템 — 11가지 분기</w:t>
       </w:r>
     </w:p>
     <w:tbl>
       <w:tblPr>
-        <w:tblStyle w:val="afffc"/>
+        <w:tblStyle w:val="ac"/>
         <w:tblW w:w="9360" w:type="dxa"/>
         <w:tblLook w:val="04A0" w:firstRow="1" w:lastRow="0" w:firstColumn="1" w:lastColumn="0" w:noHBand="0" w:noVBand="1"/>
       </w:tblPr>
@@ -4463,7 +3159,7 @@
         <w:tc>
           <w:tcPr>
             <w:tcW w:w="1200" w:type="dxa"/>
-            <w:vMerge w:val="continue"/>
+            <w:vMerge/>
             <w:tcBorders>
               <w:left w:val="single" w:sz="12" w:space="0" w:color="auto"/>
               <w:right w:val="dotted" w:sz="4" w:space="0" w:color="auto"/>
@@ -4519,7 +3215,7 @@
         <w:tc>
           <w:tcPr>
             <w:tcW w:w="1200" w:type="dxa"/>
-            <w:vMerge w:val="continue"/>
+            <w:vMerge/>
             <w:tcBorders>
               <w:left w:val="single" w:sz="12" w:space="0" w:color="auto"/>
               <w:right w:val="dotted" w:sz="4" w:space="0" w:color="auto"/>
@@ -4575,7 +3271,7 @@
         <w:tc>
           <w:tcPr>
             <w:tcW w:w="1200" w:type="dxa"/>
-            <w:vMerge w:val="continue"/>
+            <w:vMerge/>
             <w:tcBorders>
               <w:left w:val="single" w:sz="12" w:space="0" w:color="auto"/>
               <w:right w:val="dotted" w:sz="4" w:space="0" w:color="auto"/>
@@ -4750,21 +3446,7 @@
               <w:rPr>
                 <w:rFonts w:asciiTheme="minorHAnsi" w:eastAsiaTheme="minorHAnsi"/>
               </w:rPr>
-              <w:t xml:space="preserve">만족도 51~75, 50% </w:t>
-            </w:r>
-            <w:r>
-              <w:rPr>
-                <w:lang w:eastAsia="ko-KR"/>
-                <w:rFonts w:asciiTheme="minorHAnsi" w:eastAsiaTheme="minorHAnsi"/>
-                <w:rtl w:val="off"/>
-              </w:rPr>
-              <w:t xml:space="preserve">확률로 </w:t>
-            </w:r>
-            <w:r>
-              <w:rPr>
-                <w:rFonts w:asciiTheme="minorHAnsi" w:eastAsiaTheme="minorHAnsi"/>
-              </w:rPr>
-              <w:t>랜덤 분기</w:t>
+              <w:t>만족도 51~75, 50% 확률로 랜덤 분기</w:t>
             </w:r>
           </w:p>
         </w:tc>
@@ -4773,7 +3455,7 @@
         <w:tc>
           <w:tcPr>
             <w:tcW w:w="1200" w:type="dxa"/>
-            <w:vMerge w:val="continue"/>
+            <w:vMerge/>
             <w:tcBorders>
               <w:left w:val="single" w:sz="12" w:space="0" w:color="auto"/>
               <w:right w:val="dotted" w:sz="4" w:space="0" w:color="auto"/>
@@ -4885,29 +3567,7 @@
               <w:rPr>
                 <w:rFonts w:asciiTheme="minorHAnsi" w:eastAsiaTheme="minorHAnsi"/>
               </w:rPr>
-              <w:t xml:space="preserve">1주차 행동 5번 모두 </w:t>
-            </w:r>
-            <w:r>
-              <w:rPr>
-                <w:lang w:eastAsia="ko-KR"/>
-                <w:rFonts w:asciiTheme="minorHAnsi" w:eastAsiaTheme="minorHAnsi"/>
-                <w:rtl w:val="off"/>
-              </w:rPr>
-              <w:t>'</w:t>
-            </w:r>
-            <w:r>
-              <w:rPr>
-                <w:rFonts w:asciiTheme="minorHAnsi" w:eastAsiaTheme="minorHAnsi"/>
-              </w:rPr>
-              <w:t>방치하기</w:t>
-            </w:r>
-            <w:r>
-              <w:rPr>
-                <w:lang w:eastAsia="ko-KR"/>
-                <w:rFonts w:asciiTheme="minorHAnsi" w:eastAsiaTheme="minorHAnsi"/>
-                <w:rtl w:val="off"/>
-              </w:rPr>
-              <w:t>' 선택</w:t>
+              <w:t>1주차 행동 5번 모두 '방치하기' 선택</w:t>
             </w:r>
           </w:p>
         </w:tc>
@@ -4916,7 +3576,7 @@
         <w:tc>
           <w:tcPr>
             <w:tcW w:w="1200" w:type="dxa"/>
-            <w:vMerge w:val="continue"/>
+            <w:vMerge/>
             <w:tcBorders>
               <w:left w:val="single" w:sz="12" w:space="0" w:color="auto"/>
               <w:right w:val="dotted" w:sz="4" w:space="0" w:color="auto"/>
@@ -4971,7 +3631,7 @@
         <w:tc>
           <w:tcPr>
             <w:tcW w:w="1200" w:type="dxa"/>
-            <w:vMerge w:val="continue"/>
+            <w:vMerge/>
             <w:tcBorders>
               <w:left w:val="single" w:sz="12" w:space="0" w:color="auto"/>
               <w:right w:val="dotted" w:sz="4" w:space="0" w:color="auto"/>
@@ -4988,7 +3648,7 @@
             <w:tcW w:w="3960" w:type="dxa"/>
             <w:tcBorders>
               <w:left w:val="dotted" w:sz="4" w:space="0" w:color="auto"/>
-              <w:bottom w:val="single" w:sz="4" w:space="0" w:color="BFBFBF" w:themeColor="lt1" w:themeShade="bf"/>
+              <w:bottom w:val="single" w:sz="4" w:space="0" w:color="BFBFBF"/>
             </w:tcBorders>
           </w:tcPr>
           <w:p>
@@ -5007,7 +3667,7 @@
           <w:tcPr>
             <w:tcW w:w="4200" w:type="dxa"/>
             <w:tcBorders>
-              <w:bottom w:val="single" w:sz="4" w:space="0" w:color="BFBFBF" w:themeColor="lt1" w:themeShade="bf"/>
+              <w:bottom w:val="single" w:sz="4" w:space="0" w:color="BFBFBF"/>
               <w:right w:val="single" w:sz="12" w:space="0" w:color="auto"/>
             </w:tcBorders>
           </w:tcPr>
@@ -5028,7 +3688,7 @@
         <w:tc>
           <w:tcPr>
             <w:tcW w:w="1200" w:type="dxa"/>
-            <w:vMerge w:val="continue"/>
+            <w:vMerge/>
             <w:tcBorders>
               <w:left w:val="single" w:sz="12" w:space="0" w:color="auto"/>
               <w:bottom w:val="single" w:sz="12" w:space="0" w:color="auto"/>
@@ -5087,25 +3747,15 @@
       <w:pPr>
         <w:jc w:val="both"/>
         <w:rPr>
-          <w:rFonts w:asciiTheme="minorHAnsi" w:eastAsiaTheme="minorHAnsi"/>
-        </w:rPr>
-      </w:pPr>
-    </w:p>
-    <w:p>
-      <w:pPr>
-        <w:jc w:val="both"/>
-        <w:rPr>
-          <w:rFonts w:asciiTheme="minorHAnsi" w:eastAsiaTheme="minorHAnsi"/>
-          <w:b/>
-          <w:bCs/>
-        </w:rPr>
-      </w:pPr>
-      <w:r>
-        <w:rPr>
-          <w:rFonts w:asciiTheme="minorHAnsi" w:eastAsiaTheme="minorHAnsi"/>
-        </w:rPr>
-        <w:pict>
-          <v:rect id="1035" style="margin-left:0pt;margin-top:0pt;width:0pt;height:1.5pt;mso-position-horizontal-relative:column;mso-position-vertical-relative:line;z-index:0" o:hrpct="1000" o:hralign="center" o:hrstd="t" o:hrnoshade="f" o:hr="t" o:allowincell="t" filled="t" fillcolor="#a0a0a0" stroked="f"/>
+          <w:rFonts w:asciiTheme="minorHAnsi" w:eastAsiaTheme="minorHAnsi" w:hint="eastAsia"/>
+        </w:rPr>
+      </w:pPr>
+      <w:r>
+        <w:rPr>
+          <w:rFonts w:asciiTheme="minorHAnsi" w:eastAsiaTheme="minorHAnsi"/>
+        </w:rPr>
+        <w:pict w14:anchorId="1C017889">
+          <v:rect id="1035" o:spid="_x0000_i1033" style="width:0;height:1.5pt;mso-position-vertical-relative:line" o:hralign="center" o:hrstd="t" o:hr="t" fillcolor="#a0a0a0" stroked="f"/>
         </w:pict>
       </w:r>
     </w:p>
@@ -5124,132 +3774,76 @@
           <w:b/>
           <w:bCs/>
         </w:rPr>
-        <w:t>6</w:t>
-      </w:r>
-      <w:r>
-        <w:rPr>
-          <w:rFonts w:asciiTheme="minorHAnsi" w:eastAsiaTheme="minorHAnsi"/>
-          <w:b/>
-          <w:bCs/>
-        </w:rPr>
-        <w:t>. 실제 개발 일정 및 각 팀원 업무 분장</w:t>
-      </w:r>
-    </w:p>
-    <w:p>
-      <w:pPr>
-        <w:jc w:val="both"/>
+        <w:t>6. 실제 개발 일정 및 각 팀원 업무 분장</w:t>
+      </w:r>
+    </w:p>
+    <w:p>
+      <w:pPr>
         <w:numPr>
           <w:ilvl w:val="0"/>
           <w:numId w:val="7"/>
         </w:numPr>
-        <w:rPr>
-          <w:rFonts w:asciiTheme="minorHAnsi" w:eastAsiaTheme="minorHAnsi"/>
-        </w:rPr>
-      </w:pPr>
-      <w:r>
-        <w:rPr>
-          <w:rFonts w:asciiTheme="minorHAnsi" w:eastAsiaTheme="minorHAnsi"/>
-          <w:b/>
-          <w:bCs/>
-        </w:rPr>
-        <w:t>업무 분</w:t>
-      </w:r>
-      <w:r>
-        <w:rPr>
-          <w:rFonts w:asciiTheme="minorHAnsi" w:eastAsiaTheme="minorHAnsi"/>
-          <w:b/>
-          <w:bCs/>
-        </w:rPr>
-        <w:t>장</w:t>
-      </w:r>
-    </w:p>
-    <w:p>
-      <w:pPr>
-        <w:jc w:val="both"/>
+        <w:jc w:val="both"/>
+        <w:rPr>
+          <w:rFonts w:asciiTheme="minorHAnsi" w:eastAsiaTheme="minorHAnsi"/>
+        </w:rPr>
+      </w:pPr>
+      <w:r>
+        <w:rPr>
+          <w:rFonts w:asciiTheme="minorHAnsi" w:eastAsiaTheme="minorHAnsi"/>
+          <w:b/>
+          <w:bCs/>
+        </w:rPr>
+        <w:t>업무 분장</w:t>
+      </w:r>
+    </w:p>
+    <w:p>
+      <w:pPr>
         <w:numPr>
           <w:ilvl w:val="1"/>
           <w:numId w:val="7"/>
         </w:numPr>
-        <w:rPr>
-          <w:rFonts w:asciiTheme="minorHAnsi" w:eastAsiaTheme="minorHAnsi"/>
-        </w:rPr>
-      </w:pPr>
-      <w:r>
-        <w:rPr>
-          <w:rFonts w:asciiTheme="minorHAnsi" w:eastAsiaTheme="minorHAnsi"/>
-          <w:b/>
-          <w:bCs/>
-        </w:rPr>
-        <w:t>게임 기획 담당</w:t>
-      </w:r>
-      <w:r>
-        <w:rPr>
-          <w:rFonts w:asciiTheme="minorHAnsi" w:eastAsiaTheme="minorHAnsi"/>
-          <w:b/>
-          <w:bCs/>
-        </w:rPr>
-        <w:t>: 이준</w:t>
-      </w:r>
-      <w:r>
-        <w:rPr>
-          <w:rFonts w:asciiTheme="minorHAnsi" w:eastAsiaTheme="minorHAnsi"/>
-          <w:b/>
-          <w:bCs/>
-        </w:rPr>
-        <w:t>규</w:t>
-      </w:r>
-    </w:p>
-    <w:p>
-      <w:pPr>
-        <w:jc w:val="both"/>
+        <w:jc w:val="both"/>
+        <w:rPr>
+          <w:rFonts w:asciiTheme="minorHAnsi" w:eastAsiaTheme="minorHAnsi"/>
+        </w:rPr>
+      </w:pPr>
+      <w:r>
+        <w:rPr>
+          <w:rFonts w:asciiTheme="minorHAnsi" w:eastAsiaTheme="minorHAnsi"/>
+          <w:b/>
+          <w:bCs/>
+        </w:rPr>
+        <w:t>게임 기획 담당: 이준규</w:t>
+      </w:r>
+    </w:p>
+    <w:p>
+      <w:pPr>
         <w:numPr>
           <w:ilvl w:val="2"/>
           <w:numId w:val="7"/>
         </w:numPr>
-        <w:rPr>
-          <w:rFonts w:asciiTheme="minorHAnsi" w:eastAsiaTheme="minorHAnsi"/>
-        </w:rPr>
-      </w:pPr>
-      <w:r>
-        <w:rPr>
-          <w:rFonts w:asciiTheme="minorHAnsi" w:eastAsiaTheme="minorHAnsi"/>
-          <w:b/>
-          <w:bCs/>
-        </w:rPr>
-        <w:t>기획서 작성 및 보고서</w:t>
-      </w:r>
-      <w:r>
-        <w:rPr>
-          <w:rFonts w:asciiTheme="minorHAnsi" w:eastAsiaTheme="minorHAnsi"/>
-          <w:b/>
-          <w:bCs/>
-        </w:rPr>
-        <w:t>, 포스터, PPT</w:t>
-      </w:r>
-      <w:r>
-        <w:rPr>
-          <w:rFonts w:asciiTheme="minorHAnsi" w:eastAsiaTheme="minorHAnsi"/>
-          <w:b/>
-          <w:bCs/>
-        </w:rPr>
-        <w:t xml:space="preserve"> 제작</w:t>
-      </w:r>
-      <w:r>
-        <w:rPr>
-          <w:rFonts w:asciiTheme="minorHAnsi" w:eastAsiaTheme="minorHAnsi"/>
-          <w:b/>
-          <w:bCs/>
-        </w:rPr>
-        <w:t>, 발표</w:t>
-      </w:r>
-    </w:p>
-    <w:p>
-      <w:pPr>
-        <w:jc w:val="both"/>
+        <w:jc w:val="both"/>
+        <w:rPr>
+          <w:rFonts w:asciiTheme="minorHAnsi" w:eastAsiaTheme="minorHAnsi"/>
+        </w:rPr>
+      </w:pPr>
+      <w:r>
+        <w:rPr>
+          <w:rFonts w:asciiTheme="minorHAnsi" w:eastAsiaTheme="minorHAnsi"/>
+          <w:b/>
+          <w:bCs/>
+        </w:rPr>
+        <w:t>기획서 작성 및 보고서, 포스터, PPT 제작, 발표</w:t>
+      </w:r>
+    </w:p>
+    <w:p>
+      <w:pPr>
         <w:numPr>
           <w:ilvl w:val="2"/>
           <w:numId w:val="7"/>
         </w:numPr>
+        <w:jc w:val="both"/>
         <w:rPr>
           <w:rFonts w:asciiTheme="minorHAnsi" w:eastAsiaTheme="minorHAnsi"/>
         </w:rPr>
@@ -5266,28 +3860,16 @@
         <w:rPr>
           <w:rFonts w:asciiTheme="minorHAnsi" w:eastAsiaTheme="minorHAnsi"/>
         </w:rPr>
-        <w:t>: 새의 4가지 핵심 수치(포만감, 청결도, 훈련도,</w:t>
-      </w:r>
-      <w:r>
-        <w:rPr>
-          <w:rFonts w:asciiTheme="minorHAnsi" w:eastAsiaTheme="minorHAnsi"/>
-        </w:rPr>
-        <w:t xml:space="preserve">    </w:t>
-      </w:r>
-      <w:r>
-        <w:rPr>
-          <w:rFonts w:asciiTheme="minorHAnsi" w:eastAsiaTheme="minorHAnsi"/>
-        </w:rPr>
-        <w:t>스트레스), 성장 단계 및 상태 확인 로직 구현</w:t>
-      </w:r>
-    </w:p>
-    <w:p>
-      <w:pPr>
-        <w:jc w:val="both"/>
+        <w:t>: 새의 4가지 핵심 수치(포만감, 청결도, 훈련도,    스트레스), 성장 단계 및 상태 확인 로직 구현</w:t>
+      </w:r>
+    </w:p>
+    <w:p>
+      <w:pPr>
         <w:numPr>
           <w:ilvl w:val="2"/>
           <w:numId w:val="7"/>
         </w:numPr>
+        <w:jc w:val="both"/>
         <w:rPr>
           <w:rFonts w:asciiTheme="minorHAnsi" w:eastAsiaTheme="minorHAnsi"/>
         </w:rPr>
@@ -5303,85 +3885,57 @@
     </w:p>
     <w:p>
       <w:pPr>
-        <w:jc w:val="both"/>
         <w:numPr>
           <w:ilvl w:val="1"/>
           <w:numId w:val="7"/>
         </w:numPr>
-        <w:rPr>
-          <w:rFonts w:asciiTheme="minorHAnsi" w:eastAsiaTheme="minorHAnsi"/>
-        </w:rPr>
-      </w:pPr>
-      <w:r>
-        <w:rPr>
-          <w:rFonts w:asciiTheme="minorHAnsi" w:eastAsiaTheme="minorHAnsi"/>
-          <w:b/>
-          <w:bCs/>
-        </w:rPr>
-        <w:t>메인 로직 개발 담당</w:t>
-      </w:r>
-      <w:r>
-        <w:rPr>
-          <w:rFonts w:asciiTheme="minorHAnsi" w:eastAsiaTheme="minorHAnsi"/>
-          <w:b/>
-          <w:bCs/>
-        </w:rPr>
-        <w:t>: 최연채</w:t>
-      </w:r>
-    </w:p>
-    <w:p>
-      <w:pPr>
-        <w:jc w:val="both"/>
+        <w:jc w:val="both"/>
+        <w:rPr>
+          <w:rFonts w:asciiTheme="minorHAnsi" w:eastAsiaTheme="minorHAnsi"/>
+        </w:rPr>
+      </w:pPr>
+      <w:r>
+        <w:rPr>
+          <w:rFonts w:asciiTheme="minorHAnsi" w:eastAsiaTheme="minorHAnsi"/>
+          <w:b/>
+          <w:bCs/>
+        </w:rPr>
+        <w:t>메인 로직 개발 담당: 최연채</w:t>
+      </w:r>
+    </w:p>
+    <w:p>
+      <w:pPr>
         <w:numPr>
           <w:ilvl w:val="2"/>
           <w:numId w:val="7"/>
         </w:numPr>
-        <w:rPr>
-          <w:rFonts w:asciiTheme="minorHAnsi" w:eastAsiaTheme="minorHAnsi"/>
-        </w:rPr>
-      </w:pPr>
-      <w:r>
-        <w:rPr>
-          <w:rFonts w:asciiTheme="minorHAnsi" w:eastAsiaTheme="minorHAnsi"/>
-          <w:b/>
-          <w:bCs/>
-        </w:rPr>
-        <w:t>Time</w:t>
-      </w:r>
-      <w:r>
-        <w:rPr>
-          <w:rFonts w:asciiTheme="minorHAnsi" w:eastAsiaTheme="minorHAnsi"/>
-          <w:b/>
-          <w:bCs/>
-        </w:rPr>
-        <w:t xml:space="preserve"> (게임 흐름 제어 클래스): </w:t>
-      </w:r>
-      <w:r>
-        <w:rPr>
-          <w:rFonts w:asciiTheme="minorHAnsi" w:eastAsiaTheme="minorHAnsi"/>
-        </w:rPr>
-        <w:t>8주간의 시간 흐름과 일일 행동 횟수,</w:t>
-      </w:r>
-      <w:r>
-        <w:rPr>
-          <w:rFonts w:asciiTheme="minorHAnsi" w:eastAsiaTheme="minorHAnsi"/>
-        </w:rPr>
-        <w:t xml:space="preserve"> </w:t>
-      </w:r>
-      <w:r>
-        <w:rPr>
-          <w:rFonts w:asciiTheme="minorHAnsi" w:eastAsiaTheme="minorHAnsi"/>
-        </w:rPr>
-        <w:t>시간대 변경 로직 구현</w:t>
-      </w:r>
-    </w:p>
-    <w:p>
-      <w:pPr>
-        <w:jc w:val="both"/>
+        <w:jc w:val="both"/>
+        <w:rPr>
+          <w:rFonts w:asciiTheme="minorHAnsi" w:eastAsiaTheme="minorHAnsi"/>
+        </w:rPr>
+      </w:pPr>
+      <w:r>
+        <w:rPr>
+          <w:rFonts w:asciiTheme="minorHAnsi" w:eastAsiaTheme="minorHAnsi"/>
+          <w:b/>
+          <w:bCs/>
+        </w:rPr>
+        <w:t xml:space="preserve">Time (게임 흐름 제어 클래스): </w:t>
+      </w:r>
+      <w:r>
+        <w:rPr>
+          <w:rFonts w:asciiTheme="minorHAnsi" w:eastAsiaTheme="minorHAnsi"/>
+        </w:rPr>
+        <w:t>8주간의 시간 흐름과 일일 행동 횟수, 시간대 변경 로직 구현</w:t>
+      </w:r>
+    </w:p>
+    <w:p>
+      <w:pPr>
         <w:numPr>
           <w:ilvl w:val="2"/>
           <w:numId w:val="7"/>
         </w:numPr>
+        <w:jc w:val="both"/>
         <w:rPr>
           <w:rFonts w:asciiTheme="minorHAnsi" w:eastAsiaTheme="minorHAnsi"/>
         </w:rPr>
@@ -5398,24 +3952,18 @@
         <w:rPr>
           <w:rFonts w:asciiTheme="minorHAnsi" w:eastAsiaTheme="minorHAnsi"/>
         </w:rPr>
-        <w:t>게임의 메인 루프 설계, 각 클래스 간의 상호작용을 중재하며 전체적인 게임 흐름과 객체의 생명 주기를 관리하는</w:t>
-      </w:r>
-      <w:r>
-        <w:rPr>
-          <w:rFonts w:asciiTheme="minorHAnsi" w:eastAsiaTheme="minorHAnsi"/>
-        </w:rPr>
-        <w:t xml:space="preserve"> 메인 로직 구현</w:t>
-      </w:r>
-    </w:p>
-    <w:p>
-      <w:pPr>
-        <w:jc w:val="both"/>
+        <w:t>게임의 메인 루프 설계, 각 클래스 간의 상호작용을 중재하며 전체적인 게임 흐름과 객체의 생명 주기를 관리하는 메인 로직 구현</w:t>
+      </w:r>
+    </w:p>
+    <w:p>
+      <w:pPr>
         <w:numPr>
           <w:ilvl w:val="2"/>
           <w:numId w:val="7"/>
         </w:numPr>
-        <w:rPr>
-          <w:rFonts w:asciiTheme="minorHAnsi" w:eastAsiaTheme="minorHAnsi"/>
+        <w:jc w:val="both"/>
+        <w:rPr>
+          <w:rFonts w:asciiTheme="minorHAnsi" w:eastAsiaTheme="minorHAnsi" w:hint="eastAsia"/>
         </w:rPr>
       </w:pPr>
       <w:r>
@@ -5430,83 +3978,61 @@
         <w:rPr>
           <w:rFonts w:asciiTheme="minorHAnsi" w:eastAsiaTheme="minorHAnsi"/>
         </w:rPr>
-        <w:t xml:space="preserve">: </w:t>
-      </w:r>
-      <w:r>
-        <w:rPr>
-          <w:rFonts w:asciiTheme="minorHAnsi" w:eastAsiaTheme="minorHAnsi"/>
-        </w:rPr>
-        <w:t>이중 선택지 로직 구현</w:t>
-      </w:r>
-    </w:p>
-    <w:p>
-      <w:pPr>
-        <w:ind w:left="1068"/>
-        <w:jc w:val="both"/>
-        <w:rPr>
-          <w:rFonts w:asciiTheme="minorHAnsi" w:eastAsiaTheme="minorHAnsi"/>
-        </w:rPr>
-      </w:pPr>
-    </w:p>
-    <w:p>
-      <w:pPr>
-        <w:jc w:val="both"/>
+        <w:t>: 이중 선택지 로직 구현</w:t>
+      </w:r>
+    </w:p>
+    <w:p>
+      <w:pPr>
         <w:numPr>
           <w:ilvl w:val="1"/>
           <w:numId w:val="7"/>
         </w:numPr>
-        <w:rPr>
-          <w:rFonts w:asciiTheme="minorHAnsi" w:eastAsiaTheme="minorHAnsi"/>
-          <w:b/>
-          <w:bCs/>
-        </w:rPr>
-      </w:pPr>
-      <w:r>
-        <w:rPr>
-          <w:rFonts w:asciiTheme="minorHAnsi" w:eastAsiaTheme="minorHAnsi"/>
-          <w:b/>
-          <w:bCs/>
-        </w:rPr>
+        <w:jc w:val="both"/>
+        <w:rPr>
+          <w:rFonts w:asciiTheme="minorHAnsi" w:eastAsiaTheme="minorHAnsi"/>
+          <w:b/>
+          <w:bCs/>
+        </w:rPr>
+      </w:pPr>
+      <w:r>
+        <w:rPr>
+          <w:rFonts w:asciiTheme="minorHAnsi" w:eastAsiaTheme="minorHAnsi"/>
+          <w:b/>
+          <w:bCs/>
+        </w:rPr>
+        <w:lastRenderedPageBreak/>
         <w:t>입출력 및 UI 담당: 최승민</w:t>
       </w:r>
     </w:p>
     <w:p>
       <w:pPr>
-        <w:jc w:val="both"/>
         <w:numPr>
           <w:ilvl w:val="2"/>
           <w:numId w:val="7"/>
         </w:numPr>
-        <w:rPr>
-          <w:rFonts w:asciiTheme="minorHAnsi" w:eastAsiaTheme="minorHAnsi"/>
-          <w:b/>
-          <w:bCs/>
-        </w:rPr>
-      </w:pPr>
-      <w:r>
-        <w:rPr>
-          <w:rFonts w:asciiTheme="minorHAnsi" w:eastAsiaTheme="minorHAnsi"/>
-          <w:b/>
-          <w:bCs/>
-        </w:rPr>
-        <w:t>아스키 아트 제작</w:t>
-      </w:r>
-      <w:r>
-        <w:rPr>
-          <w:rFonts w:asciiTheme="minorHAnsi" w:eastAsiaTheme="minorHAnsi"/>
-          <w:b/>
-          <w:bCs/>
-        </w:rPr>
-        <w:t xml:space="preserve"> / 테스트 및 버그 수정</w:t>
-      </w:r>
-    </w:p>
-    <w:p>
-      <w:pPr>
-        <w:jc w:val="both"/>
+        <w:jc w:val="both"/>
+        <w:rPr>
+          <w:rFonts w:asciiTheme="minorHAnsi" w:eastAsiaTheme="minorHAnsi"/>
+          <w:b/>
+          <w:bCs/>
+        </w:rPr>
+      </w:pPr>
+      <w:r>
+        <w:rPr>
+          <w:rFonts w:asciiTheme="minorHAnsi" w:eastAsiaTheme="minorHAnsi"/>
+          <w:b/>
+          <w:bCs/>
+        </w:rPr>
+        <w:t>아스키 아트 제작 / 테스트 및 버그 수정</w:t>
+      </w:r>
+    </w:p>
+    <w:p>
+      <w:pPr>
         <w:numPr>
           <w:ilvl w:val="2"/>
           <w:numId w:val="7"/>
         </w:numPr>
+        <w:jc w:val="both"/>
         <w:rPr>
           <w:rFonts w:asciiTheme="minorHAnsi" w:eastAsiaTheme="minorHAnsi"/>
         </w:rPr>
@@ -5523,58 +4049,38 @@
         <w:rPr>
           <w:rFonts w:asciiTheme="minorHAnsi" w:eastAsiaTheme="minorHAnsi"/>
         </w:rPr>
-        <w:t>: 현재 주차 및 상태 정보 상시 노출, 아스키</w:t>
-      </w:r>
-      <w:r>
-        <w:rPr>
-          <w:rFonts w:asciiTheme="minorHAnsi" w:eastAsiaTheme="minorHAnsi"/>
-        </w:rPr>
-        <w:t xml:space="preserve">아트 </w:t>
-      </w:r>
-      <w:r>
-        <w:rPr>
-          <w:rFonts w:asciiTheme="minorHAnsi" w:eastAsiaTheme="minorHAnsi"/>
-        </w:rPr>
-        <w:t>기반의 외형 변화 출력 기능 구현</w:t>
-      </w:r>
-    </w:p>
-    <w:p>
-      <w:pPr>
-        <w:jc w:val="both"/>
+        <w:t>: 현재 주차 및 상태 정보 상시 노출, 아스키아트 기반의 외형 변화 출력 기능 구현</w:t>
+      </w:r>
+    </w:p>
+    <w:p>
+      <w:pPr>
         <w:numPr>
           <w:ilvl w:val="1"/>
           <w:numId w:val="7"/>
         </w:numPr>
-        <w:rPr>
-          <w:rFonts w:asciiTheme="minorHAnsi" w:eastAsiaTheme="minorHAnsi"/>
-          <w:b/>
-          <w:bCs/>
-        </w:rPr>
-      </w:pPr>
-      <w:r>
-        <w:rPr>
-          <w:rFonts w:asciiTheme="minorHAnsi" w:eastAsiaTheme="minorHAnsi"/>
-          <w:b/>
-          <w:bCs/>
-        </w:rPr>
-        <w:t>시연 영상 녹화</w:t>
-      </w:r>
-      <w:r>
-        <w:rPr>
-          <w:rFonts w:asciiTheme="minorHAnsi" w:eastAsiaTheme="minorHAnsi"/>
-          <w:b/>
-          <w:bCs/>
-        </w:rPr>
-        <w:t>: 유이레</w:t>
-      </w:r>
-    </w:p>
-    <w:p>
-      <w:pPr>
-        <w:jc w:val="both"/>
+        <w:jc w:val="both"/>
+        <w:rPr>
+          <w:rFonts w:asciiTheme="minorHAnsi" w:eastAsiaTheme="minorHAnsi"/>
+          <w:b/>
+          <w:bCs/>
+        </w:rPr>
+      </w:pPr>
+      <w:r>
+        <w:rPr>
+          <w:rFonts w:asciiTheme="minorHAnsi" w:eastAsiaTheme="minorHAnsi"/>
+          <w:b/>
+          <w:bCs/>
+        </w:rPr>
+        <w:t>시연 영상 녹화: 유이레</w:t>
+      </w:r>
+    </w:p>
+    <w:p>
+      <w:pPr>
         <w:numPr>
           <w:ilvl w:val="2"/>
           <w:numId w:val="7"/>
         </w:numPr>
+        <w:jc w:val="both"/>
         <w:rPr>
           <w:rFonts w:asciiTheme="minorHAnsi" w:eastAsiaTheme="minorHAnsi"/>
         </w:rPr>
@@ -5591,28 +4097,22 @@
         <w:rPr>
           <w:rFonts w:asciiTheme="minorHAnsi" w:eastAsiaTheme="minorHAnsi"/>
         </w:rPr>
-        <w:t xml:space="preserve">: 성장 단계별 행동 메뉴 및 수치 변화 연동, 아이템 효과 처리 </w:t>
-      </w:r>
-      <w:r>
-        <w:rPr>
-          <w:rFonts w:asciiTheme="minorHAnsi" w:eastAsiaTheme="minorHAnsi"/>
-        </w:rPr>
-        <w:t>로직 초반 구현</w:t>
-      </w:r>
-    </w:p>
-    <w:p>
-      <w:pPr>
-        <w:jc w:val="both"/>
-        <w:rPr>
-          <w:rFonts w:asciiTheme="minorHAnsi" w:eastAsiaTheme="minorHAnsi"/>
-        </w:rPr>
-      </w:pPr>
-      <w:r>
-        <w:rPr>
-          <w:rFonts w:asciiTheme="minorHAnsi" w:eastAsiaTheme="minorHAnsi"/>
-        </w:rPr>
-        <w:pict>
-          <v:rect id="1036" style="margin-left:0pt;margin-top:0pt;width:0pt;height:1.5pt;mso-position-horizontal-relative:column;mso-position-vertical-relative:line;z-index:0" o:hrpct="1000" o:hralign="center" o:hrstd="t" o:hrnoshade="f" o:hr="t" o:allowincell="t" filled="t" fillcolor="#a0a0a0" stroked="f"/>
+        <w:t>: 성장 단계별 행동 메뉴 및 수치 변화 연동, 아이템 효과 처리 로직 초반 구현</w:t>
+      </w:r>
+    </w:p>
+    <w:p>
+      <w:pPr>
+        <w:jc w:val="both"/>
+        <w:rPr>
+          <w:rFonts w:asciiTheme="minorHAnsi" w:eastAsiaTheme="minorHAnsi"/>
+        </w:rPr>
+      </w:pPr>
+      <w:r>
+        <w:rPr>
+          <w:rFonts w:asciiTheme="minorHAnsi" w:eastAsiaTheme="minorHAnsi"/>
+        </w:rPr>
+        <w:pict w14:anchorId="1F0A66A1">
+          <v:rect id="1036" o:spid="_x0000_i1031" style="width:0;height:1.5pt;mso-position-vertical-relative:line" o:hralign="center" o:hrstd="t" o:hr="t" fillcolor="#a0a0a0" stroked="f"/>
         </w:pict>
       </w:r>
     </w:p>
@@ -5627,27 +4127,17 @@
       </w:pPr>
       <w:r>
         <w:rPr>
-          <w:lang w:eastAsia="ko-KR"/>
-          <w:rFonts w:asciiTheme="minorHAnsi" w:eastAsiaTheme="minorHAnsi"/>
-          <w:b/>
-          <w:bCs/>
-          <w:rtl w:val="off"/>
-        </w:rPr>
-        <w:t>7</w:t>
-      </w:r>
-      <w:r>
-        <w:rPr>
-          <w:rFonts w:asciiTheme="minorHAnsi" w:eastAsiaTheme="minorHAnsi"/>
-          <w:b/>
-          <w:bCs/>
-        </w:rPr>
-        <w:t>. 참고문헌</w:t>
-      </w:r>
-    </w:p>
-    <w:p>
-      <w:pPr>
-        <w:jc w:val="both"/>
-        <w:spacing w:after="0" w:lineRule="auto"/>
+          <w:rFonts w:asciiTheme="minorHAnsi" w:eastAsiaTheme="minorHAnsi"/>
+          <w:b/>
+          <w:bCs/>
+        </w:rPr>
+        <w:t>7. 참고문헌</w:t>
+      </w:r>
+    </w:p>
+    <w:p>
+      <w:pPr>
+        <w:spacing w:after="0"/>
+        <w:jc w:val="both"/>
       </w:pPr>
       <w:r>
         <w:rPr>
@@ -5658,46 +4148,30 @@
     </w:p>
     <w:p>
       <w:pPr>
-        <w:jc w:val="both"/>
-        <w:spacing w:line="360"/>
-        <w:rPr>
-          <w:rFonts w:asciiTheme="minorHAnsi" w:eastAsiaTheme="minorHAnsi"/>
-          <w:b/>
-          <w:bCs/>
-        </w:rPr>
-      </w:pPr>
-      <w:r>
-        <w:fldChar w:fldCharType="begin"/>
-      </w:r>
-      <w:r>
-        <w:instrText xml:space="preserve"> HYPERLINK "https://play.google.com/store/apps/details?id=com.fivebyte.lifeisagame&amp;hl=ko" </w:instrText>
-      </w:r>
-      <w:r>
-        <w:fldChar w:fldCharType="separate"/>
-      </w:r>
-      <w:r>
-        <w:rPr>
-          <w:rStyle w:val="afffa"/>
-          <w:rFonts w:asciiTheme="minorHAnsi" w:eastAsiaTheme="minorHAnsi"/>
-          <w:b/>
-          <w:bCs/>
-        </w:rPr>
-        <w:t>https://play.google.com/store/apps/details?id=com.fivebyte.lifeisagame&amp;hl=ko</w:t>
-      </w:r>
-      <w:r>
-        <w:rPr>
-          <w:rStyle w:val="afffa"/>
-          <w:rFonts w:asciiTheme="minorHAnsi" w:eastAsiaTheme="minorHAnsi"/>
-          <w:b/>
-          <w:bCs/>
-        </w:rPr>
-        <w:fldChar w:fldCharType="end"/>
-      </w:r>
-    </w:p>
-    <w:p>
-      <w:pPr>
-        <w:jc w:val="both"/>
-        <w:spacing w:after="0" w:lineRule="atLeast"/>
+        <w:spacing w:line="360" w:lineRule="auto"/>
+        <w:jc w:val="both"/>
+        <w:rPr>
+          <w:rFonts w:asciiTheme="minorHAnsi" w:eastAsiaTheme="minorHAnsi"/>
+          <w:b/>
+          <w:bCs/>
+        </w:rPr>
+      </w:pPr>
+      <w:hyperlink r:id="rId11" w:history="1">
+        <w:r>
+          <w:rPr>
+            <w:rStyle w:val="aa"/>
+            <w:rFonts w:asciiTheme="minorHAnsi" w:eastAsiaTheme="minorHAnsi"/>
+            <w:b/>
+            <w:bCs/>
+          </w:rPr>
+          <w:t>https://play.google.com/store/apps/details?id=com.fivebyte.lifeisagame&amp;hl=ko</w:t>
+        </w:r>
+      </w:hyperlink>
+    </w:p>
+    <w:p>
+      <w:pPr>
+        <w:spacing w:after="0"/>
+        <w:jc w:val="both"/>
       </w:pPr>
       <w:r>
         <w:rPr>
@@ -5708,37 +4182,23 @@
     </w:p>
     <w:p>
       <w:pPr>
-        <w:jc w:val="both"/>
-        <w:spacing w:line="360"/>
-      </w:pPr>
-      <w:r>
-        <w:fldChar w:fldCharType="begin"/>
-      </w:r>
-      <w:r>
-        <w:instrText xml:space="preserve"> HYPERLINK "https://ko.wikipedia.org/wiki/ë¤ë§ê³ ì¹" </w:instrText>
-      </w:r>
-      <w:r>
-        <w:fldChar w:fldCharType="separate"/>
-      </w:r>
-      <w:r>
-        <w:rPr>
-          <w:rStyle w:val="afffa"/>
-          <w:rFonts w:asciiTheme="minorHAnsi" w:eastAsiaTheme="minorHAnsi"/>
-        </w:rPr>
-        <w:t>https://ko.wikipedia.org/wiki/%EB%8B%A4%EB%A7%88%EA%B3%A0%EC%B9%98</w:t>
-      </w:r>
-      <w:r>
-        <w:rPr>
-          <w:rStyle w:val="afffa"/>
-          <w:rFonts w:asciiTheme="minorHAnsi" w:eastAsiaTheme="minorHAnsi"/>
-        </w:rPr>
-        <w:fldChar w:fldCharType="end"/>
-      </w:r>
-    </w:p>
-    <w:p>
-      <w:pPr>
-        <w:jc w:val="both"/>
-        <w:spacing w:after="0" w:lineRule="atLeast"/>
+        <w:spacing w:line="360" w:lineRule="auto"/>
+        <w:jc w:val="both"/>
+      </w:pPr>
+      <w:hyperlink r:id="rId12" w:history="1">
+        <w:r>
+          <w:rPr>
+            <w:rStyle w:val="aa"/>
+            <w:rFonts w:asciiTheme="minorHAnsi" w:eastAsiaTheme="minorHAnsi"/>
+          </w:rPr>
+          <w:t>https://ko.wikipedia.org/wiki/%EB%8B%A4%EB%A7%88%EA%B3%A0%EC%B9%98</w:t>
+        </w:r>
+      </w:hyperlink>
+    </w:p>
+    <w:p>
+      <w:pPr>
+        <w:spacing w:after="0"/>
+        <w:jc w:val="both"/>
       </w:pPr>
       <w:r>
         <w:rPr>
@@ -5751,32 +4211,19 @@
       <w:pPr>
         <w:jc w:val="both"/>
       </w:pPr>
-      <w:r>
-        <w:fldChar w:fldCharType="begin"/>
-      </w:r>
-      <w:r>
-        <w:instrText xml:space="preserve"> HYPERLINK "https://devbin.kr/posts/visual-studio-2015-utf-8-ì¸ì½ë©-ì¤ì íê¸°/" </w:instrText>
-      </w:r>
-      <w:r>
-        <w:fldChar w:fldCharType="separate"/>
-      </w:r>
-      <w:r>
-        <w:rPr>
-          <w:rStyle w:val="afffa"/>
-        </w:rPr>
-        <w:t>https://devbin.kr/posts/visual-studio-2015-utf-8-%EC%9D%B8%EC%BD%94%EB%94%A9-%EC%84%A4%EC%A0%95%ED%95%98%EA%B8%B0/</w:t>
-      </w:r>
-      <w:r>
-        <w:rPr>
-          <w:rStyle w:val="afffa"/>
-        </w:rPr>
-        <w:fldChar w:fldCharType="end"/>
-      </w:r>
-    </w:p>
-    <w:p>
-      <w:pPr>
-        <w:jc w:val="both"/>
-        <w:spacing w:after="0" w:before="240" w:lineRule="atLeast"/>
+      <w:hyperlink r:id="rId13" w:history="1">
+        <w:r>
+          <w:rPr>
+            <w:rStyle w:val="aa"/>
+          </w:rPr>
+          <w:t>https://devbin.kr/posts/visual-studio-2015-utf-8-%EC%9D%B8%EC%BD%94%EB%94%A9-%EC%84%A4%EC%A0%95%ED%95%98%EA%B8%B0/</w:t>
+        </w:r>
+      </w:hyperlink>
+    </w:p>
+    <w:p>
+      <w:pPr>
+        <w:spacing w:before="240" w:after="0"/>
+        <w:jc w:val="both"/>
       </w:pPr>
       <w:r>
         <w:rPr>
@@ -5804,170 +4251,21 @@
 </file>
 
 <file path=word/numbering.xml><?xml version="1.0" encoding="utf-8"?>
-<w:numbering xmlns:ve="http://schemas.openxmlformats.org/markup-compatibility/2006" xmlns:o="urn:schemas-microsoft-com:office:office" xmlns:r="http://schemas.openxmlformats.org/officeDocument/2006/relationships" xmlns:m="http://schemas.openxmlformats.org/officeDocument/2006/math" xmlns:v="urn:schemas-microsoft-com:vml" xmlns:wp="http://schemas.openxmlformats.org/drawingml/2006/wordprocessingDrawing" xmlns:w10="urn:schemas-microsoft-com:office:word" xmlns:w="http://schemas.openxmlformats.org/wordprocessingml/2006/main" xmlns:w14="http://schemas.microsoft.com/office/word/2010/wordml" xmlns:wne="http://schemas.microsoft.com/office/word/2006/wordml">
-  <w:abstractNum w:abstractNumId="0">
-    <w:nsid w:val="499352c2"/>
+<w:numbering xmlns:wpc="http://schemas.microsoft.com/office/word/2010/wordprocessingCanvas" xmlns:cx="http://schemas.microsoft.com/office/drawing/2014/chartex" xmlns:cx1="http://schemas.microsoft.com/office/drawing/2015/9/8/chartex" xmlns:cx2="http://schemas.microsoft.com/office/drawing/2015/10/21/chartex" xmlns:cx3="http://schemas.microsoft.com/office/drawing/2016/5/9/chartex" xmlns:cx4="http://schemas.microsoft.com/office/drawing/2016/5/10/chartex" xmlns:cx5="http://schemas.microsoft.com/office/drawing/2016/5/11/chartex" xmlns:cx6="http://schemas.microsoft.com/office/drawing/2016/5/12/chartex" xmlns:cx7="http://schemas.microsoft.com/office/drawing/2016/5/13/chartex" xmlns:cx8="http://schemas.microsoft.com/office/drawing/2016/5/14/chartex" xmlns:mc="http://schemas.openxmlformats.org/markup-compatibility/2006" xmlns:aink="http://schemas.microsoft.com/office/drawing/2016/ink" xmlns:am3d="http://schemas.microsoft.com/office/drawing/2017/model3d" xmlns:o="urn:schemas-microsoft-com:office:office" xmlns:oel="http://schemas.microsoft.com/office/2019/extlst" xmlns:r="http://schemas.openxmlformats.org/officeDocument/2006/relationships" xmlns:m="http://schemas.openxmlformats.org/officeDocument/2006/math" xmlns:v="urn:schemas-microsoft-com:vml" xmlns:wp14="http://schemas.microsoft.com/office/word/2010/wordprocessingDrawing" xmlns:wp="http://schemas.openxmlformats.org/drawingml/2006/wordprocessingDrawing" xmlns:w10="urn:schemas-microsoft-com:office:word" xmlns:w="http://schemas.openxmlformats.org/wordprocessingml/2006/main" xmlns:w14="http://schemas.microsoft.com/office/word/2010/wordml" xmlns:w15="http://schemas.microsoft.com/office/word/2012/wordml" xmlns:w16cex="http://schemas.microsoft.com/office/word/2018/wordml/cex" xmlns:w16cid="http://schemas.microsoft.com/office/word/2016/wordml/cid" xmlns:w16="http://schemas.microsoft.com/office/word/2018/wordml" xmlns:w16du="http://schemas.microsoft.com/office/word/2023/wordml/word16du" xmlns:w16sdtdh="http://schemas.microsoft.com/office/word/2020/wordml/sdtdatahash" xmlns:w16sdtfl="http://schemas.microsoft.com/office/word/2024/wordml/sdtformatlock" xmlns:w16se="http://schemas.microsoft.com/office/word/2015/wordml/symex" xmlns:wpg="http://schemas.microsoft.com/office/word/2010/wordprocessingGroup" xmlns:wpi="http://schemas.microsoft.com/office/word/2010/wordprocessingInk" xmlns:wne="http://schemas.microsoft.com/office/word/2006/wordml" xmlns:wps="http://schemas.microsoft.com/office/word/2010/wordprocessingShape" mc:Ignorable="w14 w15 w16se w16cid w16 w16cex w16sdtdh w16sdtfl w16du wp14">
+  <w:abstractNum w:abstractNumId="0" w15:restartNumberingAfterBreak="0">
+    <w:nsid w:val="05A23939"/>
     <w:multiLevelType w:val="multilevel"/>
-    <w:tmpl w:val="251c009c"/>
+    <w:tmpl w:val="1E644F86"/>
     <w:lvl w:ilvl="0">
       <w:start w:val="1"/>
       <w:numFmt w:val="bullet"/>
       <w:lvlText w:val=""/>
       <w:lvlJc w:val="left"/>
       <w:pPr>
-        <w:ind w:left="720" w:hanging="360"/>
         <w:tabs>
           <w:tab w:val="num" w:pos="720"/>
         </w:tabs>
-      </w:pPr>
-      <w:rPr>
-        <w:rFonts w:ascii="Symbol" w:hAnsi="Symbol" w:hint="default"/>
-        <w:sz w:val="20"/>
-      </w:rPr>
-    </w:lvl>
-    <w:lvl w:ilvl="1" w:tentative="on">
-      <w:start w:val="1"/>
-      <w:numFmt w:val="bullet"/>
-      <w:lvlText w:val="o"/>
-      <w:lvlJc w:val="left"/>
-      <w:pPr>
-        <w:ind w:left="1440" w:hanging="360"/>
-        <w:tabs>
-          <w:tab w:val="num" w:pos="1440"/>
-        </w:tabs>
-      </w:pPr>
-      <w:rPr>
-        <w:rFonts w:ascii="Courier New" w:hAnsi="Courier New" w:hint="default"/>
-        <w:sz w:val="20"/>
-      </w:rPr>
-    </w:lvl>
-    <w:lvl w:ilvl="2" w:tentative="on">
-      <w:start w:val="1"/>
-      <w:numFmt w:val="bullet"/>
-      <w:lvlText w:val=""/>
-      <w:lvlJc w:val="left"/>
-      <w:pPr>
-        <w:ind w:left="2160" w:hanging="360"/>
-        <w:tabs>
-          <w:tab w:val="num" w:pos="2160"/>
-        </w:tabs>
-      </w:pPr>
-      <w:rPr>
-        <w:rFonts w:ascii="Wingdings" w:hAnsi="Wingdings" w:hint="default"/>
-        <w:sz w:val="20"/>
-      </w:rPr>
-    </w:lvl>
-    <w:lvl w:ilvl="3" w:tentative="on">
-      <w:start w:val="1"/>
-      <w:numFmt w:val="bullet"/>
-      <w:lvlText w:val=""/>
-      <w:lvlJc w:val="left"/>
-      <w:pPr>
-        <w:ind w:left="2880" w:hanging="360"/>
-        <w:tabs>
-          <w:tab w:val="num" w:pos="2880"/>
-        </w:tabs>
-      </w:pPr>
-      <w:rPr>
-        <w:rFonts w:ascii="Wingdings" w:hAnsi="Wingdings" w:hint="default"/>
-        <w:sz w:val="20"/>
-      </w:rPr>
-    </w:lvl>
-    <w:lvl w:ilvl="4" w:tentative="on">
-      <w:start w:val="1"/>
-      <w:numFmt w:val="bullet"/>
-      <w:lvlText w:val=""/>
-      <w:lvlJc w:val="left"/>
-      <w:pPr>
-        <w:ind w:left="3600" w:hanging="360"/>
-        <w:tabs>
-          <w:tab w:val="num" w:pos="3600"/>
-        </w:tabs>
-      </w:pPr>
-      <w:rPr>
-        <w:rFonts w:ascii="Wingdings" w:hAnsi="Wingdings" w:hint="default"/>
-        <w:sz w:val="20"/>
-      </w:rPr>
-    </w:lvl>
-    <w:lvl w:ilvl="5" w:tentative="on">
-      <w:start w:val="1"/>
-      <w:numFmt w:val="bullet"/>
-      <w:lvlText w:val=""/>
-      <w:lvlJc w:val="left"/>
-      <w:pPr>
-        <w:ind w:left="4320" w:hanging="360"/>
-        <w:tabs>
-          <w:tab w:val="num" w:pos="4320"/>
-        </w:tabs>
-      </w:pPr>
-      <w:rPr>
-        <w:rFonts w:ascii="Wingdings" w:hAnsi="Wingdings" w:hint="default"/>
-        <w:sz w:val="20"/>
-      </w:rPr>
-    </w:lvl>
-    <w:lvl w:ilvl="6" w:tentative="on">
-      <w:start w:val="1"/>
-      <w:numFmt w:val="bullet"/>
-      <w:lvlText w:val=""/>
-      <w:lvlJc w:val="left"/>
-      <w:pPr>
-        <w:ind w:left="5040" w:hanging="360"/>
-        <w:tabs>
-          <w:tab w:val="num" w:pos="5040"/>
-        </w:tabs>
-      </w:pPr>
-      <w:rPr>
-        <w:rFonts w:ascii="Wingdings" w:hAnsi="Wingdings" w:hint="default"/>
-        <w:sz w:val="20"/>
-      </w:rPr>
-    </w:lvl>
-    <w:lvl w:ilvl="7" w:tentative="on">
-      <w:start w:val="1"/>
-      <w:numFmt w:val="bullet"/>
-      <w:lvlText w:val=""/>
-      <w:lvlJc w:val="left"/>
-      <w:pPr>
-        <w:ind w:left="5760" w:hanging="360"/>
-        <w:tabs>
-          <w:tab w:val="num" w:pos="5760"/>
-        </w:tabs>
-      </w:pPr>
-      <w:rPr>
-        <w:rFonts w:ascii="Wingdings" w:hAnsi="Wingdings" w:hint="default"/>
-        <w:sz w:val="20"/>
-      </w:rPr>
-    </w:lvl>
-    <w:lvl w:ilvl="8" w:tentative="on">
-      <w:start w:val="1"/>
-      <w:numFmt w:val="bullet"/>
-      <w:lvlText w:val=""/>
-      <w:lvlJc w:val="left"/>
-      <w:pPr>
-        <w:ind w:left="6480" w:hanging="360"/>
-        <w:tabs>
-          <w:tab w:val="num" w:pos="6480"/>
-        </w:tabs>
-      </w:pPr>
-      <w:rPr>
-        <w:rFonts w:ascii="Wingdings" w:hAnsi="Wingdings" w:hint="default"/>
-        <w:sz w:val="20"/>
-      </w:rPr>
-    </w:lvl>
-  </w:abstractNum>
-  <w:abstractNum w:abstractNumId="1">
-    <w:nsid w:val="16e459f9"/>
-    <w:multiLevelType w:val="multilevel"/>
-    <w:tmpl w:val="e6b697cc"/>
-    <w:lvl w:ilvl="0">
-      <w:start w:val="1"/>
-      <w:numFmt w:val="bullet"/>
-      <w:lvlText w:val=""/>
-      <w:lvlJc w:val="left"/>
-      <w:pPr>
-        <w:ind w:left="1080" w:hanging="360"/>
-        <w:tabs>
-          <w:tab w:val="num" w:pos="1080"/>
-        </w:tabs>
+        <w:ind w:left="720" w:hanging="360"/>
       </w:pPr>
       <w:rPr>
         <w:rFonts w:ascii="Symbol" w:hAnsi="Symbol" w:hint="default"/>
@@ -5980,122 +4278,122 @@
       <w:lvlText w:val="o"/>
       <w:lvlJc w:val="left"/>
       <w:pPr>
-        <w:ind w:left="1800" w:hanging="360"/>
         <w:tabs>
-          <w:tab w:val="num" w:pos="1800"/>
+          <w:tab w:val="num" w:pos="927"/>
         </w:tabs>
+        <w:ind w:left="927" w:hanging="360"/>
       </w:pPr>
       <w:rPr>
         <w:rFonts w:ascii="Courier New" w:hAnsi="Courier New" w:hint="default"/>
         <w:sz w:val="20"/>
       </w:rPr>
     </w:lvl>
-    <w:lvl w:ilvl="2" w:tentative="on">
+    <w:lvl w:ilvl="2">
       <w:start w:val="1"/>
       <w:numFmt w:val="bullet"/>
       <w:lvlText w:val=""/>
       <w:lvlJc w:val="left"/>
       <w:pPr>
-        <w:ind w:left="2520" w:hanging="360"/>
         <w:tabs>
-          <w:tab w:val="num" w:pos="2520"/>
+          <w:tab w:val="num" w:pos="1068"/>
         </w:tabs>
+        <w:ind w:left="1068" w:hanging="360"/>
       </w:pPr>
       <w:rPr>
         <w:rFonts w:ascii="Wingdings" w:hAnsi="Wingdings" w:hint="default"/>
         <w:sz w:val="20"/>
       </w:rPr>
     </w:lvl>
-    <w:lvl w:ilvl="3" w:tentative="on">
+    <w:lvl w:ilvl="3">
       <w:start w:val="1"/>
       <w:numFmt w:val="bullet"/>
       <w:lvlText w:val=""/>
       <w:lvlJc w:val="left"/>
       <w:pPr>
-        <w:ind w:left="3240" w:hanging="360"/>
         <w:tabs>
-          <w:tab w:val="num" w:pos="3240"/>
+          <w:tab w:val="num" w:pos="2880"/>
         </w:tabs>
+        <w:ind w:left="2880" w:hanging="360"/>
       </w:pPr>
       <w:rPr>
         <w:rFonts w:ascii="Wingdings" w:hAnsi="Wingdings" w:hint="default"/>
         <w:sz w:val="20"/>
       </w:rPr>
     </w:lvl>
-    <w:lvl w:ilvl="4" w:tentative="on">
+    <w:lvl w:ilvl="4">
       <w:start w:val="1"/>
       <w:numFmt w:val="bullet"/>
       <w:lvlText w:val=""/>
       <w:lvlJc w:val="left"/>
       <w:pPr>
-        <w:ind w:left="3960" w:hanging="360"/>
         <w:tabs>
-          <w:tab w:val="num" w:pos="3960"/>
+          <w:tab w:val="num" w:pos="3600"/>
         </w:tabs>
+        <w:ind w:left="3600" w:hanging="360"/>
       </w:pPr>
       <w:rPr>
         <w:rFonts w:ascii="Wingdings" w:hAnsi="Wingdings" w:hint="default"/>
         <w:sz w:val="20"/>
       </w:rPr>
     </w:lvl>
-    <w:lvl w:ilvl="5" w:tentative="on">
+    <w:lvl w:ilvl="5">
       <w:start w:val="1"/>
       <w:numFmt w:val="bullet"/>
       <w:lvlText w:val=""/>
       <w:lvlJc w:val="left"/>
       <w:pPr>
-        <w:ind w:left="4680" w:hanging="360"/>
         <w:tabs>
-          <w:tab w:val="num" w:pos="4680"/>
+          <w:tab w:val="num" w:pos="4320"/>
         </w:tabs>
+        <w:ind w:left="4320" w:hanging="360"/>
       </w:pPr>
       <w:rPr>
         <w:rFonts w:ascii="Wingdings" w:hAnsi="Wingdings" w:hint="default"/>
         <w:sz w:val="20"/>
       </w:rPr>
     </w:lvl>
-    <w:lvl w:ilvl="6" w:tentative="on">
+    <w:lvl w:ilvl="6">
       <w:start w:val="1"/>
       <w:numFmt w:val="bullet"/>
       <w:lvlText w:val=""/>
       <w:lvlJc w:val="left"/>
       <w:pPr>
-        <w:ind w:left="5400" w:hanging="360"/>
         <w:tabs>
-          <w:tab w:val="num" w:pos="5400"/>
+          <w:tab w:val="num" w:pos="5040"/>
         </w:tabs>
+        <w:ind w:left="5040" w:hanging="360"/>
       </w:pPr>
       <w:rPr>
         <w:rFonts w:ascii="Wingdings" w:hAnsi="Wingdings" w:hint="default"/>
         <w:sz w:val="20"/>
       </w:rPr>
     </w:lvl>
-    <w:lvl w:ilvl="7" w:tentative="on">
+    <w:lvl w:ilvl="7">
       <w:start w:val="1"/>
       <w:numFmt w:val="bullet"/>
       <w:lvlText w:val=""/>
       <w:lvlJc w:val="left"/>
       <w:pPr>
-        <w:ind w:left="6120" w:hanging="360"/>
         <w:tabs>
-          <w:tab w:val="num" w:pos="6120"/>
+          <w:tab w:val="num" w:pos="5760"/>
         </w:tabs>
+        <w:ind w:left="5760" w:hanging="360"/>
       </w:pPr>
       <w:rPr>
         <w:rFonts w:ascii="Wingdings" w:hAnsi="Wingdings" w:hint="default"/>
         <w:sz w:val="20"/>
       </w:rPr>
     </w:lvl>
-    <w:lvl w:ilvl="8" w:tentative="on">
+    <w:lvl w:ilvl="8" w:tentative="1">
       <w:start w:val="1"/>
       <w:numFmt w:val="bullet"/>
       <w:lvlText w:val=""/>
       <w:lvlJc w:val="left"/>
       <w:pPr>
-        <w:ind w:left="6840" w:hanging="360"/>
         <w:tabs>
-          <w:tab w:val="num" w:pos="6840"/>
+          <w:tab w:val="num" w:pos="6480"/>
         </w:tabs>
+        <w:ind w:left="6480" w:hanging="360"/>
       </w:pPr>
       <w:rPr>
         <w:rFonts w:ascii="Wingdings" w:hAnsi="Wingdings" w:hint="default"/>
@@ -6103,20 +4401,20 @@
       </w:rPr>
     </w:lvl>
   </w:abstractNum>
-  <w:abstractNum w:abstractNumId="2">
-    <w:nsid w:val="487209f5"/>
+  <w:abstractNum w:abstractNumId="1" w15:restartNumberingAfterBreak="0">
+    <w:nsid w:val="16E459F9"/>
     <w:multiLevelType w:val="multilevel"/>
-    <w:tmpl w:val="6bee1e6c"/>
+    <w:tmpl w:val="E6B697CC"/>
     <w:lvl w:ilvl="0">
       <w:start w:val="1"/>
       <w:numFmt w:val="bullet"/>
       <w:lvlText w:val=""/>
       <w:lvlJc w:val="left"/>
       <w:pPr>
-        <w:ind w:left="720" w:hanging="360"/>
         <w:tabs>
-          <w:tab w:val="num" w:pos="720"/>
+          <w:tab w:val="num" w:pos="1080"/>
         </w:tabs>
+        <w:ind w:left="1080" w:hanging="360"/>
       </w:pPr>
       <w:rPr>
         <w:rFonts w:ascii="Symbol" w:hAnsi="Symbol" w:hint="default"/>
@@ -6129,122 +4427,122 @@
       <w:lvlText w:val="o"/>
       <w:lvlJc w:val="left"/>
       <w:pPr>
-        <w:ind w:left="1440" w:hanging="360"/>
         <w:tabs>
-          <w:tab w:val="num" w:pos="1440"/>
+          <w:tab w:val="num" w:pos="1800"/>
         </w:tabs>
+        <w:ind w:left="1800" w:hanging="360"/>
       </w:pPr>
       <w:rPr>
         <w:rFonts w:ascii="Courier New" w:hAnsi="Courier New" w:hint="default"/>
         <w:sz w:val="20"/>
       </w:rPr>
     </w:lvl>
-    <w:lvl w:ilvl="2" w:tentative="on">
+    <w:lvl w:ilvl="2" w:tentative="1">
       <w:start w:val="1"/>
       <w:numFmt w:val="bullet"/>
       <w:lvlText w:val=""/>
       <w:lvlJc w:val="left"/>
       <w:pPr>
-        <w:ind w:left="2160" w:hanging="360"/>
         <w:tabs>
-          <w:tab w:val="num" w:pos="2160"/>
+          <w:tab w:val="num" w:pos="2520"/>
         </w:tabs>
+        <w:ind w:left="2520" w:hanging="360"/>
       </w:pPr>
       <w:rPr>
         <w:rFonts w:ascii="Wingdings" w:hAnsi="Wingdings" w:hint="default"/>
         <w:sz w:val="20"/>
       </w:rPr>
     </w:lvl>
-    <w:lvl w:ilvl="3" w:tentative="on">
+    <w:lvl w:ilvl="3" w:tentative="1">
       <w:start w:val="1"/>
       <w:numFmt w:val="bullet"/>
       <w:lvlText w:val=""/>
       <w:lvlJc w:val="left"/>
       <w:pPr>
-        <w:ind w:left="2880" w:hanging="360"/>
         <w:tabs>
-          <w:tab w:val="num" w:pos="2880"/>
+          <w:tab w:val="num" w:pos="3240"/>
         </w:tabs>
+        <w:ind w:left="3240" w:hanging="360"/>
       </w:pPr>
       <w:rPr>
         <w:rFonts w:ascii="Wingdings" w:hAnsi="Wingdings" w:hint="default"/>
         <w:sz w:val="20"/>
       </w:rPr>
     </w:lvl>
-    <w:lvl w:ilvl="4" w:tentative="on">
+    <w:lvl w:ilvl="4" w:tentative="1">
       <w:start w:val="1"/>
       <w:numFmt w:val="bullet"/>
       <w:lvlText w:val=""/>
       <w:lvlJc w:val="left"/>
       <w:pPr>
-        <w:ind w:left="3600" w:hanging="360"/>
         <w:tabs>
-          <w:tab w:val="num" w:pos="3600"/>
+          <w:tab w:val="num" w:pos="3960"/>
         </w:tabs>
+        <w:ind w:left="3960" w:hanging="360"/>
       </w:pPr>
       <w:rPr>
         <w:rFonts w:ascii="Wingdings" w:hAnsi="Wingdings" w:hint="default"/>
         <w:sz w:val="20"/>
       </w:rPr>
     </w:lvl>
-    <w:lvl w:ilvl="5" w:tentative="on">
+    <w:lvl w:ilvl="5" w:tentative="1">
       <w:start w:val="1"/>
       <w:numFmt w:val="bullet"/>
       <w:lvlText w:val=""/>
       <w:lvlJc w:val="left"/>
       <w:pPr>
-        <w:ind w:left="4320" w:hanging="360"/>
         <w:tabs>
-          <w:tab w:val="num" w:pos="4320"/>
+          <w:tab w:val="num" w:pos="4680"/>
         </w:tabs>
+        <w:ind w:left="4680" w:hanging="360"/>
       </w:pPr>
       <w:rPr>
         <w:rFonts w:ascii="Wingdings" w:hAnsi="Wingdings" w:hint="default"/>
         <w:sz w:val="20"/>
       </w:rPr>
     </w:lvl>
-    <w:lvl w:ilvl="6" w:tentative="on">
+    <w:lvl w:ilvl="6" w:tentative="1">
       <w:start w:val="1"/>
       <w:numFmt w:val="bullet"/>
       <w:lvlText w:val=""/>
       <w:lvlJc w:val="left"/>
       <w:pPr>
-        <w:ind w:left="5040" w:hanging="360"/>
         <w:tabs>
-          <w:tab w:val="num" w:pos="5040"/>
+          <w:tab w:val="num" w:pos="5400"/>
         </w:tabs>
+        <w:ind w:left="5400" w:hanging="360"/>
       </w:pPr>
       <w:rPr>
         <w:rFonts w:ascii="Wingdings" w:hAnsi="Wingdings" w:hint="default"/>
         <w:sz w:val="20"/>
       </w:rPr>
     </w:lvl>
-    <w:lvl w:ilvl="7" w:tentative="on">
+    <w:lvl w:ilvl="7" w:tentative="1">
       <w:start w:val="1"/>
       <w:numFmt w:val="bullet"/>
       <w:lvlText w:val=""/>
       <w:lvlJc w:val="left"/>
       <w:pPr>
-        <w:ind w:left="5760" w:hanging="360"/>
         <w:tabs>
-          <w:tab w:val="num" w:pos="5760"/>
+          <w:tab w:val="num" w:pos="6120"/>
         </w:tabs>
+        <w:ind w:left="6120" w:hanging="360"/>
       </w:pPr>
       <w:rPr>
         <w:rFonts w:ascii="Wingdings" w:hAnsi="Wingdings" w:hint="default"/>
         <w:sz w:val="20"/>
       </w:rPr>
     </w:lvl>
-    <w:lvl w:ilvl="8" w:tentative="on">
+    <w:lvl w:ilvl="8" w:tentative="1">
       <w:start w:val="1"/>
       <w:numFmt w:val="bullet"/>
       <w:lvlText w:val=""/>
       <w:lvlJc w:val="left"/>
       <w:pPr>
-        <w:ind w:left="6480" w:hanging="360"/>
         <w:tabs>
-          <w:tab w:val="num" w:pos="6480"/>
+          <w:tab w:val="num" w:pos="6840"/>
         </w:tabs>
+        <w:ind w:left="6840" w:hanging="360"/>
       </w:pPr>
       <w:rPr>
         <w:rFonts w:ascii="Wingdings" w:hAnsi="Wingdings" w:hint="default"/>
@@ -6252,20 +4550,20 @@
       </w:rPr>
     </w:lvl>
   </w:abstractNum>
-  <w:abstractNum w:abstractNumId="3">
-    <w:nsid w:val="188553ad"/>
+  <w:abstractNum w:abstractNumId="2" w15:restartNumberingAfterBreak="0">
+    <w:nsid w:val="188553AD"/>
     <w:multiLevelType w:val="multilevel"/>
-    <w:tmpl w:val="b308c2e2"/>
+    <w:tmpl w:val="B308C2E2"/>
     <w:lvl w:ilvl="0">
       <w:start w:val="1"/>
       <w:numFmt w:val="bullet"/>
       <w:lvlText w:val=""/>
       <w:lvlJc w:val="left"/>
       <w:pPr>
-        <w:ind w:left="720" w:hanging="360"/>
         <w:tabs>
           <w:tab w:val="num" w:pos="720"/>
         </w:tabs>
+        <w:ind w:left="720" w:hanging="360"/>
       </w:pPr>
       <w:rPr>
         <w:rFonts w:ascii="Symbol" w:hAnsi="Symbol" w:hint="default"/>
@@ -6278,122 +4576,122 @@
       <w:lvlText w:val="o"/>
       <w:lvlJc w:val="left"/>
       <w:pPr>
-        <w:ind w:left="1440" w:hanging="360"/>
         <w:tabs>
           <w:tab w:val="num" w:pos="1440"/>
         </w:tabs>
+        <w:ind w:left="1440" w:hanging="360"/>
       </w:pPr>
       <w:rPr>
         <w:rFonts w:ascii="Courier New" w:hAnsi="Courier New" w:hint="default"/>
         <w:sz w:val="20"/>
       </w:rPr>
     </w:lvl>
-    <w:lvl w:ilvl="2" w:tentative="on">
+    <w:lvl w:ilvl="2" w:tentative="1">
       <w:start w:val="1"/>
       <w:numFmt w:val="bullet"/>
       <w:lvlText w:val=""/>
       <w:lvlJc w:val="left"/>
       <w:pPr>
-        <w:ind w:left="2160" w:hanging="360"/>
         <w:tabs>
           <w:tab w:val="num" w:pos="2160"/>
         </w:tabs>
+        <w:ind w:left="2160" w:hanging="360"/>
       </w:pPr>
       <w:rPr>
         <w:rFonts w:ascii="Wingdings" w:hAnsi="Wingdings" w:hint="default"/>
         <w:sz w:val="20"/>
       </w:rPr>
     </w:lvl>
-    <w:lvl w:ilvl="3" w:tentative="on">
+    <w:lvl w:ilvl="3" w:tentative="1">
       <w:start w:val="1"/>
       <w:numFmt w:val="bullet"/>
       <w:lvlText w:val=""/>
       <w:lvlJc w:val="left"/>
       <w:pPr>
-        <w:ind w:left="2880" w:hanging="360"/>
         <w:tabs>
           <w:tab w:val="num" w:pos="2880"/>
         </w:tabs>
+        <w:ind w:left="2880" w:hanging="360"/>
       </w:pPr>
       <w:rPr>
         <w:rFonts w:ascii="Wingdings" w:hAnsi="Wingdings" w:hint="default"/>
         <w:sz w:val="20"/>
       </w:rPr>
     </w:lvl>
-    <w:lvl w:ilvl="4" w:tentative="on">
+    <w:lvl w:ilvl="4" w:tentative="1">
       <w:start w:val="1"/>
       <w:numFmt w:val="bullet"/>
       <w:lvlText w:val=""/>
       <w:lvlJc w:val="left"/>
       <w:pPr>
-        <w:ind w:left="3600" w:hanging="360"/>
         <w:tabs>
           <w:tab w:val="num" w:pos="3600"/>
         </w:tabs>
+        <w:ind w:left="3600" w:hanging="360"/>
       </w:pPr>
       <w:rPr>
         <w:rFonts w:ascii="Wingdings" w:hAnsi="Wingdings" w:hint="default"/>
         <w:sz w:val="20"/>
       </w:rPr>
     </w:lvl>
-    <w:lvl w:ilvl="5" w:tentative="on">
+    <w:lvl w:ilvl="5" w:tentative="1">
       <w:start w:val="1"/>
       <w:numFmt w:val="bullet"/>
       <w:lvlText w:val=""/>
       <w:lvlJc w:val="left"/>
       <w:pPr>
-        <w:ind w:left="4320" w:hanging="360"/>
         <w:tabs>
           <w:tab w:val="num" w:pos="4320"/>
         </w:tabs>
+        <w:ind w:left="4320" w:hanging="360"/>
       </w:pPr>
       <w:rPr>
         <w:rFonts w:ascii="Wingdings" w:hAnsi="Wingdings" w:hint="default"/>
         <w:sz w:val="20"/>
       </w:rPr>
     </w:lvl>
-    <w:lvl w:ilvl="6" w:tentative="on">
+    <w:lvl w:ilvl="6" w:tentative="1">
       <w:start w:val="1"/>
       <w:numFmt w:val="bullet"/>
       <w:lvlText w:val=""/>
       <w:lvlJc w:val="left"/>
       <w:pPr>
-        <w:ind w:left="5040" w:hanging="360"/>
         <w:tabs>
           <w:tab w:val="num" w:pos="5040"/>
         </w:tabs>
+        <w:ind w:left="5040" w:hanging="360"/>
       </w:pPr>
       <w:rPr>
         <w:rFonts w:ascii="Wingdings" w:hAnsi="Wingdings" w:hint="default"/>
         <w:sz w:val="20"/>
       </w:rPr>
     </w:lvl>
-    <w:lvl w:ilvl="7" w:tentative="on">
+    <w:lvl w:ilvl="7" w:tentative="1">
       <w:start w:val="1"/>
       <w:numFmt w:val="bullet"/>
       <w:lvlText w:val=""/>
       <w:lvlJc w:val="left"/>
       <w:pPr>
-        <w:ind w:left="5760" w:hanging="360"/>
         <w:tabs>
           <w:tab w:val="num" w:pos="5760"/>
         </w:tabs>
+        <w:ind w:left="5760" w:hanging="360"/>
       </w:pPr>
       <w:rPr>
         <w:rFonts w:ascii="Wingdings" w:hAnsi="Wingdings" w:hint="default"/>
         <w:sz w:val="20"/>
       </w:rPr>
     </w:lvl>
-    <w:lvl w:ilvl="8" w:tentative="on">
+    <w:lvl w:ilvl="8" w:tentative="1">
       <w:start w:val="1"/>
       <w:numFmt w:val="bullet"/>
       <w:lvlText w:val=""/>
       <w:lvlJc w:val="left"/>
       <w:pPr>
-        <w:ind w:left="6480" w:hanging="360"/>
         <w:tabs>
           <w:tab w:val="num" w:pos="6480"/>
         </w:tabs>
+        <w:ind w:left="6480" w:hanging="360"/>
       </w:pPr>
       <w:rPr>
         <w:rFonts w:ascii="Wingdings" w:hAnsi="Wingdings" w:hint="default"/>
@@ -6401,20 +4699,20 @@
       </w:rPr>
     </w:lvl>
   </w:abstractNum>
-  <w:abstractNum w:abstractNumId="4">
-    <w:nsid w:val="5a23939"/>
+  <w:abstractNum w:abstractNumId="3" w15:restartNumberingAfterBreak="0">
+    <w:nsid w:val="20C90653"/>
     <w:multiLevelType w:val="multilevel"/>
-    <w:tmpl w:val="1e644f86"/>
+    <w:tmpl w:val="251C009C"/>
     <w:lvl w:ilvl="0">
       <w:start w:val="1"/>
       <w:numFmt w:val="bullet"/>
       <w:lvlText w:val=""/>
       <w:lvlJc w:val="left"/>
       <w:pPr>
-        <w:ind w:left="720" w:hanging="360"/>
         <w:tabs>
           <w:tab w:val="num" w:pos="720"/>
         </w:tabs>
+        <w:ind w:left="720" w:hanging="360"/>
       </w:pPr>
       <w:rPr>
         <w:rFonts w:ascii="Symbol" w:hAnsi="Symbol" w:hint="default"/>
@@ -6427,10 +4725,10 @@
       <w:lvlText w:val="o"/>
       <w:lvlJc w:val="left"/>
       <w:pPr>
-        <w:ind w:left="927" w:hanging="360"/>
         <w:tabs>
-          <w:tab w:val="num" w:pos="927"/>
+          <w:tab w:val="num" w:pos="1069"/>
         </w:tabs>
+        <w:ind w:left="1069" w:hanging="360"/>
       </w:pPr>
       <w:rPr>
         <w:rFonts w:ascii="Courier New" w:hAnsi="Courier New" w:hint="default"/>
@@ -6443,106 +4741,106 @@
       <w:lvlText w:val=""/>
       <w:lvlJc w:val="left"/>
       <w:pPr>
-        <w:ind w:left="1068" w:hanging="360"/>
         <w:tabs>
-          <w:tab w:val="num" w:pos="1068"/>
+          <w:tab w:val="num" w:pos="2160"/>
         </w:tabs>
+        <w:ind w:left="2160" w:hanging="360"/>
       </w:pPr>
       <w:rPr>
         <w:rFonts w:ascii="Wingdings" w:hAnsi="Wingdings" w:hint="default"/>
         <w:sz w:val="20"/>
       </w:rPr>
     </w:lvl>
-    <w:lvl w:ilvl="3">
+    <w:lvl w:ilvl="3" w:tentative="1">
       <w:start w:val="1"/>
       <w:numFmt w:val="bullet"/>
       <w:lvlText w:val=""/>
       <w:lvlJc w:val="left"/>
       <w:pPr>
-        <w:ind w:left="2880" w:hanging="360"/>
         <w:tabs>
           <w:tab w:val="num" w:pos="2880"/>
         </w:tabs>
+        <w:ind w:left="2880" w:hanging="360"/>
       </w:pPr>
       <w:rPr>
         <w:rFonts w:ascii="Wingdings" w:hAnsi="Wingdings" w:hint="default"/>
         <w:sz w:val="20"/>
       </w:rPr>
     </w:lvl>
-    <w:lvl w:ilvl="4">
+    <w:lvl w:ilvl="4" w:tentative="1">
       <w:start w:val="1"/>
       <w:numFmt w:val="bullet"/>
       <w:lvlText w:val=""/>
       <w:lvlJc w:val="left"/>
       <w:pPr>
-        <w:ind w:left="3600" w:hanging="360"/>
         <w:tabs>
           <w:tab w:val="num" w:pos="3600"/>
         </w:tabs>
+        <w:ind w:left="3600" w:hanging="360"/>
       </w:pPr>
       <w:rPr>
         <w:rFonts w:ascii="Wingdings" w:hAnsi="Wingdings" w:hint="default"/>
         <w:sz w:val="20"/>
       </w:rPr>
     </w:lvl>
-    <w:lvl w:ilvl="5">
+    <w:lvl w:ilvl="5" w:tentative="1">
       <w:start w:val="1"/>
       <w:numFmt w:val="bullet"/>
       <w:lvlText w:val=""/>
       <w:lvlJc w:val="left"/>
       <w:pPr>
-        <w:ind w:left="4320" w:hanging="360"/>
         <w:tabs>
           <w:tab w:val="num" w:pos="4320"/>
         </w:tabs>
+        <w:ind w:left="4320" w:hanging="360"/>
       </w:pPr>
       <w:rPr>
         <w:rFonts w:ascii="Wingdings" w:hAnsi="Wingdings" w:hint="default"/>
         <w:sz w:val="20"/>
       </w:rPr>
     </w:lvl>
-    <w:lvl w:ilvl="6">
+    <w:lvl w:ilvl="6" w:tentative="1">
       <w:start w:val="1"/>
       <w:numFmt w:val="bullet"/>
       <w:lvlText w:val=""/>
       <w:lvlJc w:val="left"/>
       <w:pPr>
-        <w:ind w:left="5040" w:hanging="360"/>
         <w:tabs>
           <w:tab w:val="num" w:pos="5040"/>
         </w:tabs>
+        <w:ind w:left="5040" w:hanging="360"/>
       </w:pPr>
       <w:rPr>
         <w:rFonts w:ascii="Wingdings" w:hAnsi="Wingdings" w:hint="default"/>
         <w:sz w:val="20"/>
       </w:rPr>
     </w:lvl>
-    <w:lvl w:ilvl="7">
+    <w:lvl w:ilvl="7" w:tentative="1">
       <w:start w:val="1"/>
       <w:numFmt w:val="bullet"/>
       <w:lvlText w:val=""/>
       <w:lvlJc w:val="left"/>
       <w:pPr>
-        <w:ind w:left="5760" w:hanging="360"/>
         <w:tabs>
           <w:tab w:val="num" w:pos="5760"/>
         </w:tabs>
+        <w:ind w:left="5760" w:hanging="360"/>
       </w:pPr>
       <w:rPr>
         <w:rFonts w:ascii="Wingdings" w:hAnsi="Wingdings" w:hint="default"/>
         <w:sz w:val="20"/>
       </w:rPr>
     </w:lvl>
-    <w:lvl w:ilvl="8" w:tentative="on">
+    <w:lvl w:ilvl="8" w:tentative="1">
       <w:start w:val="1"/>
       <w:numFmt w:val="bullet"/>
       <w:lvlText w:val=""/>
       <w:lvlJc w:val="left"/>
       <w:pPr>
-        <w:ind w:left="6480" w:hanging="360"/>
         <w:tabs>
           <w:tab w:val="num" w:pos="6480"/>
         </w:tabs>
+        <w:ind w:left="6480" w:hanging="360"/>
       </w:pPr>
       <w:rPr>
         <w:rFonts w:ascii="Wingdings" w:hAnsi="Wingdings" w:hint="default"/>
@@ -6550,20 +4848,169 @@
       </w:rPr>
     </w:lvl>
   </w:abstractNum>
-  <w:abstractNum w:abstractNumId="5">
-    <w:nsid w:val="20c90653"/>
+  <w:abstractNum w:abstractNumId="4" w15:restartNumberingAfterBreak="0">
+    <w:nsid w:val="391804BD"/>
     <w:multiLevelType w:val="multilevel"/>
-    <w:tmpl w:val="251c009c"/>
+    <w:tmpl w:val="6BEE1E6C"/>
     <w:lvl w:ilvl="0">
       <w:start w:val="1"/>
       <w:numFmt w:val="bullet"/>
       <w:lvlText w:val=""/>
       <w:lvlJc w:val="left"/>
       <w:pPr>
-        <w:ind w:left="720" w:hanging="360"/>
         <w:tabs>
           <w:tab w:val="num" w:pos="720"/>
         </w:tabs>
+        <w:ind w:left="720" w:hanging="360"/>
+      </w:pPr>
+      <w:rPr>
+        <w:rFonts w:ascii="Symbol" w:hAnsi="Symbol" w:hint="default"/>
+        <w:sz w:val="20"/>
+      </w:rPr>
+    </w:lvl>
+    <w:lvl w:ilvl="1" w:tentative="1">
+      <w:start w:val="1"/>
+      <w:numFmt w:val="bullet"/>
+      <w:lvlText w:val="o"/>
+      <w:lvlJc w:val="left"/>
+      <w:pPr>
+        <w:tabs>
+          <w:tab w:val="num" w:pos="1440"/>
+        </w:tabs>
+        <w:ind w:left="1440" w:hanging="360"/>
+      </w:pPr>
+      <w:rPr>
+        <w:rFonts w:ascii="Courier New" w:hAnsi="Courier New" w:hint="default"/>
+        <w:sz w:val="20"/>
+      </w:rPr>
+    </w:lvl>
+    <w:lvl w:ilvl="2" w:tentative="1">
+      <w:start w:val="1"/>
+      <w:numFmt w:val="bullet"/>
+      <w:lvlText w:val=""/>
+      <w:lvlJc w:val="left"/>
+      <w:pPr>
+        <w:tabs>
+          <w:tab w:val="num" w:pos="2160"/>
+        </w:tabs>
+        <w:ind w:left="2160" w:hanging="360"/>
+      </w:pPr>
+      <w:rPr>
+        <w:rFonts w:ascii="Wingdings" w:hAnsi="Wingdings" w:hint="default"/>
+        <w:sz w:val="20"/>
+      </w:rPr>
+    </w:lvl>
+    <w:lvl w:ilvl="3" w:tentative="1">
+      <w:start w:val="1"/>
+      <w:numFmt w:val="bullet"/>
+      <w:lvlText w:val=""/>
+      <w:lvlJc w:val="left"/>
+      <w:pPr>
+        <w:tabs>
+          <w:tab w:val="num" w:pos="2880"/>
+        </w:tabs>
+        <w:ind w:left="2880" w:hanging="360"/>
+      </w:pPr>
+      <w:rPr>
+        <w:rFonts w:ascii="Wingdings" w:hAnsi="Wingdings" w:hint="default"/>
+        <w:sz w:val="20"/>
+      </w:rPr>
+    </w:lvl>
+    <w:lvl w:ilvl="4" w:tentative="1">
+      <w:start w:val="1"/>
+      <w:numFmt w:val="bullet"/>
+      <w:lvlText w:val=""/>
+      <w:lvlJc w:val="left"/>
+      <w:pPr>
+        <w:tabs>
+          <w:tab w:val="num" w:pos="3600"/>
+        </w:tabs>
+        <w:ind w:left="3600" w:hanging="360"/>
+      </w:pPr>
+      <w:rPr>
+        <w:rFonts w:ascii="Wingdings" w:hAnsi="Wingdings" w:hint="default"/>
+        <w:sz w:val="20"/>
+      </w:rPr>
+    </w:lvl>
+    <w:lvl w:ilvl="5" w:tentative="1">
+      <w:start w:val="1"/>
+      <w:numFmt w:val="bullet"/>
+      <w:lvlText w:val=""/>
+      <w:lvlJc w:val="left"/>
+      <w:pPr>
+        <w:tabs>
+          <w:tab w:val="num" w:pos="4320"/>
+        </w:tabs>
+        <w:ind w:left="4320" w:hanging="360"/>
+      </w:pPr>
+      <w:rPr>
+        <w:rFonts w:ascii="Wingdings" w:hAnsi="Wingdings" w:hint="default"/>
+        <w:sz w:val="20"/>
+      </w:rPr>
+    </w:lvl>
+    <w:lvl w:ilvl="6" w:tentative="1">
+      <w:start w:val="1"/>
+      <w:numFmt w:val="bullet"/>
+      <w:lvlText w:val=""/>
+      <w:lvlJc w:val="left"/>
+      <w:pPr>
+        <w:tabs>
+          <w:tab w:val="num" w:pos="5040"/>
+        </w:tabs>
+        <w:ind w:left="5040" w:hanging="360"/>
+      </w:pPr>
+      <w:rPr>
+        <w:rFonts w:ascii="Wingdings" w:hAnsi="Wingdings" w:hint="default"/>
+        <w:sz w:val="20"/>
+      </w:rPr>
+    </w:lvl>
+    <w:lvl w:ilvl="7" w:tentative="1">
+      <w:start w:val="1"/>
+      <w:numFmt w:val="bullet"/>
+      <w:lvlText w:val=""/>
+      <w:lvlJc w:val="left"/>
+      <w:pPr>
+        <w:tabs>
+          <w:tab w:val="num" w:pos="5760"/>
+        </w:tabs>
+        <w:ind w:left="5760" w:hanging="360"/>
+      </w:pPr>
+      <w:rPr>
+        <w:rFonts w:ascii="Wingdings" w:hAnsi="Wingdings" w:hint="default"/>
+        <w:sz w:val="20"/>
+      </w:rPr>
+    </w:lvl>
+    <w:lvl w:ilvl="8" w:tentative="1">
+      <w:start w:val="1"/>
+      <w:numFmt w:val="bullet"/>
+      <w:lvlText w:val=""/>
+      <w:lvlJc w:val="left"/>
+      <w:pPr>
+        <w:tabs>
+          <w:tab w:val="num" w:pos="6480"/>
+        </w:tabs>
+        <w:ind w:left="6480" w:hanging="360"/>
+      </w:pPr>
+      <w:rPr>
+        <w:rFonts w:ascii="Wingdings" w:hAnsi="Wingdings" w:hint="default"/>
+        <w:sz w:val="20"/>
+      </w:rPr>
+    </w:lvl>
+  </w:abstractNum>
+  <w:abstractNum w:abstractNumId="5" w15:restartNumberingAfterBreak="0">
+    <w:nsid w:val="487209F5"/>
+    <w:multiLevelType w:val="multilevel"/>
+    <w:tmpl w:val="6BEE1E6C"/>
+    <w:lvl w:ilvl="0">
+      <w:start w:val="1"/>
+      <w:numFmt w:val="bullet"/>
+      <w:lvlText w:val=""/>
+      <w:lvlJc w:val="left"/>
+      <w:pPr>
+        <w:tabs>
+          <w:tab w:val="num" w:pos="720"/>
+        </w:tabs>
+        <w:ind w:left="720" w:hanging="360"/>
       </w:pPr>
       <w:rPr>
         <w:rFonts w:ascii="Symbol" w:hAnsi="Symbol" w:hint="default"/>
@@ -6576,122 +5023,122 @@
       <w:lvlText w:val="o"/>
       <w:lvlJc w:val="left"/>
       <w:pPr>
-        <w:ind w:left="1069" w:hanging="360"/>
         <w:tabs>
-          <w:tab w:val="num" w:pos="1069"/>
+          <w:tab w:val="num" w:pos="1440"/>
         </w:tabs>
+        <w:ind w:left="1440" w:hanging="360"/>
       </w:pPr>
       <w:rPr>
         <w:rFonts w:ascii="Courier New" w:hAnsi="Courier New" w:hint="default"/>
         <w:sz w:val="20"/>
       </w:rPr>
     </w:lvl>
-    <w:lvl w:ilvl="2">
+    <w:lvl w:ilvl="2" w:tentative="1">
       <w:start w:val="1"/>
       <w:numFmt w:val="bullet"/>
       <w:lvlText w:val=""/>
       <w:lvlJc w:val="left"/>
       <w:pPr>
-        <w:ind w:left="2160" w:hanging="360"/>
         <w:tabs>
           <w:tab w:val="num" w:pos="2160"/>
         </w:tabs>
+        <w:ind w:left="2160" w:hanging="360"/>
       </w:pPr>
       <w:rPr>
         <w:rFonts w:ascii="Wingdings" w:hAnsi="Wingdings" w:hint="default"/>
         <w:sz w:val="20"/>
       </w:rPr>
     </w:lvl>
-    <w:lvl w:ilvl="3" w:tentative="on">
+    <w:lvl w:ilvl="3" w:tentative="1">
       <w:start w:val="1"/>
       <w:numFmt w:val="bullet"/>
       <w:lvlText w:val=""/>
       <w:lvlJc w:val="left"/>
       <w:pPr>
-        <w:ind w:left="2880" w:hanging="360"/>
         <w:tabs>
           <w:tab w:val="num" w:pos="2880"/>
         </w:tabs>
+        <w:ind w:left="2880" w:hanging="360"/>
       </w:pPr>
       <w:rPr>
         <w:rFonts w:ascii="Wingdings" w:hAnsi="Wingdings" w:hint="default"/>
         <w:sz w:val="20"/>
       </w:rPr>
     </w:lvl>
-    <w:lvl w:ilvl="4" w:tentative="on">
+    <w:lvl w:ilvl="4" w:tentative="1">
       <w:start w:val="1"/>
       <w:numFmt w:val="bullet"/>
       <w:lvlText w:val=""/>
       <w:lvlJc w:val="left"/>
       <w:pPr>
-        <w:ind w:left="3600" w:hanging="360"/>
         <w:tabs>
           <w:tab w:val="num" w:pos="3600"/>
         </w:tabs>
+        <w:ind w:left="3600" w:hanging="360"/>
       </w:pPr>
       <w:rPr>
         <w:rFonts w:ascii="Wingdings" w:hAnsi="Wingdings" w:hint="default"/>
         <w:sz w:val="20"/>
       </w:rPr>
     </w:lvl>
-    <w:lvl w:ilvl="5" w:tentative="on">
+    <w:lvl w:ilvl="5" w:tentative="1">
       <w:start w:val="1"/>
       <w:numFmt w:val="bullet"/>
       <w:lvlText w:val=""/>
       <w:lvlJc w:val="left"/>
       <w:pPr>
-        <w:ind w:left="4320" w:hanging="360"/>
         <w:tabs>
           <w:tab w:val="num" w:pos="4320"/>
         </w:tabs>
+        <w:ind w:left="4320" w:hanging="360"/>
       </w:pPr>
       <w:rPr>
         <w:rFonts w:ascii="Wingdings" w:hAnsi="Wingdings" w:hint="default"/>
         <w:sz w:val="20"/>
       </w:rPr>
     </w:lvl>
-    <w:lvl w:ilvl="6" w:tentative="on">
+    <w:lvl w:ilvl="6" w:tentative="1">
       <w:start w:val="1"/>
       <w:numFmt w:val="bullet"/>
       <w:lvlText w:val=""/>
       <w:lvlJc w:val="left"/>
       <w:pPr>
-        <w:ind w:left="5040" w:hanging="360"/>
         <w:tabs>
           <w:tab w:val="num" w:pos="5040"/>
         </w:tabs>
+        <w:ind w:left="5040" w:hanging="360"/>
       </w:pPr>
       <w:rPr>
         <w:rFonts w:ascii="Wingdings" w:hAnsi="Wingdings" w:hint="default"/>
         <w:sz w:val="20"/>
       </w:rPr>
     </w:lvl>
-    <w:lvl w:ilvl="7" w:tentative="on">
+    <w:lvl w:ilvl="7" w:tentative="1">
       <w:start w:val="1"/>
       <w:numFmt w:val="bullet"/>
       <w:lvlText w:val=""/>
       <w:lvlJc w:val="left"/>
       <w:pPr>
-        <w:ind w:left="5760" w:hanging="360"/>
         <w:tabs>
           <w:tab w:val="num" w:pos="5760"/>
         </w:tabs>
+        <w:ind w:left="5760" w:hanging="360"/>
       </w:pPr>
       <w:rPr>
         <w:rFonts w:ascii="Wingdings" w:hAnsi="Wingdings" w:hint="default"/>
         <w:sz w:val="20"/>
       </w:rPr>
     </w:lvl>
-    <w:lvl w:ilvl="8" w:tentative="on">
+    <w:lvl w:ilvl="8" w:tentative="1">
       <w:start w:val="1"/>
       <w:numFmt w:val="bullet"/>
       <w:lvlText w:val=""/>
       <w:lvlJc w:val="left"/>
       <w:pPr>
-        <w:ind w:left="6480" w:hanging="360"/>
         <w:tabs>
           <w:tab w:val="num" w:pos="6480"/>
         </w:tabs>
+        <w:ind w:left="6480" w:hanging="360"/>
       </w:pPr>
       <w:rPr>
         <w:rFonts w:ascii="Wingdings" w:hAnsi="Wingdings" w:hint="default"/>
@@ -6699,148 +5146,148 @@
       </w:rPr>
     </w:lvl>
   </w:abstractNum>
-  <w:abstractNum w:abstractNumId="6">
-    <w:nsid w:val="391804bd"/>
+  <w:abstractNum w:abstractNumId="6" w15:restartNumberingAfterBreak="0">
+    <w:nsid w:val="499352C2"/>
     <w:multiLevelType w:val="multilevel"/>
-    <w:tmpl w:val="6bee1e6c"/>
+    <w:tmpl w:val="251C009C"/>
     <w:lvl w:ilvl="0">
       <w:start w:val="1"/>
       <w:numFmt w:val="bullet"/>
       <w:lvlText w:val=""/>
       <w:lvlJc w:val="left"/>
       <w:pPr>
-        <w:ind w:left="720" w:hanging="360"/>
         <w:tabs>
           <w:tab w:val="num" w:pos="720"/>
         </w:tabs>
+        <w:ind w:left="720" w:hanging="360"/>
       </w:pPr>
       <w:rPr>
         <w:rFonts w:ascii="Symbol" w:hAnsi="Symbol" w:hint="default"/>
         <w:sz w:val="20"/>
       </w:rPr>
     </w:lvl>
-    <w:lvl w:ilvl="1" w:tentative="on">
+    <w:lvl w:ilvl="1" w:tentative="1">
       <w:start w:val="1"/>
       <w:numFmt w:val="bullet"/>
       <w:lvlText w:val="o"/>
       <w:lvlJc w:val="left"/>
       <w:pPr>
-        <w:ind w:left="1440" w:hanging="360"/>
         <w:tabs>
           <w:tab w:val="num" w:pos="1440"/>
         </w:tabs>
+        <w:ind w:left="1440" w:hanging="360"/>
       </w:pPr>
       <w:rPr>
         <w:rFonts w:ascii="Courier New" w:hAnsi="Courier New" w:hint="default"/>
         <w:sz w:val="20"/>
       </w:rPr>
     </w:lvl>
-    <w:lvl w:ilvl="2" w:tentative="on">
+    <w:lvl w:ilvl="2" w:tentative="1">
       <w:start w:val="1"/>
       <w:numFmt w:val="bullet"/>
       <w:lvlText w:val=""/>
       <w:lvlJc w:val="left"/>
       <w:pPr>
-        <w:ind w:left="2160" w:hanging="360"/>
         <w:tabs>
           <w:tab w:val="num" w:pos="2160"/>
         </w:tabs>
+        <w:ind w:left="2160" w:hanging="360"/>
       </w:pPr>
       <w:rPr>
         <w:rFonts w:ascii="Wingdings" w:hAnsi="Wingdings" w:hint="default"/>
         <w:sz w:val="20"/>
       </w:rPr>
     </w:lvl>
-    <w:lvl w:ilvl="3" w:tentative="on">
+    <w:lvl w:ilvl="3" w:tentative="1">
       <w:start w:val="1"/>
       <w:numFmt w:val="bullet"/>
       <w:lvlText w:val=""/>
       <w:lvlJc w:val="left"/>
       <w:pPr>
-        <w:ind w:left="2880" w:hanging="360"/>
         <w:tabs>
           <w:tab w:val="num" w:pos="2880"/>
         </w:tabs>
+        <w:ind w:left="2880" w:hanging="360"/>
       </w:pPr>
       <w:rPr>
         <w:rFonts w:ascii="Wingdings" w:hAnsi="Wingdings" w:hint="default"/>
         <w:sz w:val="20"/>
       </w:rPr>
     </w:lvl>
-    <w:lvl w:ilvl="4" w:tentative="on">
+    <w:lvl w:ilvl="4" w:tentative="1">
       <w:start w:val="1"/>
       <w:numFmt w:val="bullet"/>
       <w:lvlText w:val=""/>
       <w:lvlJc w:val="left"/>
       <w:pPr>
-        <w:ind w:left="3600" w:hanging="360"/>
         <w:tabs>
           <w:tab w:val="num" w:pos="3600"/>
         </w:tabs>
+        <w:ind w:left="3600" w:hanging="360"/>
       </w:pPr>
       <w:rPr>
         <w:rFonts w:ascii="Wingdings" w:hAnsi="Wingdings" w:hint="default"/>
         <w:sz w:val="20"/>
       </w:rPr>
     </w:lvl>
-    <w:lvl w:ilvl="5" w:tentative="on">
+    <w:lvl w:ilvl="5" w:tentative="1">
       <w:start w:val="1"/>
       <w:numFmt w:val="bullet"/>
       <w:lvlText w:val=""/>
       <w:lvlJc w:val="left"/>
       <w:pPr>
-        <w:ind w:left="4320" w:hanging="360"/>
         <w:tabs>
           <w:tab w:val="num" w:pos="4320"/>
         </w:tabs>
+        <w:ind w:left="4320" w:hanging="360"/>
       </w:pPr>
       <w:rPr>
         <w:rFonts w:ascii="Wingdings" w:hAnsi="Wingdings" w:hint="default"/>
         <w:sz w:val="20"/>
       </w:rPr>
     </w:lvl>
-    <w:lvl w:ilvl="6" w:tentative="on">
+    <w:lvl w:ilvl="6" w:tentative="1">
       <w:start w:val="1"/>
       <w:numFmt w:val="bullet"/>
       <w:lvlText w:val=""/>
       <w:lvlJc w:val="left"/>
       <w:pPr>
-        <w:ind w:left="5040" w:hanging="360"/>
         <w:tabs>
           <w:tab w:val="num" w:pos="5040"/>
         </w:tabs>
+        <w:ind w:left="5040" w:hanging="360"/>
       </w:pPr>
       <w:rPr>
         <w:rFonts w:ascii="Wingdings" w:hAnsi="Wingdings" w:hint="default"/>
         <w:sz w:val="20"/>
       </w:rPr>
     </w:lvl>
-    <w:lvl w:ilvl="7" w:tentative="on">
+    <w:lvl w:ilvl="7" w:tentative="1">
       <w:start w:val="1"/>
       <w:numFmt w:val="bullet"/>
       <w:lvlText w:val=""/>
       <w:lvlJc w:val="left"/>
       <w:pPr>
-        <w:ind w:left="5760" w:hanging="360"/>
         <w:tabs>
           <w:tab w:val="num" w:pos="5760"/>
         </w:tabs>
+        <w:ind w:left="5760" w:hanging="360"/>
       </w:pPr>
       <w:rPr>
         <w:rFonts w:ascii="Wingdings" w:hAnsi="Wingdings" w:hint="default"/>
         <w:sz w:val="20"/>
       </w:rPr>
     </w:lvl>
-    <w:lvl w:ilvl="8" w:tentative="on">
+    <w:lvl w:ilvl="8" w:tentative="1">
       <w:start w:val="1"/>
       <w:numFmt w:val="bullet"/>
       <w:lvlText w:val=""/>
       <w:lvlJc w:val="left"/>
       <w:pPr>
-        <w:ind w:left="6480" w:hanging="360"/>
         <w:tabs>
           <w:tab w:val="num" w:pos="6480"/>
         </w:tabs>
+        <w:ind w:left="6480" w:hanging="360"/>
       </w:pPr>
       <w:rPr>
         <w:rFonts w:ascii="Wingdings" w:hAnsi="Wingdings" w:hint="default"/>
@@ -6848,40 +5295,40 @@
       </w:rPr>
     </w:lvl>
   </w:abstractNum>
-  <w:num w:numId="1">
-    <w:abstractNumId w:val="0"/>
+  <w:num w:numId="1" w16cid:durableId="422990314">
+    <w:abstractNumId w:val="6"/>
   </w:num>
-  <w:num w:numId="2">
+  <w:num w:numId="2" w16cid:durableId="285963616">
     <w:abstractNumId w:val="1"/>
   </w:num>
-  <w:num w:numId="3">
+  <w:num w:numId="3" w16cid:durableId="1495217297">
+    <w:abstractNumId w:val="5"/>
+  </w:num>
+  <w:num w:numId="4" w16cid:durableId="457191135">
+    <w:abstractNumId w:val="4"/>
+  </w:num>
+  <w:num w:numId="5" w16cid:durableId="476844283">
+    <w:abstractNumId w:val="3"/>
+  </w:num>
+  <w:num w:numId="6" w16cid:durableId="1397048646">
     <w:abstractNumId w:val="2"/>
   </w:num>
-  <w:num w:numId="4">
-    <w:abstractNumId w:val="6"/>
-  </w:num>
-  <w:num w:numId="5">
-    <w:abstractNumId w:val="5"/>
-  </w:num>
-  <w:num w:numId="6">
-    <w:abstractNumId w:val="3"/>
-  </w:num>
-  <w:num w:numId="7">
-    <w:abstractNumId w:val="4"/>
+  <w:num w:numId="7" w16cid:durableId="729036441">
+    <w:abstractNumId w:val="0"/>
   </w:num>
 </w:numbering>
 </file>
 
 <file path=word/styles.xml><?xml version="1.0" encoding="utf-8"?>
-<w:styles xmlns:r="http://schemas.openxmlformats.org/officeDocument/2006/relationships" xmlns:w="http://schemas.openxmlformats.org/wordprocessingml/2006/main">
+<w:styles xmlns:mc="http://schemas.openxmlformats.org/markup-compatibility/2006" xmlns:r="http://schemas.openxmlformats.org/officeDocument/2006/relationships" xmlns:w="http://schemas.openxmlformats.org/wordprocessingml/2006/main" xmlns:w14="http://schemas.microsoft.com/office/word/2010/wordml" xmlns:w15="http://schemas.microsoft.com/office/word/2012/wordml" xmlns:w16cex="http://schemas.microsoft.com/office/word/2018/wordml/cex" xmlns:w16cid="http://schemas.microsoft.com/office/word/2016/wordml/cid" xmlns:w16="http://schemas.microsoft.com/office/word/2018/wordml" xmlns:w16du="http://schemas.microsoft.com/office/word/2023/wordml/word16du" xmlns:w16sdtdh="http://schemas.microsoft.com/office/word/2020/wordml/sdtdatahash" xmlns:w16sdtfl="http://schemas.microsoft.com/office/word/2024/wordml/sdtformatlock" xmlns:w16se="http://schemas.microsoft.com/office/word/2015/wordml/symex" mc:Ignorable="w14 w15 w16se w16cid w16 w16cex w16sdtdh w16sdtfl w16du">
   <w:docDefaults>
     <w:rPrDefault>
       <w:rPr>
-        <w:lang w:val="en-US" w:eastAsia="ko-KR" w:bidi="ar-SA"/>
         <w:rFonts w:asciiTheme="minorEastAsia" w:eastAsiaTheme="minorEastAsia" w:hAnsiTheme="minorHAnsi" w:cstheme="minorBidi"/>
+        <w:kern w:val="2"/>
         <w:sz w:val="22"/>
         <w:szCs w:val="24"/>
-        <w:kern w:val="2"/>
+        <w:lang w:val="en-US" w:eastAsia="ko-KR" w:bidi="ar-SA"/>
       </w:rPr>
     </w:rPrDefault>
     <w:pPrDefault>
@@ -6890,23 +5337,579 @@
       </w:pPr>
     </w:pPrDefault>
   </w:docDefaults>
-  <w:style w:type="paragraph" w:default="1" w:styleId="a1">
+  <w:latentStyles w:defLockedState="0" w:defUIPriority="99" w:defSemiHidden="0" w:defUnhideWhenUsed="0" w:defQFormat="0" w:count="376">
+    <w:lsdException w:name="Normal" w:uiPriority="0" w:qFormat="1"/>
+    <w:lsdException w:name="heading 1" w:uiPriority="9" w:qFormat="1"/>
+    <w:lsdException w:name="heading 2" w:semiHidden="1" w:uiPriority="9" w:unhideWhenUsed="1" w:qFormat="1"/>
+    <w:lsdException w:name="heading 3" w:semiHidden="1" w:uiPriority="9" w:unhideWhenUsed="1" w:qFormat="1"/>
+    <w:lsdException w:name="heading 4" w:semiHidden="1" w:uiPriority="9" w:unhideWhenUsed="1" w:qFormat="1"/>
+    <w:lsdException w:name="heading 5" w:semiHidden="1" w:uiPriority="9" w:unhideWhenUsed="1" w:qFormat="1"/>
+    <w:lsdException w:name="heading 6" w:semiHidden="1" w:uiPriority="9" w:unhideWhenUsed="1" w:qFormat="1"/>
+    <w:lsdException w:name="heading 7" w:semiHidden="1" w:uiPriority="9" w:unhideWhenUsed="1" w:qFormat="1"/>
+    <w:lsdException w:name="heading 8" w:semiHidden="1" w:uiPriority="9" w:unhideWhenUsed="1" w:qFormat="1"/>
+    <w:lsdException w:name="heading 9" w:semiHidden="1" w:uiPriority="9" w:unhideWhenUsed="1" w:qFormat="1"/>
+    <w:lsdException w:name="index 1" w:semiHidden="1" w:unhideWhenUsed="1"/>
+    <w:lsdException w:name="index 2" w:semiHidden="1" w:unhideWhenUsed="1"/>
+    <w:lsdException w:name="index 3" w:semiHidden="1" w:unhideWhenUsed="1"/>
+    <w:lsdException w:name="index 4" w:semiHidden="1" w:unhideWhenUsed="1"/>
+    <w:lsdException w:name="index 5" w:semiHidden="1" w:unhideWhenUsed="1"/>
+    <w:lsdException w:name="index 6" w:semiHidden="1" w:unhideWhenUsed="1"/>
+    <w:lsdException w:name="index 7" w:semiHidden="1" w:unhideWhenUsed="1"/>
+    <w:lsdException w:name="index 8" w:semiHidden="1" w:unhideWhenUsed="1"/>
+    <w:lsdException w:name="index 9" w:semiHidden="1" w:unhideWhenUsed="1"/>
+    <w:lsdException w:name="toc 1" w:semiHidden="1" w:uiPriority="39" w:unhideWhenUsed="1"/>
+    <w:lsdException w:name="toc 2" w:semiHidden="1" w:uiPriority="39" w:unhideWhenUsed="1"/>
+    <w:lsdException w:name="toc 3" w:semiHidden="1" w:uiPriority="39" w:unhideWhenUsed="1"/>
+    <w:lsdException w:name="toc 4" w:semiHidden="1" w:uiPriority="39" w:unhideWhenUsed="1"/>
+    <w:lsdException w:name="toc 5" w:semiHidden="1" w:uiPriority="39" w:unhideWhenUsed="1"/>
+    <w:lsdException w:name="toc 6" w:semiHidden="1" w:uiPriority="39" w:unhideWhenUsed="1"/>
+    <w:lsdException w:name="toc 7" w:semiHidden="1" w:uiPriority="39" w:unhideWhenUsed="1"/>
+    <w:lsdException w:name="toc 8" w:semiHidden="1" w:uiPriority="39" w:unhideWhenUsed="1"/>
+    <w:lsdException w:name="toc 9" w:semiHidden="1" w:uiPriority="39" w:unhideWhenUsed="1"/>
+    <w:lsdException w:name="Normal Indent" w:semiHidden="1" w:unhideWhenUsed="1"/>
+    <w:lsdException w:name="footnote text" w:semiHidden="1" w:unhideWhenUsed="1"/>
+    <w:lsdException w:name="annotation text" w:semiHidden="1" w:unhideWhenUsed="1"/>
+    <w:lsdException w:name="header" w:semiHidden="1" w:unhideWhenUsed="1"/>
+    <w:lsdException w:name="footer" w:semiHidden="1" w:unhideWhenUsed="1"/>
+    <w:lsdException w:name="index heading" w:semiHidden="1" w:unhideWhenUsed="1"/>
+    <w:lsdException w:name="caption" w:semiHidden="1" w:uiPriority="35" w:unhideWhenUsed="1" w:qFormat="1"/>
+    <w:lsdException w:name="table of figures" w:semiHidden="1" w:unhideWhenUsed="1"/>
+    <w:lsdException w:name="envelope address" w:semiHidden="1" w:unhideWhenUsed="1"/>
+    <w:lsdException w:name="envelope return" w:semiHidden="1" w:unhideWhenUsed="1"/>
+    <w:lsdException w:name="footnote reference" w:semiHidden="1" w:unhideWhenUsed="1"/>
+    <w:lsdException w:name="annotation reference" w:semiHidden="1" w:unhideWhenUsed="1"/>
+    <w:lsdException w:name="line number" w:semiHidden="1" w:unhideWhenUsed="1"/>
+    <w:lsdException w:name="page number" w:semiHidden="1" w:unhideWhenUsed="1"/>
+    <w:lsdException w:name="endnote reference" w:semiHidden="1" w:unhideWhenUsed="1"/>
+    <w:lsdException w:name="endnote text" w:semiHidden="1" w:unhideWhenUsed="1"/>
+    <w:lsdException w:name="table of authorities" w:semiHidden="1" w:unhideWhenUsed="1"/>
+    <w:lsdException w:name="macro" w:semiHidden="1" w:unhideWhenUsed="1"/>
+    <w:lsdException w:name="toa heading" w:semiHidden="1" w:unhideWhenUsed="1"/>
+    <w:lsdException w:name="List" w:semiHidden="1" w:unhideWhenUsed="1"/>
+    <w:lsdException w:name="List Bullet" w:semiHidden="1" w:unhideWhenUsed="1"/>
+    <w:lsdException w:name="List Number" w:semiHidden="1" w:unhideWhenUsed="1"/>
+    <w:lsdException w:name="List 2" w:semiHidden="1" w:unhideWhenUsed="1"/>
+    <w:lsdException w:name="List 3" w:semiHidden="1" w:unhideWhenUsed="1"/>
+    <w:lsdException w:name="List 4" w:semiHidden="1" w:unhideWhenUsed="1"/>
+    <w:lsdException w:name="List 5" w:semiHidden="1" w:unhideWhenUsed="1"/>
+    <w:lsdException w:name="List Bullet 2" w:semiHidden="1" w:unhideWhenUsed="1"/>
+    <w:lsdException w:name="List Bullet 3" w:semiHidden="1" w:unhideWhenUsed="1"/>
+    <w:lsdException w:name="List Bullet 4" w:semiHidden="1" w:unhideWhenUsed="1"/>
+    <w:lsdException w:name="List Bullet 5" w:semiHidden="1" w:unhideWhenUsed="1"/>
+    <w:lsdException w:name="List Number 2" w:semiHidden="1" w:unhideWhenUsed="1"/>
+    <w:lsdException w:name="List Number 3" w:semiHidden="1" w:unhideWhenUsed="1"/>
+    <w:lsdException w:name="List Number 4" w:semiHidden="1" w:unhideWhenUsed="1"/>
+    <w:lsdException w:name="List Number 5" w:semiHidden="1" w:unhideWhenUsed="1"/>
+    <w:lsdException w:name="Title" w:uiPriority="10" w:qFormat="1"/>
+    <w:lsdException w:name="Closing" w:semiHidden="1" w:unhideWhenUsed="1"/>
+    <w:lsdException w:name="Signature" w:semiHidden="1" w:unhideWhenUsed="1"/>
+    <w:lsdException w:name="Default Paragraph Font" w:semiHidden="1" w:uiPriority="1" w:unhideWhenUsed="1"/>
+    <w:lsdException w:name="Body Text" w:semiHidden="1" w:unhideWhenUsed="1"/>
+    <w:lsdException w:name="Body Text Indent" w:semiHidden="1" w:unhideWhenUsed="1"/>
+    <w:lsdException w:name="List Continue" w:semiHidden="1" w:unhideWhenUsed="1"/>
+    <w:lsdException w:name="List Continue 2" w:semiHidden="1" w:unhideWhenUsed="1"/>
+    <w:lsdException w:name="List Continue 3" w:semiHidden="1" w:unhideWhenUsed="1"/>
+    <w:lsdException w:name="List Continue 4" w:semiHidden="1" w:unhideWhenUsed="1"/>
+    <w:lsdException w:name="List Continue 5" w:semiHidden="1" w:unhideWhenUsed="1"/>
+    <w:lsdException w:name="Message Header" w:semiHidden="1" w:unhideWhenUsed="1"/>
+    <w:lsdException w:name="Subtitle" w:uiPriority="11" w:qFormat="1"/>
+    <w:lsdException w:name="Salutation" w:semiHidden="1" w:unhideWhenUsed="1"/>
+    <w:lsdException w:name="Date" w:semiHidden="1" w:unhideWhenUsed="1"/>
+    <w:lsdException w:name="Body Text First Indent" w:semiHidden="1" w:unhideWhenUsed="1"/>
+    <w:lsdException w:name="Body Text First Indent 2" w:semiHidden="1" w:unhideWhenUsed="1"/>
+    <w:lsdException w:name="Note Heading" w:semiHidden="1" w:unhideWhenUsed="1"/>
+    <w:lsdException w:name="Body Text 2" w:semiHidden="1" w:unhideWhenUsed="1"/>
+    <w:lsdException w:name="Body Text 3" w:semiHidden="1" w:unhideWhenUsed="1"/>
+    <w:lsdException w:name="Body Text Indent 2" w:semiHidden="1" w:unhideWhenUsed="1"/>
+    <w:lsdException w:name="Body Text Indent 3" w:semiHidden="1" w:unhideWhenUsed="1"/>
+    <w:lsdException w:name="Block Text" w:semiHidden="1" w:unhideWhenUsed="1"/>
+    <w:lsdException w:name="Hyperlink" w:semiHidden="1" w:unhideWhenUsed="1"/>
+    <w:lsdException w:name="FollowedHyperlink" w:semiHidden="1" w:unhideWhenUsed="1"/>
+    <w:lsdException w:name="Strong" w:uiPriority="22" w:qFormat="1"/>
+    <w:lsdException w:name="Emphasis" w:uiPriority="20" w:qFormat="1"/>
+    <w:lsdException w:name="Document Map" w:semiHidden="1" w:unhideWhenUsed="1"/>
+    <w:lsdException w:name="Plain Text" w:semiHidden="1" w:unhideWhenUsed="1"/>
+    <w:lsdException w:name="E-mail Signature" w:semiHidden="1" w:unhideWhenUsed="1"/>
+    <w:lsdException w:name="HTML Top of Form" w:semiHidden="1" w:unhideWhenUsed="1"/>
+    <w:lsdException w:name="HTML Bottom of Form" w:semiHidden="1" w:unhideWhenUsed="1"/>
+    <w:lsdException w:name="Normal (Web)" w:semiHidden="1" w:unhideWhenUsed="1"/>
+    <w:lsdException w:name="HTML Acronym" w:semiHidden="1" w:unhideWhenUsed="1"/>
+    <w:lsdException w:name="HTML Address" w:semiHidden="1" w:unhideWhenUsed="1"/>
+    <w:lsdException w:name="HTML Cite" w:semiHidden="1" w:unhideWhenUsed="1"/>
+    <w:lsdException w:name="HTML Code" w:semiHidden="1" w:unhideWhenUsed="1"/>
+    <w:lsdException w:name="HTML Definition" w:semiHidden="1" w:unhideWhenUsed="1"/>
+    <w:lsdException w:name="HTML Keyboard" w:semiHidden="1" w:unhideWhenUsed="1"/>
+    <w:lsdException w:name="HTML Preformatted" w:semiHidden="1" w:unhideWhenUsed="1"/>
+    <w:lsdException w:name="HTML Sample" w:semiHidden="1" w:unhideWhenUsed="1"/>
+    <w:lsdException w:name="HTML Typewriter" w:semiHidden="1" w:unhideWhenUsed="1"/>
+    <w:lsdException w:name="HTML Variable" w:semiHidden="1" w:unhideWhenUsed="1"/>
+    <w:lsdException w:name="Normal Table" w:semiHidden="1" w:unhideWhenUsed="1"/>
+    <w:lsdException w:name="annotation subject" w:semiHidden="1" w:unhideWhenUsed="1"/>
+    <w:lsdException w:name="No List" w:semiHidden="1" w:unhideWhenUsed="1"/>
+    <w:lsdException w:name="Outline List 1" w:semiHidden="1" w:unhideWhenUsed="1"/>
+    <w:lsdException w:name="Outline List 2" w:semiHidden="1" w:unhideWhenUsed="1"/>
+    <w:lsdException w:name="Outline List 3" w:semiHidden="1" w:unhideWhenUsed="1"/>
+    <w:lsdException w:name="Table Simple 1" w:semiHidden="1" w:unhideWhenUsed="1"/>
+    <w:lsdException w:name="Table Simple 2" w:semiHidden="1" w:unhideWhenUsed="1"/>
+    <w:lsdException w:name="Table Simple 3" w:semiHidden="1" w:unhideWhenUsed="1"/>
+    <w:lsdException w:name="Table Classic 1" w:semiHidden="1" w:unhideWhenUsed="1"/>
+    <w:lsdException w:name="Table Classic 2" w:semiHidden="1" w:unhideWhenUsed="1"/>
+    <w:lsdException w:name="Table Classic 3" w:semiHidden="1" w:unhideWhenUsed="1"/>
+    <w:lsdException w:name="Table Classic 4" w:semiHidden="1" w:unhideWhenUsed="1"/>
+    <w:lsdException w:name="Table Colorful 1" w:semiHidden="1" w:unhideWhenUsed="1"/>
+    <w:lsdException w:name="Table Colorful 2" w:semiHidden="1" w:unhideWhenUsed="1"/>
+    <w:lsdException w:name="Table Colorful 3" w:semiHidden="1" w:unhideWhenUsed="1"/>
+    <w:lsdException w:name="Table Columns 1" w:semiHidden="1" w:unhideWhenUsed="1"/>
+    <w:lsdException w:name="Table Columns 2" w:semiHidden="1" w:unhideWhenUsed="1"/>
+    <w:lsdException w:name="Table Columns 3" w:semiHidden="1" w:unhideWhenUsed="1"/>
+    <w:lsdException w:name="Table Columns 4" w:semiHidden="1" w:unhideWhenUsed="1"/>
+    <w:lsdException w:name="Table Columns 5" w:semiHidden="1" w:unhideWhenUsed="1"/>
+    <w:lsdException w:name="Table Grid 1" w:semiHidden="1" w:unhideWhenUsed="1"/>
+    <w:lsdException w:name="Table Grid 2" w:semiHidden="1" w:unhideWhenUsed="1"/>
+    <w:lsdException w:name="Table Grid 3" w:semiHidden="1" w:unhideWhenUsed="1"/>
+    <w:lsdException w:name="Table Grid 4" w:semiHidden="1" w:unhideWhenUsed="1"/>
+    <w:lsdException w:name="Table Grid 5" w:semiHidden="1" w:unhideWhenUsed="1"/>
+    <w:lsdException w:name="Table Grid 6" w:semiHidden="1" w:unhideWhenUsed="1"/>
+    <w:lsdException w:name="Table Grid 7" w:semiHidden="1" w:unhideWhenUsed="1"/>
+    <w:lsdException w:name="Table Grid 8" w:semiHidden="1" w:unhideWhenUsed="1"/>
+    <w:lsdException w:name="Table List 1" w:semiHidden="1" w:unhideWhenUsed="1"/>
+    <w:lsdException w:name="Table List 2" w:semiHidden="1" w:unhideWhenUsed="1"/>
+    <w:lsdException w:name="Table List 3" w:semiHidden="1" w:unhideWhenUsed="1"/>
+    <w:lsdException w:name="Table List 4" w:semiHidden="1" w:unhideWhenUsed="1"/>
+    <w:lsdException w:name="Table List 5" w:semiHidden="1" w:unhideWhenUsed="1"/>
+    <w:lsdException w:name="Table List 6" w:semiHidden="1" w:unhideWhenUsed="1"/>
+    <w:lsdException w:name="Table List 7" w:semiHidden="1" w:unhideWhenUsed="1"/>
+    <w:lsdException w:name="Table List 8" w:semiHidden="1" w:unhideWhenUsed="1"/>
+    <w:lsdException w:name="Table 3D effects 1" w:semiHidden="1" w:unhideWhenUsed="1"/>
+    <w:lsdException w:name="Table 3D effects 2" w:semiHidden="1" w:unhideWhenUsed="1"/>
+    <w:lsdException w:name="Table 3D effects 3" w:semiHidden="1" w:unhideWhenUsed="1"/>
+    <w:lsdException w:name="Table Contemporary" w:semiHidden="1" w:unhideWhenUsed="1"/>
+    <w:lsdException w:name="Table Elegant" w:semiHidden="1" w:unhideWhenUsed="1"/>
+    <w:lsdException w:name="Table Professional" w:semiHidden="1" w:unhideWhenUsed="1"/>
+    <w:lsdException w:name="Table Subtle 1" w:semiHidden="1" w:unhideWhenUsed="1"/>
+    <w:lsdException w:name="Table Subtle 2" w:semiHidden="1" w:unhideWhenUsed="1"/>
+    <w:lsdException w:name="Table Web 1" w:semiHidden="1" w:unhideWhenUsed="1"/>
+    <w:lsdException w:name="Table Web 2" w:semiHidden="1" w:unhideWhenUsed="1"/>
+    <w:lsdException w:name="Table Web 3" w:semiHidden="1" w:unhideWhenUsed="1"/>
+    <w:lsdException w:name="Balloon Text" w:semiHidden="1" w:unhideWhenUsed="1"/>
+    <w:lsdException w:name="Table Grid" w:uiPriority="39"/>
+    <w:lsdException w:name="Table Theme" w:semiHidden="1" w:unhideWhenUsed="1"/>
+    <w:lsdException w:name="Placeholder Text" w:semiHidden="1"/>
+    <w:lsdException w:name="No Spacing" w:uiPriority="1" w:qFormat="1"/>
+    <w:lsdException w:name="Light Shading" w:uiPriority="60"/>
+    <w:lsdException w:name="Light List" w:uiPriority="61"/>
+    <w:lsdException w:name="Light Grid" w:uiPriority="62"/>
+    <w:lsdException w:name="Medium Shading 1" w:uiPriority="63"/>
+    <w:lsdException w:name="Medium Shading 2" w:uiPriority="64"/>
+    <w:lsdException w:name="Medium List 1" w:uiPriority="65"/>
+    <w:lsdException w:name="Medium List 2" w:uiPriority="66"/>
+    <w:lsdException w:name="Medium Grid 1" w:uiPriority="67"/>
+    <w:lsdException w:name="Medium Grid 2" w:uiPriority="68"/>
+    <w:lsdException w:name="Medium Grid 3" w:uiPriority="69"/>
+    <w:lsdException w:name="Dark List" w:uiPriority="70"/>
+    <w:lsdException w:name="Colorful Shading" w:uiPriority="71"/>
+    <w:lsdException w:name="Colorful List" w:uiPriority="72"/>
+    <w:lsdException w:name="Colorful Grid" w:uiPriority="73"/>
+    <w:lsdException w:name="Light Shading Accent 1" w:uiPriority="60"/>
+    <w:lsdException w:name="Light List Accent 1" w:uiPriority="61"/>
+    <w:lsdException w:name="Light Grid Accent 1" w:uiPriority="62"/>
+    <w:lsdException w:name="Medium Shading 1 Accent 1" w:uiPriority="63"/>
+    <w:lsdException w:name="Medium Shading 2 Accent 1" w:uiPriority="64"/>
+    <w:lsdException w:name="Medium List 1 Accent 1" w:uiPriority="65"/>
+    <w:lsdException w:name="Revision" w:semiHidden="1"/>
+    <w:lsdException w:name="List Paragraph" w:uiPriority="34" w:qFormat="1"/>
+    <w:lsdException w:name="Quote" w:uiPriority="29" w:qFormat="1"/>
+    <w:lsdException w:name="Intense Quote" w:uiPriority="30" w:qFormat="1"/>
+    <w:lsdException w:name="Medium List 2 Accent 1" w:uiPriority="66"/>
+    <w:lsdException w:name="Medium Grid 1 Accent 1" w:uiPriority="67"/>
+    <w:lsdException w:name="Medium Grid 2 Accent 1" w:uiPriority="68"/>
+    <w:lsdException w:name="Medium Grid 3 Accent 1" w:uiPriority="69"/>
+    <w:lsdException w:name="Dark List Accent 1" w:uiPriority="70"/>
+    <w:lsdException w:name="Colorful Shading Accent 1" w:uiPriority="71"/>
+    <w:lsdException w:name="Colorful List Accent 1" w:uiPriority="72"/>
+    <w:lsdException w:name="Colorful Grid Accent 1" w:uiPriority="73"/>
+    <w:lsdException w:name="Light Shading Accent 2" w:uiPriority="60"/>
+    <w:lsdException w:name="Light List Accent 2" w:uiPriority="61"/>
+    <w:lsdException w:name="Light Grid Accent 2" w:uiPriority="62"/>
+    <w:lsdException w:name="Medium Shading 1 Accent 2" w:uiPriority="63"/>
+    <w:lsdException w:name="Medium Shading 2 Accent 2" w:uiPriority="64"/>
+    <w:lsdException w:name="Medium List 1 Accent 2" w:uiPriority="65"/>
+    <w:lsdException w:name="Medium List 2 Accent 2" w:uiPriority="66"/>
+    <w:lsdException w:name="Medium Grid 1 Accent 2" w:uiPriority="67"/>
+    <w:lsdException w:name="Medium Grid 2 Accent 2" w:uiPriority="68"/>
+    <w:lsdException w:name="Medium Grid 3 Accent 2" w:uiPriority="69"/>
+    <w:lsdException w:name="Dark List Accent 2" w:uiPriority="70"/>
+    <w:lsdException w:name="Colorful Shading Accent 2" w:uiPriority="71"/>
+    <w:lsdException w:name="Colorful List Accent 2" w:uiPriority="72"/>
+    <w:lsdException w:name="Colorful Grid Accent 2" w:uiPriority="73"/>
+    <w:lsdException w:name="Light Shading Accent 3" w:uiPriority="60"/>
+    <w:lsdException w:name="Light List Accent 3" w:uiPriority="61"/>
+    <w:lsdException w:name="Light Grid Accent 3" w:uiPriority="62"/>
+    <w:lsdException w:name="Medium Shading 1 Accent 3" w:uiPriority="63"/>
+    <w:lsdException w:name="Medium Shading 2 Accent 3" w:uiPriority="64"/>
+    <w:lsdException w:name="Medium List 1 Accent 3" w:uiPriority="65"/>
+    <w:lsdException w:name="Medium List 2 Accent 3" w:uiPriority="66"/>
+    <w:lsdException w:name="Medium Grid 1 Accent 3" w:uiPriority="67"/>
+    <w:lsdException w:name="Medium Grid 2 Accent 3" w:uiPriority="68"/>
+    <w:lsdException w:name="Medium Grid 3 Accent 3" w:uiPriority="69"/>
+    <w:lsdException w:name="Dark List Accent 3" w:uiPriority="70"/>
+    <w:lsdException w:name="Colorful Shading Accent 3" w:uiPriority="71"/>
+    <w:lsdException w:name="Colorful List Accent 3" w:uiPriority="72"/>
+    <w:lsdException w:name="Colorful Grid Accent 3" w:uiPriority="73"/>
+    <w:lsdException w:name="Light Shading Accent 4" w:uiPriority="60"/>
+    <w:lsdException w:name="Light List Accent 4" w:uiPriority="61"/>
+    <w:lsdException w:name="Light Grid Accent 4" w:uiPriority="62"/>
+    <w:lsdException w:name="Medium Shading 1 Accent 4" w:uiPriority="63"/>
+    <w:lsdException w:name="Medium Shading 2 Accent 4" w:uiPriority="64"/>
+    <w:lsdException w:name="Medium List 1 Accent 4" w:uiPriority="65"/>
+    <w:lsdException w:name="Medium List 2 Accent 4" w:uiPriority="66"/>
+    <w:lsdException w:name="Medium Grid 1 Accent 4" w:uiPriority="67"/>
+    <w:lsdException w:name="Medium Grid 2 Accent 4" w:uiPriority="68"/>
+    <w:lsdException w:name="Medium Grid 3 Accent 4" w:uiPriority="69"/>
+    <w:lsdException w:name="Dark List Accent 4" w:uiPriority="70"/>
+    <w:lsdException w:name="Colorful Shading Accent 4" w:uiPriority="71"/>
+    <w:lsdException w:name="Colorful List Accent 4" w:uiPriority="72"/>
+    <w:lsdException w:name="Colorful Grid Accent 4" w:uiPriority="73"/>
+    <w:lsdException w:name="Light Shading Accent 5" w:uiPriority="60"/>
+    <w:lsdException w:name="Light List Accent 5" w:uiPriority="61"/>
+    <w:lsdException w:name="Light Grid Accent 5" w:uiPriority="62"/>
+    <w:lsdException w:name="Medium Shading 1 Accent 5" w:uiPriority="63"/>
+    <w:lsdException w:name="Medium Shading 2 Accent 5" w:uiPriority="64"/>
+    <w:lsdException w:name="Medium List 1 Accent 5" w:uiPriority="65"/>
+    <w:lsdException w:name="Medium List 2 Accent 5" w:uiPriority="66"/>
+    <w:lsdException w:name="Medium Grid 1 Accent 5" w:uiPriority="67"/>
+    <w:lsdException w:name="Medium Grid 2 Accent 5" w:uiPriority="68"/>
+    <w:lsdException w:name="Medium Grid 3 Accent 5" w:uiPriority="69"/>
+    <w:lsdException w:name="Dark List Accent 5" w:uiPriority="70"/>
+    <w:lsdException w:name="Colorful Shading Accent 5" w:uiPriority="71"/>
+    <w:lsdException w:name="Colorful List Accent 5" w:uiPriority="72"/>
+    <w:lsdException w:name="Colorful Grid Accent 5" w:uiPriority="73"/>
+    <w:lsdException w:name="Light Shading Accent 6" w:uiPriority="60"/>
+    <w:lsdException w:name="Light List Accent 6" w:uiPriority="61"/>
+    <w:lsdException w:name="Light Grid Accent 6" w:uiPriority="62"/>
+    <w:lsdException w:name="Medium Shading 1 Accent 6" w:uiPriority="63"/>
+    <w:lsdException w:name="Medium Shading 2 Accent 6" w:uiPriority="64"/>
+    <w:lsdException w:name="Medium List 1 Accent 6" w:uiPriority="65"/>
+    <w:lsdException w:name="Medium List 2 Accent 6" w:uiPriority="66"/>
+    <w:lsdException w:name="Medium Grid 1 Accent 6" w:uiPriority="67"/>
+    <w:lsdException w:name="Medium Grid 2 Accent 6" w:uiPriority="68"/>
+    <w:lsdException w:name="Medium Grid 3 Accent 6" w:uiPriority="69"/>
+    <w:lsdException w:name="Dark List Accent 6" w:uiPriority="70"/>
+    <w:lsdException w:name="Colorful Shading Accent 6" w:uiPriority="71"/>
+    <w:lsdException w:name="Colorful List Accent 6" w:uiPriority="72"/>
+    <w:lsdException w:name="Colorful Grid Accent 6" w:uiPriority="73"/>
+    <w:lsdException w:name="Subtle Emphasis" w:uiPriority="19" w:qFormat="1"/>
+    <w:lsdException w:name="Intense Emphasis" w:uiPriority="21" w:qFormat="1"/>
+    <w:lsdException w:name="Subtle Reference" w:uiPriority="31" w:qFormat="1"/>
+    <w:lsdException w:name="Intense Reference" w:uiPriority="32" w:qFormat="1"/>
+    <w:lsdException w:name="Book Title" w:uiPriority="33" w:qFormat="1"/>
+    <w:lsdException w:name="Bibliography" w:semiHidden="1" w:uiPriority="37" w:unhideWhenUsed="1"/>
+    <w:lsdException w:name="TOC Heading" w:semiHidden="1" w:uiPriority="39" w:unhideWhenUsed="1" w:qFormat="1"/>
+    <w:lsdException w:name="Plain Table 1" w:uiPriority="41"/>
+    <w:lsdException w:name="Plain Table 2" w:uiPriority="42"/>
+    <w:lsdException w:name="Plain Table 3" w:uiPriority="43"/>
+    <w:lsdException w:name="Plain Table 4" w:uiPriority="44"/>
+    <w:lsdException w:name="Plain Table 5" w:uiPriority="45"/>
+    <w:lsdException w:name="Grid Table Light" w:uiPriority="40"/>
+    <w:lsdException w:name="Grid Table 1 Light" w:uiPriority="46"/>
+    <w:lsdException w:name="Grid Table 2" w:uiPriority="47"/>
+    <w:lsdException w:name="Grid Table 3" w:uiPriority="48"/>
+    <w:lsdException w:name="Grid Table 4" w:uiPriority="49"/>
+    <w:lsdException w:name="Grid Table 5 Dark" w:uiPriority="50"/>
+    <w:lsdException w:name="Grid Table 6 Colorful" w:uiPriority="51"/>
+    <w:lsdException w:name="Grid Table 7 Colorful" w:uiPriority="52"/>
+    <w:lsdException w:name="Grid Table 1 Light Accent 1" w:uiPriority="46"/>
+    <w:lsdException w:name="Grid Table 2 Accent 1" w:uiPriority="47"/>
+    <w:lsdException w:name="Grid Table 3 Accent 1" w:uiPriority="48"/>
+    <w:lsdException w:name="Grid Table 4 Accent 1" w:uiPriority="49"/>
+    <w:lsdException w:name="Grid Table 5 Dark Accent 1" w:uiPriority="50"/>
+    <w:lsdException w:name="Grid Table 6 Colorful Accent 1" w:uiPriority="51"/>
+    <w:lsdException w:name="Grid Table 7 Colorful Accent 1" w:uiPriority="52"/>
+    <w:lsdException w:name="Grid Table 1 Light Accent 2" w:uiPriority="46"/>
+    <w:lsdException w:name="Grid Table 2 Accent 2" w:uiPriority="47"/>
+    <w:lsdException w:name="Grid Table 3 Accent 2" w:uiPriority="48"/>
+    <w:lsdException w:name="Grid Table 4 Accent 2" w:uiPriority="49"/>
+    <w:lsdException w:name="Grid Table 5 Dark Accent 2" w:uiPriority="50"/>
+    <w:lsdException w:name="Grid Table 6 Colorful Accent 2" w:uiPriority="51"/>
+    <w:lsdException w:name="Grid Table 7 Colorful Accent 2" w:uiPriority="52"/>
+    <w:lsdException w:name="Grid Table 1 Light Accent 3" w:uiPriority="46"/>
+    <w:lsdException w:name="Grid Table 2 Accent 3" w:uiPriority="47"/>
+    <w:lsdException w:name="Grid Table 3 Accent 3" w:uiPriority="48"/>
+    <w:lsdException w:name="Grid Table 4 Accent 3" w:uiPriority="49"/>
+    <w:lsdException w:name="Grid Table 5 Dark Accent 3" w:uiPriority="50"/>
+    <w:lsdException w:name="Grid Table 6 Colorful Accent 3" w:uiPriority="51"/>
+    <w:lsdException w:name="Grid Table 7 Colorful Accent 3" w:uiPriority="52"/>
+    <w:lsdException w:name="Grid Table 1 Light Accent 4" w:uiPriority="46"/>
+    <w:lsdException w:name="Grid Table 2 Accent 4" w:uiPriority="47"/>
+    <w:lsdException w:name="Grid Table 3 Accent 4" w:uiPriority="48"/>
+    <w:lsdException w:name="Grid Table 4 Accent 4" w:uiPriority="49"/>
+    <w:lsdException w:name="Grid Table 5 Dark Accent 4" w:uiPriority="50"/>
+    <w:lsdException w:name="Grid Table 6 Colorful Accent 4" w:uiPriority="51"/>
+    <w:lsdException w:name="Grid Table 7 Colorful Accent 4" w:uiPriority="52"/>
+    <w:lsdException w:name="Grid Table 1 Light Accent 5" w:uiPriority="46"/>
+    <w:lsdException w:name="Grid Table 2 Accent 5" w:uiPriority="47"/>
+    <w:lsdException w:name="Grid Table 3 Accent 5" w:uiPriority="48"/>
+    <w:lsdException w:name="Grid Table 4 Accent 5" w:uiPriority="49"/>
+    <w:lsdException w:name="Grid Table 5 Dark Accent 5" w:uiPriority="50"/>
+    <w:lsdException w:name="Grid Table 6 Colorful Accent 5" w:uiPriority="51"/>
+    <w:lsdException w:name="Grid Table 7 Colorful Accent 5" w:uiPriority="52"/>
+    <w:lsdException w:name="Grid Table 1 Light Accent 6" w:uiPriority="46"/>
+    <w:lsdException w:name="Grid Table 2 Accent 6" w:uiPriority="47"/>
+    <w:lsdException w:name="Grid Table 3 Accent 6" w:uiPriority="48"/>
+    <w:lsdException w:name="Grid Table 4 Accent 6" w:uiPriority="49"/>
+    <w:lsdException w:name="Grid Table 5 Dark Accent 6" w:uiPriority="50"/>
+    <w:lsdException w:name="Grid Table 6 Colorful Accent 6" w:uiPriority="51"/>
+    <w:lsdException w:name="Grid Table 7 Colorful Accent 6" w:uiPriority="52"/>
+    <w:lsdException w:name="List Table 1 Light" w:uiPriority="46"/>
+    <w:lsdException w:name="List Table 2" w:uiPriority="47"/>
+    <w:lsdException w:name="List Table 3" w:uiPriority="48"/>
+    <w:lsdException w:name="List Table 4" w:uiPriority="49"/>
+    <w:lsdException w:name="List Table 5 Dark" w:uiPriority="50"/>
+    <w:lsdException w:name="List Table 6 Colorful" w:uiPriority="51"/>
+    <w:lsdException w:name="List Table 7 Colorful" w:uiPriority="52"/>
+    <w:lsdException w:name="List Table 1 Light Accent 1" w:uiPriority="46"/>
+    <w:lsdException w:name="List Table 2 Accent 1" w:uiPriority="47"/>
+    <w:lsdException w:name="List Table 3 Accent 1" w:uiPriority="48"/>
+    <w:lsdException w:name="List Table 4 Accent 1" w:uiPriority="49"/>
+    <w:lsdException w:name="List Table 5 Dark Accent 1" w:uiPriority="50"/>
+    <w:lsdException w:name="List Table 6 Colorful Accent 1" w:uiPriority="51"/>
+    <w:lsdException w:name="List Table 7 Colorful Accent 1" w:uiPriority="52"/>
+    <w:lsdException w:name="List Table 1 Light Accent 2" w:uiPriority="46"/>
+    <w:lsdException w:name="List Table 2 Accent 2" w:uiPriority="47"/>
+    <w:lsdException w:name="List Table 3 Accent 2" w:uiPriority="48"/>
+    <w:lsdException w:name="List Table 4 Accent 2" w:uiPriority="49"/>
+    <w:lsdException w:name="List Table 5 Dark Accent 2" w:uiPriority="50"/>
+    <w:lsdException w:name="List Table 6 Colorful Accent 2" w:uiPriority="51"/>
+    <w:lsdException w:name="List Table 7 Colorful Accent 2" w:uiPriority="52"/>
+    <w:lsdException w:name="List Table 1 Light Accent 3" w:uiPriority="46"/>
+    <w:lsdException w:name="List Table 2 Accent 3" w:uiPriority="47"/>
+    <w:lsdException w:name="List Table 3 Accent 3" w:uiPriority="48"/>
+    <w:lsdException w:name="List Table 4 Accent 3" w:uiPriority="49"/>
+    <w:lsdException w:name="List Table 5 Dark Accent 3" w:uiPriority="50"/>
+    <w:lsdException w:name="List Table 6 Colorful Accent 3" w:uiPriority="51"/>
+    <w:lsdException w:name="List Table 7 Colorful Accent 3" w:uiPriority="52"/>
+    <w:lsdException w:name="List Table 1 Light Accent 4" w:uiPriority="46"/>
+    <w:lsdException w:name="List Table 2 Accent 4" w:uiPriority="47"/>
+    <w:lsdException w:name="List Table 3 Accent 4" w:uiPriority="48"/>
+    <w:lsdException w:name="List Table 4 Accent 4" w:uiPriority="49"/>
+    <w:lsdException w:name="List Table 5 Dark Accent 4" w:uiPriority="50"/>
+    <w:lsdException w:name="List Table 6 Colorful Accent 4" w:uiPriority="51"/>
+    <w:lsdException w:name="List Table 7 Colorful Accent 4" w:uiPriority="52"/>
+    <w:lsdException w:name="List Table 1 Light Accent 5" w:uiPriority="46"/>
+    <w:lsdException w:name="List Table 2 Accent 5" w:uiPriority="47"/>
+    <w:lsdException w:name="List Table 3 Accent 5" w:uiPriority="48"/>
+    <w:lsdException w:name="List Table 4 Accent 5" w:uiPriority="49"/>
+    <w:lsdException w:name="List Table 5 Dark Accent 5" w:uiPriority="50"/>
+    <w:lsdException w:name="List Table 6 Colorful Accent 5" w:uiPriority="51"/>
+    <w:lsdException w:name="List Table 7 Colorful Accent 5" w:uiPriority="52"/>
+    <w:lsdException w:name="List Table 1 Light Accent 6" w:uiPriority="46"/>
+    <w:lsdException w:name="List Table 2 Accent 6" w:uiPriority="47"/>
+    <w:lsdException w:name="List Table 3 Accent 6" w:uiPriority="48"/>
+    <w:lsdException w:name="List Table 4 Accent 6" w:uiPriority="49"/>
+    <w:lsdException w:name="List Table 5 Dark Accent 6" w:uiPriority="50"/>
+    <w:lsdException w:name="List Table 6 Colorful Accent 6" w:uiPriority="51"/>
+    <w:lsdException w:name="List Table 7 Colorful Accent 6" w:uiPriority="52"/>
+    <w:lsdException w:name="Mention" w:semiHidden="1" w:unhideWhenUsed="1"/>
+    <w:lsdException w:name="Smart Hyperlink" w:semiHidden="1" w:unhideWhenUsed="1"/>
+    <w:lsdException w:name="Hashtag" w:semiHidden="1" w:unhideWhenUsed="1"/>
+    <w:lsdException w:name="Unresolved Mention" w:semiHidden="1" w:unhideWhenUsed="1"/>
+    <w:lsdException w:name="Smart Link" w:semiHidden="1" w:unhideWhenUsed="1"/>
+  </w:latentStyles>
+  <w:style w:type="paragraph" w:default="1" w:styleId="a">
     <w:name w:val="Normal"/>
     <w:qFormat/>
     <w:pPr>
-      <w:autoSpaceDE w:val="off"/>
-      <w:autoSpaceDN w:val="off"/>
-      <w:widowControl w:val="off"/>
-      <w:wordWrap w:val="off"/>
+      <w:widowControl w:val="0"/>
+      <w:wordWrap w:val="0"/>
+      <w:autoSpaceDE w:val="0"/>
+      <w:autoSpaceDN w:val="0"/>
     </w:pPr>
   </w:style>
-  <w:style w:type="character" w:default="1" w:styleId="a2">
+  <w:style w:type="paragraph" w:styleId="1">
+    <w:name w:val="heading 1"/>
+    <w:basedOn w:val="a"/>
+    <w:next w:val="a"/>
+    <w:uiPriority w:val="9"/>
+    <w:qFormat/>
+    <w:pPr>
+      <w:keepNext/>
+      <w:keepLines/>
+      <w:spacing w:before="280" w:after="80"/>
+      <w:outlineLvl w:val="0"/>
+    </w:pPr>
+    <w:rPr>
+      <w:rFonts w:asciiTheme="majorHAnsi" w:eastAsiaTheme="majorEastAsia" w:hAnsiTheme="majorHAnsi" w:cstheme="majorBidi"/>
+      <w:color w:val="000000"/>
+      <w:sz w:val="32"/>
+      <w:szCs w:val="32"/>
+    </w:rPr>
+  </w:style>
+  <w:style w:type="paragraph" w:styleId="2">
+    <w:name w:val="heading 2"/>
+    <w:basedOn w:val="a"/>
+    <w:next w:val="a"/>
+    <w:uiPriority w:val="9"/>
+    <w:semiHidden/>
+    <w:unhideWhenUsed/>
+    <w:qFormat/>
+    <w:pPr>
+      <w:keepNext/>
+      <w:keepLines/>
+      <w:spacing w:before="160" w:after="80"/>
+      <w:outlineLvl w:val="1"/>
+    </w:pPr>
+    <w:rPr>
+      <w:rFonts w:asciiTheme="majorHAnsi" w:eastAsiaTheme="majorEastAsia" w:hAnsiTheme="majorHAnsi" w:cstheme="majorBidi"/>
+      <w:color w:val="000000"/>
+      <w:sz w:val="28"/>
+      <w:szCs w:val="28"/>
+    </w:rPr>
+  </w:style>
+  <w:style w:type="paragraph" w:styleId="3">
+    <w:name w:val="heading 3"/>
+    <w:basedOn w:val="a"/>
+    <w:next w:val="a"/>
+    <w:uiPriority w:val="9"/>
+    <w:semiHidden/>
+    <w:unhideWhenUsed/>
+    <w:qFormat/>
+    <w:pPr>
+      <w:keepNext/>
+      <w:keepLines/>
+      <w:spacing w:before="160" w:after="80"/>
+      <w:outlineLvl w:val="2"/>
+    </w:pPr>
+    <w:rPr>
+      <w:rFonts w:asciiTheme="majorHAnsi" w:eastAsiaTheme="majorEastAsia" w:hAnsiTheme="majorHAnsi" w:cstheme="majorBidi"/>
+      <w:color w:val="000000"/>
+      <w:sz w:val="24"/>
+    </w:rPr>
+  </w:style>
+  <w:style w:type="paragraph" w:styleId="4">
+    <w:name w:val="heading 4"/>
+    <w:basedOn w:val="a"/>
+    <w:next w:val="a"/>
+    <w:uiPriority w:val="9"/>
+    <w:semiHidden/>
+    <w:unhideWhenUsed/>
+    <w:qFormat/>
+    <w:pPr>
+      <w:keepNext/>
+      <w:keepLines/>
+      <w:spacing w:before="80" w:after="40"/>
+      <w:outlineLvl w:val="3"/>
+    </w:pPr>
+    <w:rPr>
+      <w:rFonts w:asciiTheme="majorHAnsi" w:eastAsiaTheme="majorEastAsia" w:hAnsiTheme="majorHAnsi" w:cstheme="majorBidi"/>
+      <w:color w:val="000000"/>
+    </w:rPr>
+  </w:style>
+  <w:style w:type="paragraph" w:styleId="5">
+    <w:name w:val="heading 5"/>
+    <w:basedOn w:val="a"/>
+    <w:next w:val="a"/>
+    <w:uiPriority w:val="9"/>
+    <w:semiHidden/>
+    <w:unhideWhenUsed/>
+    <w:qFormat/>
+    <w:pPr>
+      <w:keepNext/>
+      <w:keepLines/>
+      <w:spacing w:before="80" w:after="40"/>
+      <w:ind w:leftChars="100" w:left="100"/>
+      <w:outlineLvl w:val="4"/>
+    </w:pPr>
+    <w:rPr>
+      <w:rFonts w:asciiTheme="majorHAnsi" w:eastAsiaTheme="majorEastAsia" w:hAnsiTheme="majorHAnsi" w:cstheme="majorBidi"/>
+      <w:color w:val="000000"/>
+    </w:rPr>
+  </w:style>
+  <w:style w:type="paragraph" w:styleId="6">
+    <w:name w:val="heading 6"/>
+    <w:basedOn w:val="a"/>
+    <w:next w:val="a"/>
+    <w:uiPriority w:val="9"/>
+    <w:semiHidden/>
+    <w:unhideWhenUsed/>
+    <w:qFormat/>
+    <w:pPr>
+      <w:keepNext/>
+      <w:keepLines/>
+      <w:spacing w:before="80" w:after="40"/>
+      <w:ind w:leftChars="200" w:left="200"/>
+      <w:outlineLvl w:val="5"/>
+    </w:pPr>
+    <w:rPr>
+      <w:rFonts w:asciiTheme="majorHAnsi" w:eastAsiaTheme="majorEastAsia" w:hAnsiTheme="majorHAnsi" w:cstheme="majorBidi"/>
+      <w:color w:val="000000"/>
+    </w:rPr>
+  </w:style>
+  <w:style w:type="paragraph" w:styleId="7">
+    <w:name w:val="heading 7"/>
+    <w:basedOn w:val="a"/>
+    <w:next w:val="a"/>
+    <w:semiHidden/>
+    <w:unhideWhenUsed/>
+    <w:qFormat/>
+    <w:pPr>
+      <w:keepNext/>
+      <w:keepLines/>
+      <w:spacing w:before="80" w:after="40"/>
+      <w:ind w:leftChars="300" w:left="300"/>
+      <w:outlineLvl w:val="6"/>
+    </w:pPr>
+    <w:rPr>
+      <w:rFonts w:asciiTheme="majorHAnsi" w:eastAsiaTheme="majorEastAsia" w:hAnsiTheme="majorHAnsi" w:cstheme="majorBidi"/>
+      <w:color w:val="000000"/>
+    </w:rPr>
+  </w:style>
+  <w:style w:type="paragraph" w:styleId="8">
+    <w:name w:val="heading 8"/>
+    <w:basedOn w:val="a"/>
+    <w:next w:val="a"/>
+    <w:semiHidden/>
+    <w:unhideWhenUsed/>
+    <w:qFormat/>
+    <w:pPr>
+      <w:keepNext/>
+      <w:keepLines/>
+      <w:spacing w:before="80" w:after="40"/>
+      <w:ind w:leftChars="400" w:left="400"/>
+      <w:outlineLvl w:val="7"/>
+    </w:pPr>
+    <w:rPr>
+      <w:rFonts w:asciiTheme="majorHAnsi" w:eastAsiaTheme="majorEastAsia" w:hAnsiTheme="majorHAnsi" w:cstheme="majorBidi"/>
+      <w:color w:val="000000"/>
+    </w:rPr>
+  </w:style>
+  <w:style w:type="paragraph" w:styleId="9">
+    <w:name w:val="heading 9"/>
+    <w:basedOn w:val="a"/>
+    <w:next w:val="a"/>
+    <w:semiHidden/>
+    <w:unhideWhenUsed/>
+    <w:qFormat/>
+    <w:pPr>
+      <w:keepNext/>
+      <w:keepLines/>
+      <w:spacing w:before="80" w:after="40"/>
+      <w:ind w:leftChars="500" w:left="500"/>
+      <w:outlineLvl w:val="8"/>
+    </w:pPr>
+    <w:rPr>
+      <w:rFonts w:asciiTheme="majorHAnsi" w:eastAsiaTheme="majorEastAsia" w:hAnsiTheme="majorHAnsi" w:cstheme="majorBidi"/>
+      <w:color w:val="000000"/>
+    </w:rPr>
+  </w:style>
+  <w:style w:type="character" w:default="1" w:styleId="a0">
     <w:name w:val="Default Paragraph Font"/>
+    <w:uiPriority w:val="1"/>
     <w:semiHidden/>
     <w:unhideWhenUsed/>
   </w:style>
-  <w:style w:type="table" w:default="1" w:styleId="a3">
+  <w:style w:type="table" w:default="1" w:styleId="a1">
     <w:name w:val="Normal Table"/>
+    <w:uiPriority w:val="99"/>
     <w:semiHidden/>
     <w:unhideWhenUsed/>
     <w:tblPr>
@@ -6919,15 +5922,15 @@
       </w:tblCellMar>
     </w:tblPr>
   </w:style>
-  <w:style w:type="numbering" w:default="1" w:styleId="a4">
+  <w:style w:type="numbering" w:default="1" w:styleId="a2">
     <w:name w:val="No List"/>
+    <w:uiPriority w:val="99"/>
     <w:semiHidden/>
     <w:unhideWhenUsed/>
   </w:style>
   <w:style w:type="character" w:customStyle="1" w:styleId="3Char">
     <w:name w:val="제목 3 Char"/>
-    <w:basedOn w:val="a2"/>
-    <w:link w:val="heading 3"/>
+    <w:basedOn w:val="a0"/>
     <w:semiHidden/>
     <w:rPr>
       <w:rFonts w:asciiTheme="majorHAnsi" w:eastAsiaTheme="majorEastAsia" w:hAnsiTheme="majorHAnsi" w:cstheme="majorBidi"/>
@@ -6935,213 +5938,68 @@
       <w:sz w:val="24"/>
     </w:rPr>
   </w:style>
-  <w:style w:type="paragraph" w:styleId="21">
-    <w:name w:val="heading 2"/>
-    <w:basedOn w:val="a1"/>
-    <w:next w:val="a1"/>
-    <w:link w:val="제목 2 Char"/>
+  <w:style w:type="paragraph" w:styleId="a3">
+    <w:name w:val="Subtitle"/>
+    <w:basedOn w:val="a"/>
+    <w:next w:val="a"/>
+    <w:uiPriority w:val="11"/>
     <w:qFormat/>
-    <w:semiHidden/>
-    <w:unhideWhenUsed/>
     <w:pPr>
-      <w:keepNext/>
-      <w:keepLines/>
-      <w:outlineLvl w:val="1"/>
-      <w:spacing w:after="80" w:before="160"/>
+      <w:jc w:val="center"/>
     </w:pPr>
     <w:rPr>
       <w:rFonts w:asciiTheme="majorHAnsi" w:eastAsiaTheme="majorEastAsia" w:hAnsiTheme="majorHAnsi" w:cstheme="majorBidi"/>
-      <w:color w:val="000000"/>
+      <w:color w:val="595959"/>
+      <w:spacing w:val="15"/>
       <w:sz w:val="28"/>
       <w:szCs w:val="28"/>
     </w:rPr>
   </w:style>
-  <w:style w:type="paragraph" w:styleId="1">
-    <w:name w:val="heading 1"/>
-    <w:basedOn w:val="a1"/>
-    <w:next w:val="a1"/>
-    <w:link w:val="제목 1 Char"/>
-    <w:qFormat/>
-    <w:pPr>
-      <w:keepNext/>
-      <w:keepLines/>
-      <w:outlineLvl w:val="0"/>
-      <w:spacing w:after="80" w:before="280"/>
-    </w:pPr>
-    <w:rPr>
-      <w:rFonts w:asciiTheme="majorHAnsi" w:eastAsiaTheme="majorEastAsia" w:hAnsiTheme="majorHAnsi" w:cstheme="majorBidi"/>
-      <w:color w:val="000000"/>
-      <w:sz w:val="32"/>
-      <w:szCs w:val="32"/>
-    </w:rPr>
-  </w:style>
-  <w:style w:type="paragraph" w:styleId="6">
-    <w:name w:val="heading 6"/>
-    <w:basedOn w:val="a1"/>
-    <w:next w:val="a1"/>
-    <w:link w:val="제목 6 Char"/>
-    <w:qFormat/>
-    <w:semiHidden/>
-    <w:unhideWhenUsed/>
-    <w:pPr>
-      <w:ind w:leftChars="200" w:left="200"/>
-      <w:keepNext/>
-      <w:keepLines/>
-      <w:outlineLvl w:val="5"/>
-      <w:spacing w:after="40" w:before="80"/>
-    </w:pPr>
-    <w:rPr>
-      <w:rFonts w:asciiTheme="majorHAnsi" w:eastAsiaTheme="majorEastAsia" w:hAnsiTheme="majorHAnsi" w:cstheme="majorBidi"/>
-      <w:color w:val="000000"/>
-    </w:rPr>
-  </w:style>
-  <w:style w:type="paragraph" w:styleId="7">
-    <w:name w:val="heading 7"/>
-    <w:basedOn w:val="a1"/>
-    <w:next w:val="a1"/>
-    <w:link w:val="제목 7 Char"/>
-    <w:qFormat/>
-    <w:semiHidden/>
-    <w:unhideWhenUsed/>
-    <w:pPr>
-      <w:ind w:leftChars="300" w:left="300"/>
-      <w:keepNext/>
-      <w:keepLines/>
-      <w:outlineLvl w:val="6"/>
-      <w:spacing w:after="40" w:before="80"/>
-    </w:pPr>
-    <w:rPr>
-      <w:rFonts w:asciiTheme="majorHAnsi" w:eastAsiaTheme="majorEastAsia" w:hAnsiTheme="majorHAnsi" w:cstheme="majorBidi"/>
-      <w:color w:val="000000"/>
-    </w:rPr>
-  </w:style>
-  <w:style w:type="paragraph" w:styleId="a7">
-    <w:name w:val="Subtitle"/>
-    <w:basedOn w:val="a1"/>
-    <w:next w:val="a1"/>
-    <w:link w:val="부제 Char"/>
-    <w:qFormat/>
-    <w:pPr>
-      <w:jc w:val="center"/>
-      <w:numPr>
-        <w:ilvl w:val="0"/>
-      </w:numPr>
-    </w:pPr>
-    <w:rPr>
-      <w:rFonts w:asciiTheme="majorHAnsi" w:eastAsiaTheme="majorEastAsia" w:hAnsiTheme="majorHAnsi" w:cstheme="majorBidi"/>
-      <w:color w:val="595959"/>
-      <w:sz w:val="28"/>
-      <w:szCs w:val="28"/>
-      <w:spacing w:val="15"/>
-    </w:rPr>
-  </w:style>
-  <w:style w:type="paragraph" w:styleId="51">
-    <w:name w:val="heading 5"/>
-    <w:basedOn w:val="a1"/>
-    <w:next w:val="a1"/>
-    <w:link w:val="제목 5 Char"/>
-    <w:qFormat/>
-    <w:semiHidden/>
-    <w:unhideWhenUsed/>
-    <w:pPr>
-      <w:ind w:leftChars="100" w:left="100"/>
-      <w:keepNext/>
-      <w:keepLines/>
-      <w:outlineLvl w:val="4"/>
-      <w:spacing w:after="40" w:before="80"/>
-    </w:pPr>
-    <w:rPr>
-      <w:rFonts w:asciiTheme="majorHAnsi" w:eastAsiaTheme="majorEastAsia" w:hAnsiTheme="majorHAnsi" w:cstheme="majorBidi"/>
-      <w:color w:val="000000"/>
-    </w:rPr>
-  </w:style>
-  <w:style w:type="paragraph" w:styleId="8">
-    <w:name w:val="heading 8"/>
-    <w:basedOn w:val="a1"/>
-    <w:next w:val="a1"/>
-    <w:link w:val="제목 8 Char"/>
-    <w:qFormat/>
-    <w:semiHidden/>
-    <w:unhideWhenUsed/>
-    <w:pPr>
-      <w:ind w:leftChars="400" w:left="400"/>
-      <w:keepNext/>
-      <w:keepLines/>
-      <w:outlineLvl w:val="7"/>
-      <w:spacing w:after="40" w:before="80"/>
-    </w:pPr>
-    <w:rPr>
-      <w:rFonts w:asciiTheme="majorHAnsi" w:eastAsiaTheme="majorEastAsia" w:hAnsiTheme="majorHAnsi" w:cstheme="majorBidi"/>
-      <w:color w:val="000000"/>
-    </w:rPr>
-  </w:style>
   <w:style w:type="character" w:customStyle="1" w:styleId="9Char">
     <w:name w:val="제목 9 Char"/>
-    <w:basedOn w:val="a2"/>
-    <w:link w:val="heading 9"/>
+    <w:basedOn w:val="a0"/>
     <w:semiHidden/>
     <w:rPr>
       <w:rFonts w:asciiTheme="majorHAnsi" w:eastAsiaTheme="majorEastAsia" w:hAnsiTheme="majorHAnsi" w:cstheme="majorBidi"/>
       <w:color w:val="000000"/>
     </w:rPr>
   </w:style>
-  <w:style w:type="paragraph" w:styleId="a6">
+  <w:style w:type="paragraph" w:styleId="a4">
     <w:name w:val="Title"/>
-    <w:basedOn w:val="a1"/>
-    <w:next w:val="a1"/>
-    <w:link w:val="제목 Char"/>
+    <w:basedOn w:val="a"/>
+    <w:next w:val="a"/>
+    <w:uiPriority w:val="10"/>
     <w:qFormat/>
     <w:pPr>
+      <w:spacing w:after="80"/>
       <w:contextualSpacing/>
       <w:jc w:val="center"/>
-      <w:spacing w:after="80"/>
     </w:pPr>
     <w:rPr>
       <w:rFonts w:asciiTheme="majorHAnsi" w:eastAsiaTheme="majorEastAsia" w:hAnsiTheme="majorHAnsi" w:cstheme="majorBidi"/>
+      <w:spacing w:val="-10"/>
+      <w:kern w:val="28"/>
       <w:sz w:val="56"/>
       <w:szCs w:val="56"/>
-      <w:kern w:val="28"/>
-      <w:spacing w:val="-10"/>
     </w:rPr>
   </w:style>
-  <w:style w:type="paragraph" w:styleId="41">
-    <w:name w:val="heading 4"/>
-    <w:basedOn w:val="a1"/>
-    <w:next w:val="a1"/>
-    <w:link w:val="제목 4 Char"/>
-    <w:qFormat/>
-    <w:semiHidden/>
-    <w:unhideWhenUsed/>
-    <w:pPr>
-      <w:keepNext/>
-      <w:keepLines/>
-      <w:outlineLvl w:val="3"/>
-      <w:spacing w:after="40" w:before="80"/>
-    </w:pPr>
-    <w:rPr>
-      <w:rFonts w:asciiTheme="majorHAnsi" w:eastAsiaTheme="majorEastAsia" w:hAnsiTheme="majorHAnsi" w:cstheme="majorBidi"/>
-      <w:color w:val="000000"/>
-    </w:rPr>
-  </w:style>
-  <w:style w:type="character" w:customStyle="1" w:styleId="Char2">
+  <w:style w:type="character" w:customStyle="1" w:styleId="Char">
     <w:name w:val="강한 인용 Char"/>
-    <w:basedOn w:val="a2"/>
-    <w:link w:val="Intense Quote"/>
+    <w:basedOn w:val="a0"/>
     <w:rPr>
       <w:i/>
       <w:iCs/>
       <w:color w:val="2F5496"/>
     </w:rPr>
   </w:style>
-  <w:style w:type="paragraph" w:styleId="ac">
+  <w:style w:type="paragraph" w:styleId="a5">
     <w:name w:val="Quote"/>
-    <w:basedOn w:val="a1"/>
-    <w:next w:val="a1"/>
-    <w:link w:val="인용 Char"/>
+    <w:basedOn w:val="a"/>
+    <w:next w:val="a"/>
     <w:qFormat/>
     <w:pPr>
+      <w:spacing w:before="160"/>
       <w:jc w:val="center"/>
-      <w:spacing w:before="160"/>
     </w:pPr>
     <w:rPr>
       <w:i/>
@@ -7149,30 +6007,9 @@
       <w:color w:val="3F3F3F"/>
     </w:rPr>
   </w:style>
-  <w:style w:type="paragraph" w:styleId="31">
-    <w:name w:val="heading 3"/>
-    <w:basedOn w:val="a1"/>
-    <w:next w:val="a1"/>
-    <w:link w:val="제목 3 Char"/>
-    <w:qFormat/>
-    <w:semiHidden/>
-    <w:unhideWhenUsed/>
-    <w:pPr>
-      <w:keepNext/>
-      <w:keepLines/>
-      <w:outlineLvl w:val="2"/>
-      <w:spacing w:after="80" w:before="160"/>
-    </w:pPr>
-    <w:rPr>
-      <w:rFonts w:asciiTheme="majorHAnsi" w:eastAsiaTheme="majorEastAsia" w:hAnsiTheme="majorHAnsi" w:cstheme="majorBidi"/>
-      <w:color w:val="000000"/>
-      <w:sz w:val="24"/>
-    </w:rPr>
-  </w:style>
   <w:style w:type="character" w:customStyle="1" w:styleId="2Char">
     <w:name w:val="제목 2 Char"/>
-    <w:basedOn w:val="a2"/>
-    <w:link w:val="heading 2"/>
+    <w:basedOn w:val="a0"/>
     <w:semiHidden/>
     <w:rPr>
       <w:rFonts w:asciiTheme="majorHAnsi" w:eastAsiaTheme="majorEastAsia" w:hAnsiTheme="majorHAnsi" w:cstheme="majorBidi"/>
@@ -7181,15 +6018,9 @@
       <w:szCs w:val="28"/>
     </w:rPr>
   </w:style>
-  <w:style w:type="character" w:styleId="a2">
-    <w:name w:val="Default Paragraph Font"/>
-    <w:semiHidden/>
-    <w:unhideWhenUsed/>
-  </w:style>
   <w:style w:type="character" w:customStyle="1" w:styleId="1Char">
     <w:name w:val="제목 1 Char"/>
-    <w:basedOn w:val="a2"/>
-    <w:link w:val="heading 1"/>
+    <w:basedOn w:val="a0"/>
     <w:rPr>
       <w:rFonts w:asciiTheme="majorHAnsi" w:eastAsiaTheme="majorEastAsia" w:hAnsiTheme="majorHAnsi" w:cstheme="majorBidi"/>
       <w:color w:val="000000"/>
@@ -7197,20 +6028,9 @@
       <w:szCs w:val="32"/>
     </w:rPr>
   </w:style>
-  <w:style w:type="paragraph" w:styleId="a1">
-    <w:name w:val="Normal"/>
-    <w:qFormat/>
-    <w:pPr>
-      <w:autoSpaceDE w:val="off"/>
-      <w:autoSpaceDN w:val="off"/>
-      <w:widowControl w:val="off"/>
-      <w:wordWrap w:val="off"/>
-    </w:pPr>
-  </w:style>
   <w:style w:type="character" w:customStyle="1" w:styleId="6Char">
     <w:name w:val="제목 6 Char"/>
-    <w:basedOn w:val="a2"/>
-    <w:link w:val="heading 6"/>
+    <w:basedOn w:val="a0"/>
     <w:semiHidden/>
     <w:rPr>
       <w:rFonts w:asciiTheme="majorHAnsi" w:eastAsiaTheme="majorEastAsia" w:hAnsiTheme="majorHAnsi" w:cstheme="majorBidi"/>
@@ -7219,35 +6039,27 @@
   </w:style>
   <w:style w:type="character" w:customStyle="1" w:styleId="7Char">
     <w:name w:val="제목 7 Char"/>
-    <w:basedOn w:val="a2"/>
-    <w:link w:val="heading 7"/>
+    <w:basedOn w:val="a0"/>
     <w:semiHidden/>
     <w:rPr>
       <w:rFonts w:asciiTheme="majorHAnsi" w:eastAsiaTheme="majorEastAsia" w:hAnsiTheme="majorHAnsi" w:cstheme="majorBidi"/>
       <w:color w:val="000000"/>
     </w:rPr>
   </w:style>
-  <w:style w:type="numbering" w:styleId="a4">
-    <w:name w:val="No List"/>
-    <w:semiHidden/>
-    <w:unhideWhenUsed/>
-  </w:style>
   <w:style w:type="character" w:customStyle="1" w:styleId="Char0">
     <w:name w:val="부제 Char"/>
-    <w:basedOn w:val="a2"/>
-    <w:link w:val="Subtitle"/>
+    <w:basedOn w:val="a0"/>
     <w:rPr>
       <w:rFonts w:asciiTheme="majorHAnsi" w:eastAsiaTheme="majorEastAsia" w:hAnsiTheme="majorHAnsi" w:cstheme="majorBidi"/>
       <w:color w:val="595959"/>
+      <w:spacing w:val="15"/>
       <w:sz w:val="28"/>
       <w:szCs w:val="28"/>
-      <w:spacing w:val="15"/>
     </w:rPr>
   </w:style>
   <w:style w:type="character" w:customStyle="1" w:styleId="5Char">
     <w:name w:val="제목 5 Char"/>
-    <w:basedOn w:val="a2"/>
-    <w:link w:val="heading 5"/>
+    <w:basedOn w:val="a0"/>
     <w:semiHidden/>
     <w:rPr>
       <w:rFonts w:asciiTheme="majorHAnsi" w:eastAsiaTheme="majorEastAsia" w:hAnsiTheme="majorHAnsi" w:cstheme="majorBidi"/>
@@ -7256,84 +6068,46 @@
   </w:style>
   <w:style w:type="character" w:customStyle="1" w:styleId="8Char">
     <w:name w:val="제목 8 Char"/>
-    <w:basedOn w:val="a2"/>
-    <w:link w:val="heading 8"/>
+    <w:basedOn w:val="a0"/>
     <w:semiHidden/>
     <w:rPr>
       <w:rFonts w:asciiTheme="majorHAnsi" w:eastAsiaTheme="majorEastAsia" w:hAnsiTheme="majorHAnsi" w:cstheme="majorBidi"/>
       <w:color w:val="000000"/>
     </w:rPr>
   </w:style>
-  <w:style w:type="table" w:styleId="a3">
-    <w:name w:val="Normal Table"/>
-    <w:semiHidden/>
-    <w:unhideWhenUsed/>
-    <w:tblPr>
-      <w:tblInd w:w="0" w:type="dxa"/>
-      <w:tblCellMar>
-        <w:top w:w="0" w:type="dxa"/>
-        <w:left w:w="108" w:type="dxa"/>
-        <w:bottom w:w="0" w:type="dxa"/>
-        <w:right w:w="108" w:type="dxa"/>
-      </w:tblCellMar>
-    </w:tblPr>
-  </w:style>
-  <w:style w:type="paragraph" w:styleId="9">
-    <w:name w:val="heading 9"/>
-    <w:basedOn w:val="a1"/>
-    <w:next w:val="a1"/>
-    <w:link w:val="제목 9 Char"/>
-    <w:qFormat/>
-    <w:semiHidden/>
-    <w:unhideWhenUsed/>
-    <w:pPr>
-      <w:ind w:leftChars="500" w:left="500"/>
-      <w:keepNext/>
-      <w:keepLines/>
-      <w:outlineLvl w:val="8"/>
-      <w:spacing w:after="40" w:before="80"/>
-    </w:pPr>
+  <w:style w:type="character" w:customStyle="1" w:styleId="Char1">
+    <w:name w:val="제목 Char"/>
+    <w:basedOn w:val="a0"/>
     <w:rPr>
       <w:rFonts w:asciiTheme="majorHAnsi" w:eastAsiaTheme="majorEastAsia" w:hAnsiTheme="majorHAnsi" w:cstheme="majorBidi"/>
-      <w:color w:val="000000"/>
-    </w:rPr>
-  </w:style>
-  <w:style w:type="character" w:customStyle="1" w:styleId="Char">
-    <w:name w:val="제목 Char"/>
-    <w:basedOn w:val="a2"/>
-    <w:link w:val="Title"/>
-    <w:rPr>
-      <w:rFonts w:asciiTheme="majorHAnsi" w:eastAsiaTheme="majorEastAsia" w:hAnsiTheme="majorHAnsi" w:cstheme="majorBidi"/>
+      <w:spacing w:val="-10"/>
+      <w:kern w:val="28"/>
       <w:sz w:val="56"/>
       <w:szCs w:val="56"/>
-      <w:kern w:val="28"/>
-      <w:spacing w:val="-10"/>
     </w:rPr>
   </w:style>
   <w:style w:type="character" w:customStyle="1" w:styleId="4Char">
     <w:name w:val="제목 4 Char"/>
-    <w:basedOn w:val="a2"/>
-    <w:link w:val="heading 4"/>
+    <w:basedOn w:val="a0"/>
     <w:semiHidden/>
     <w:rPr>
       <w:rFonts w:asciiTheme="majorHAnsi" w:eastAsiaTheme="majorEastAsia" w:hAnsiTheme="majorHAnsi" w:cstheme="majorBidi"/>
       <w:color w:val="000000"/>
     </w:rPr>
   </w:style>
-  <w:style w:type="paragraph" w:styleId="ad">
+  <w:style w:type="paragraph" w:styleId="a6">
     <w:name w:val="Intense Quote"/>
-    <w:basedOn w:val="a1"/>
-    <w:next w:val="a1"/>
-    <w:link w:val="강한 인용 Char"/>
+    <w:basedOn w:val="a"/>
+    <w:next w:val="a"/>
     <w:qFormat/>
     <w:pPr>
+      <w:pBdr>
+        <w:top w:val="single" w:sz="4" w:space="10" w:color="2F5496" w:themeColor="accent1" w:themeShade="BF"/>
+        <w:bottom w:val="single" w:sz="4" w:space="10" w:color="2F5496" w:themeColor="accent1" w:themeShade="BF"/>
+      </w:pBdr>
+      <w:spacing w:before="360" w:after="360"/>
       <w:ind w:left="864" w:right="864"/>
       <w:jc w:val="center"/>
-      <w:pBdr>
-        <w:top w:val="single" w:sz="4" w:space="10" w:color="2F5496" w:themeColor="accent1" w:themeShade="bf"/>
-        <w:bottom w:val="single" w:sz="4" w:space="10" w:color="2F5496" w:themeColor="accent1" w:themeShade="bf"/>
-      </w:pBdr>
-      <w:spacing w:after="360" w:before="360"/>
     </w:pPr>
     <w:rPr>
       <w:i/>
@@ -7341,9 +6115,9 @@
       <w:color w:val="2F5496"/>
     </w:rPr>
   </w:style>
-  <w:style w:type="character" w:styleId="af">
+  <w:style w:type="character" w:styleId="a7">
     <w:name w:val="Intense Reference"/>
-    <w:basedOn w:val="a2"/>
+    <w:basedOn w:val="a0"/>
     <w:qFormat/>
     <w:rPr>
       <w:b/>
@@ -7353,9 +6127,9 @@
       <w:spacing w:val="5"/>
     </w:rPr>
   </w:style>
-  <w:style w:type="character" w:styleId="aa">
+  <w:style w:type="character" w:styleId="a8">
     <w:name w:val="Intense Emphasis"/>
-    <w:basedOn w:val="a2"/>
+    <w:basedOn w:val="a0"/>
     <w:qFormat/>
     <w:rPr>
       <w:i/>
@@ -7363,37 +6137,36 @@
       <w:color w:val="2F5496"/>
     </w:rPr>
   </w:style>
-  <w:style w:type="character" w:customStyle="1" w:styleId="Char1">
+  <w:style w:type="character" w:customStyle="1" w:styleId="Char2">
     <w:name w:val="인용 Char"/>
-    <w:basedOn w:val="a2"/>
-    <w:link w:val="Quote"/>
+    <w:basedOn w:val="a0"/>
     <w:rPr>
       <w:i/>
       <w:iCs/>
       <w:color w:val="3F3F3F"/>
     </w:rPr>
   </w:style>
-  <w:style w:type="paragraph" w:styleId="af1">
+  <w:style w:type="paragraph" w:styleId="a9">
     <w:name w:val="List Paragraph"/>
-    <w:basedOn w:val="a1"/>
+    <w:basedOn w:val="a"/>
     <w:qFormat/>
     <w:pPr>
       <w:ind w:left="720"/>
       <w:contextualSpacing/>
     </w:pPr>
   </w:style>
-  <w:style w:type="character" w:styleId="afffa">
+  <w:style w:type="character" w:styleId="aa">
     <w:name w:val="Hyperlink"/>
-    <w:basedOn w:val="a2"/>
+    <w:basedOn w:val="a0"/>
     <w:unhideWhenUsed/>
     <w:rPr>
       <w:color w:val="0563C1"/>
-      <w:u w:val="single" w:color="auto"/>
+      <w:u w:val="single"/>
     </w:rPr>
   </w:style>
-  <w:style w:type="table" w:styleId="afffb">
+  <w:style w:type="table" w:styleId="ab">
     <w:name w:val="Table Grid"/>
-    <w:basedOn w:val="a3"/>
+    <w:basedOn w:val="a1"/>
     <w:pPr>
       <w:spacing w:after="0"/>
     </w:pPr>
@@ -7408,34 +6181,34 @@
       </w:tblBorders>
     </w:tblPr>
   </w:style>
-  <w:style w:type="table" w:styleId="38">
+  <w:style w:type="table" w:styleId="30">
     <w:name w:val="Plain Table 3"/>
-    <w:basedOn w:val="a3"/>
+    <w:basedOn w:val="a1"/>
     <w:pPr>
       <w:spacing w:after="0"/>
     </w:pPr>
     <w:tblPr>
+      <w:tblStyleRowBandSize w:val="1"/>
       <w:tblStyleColBandSize w:val="1"/>
-      <w:tblStyleRowBandSize w:val="1"/>
     </w:tblPr>
     <w:tblStylePr w:type="firstRow">
       <w:rPr>
-        <w:caps/>
         <w:b/>
         <w:bCs/>
+        <w:caps/>
       </w:rPr>
       <w:tblPr/>
       <w:tcPr>
         <w:tcBorders>
-          <w:bottom w:val="single" w:sz="4" w:space="0" w:color="7E7E7E" w:themeColor="dk1" w:themeTint="80"/>
+          <w:bottom w:val="single" w:sz="4" w:space="0" w:color="7E7E7E"/>
         </w:tcBorders>
       </w:tcPr>
     </w:tblStylePr>
     <w:tblStylePr w:type="lastRow">
       <w:rPr>
-        <w:caps/>
         <w:b/>
         <w:bCs/>
+        <w:caps/>
       </w:rPr>
       <w:tblPr/>
       <w:tcPr>
@@ -7446,22 +6219,22 @@
     </w:tblStylePr>
     <w:tblStylePr w:type="firstCol">
       <w:rPr>
-        <w:caps/>
         <w:b/>
         <w:bCs/>
+        <w:caps/>
       </w:rPr>
       <w:tblPr/>
       <w:tcPr>
         <w:tcBorders>
-          <w:right w:val="single" w:sz="4" w:space="0" w:color="7E7E7E" w:themeColor="dk1" w:themeTint="80"/>
+          <w:right w:val="single" w:sz="4" w:space="0" w:color="7E7E7E"/>
         </w:tcBorders>
       </w:tcPr>
     </w:tblStylePr>
     <w:tblStylePr w:type="lastCol">
       <w:rPr>
-        <w:caps/>
         <w:b/>
         <w:bCs/>
+        <w:caps/>
       </w:rPr>
       <w:tblPr/>
       <w:tcPr>
@@ -7473,13 +6246,13 @@
     <w:tblStylePr w:type="band1Vert">
       <w:tblPr/>
       <w:tcPr>
-        <w:shd w:val="clear" w:color="auto" w:fill="F2F2F2" w:themeFill="lt1" w:themeFillShade="f2"/>
+        <w:shd w:val="clear" w:color="auto" w:fill="F2F2F2"/>
       </w:tcPr>
     </w:tblStylePr>
     <w:tblStylePr w:type="band1Horz">
       <w:tblPr/>
       <w:tcPr>
-        <w:shd w:val="clear" w:color="auto" w:fill="F2F2F2" w:themeFill="lt1" w:themeFillShade="f2"/>
+        <w:shd w:val="clear" w:color="auto" w:fill="F2F2F2"/>
       </w:tcPr>
     </w:tblStylePr>
     <w:tblStylePr w:type="neCell">
@@ -7499,36 +6272,36 @@
       </w:tcPr>
     </w:tblStylePr>
   </w:style>
-  <w:style w:type="table" w:styleId="afffc">
+  <w:style w:type="table" w:styleId="ac">
     <w:name w:val="Grid Table Light"/>
-    <w:basedOn w:val="a3"/>
+    <w:basedOn w:val="a1"/>
     <w:pPr>
       <w:spacing w:after="0"/>
     </w:pPr>
     <w:tblPr>
       <w:tblBorders>
-        <w:top w:val="single" w:sz="4" w:space="0" w:color="BFBFBF" w:themeColor="lt1" w:themeShade="bf"/>
-        <w:left w:val="single" w:sz="4" w:space="0" w:color="BFBFBF" w:themeColor="lt1" w:themeShade="bf"/>
-        <w:bottom w:val="single" w:sz="4" w:space="0" w:color="BFBFBF" w:themeColor="lt1" w:themeShade="bf"/>
-        <w:right w:val="single" w:sz="4" w:space="0" w:color="BFBFBF" w:themeColor="lt1" w:themeShade="bf"/>
-        <w:insideH w:val="single" w:sz="4" w:space="0" w:color="BFBFBF" w:themeColor="lt1" w:themeShade="bf"/>
-        <w:insideV w:val="single" w:sz="4" w:space="0" w:color="BFBFBF" w:themeColor="lt1" w:themeShade="bf"/>
+        <w:top w:val="single" w:sz="4" w:space="0" w:color="BFBFBF"/>
+        <w:left w:val="single" w:sz="4" w:space="0" w:color="BFBFBF"/>
+        <w:bottom w:val="single" w:sz="4" w:space="0" w:color="BFBFBF"/>
+        <w:right w:val="single" w:sz="4" w:space="0" w:color="BFBFBF"/>
+        <w:insideH w:val="single" w:sz="4" w:space="0" w:color="BFBFBF"/>
+        <w:insideV w:val="single" w:sz="4" w:space="0" w:color="BFBFBF"/>
       </w:tblBorders>
     </w:tblPr>
   </w:style>
-  <w:style w:type="table" w:styleId="29">
+  <w:style w:type="table" w:styleId="20">
     <w:name w:val="Plain Table 2"/>
-    <w:basedOn w:val="a3"/>
+    <w:basedOn w:val="a1"/>
     <w:pPr>
       <w:spacing w:after="0"/>
     </w:pPr>
     <w:tblPr>
+      <w:tblStyleRowBandSize w:val="1"/>
+      <w:tblStyleColBandSize w:val="1"/>
       <w:tblBorders>
-        <w:top w:val="single" w:sz="4" w:space="0" w:color="7E7E7E" w:themeColor="dk1" w:themeTint="80"/>
-        <w:bottom w:val="single" w:sz="4" w:space="0" w:color="7E7E7E" w:themeColor="dk1" w:themeTint="80"/>
+        <w:top w:val="single" w:sz="4" w:space="0" w:color="7E7E7E"/>
+        <w:bottom w:val="single" w:sz="4" w:space="0" w:color="7E7E7E"/>
       </w:tblBorders>
-      <w:tblStyleColBandSize w:val="1"/>
-      <w:tblStyleRowBandSize w:val="1"/>
     </w:tblPr>
     <w:tblStylePr w:type="firstRow">
       <w:rPr>
@@ -7538,7 +6311,7 @@
       <w:tblPr/>
       <w:tcPr>
         <w:tcBorders>
-          <w:bottom w:val="single" w:sz="4" w:space="0" w:color="7E7E7E" w:themeColor="dk1" w:themeTint="80"/>
+          <w:bottom w:val="single" w:sz="4" w:space="0" w:color="7E7E7E"/>
         </w:tcBorders>
       </w:tcPr>
     </w:tblStylePr>
@@ -7550,7 +6323,7 @@
       <w:tblPr/>
       <w:tcPr>
         <w:tcBorders>
-          <w:top w:val="single" w:sz="4" w:space="0" w:color="7E7E7E" w:themeColor="dk1" w:themeTint="80"/>
+          <w:top w:val="single" w:sz="4" w:space="0" w:color="7E7E7E"/>
         </w:tcBorders>
       </w:tcPr>
     </w:tblStylePr>
@@ -7570,8 +6343,8 @@
       <w:tblPr/>
       <w:tcPr>
         <w:tcBorders>
-          <w:left w:val="single" w:sz="4" w:space="0" w:color="7E7E7E" w:themeColor="dk1" w:themeTint="80"/>
-          <w:right w:val="single" w:sz="4" w:space="0" w:color="7E7E7E" w:themeColor="dk1" w:themeTint="80"/>
+          <w:left w:val="single" w:sz="4" w:space="0" w:color="7E7E7E"/>
+          <w:right w:val="single" w:sz="4" w:space="0" w:color="7E7E7E"/>
         </w:tcBorders>
       </w:tcPr>
     </w:tblStylePr>
@@ -7579,8 +6352,8 @@
       <w:tblPr/>
       <w:tcPr>
         <w:tcBorders>
-          <w:left w:val="single" w:sz="4" w:space="0" w:color="7E7E7E" w:themeColor="dk1" w:themeTint="80"/>
-          <w:right w:val="single" w:sz="4" w:space="0" w:color="7E7E7E" w:themeColor="dk1" w:themeTint="80"/>
+          <w:left w:val="single" w:sz="4" w:space="0" w:color="7E7E7E"/>
+          <w:right w:val="single" w:sz="4" w:space="0" w:color="7E7E7E"/>
         </w:tcBorders>
       </w:tcPr>
     </w:tblStylePr>
@@ -7588,27 +6361,27 @@
       <w:tblPr/>
       <w:tcPr>
         <w:tcBorders>
-          <w:top w:val="single" w:sz="4" w:space="0" w:color="7E7E7E" w:themeColor="dk1" w:themeTint="80"/>
-          <w:bottom w:val="single" w:sz="4" w:space="0" w:color="7E7E7E" w:themeColor="dk1" w:themeTint="80"/>
+          <w:top w:val="single" w:sz="4" w:space="0" w:color="7E7E7E"/>
+          <w:bottom w:val="single" w:sz="4" w:space="0" w:color="7E7E7E"/>
         </w:tcBorders>
       </w:tcPr>
     </w:tblStylePr>
   </w:style>
-  <w:style w:type="table" w:styleId="2a">
+  <w:style w:type="table" w:styleId="21">
     <w:name w:val="Grid Table 2"/>
-    <w:basedOn w:val="a3"/>
+    <w:basedOn w:val="a1"/>
     <w:pPr>
       <w:spacing w:after="0"/>
     </w:pPr>
     <w:tblPr>
+      <w:tblStyleRowBandSize w:val="1"/>
+      <w:tblStyleColBandSize w:val="1"/>
       <w:tblBorders>
-        <w:top w:val="single" w:sz="2" w:space="0" w:color="656565" w:themeColor="dk1" w:themeTint="99"/>
-        <w:bottom w:val="single" w:sz="2" w:space="0" w:color="656565" w:themeColor="dk1" w:themeTint="99"/>
-        <w:insideH w:val="single" w:sz="2" w:space="0" w:color="656565" w:themeColor="dk1" w:themeTint="99"/>
-        <w:insideV w:val="single" w:sz="2" w:space="0" w:color="656565" w:themeColor="dk1" w:themeTint="99"/>
+        <w:top w:val="single" w:sz="2" w:space="0" w:color="656565"/>
+        <w:bottom w:val="single" w:sz="2" w:space="0" w:color="656565"/>
+        <w:insideH w:val="single" w:sz="2" w:space="0" w:color="656565"/>
+        <w:insideV w:val="single" w:sz="2" w:space="0" w:color="656565"/>
       </w:tblBorders>
-      <w:tblStyleColBandSize w:val="1"/>
-      <w:tblStyleRowBandSize w:val="1"/>
     </w:tblPr>
     <w:tblStylePr w:type="firstRow">
       <w:rPr>
@@ -7619,11 +6392,11 @@
       <w:tcPr>
         <w:tcBorders>
           <w:top w:val="nil"/>
-          <w:bottom w:val="single" w:sz="12" w:space="0" w:color="656565" w:themeColor="dk1" w:themeTint="99"/>
+          <w:bottom w:val="single" w:sz="12" w:space="0" w:color="656565"/>
           <w:insideH w:val="nil"/>
           <w:insideV w:val="nil"/>
         </w:tcBorders>
-        <w:shd w:val="clear" w:color="auto" w:fill="FFFFFF" w:themeFill="lt1"/>
+        <w:shd w:val="clear" w:color="auto" w:fill="FFFFFF"/>
       </w:tcPr>
     </w:tblStylePr>
     <w:tblStylePr w:type="lastRow">
@@ -7634,12 +6407,12 @@
       <w:tblPr/>
       <w:tcPr>
         <w:tcBorders>
-          <w:top w:val="double" w:sz="2" w:space="0" w:color="656565" w:themeColor="dk1" w:themeTint="99"/>
+          <w:top w:val="double" w:sz="2" w:space="0" w:color="656565"/>
           <w:bottom w:val="nil"/>
           <w:insideH w:val="nil"/>
           <w:insideV w:val="nil"/>
         </w:tcBorders>
-        <w:shd w:val="clear" w:color="auto" w:fill="FFFFFF" w:themeFill="lt1"/>
+        <w:shd w:val="clear" w:color="auto" w:fill="FFFFFF"/>
       </w:tcPr>
     </w:tblStylePr>
     <w:tblStylePr w:type="firstCol">
@@ -7657,19 +6430,19 @@
     <w:tblStylePr w:type="band1Vert">
       <w:tblPr/>
       <w:tcPr>
-        <w:shd w:val="clear" w:color="auto" w:fill="CBCBCB" w:themeFill="dk1" w:themeFillTint="33"/>
+        <w:shd w:val="clear" w:color="auto" w:fill="CBCBCB"/>
       </w:tcPr>
     </w:tblStylePr>
     <w:tblStylePr w:type="band1Horz">
       <w:tblPr/>
       <w:tcPr>
-        <w:shd w:val="clear" w:color="auto" w:fill="CBCBCB" w:themeFill="dk1" w:themeFillTint="33"/>
+        <w:shd w:val="clear" w:color="auto" w:fill="CBCBCB"/>
       </w:tcPr>
     </w:tblStylePr>
   </w:style>
-  <w:style w:type="character" w:styleId="ac">
+  <w:style w:type="character" w:styleId="ad">
     <w:name w:val="Unresolved Mention"/>
-    <w:basedOn w:val="a2"/>
+    <w:basedOn w:val="a0"/>
     <w:semiHidden/>
     <w:unhideWhenUsed/>
     <w:rPr>
@@ -7685,10 +6458,10 @@
   <a:themeElements>
     <a:clrScheme name="Office">
       <a:dk1>
-        <a:sysClr lastClr="000000" val="windowText"/>
+        <a:sysClr val="windowText" lastClr="000000"/>
       </a:dk1>
       <a:lt1>
-        <a:sysClr lastClr="FFFFFF" val="window"/>
+        <a:sysClr val="window" lastClr="FFFFFF"/>
       </a:lt1>
       <a:dk2>
         <a:srgbClr val="44546A"/>
